--- a/Les-2/C practicum les 2.docx
+++ b/Les-2/C practicum les 2.docx
@@ -4,7 +4,7 @@
   <w:body>
     <w:p>
       <w:pPr>
-        <w:pStyle w:val="669"/>
+        <w:pStyle w:val="842"/>
         <w:pBdr/>
         <w:spacing/>
         <w:ind/>
@@ -131,7 +131,7 @@
                         </pic:cNvPicPr>
                         <pic:nvPr/>
                       </pic:nvPicPr>
-                      <pic:blipFill rotWithShape="1">
+                      <pic:blipFill>
                         <a:blip r:embed="rId9"/>
                         <a:stretch/>
                       </pic:blipFill>
@@ -180,7 +180,6 @@
         </mc:AlternateContent>
       </w:r>
       <w:r/>
-      <w:r/>
     </w:p>
     <w:p>
       <w:pPr>
@@ -191,7 +190,6 @@
           <w:highlight w:val="none"/>
         </w:rPr>
       </w:pPr>
-      <w:r/>
       <w:r>
         <mc:AlternateContent>
           <mc:Choice Requires="wpg">
@@ -213,7 +211,7 @@
                         </pic:cNvPicPr>
                         <pic:nvPr/>
                       </pic:nvPicPr>
-                      <pic:blipFill rotWithShape="1">
+                      <pic:blipFill>
                         <a:blip r:embed="rId10"/>
                         <a:stretch/>
                       </pic:blipFill>
@@ -264,12 +262,16 @@
       <w:r>
         <w:br/>
       </w:r>
-      <w:r/>
+      <w:r>
+        <w:rPr>
+          <w:highlight w:val="none"/>
+        </w:rPr>
+      </w:r>
     </w:p>
     <w:p>
       <w:pPr>
         <w:pBdr/>
-        <w:shd w:val="nil"/>
+        <w:shd w:val="nil" w:color="auto"/>
         <w:spacing/>
         <w:ind/>
         <w:rPr/>
@@ -277,7 +279,6 @@
       <w:r>
         <w:br w:type="page" w:clear="all"/>
       </w:r>
-      <w:r/>
       <w:r/>
     </w:p>
     <w:p>
@@ -297,11 +298,7 @@
           <w:highlight w:val="none"/>
         </w:rPr>
       </w:r>
-      <w:r>
-        <w:rPr>
-          <w:highlight w:val="none"/>
-        </w:rPr>
-      </w:r>
+      <w:r/>
     </w:p>
     <w:p>
       <w:pPr>
@@ -346,6 +343,79 @@
         <w:ind/>
         <w:rPr/>
       </w:pPr>
+      <w:r>
+        <w:br/>
+      </w:r>
+      <w:r>
+        <mc:AlternateContent>
+          <mc:Choice Requires="wpg">
+            <w:drawing>
+              <wp:inline xmlns:wp="http://schemas.openxmlformats.org/drawingml/2006/wordprocessingDrawing" distT="0" distB="0" distL="0" distR="0">
+                <wp:extent cx="5731510" cy="4839549"/>
+                <wp:effectExtent l="0" t="0" r="0" b="0"/>
+                <wp:docPr id="3" name=""/>
+                <wp:cNvGraphicFramePr>
+                  <a:graphicFrameLocks xmlns:a="http://schemas.openxmlformats.org/drawingml/2006/main" noChangeAspect="1"/>
+                </wp:cNvGraphicFramePr>
+                <a:graphic xmlns:a="http://schemas.openxmlformats.org/drawingml/2006/main">
+                  <a:graphicData uri="http://schemas.openxmlformats.org/drawingml/2006/picture">
+                    <pic:pic xmlns:pic="http://schemas.openxmlformats.org/drawingml/2006/picture">
+                      <pic:nvPicPr>
+                        <pic:cNvPr id="180236360" name=""/>
+                        <pic:cNvPicPr>
+                          <a:picLocks noChangeAspect="1"/>
+                        </pic:cNvPicPr>
+                        <pic:nvPr/>
+                      </pic:nvPicPr>
+                      <pic:blipFill>
+                        <a:blip r:embed="rId11"/>
+                        <a:stretch/>
+                      </pic:blipFill>
+                      <pic:spPr bwMode="auto">
+                        <a:xfrm>
+                          <a:off x="0" y="0"/>
+                          <a:ext cx="5731509" cy="4839549"/>
+                        </a:xfrm>
+                        <a:prstGeom prst="rect">
+                          <a:avLst/>
+                        </a:prstGeom>
+                      </pic:spPr>
+                    </pic:pic>
+                  </a:graphicData>
+                </a:graphic>
+              </wp:inline>
+            </w:drawing>
+          </mc:Choice>
+          <mc:Fallback>
+            <w:pict>
+              <v:shapetype id="_x0000_t75" coordsize="21600,21600" o:spt="75" o:preferrelative="t" path="m@4@5l@4@11@9@11@9@5xe" filled="f" stroked="f">
+                <v:stroke joinstyle="miter"/>
+                <v:formulas>
+                  <v:f eqn="if lineDrawn pixelLineWidth 0"/>
+                  <v:f eqn="sum @0 1 0"/>
+                  <v:f eqn="sum 0 0 @1"/>
+                  <v:f eqn="prod @2 1 2"/>
+                  <v:f eqn="prod @3 21600 pixelWidth"/>
+                  <v:f eqn="prod @3 21600 pixelHeight"/>
+                  <v:f eqn="sum @0 0 1"/>
+                  <v:f eqn="prod @6 1 2"/>
+                  <v:f eqn="prod @7 21600 pixelWidth"/>
+                  <v:f eqn="sum @8 21600 0"/>
+                  <v:f eqn="prod @7 21600 pixelHeight"/>
+                  <v:f eqn="sum @10 21600 0"/>
+                </v:formulas>
+                <v:path o:extrusionok="f" gradientshapeok="t" o:connecttype="rect"/>
+                <o:lock v:ext="edit" aspectratio="t"/>
+              </v:shapetype>
+              <v:shape id="_x0000_i2" o:spid="_x0000_s2" type="#_x0000_t75" style="width:451.30pt;height:381.07pt;mso-wrap-distance-left:0.00pt;mso-wrap-distance-top:0.00pt;mso-wrap-distance-right:0.00pt;mso-wrap-distance-bottom:0.00pt;z-index:1;" stroked="false">
+                <v:imagedata r:id="rId11" o:title=""/>
+                <o:lock v:ext="edit" rotation="t"/>
+              </v:shape>
+            </w:pict>
+          </mc:Fallback>
+        </mc:AlternateContent>
+        <w:br/>
+      </w:r>
       <w:r/>
       <w:r/>
     </w:p>
@@ -356,14 +426,124 @@
         <w:ind/>
         <w:rPr/>
       </w:pPr>
+      <w:r/>
+      <w:r>
+        <mc:AlternateContent>
+          <mc:Choice Requires="wpg">
+            <w:drawing>
+              <wp:inline xmlns:wp="http://schemas.openxmlformats.org/drawingml/2006/wordprocessingDrawing" distT="0" distB="0" distL="0" distR="0">
+                <wp:extent cx="5505450" cy="828675"/>
+                <wp:effectExtent l="0" t="0" r="0" b="0"/>
+                <wp:docPr id="4" name=""/>
+                <wp:cNvGraphicFramePr>
+                  <a:graphicFrameLocks xmlns:a="http://schemas.openxmlformats.org/drawingml/2006/main" noChangeAspect="1"/>
+                </wp:cNvGraphicFramePr>
+                <a:graphic xmlns:a="http://schemas.openxmlformats.org/drawingml/2006/main">
+                  <a:graphicData uri="http://schemas.openxmlformats.org/drawingml/2006/picture">
+                    <pic:pic xmlns:pic="http://schemas.openxmlformats.org/drawingml/2006/picture">
+                      <pic:nvPicPr>
+                        <pic:cNvPr id="741794788" name=""/>
+                        <pic:cNvPicPr>
+                          <a:picLocks noChangeAspect="1"/>
+                        </pic:cNvPicPr>
+                        <pic:nvPr/>
+                      </pic:nvPicPr>
+                      <pic:blipFill>
+                        <a:blip r:embed="rId12"/>
+                        <a:stretch/>
+                      </pic:blipFill>
+                      <pic:spPr bwMode="auto">
+                        <a:xfrm>
+                          <a:off x="0" y="0"/>
+                          <a:ext cx="5505449" cy="828675"/>
+                        </a:xfrm>
+                        <a:prstGeom prst="rect">
+                          <a:avLst/>
+                        </a:prstGeom>
+                      </pic:spPr>
+                    </pic:pic>
+                  </a:graphicData>
+                </a:graphic>
+              </wp:inline>
+            </w:drawing>
+          </mc:Choice>
+          <mc:Fallback>
+            <w:pict>
+              <v:shapetype id="_x0000_t75" coordsize="21600,21600" o:spt="75" o:preferrelative="t" path="m@4@5l@4@11@9@11@9@5xe" filled="f" stroked="f">
+                <v:stroke joinstyle="miter"/>
+                <v:formulas>
+                  <v:f eqn="if lineDrawn pixelLineWidth 0"/>
+                  <v:f eqn="sum @0 1 0"/>
+                  <v:f eqn="sum 0 0 @1"/>
+                  <v:f eqn="prod @2 1 2"/>
+                  <v:f eqn="prod @3 21600 pixelWidth"/>
+                  <v:f eqn="prod @3 21600 pixelHeight"/>
+                  <v:f eqn="sum @0 0 1"/>
+                  <v:f eqn="prod @6 1 2"/>
+                  <v:f eqn="prod @7 21600 pixelWidth"/>
+                  <v:f eqn="sum @8 21600 0"/>
+                  <v:f eqn="prod @7 21600 pixelHeight"/>
+                  <v:f eqn="sum @10 21600 0"/>
+                </v:formulas>
+                <v:path o:extrusionok="f" gradientshapeok="t" o:connecttype="rect"/>
+                <o:lock v:ext="edit" aspectratio="t"/>
+              </v:shapetype>
+              <v:shape id="_x0000_i3" o:spid="_x0000_s3" type="#_x0000_t75" style="width:433.50pt;height:65.25pt;mso-wrap-distance-left:0.00pt;mso-wrap-distance-top:0.00pt;mso-wrap-distance-right:0.00pt;mso-wrap-distance-bottom:0.00pt;z-index:1;" stroked="false">
+                <v:imagedata r:id="rId12" o:title=""/>
+                <o:lock v:ext="edit" rotation="t"/>
+              </v:shape>
+            </w:pict>
+          </mc:Fallback>
+        </mc:AlternateContent>
+      </w:r>
+      <w:r/>
+      <w:r/>
+    </w:p>
+    <w:p>
+      <w:pPr>
+        <w:pBdr/>
+        <w:shd w:val="nil"/>
+        <w:spacing/>
+        <w:ind/>
+        <w:rPr/>
+      </w:pPr>
+      <w:r>
+        <w:rPr>
+          <w:highlight w:val="none"/>
+        </w:rPr>
+        <w:br w:type="page" w:clear="all"/>
+      </w:r>
+      <w:r>
+        <w:rPr>
+          <w:highlight w:val="none"/>
+        </w:rPr>
+      </w:r>
+    </w:p>
+    <w:p>
+      <w:pPr>
+        <w:pBdr/>
+        <w:shd w:val="nil"/>
+        <w:spacing/>
+        <w:ind/>
+        <w:rPr>
+          <w:highlight w:val="none"/>
+        </w:rPr>
+      </w:pPr>
+      <w:r>
+        <w:rPr>
+          <w:highlight w:val="none"/>
+        </w:rPr>
+      </w:r>
       <w:r>
         <w:t xml:space="preserve">Opdracht 3:</w:t>
       </w:r>
       <w:r/>
+      <w:r/>
+      <w:r/>
     </w:p>
     <w:p>
       <w:pPr>
-        <w:pStyle w:val="674"/>
+        <w:pStyle w:val="847"/>
         <w:numPr>
           <w:ilvl w:val="0"/>
           <w:numId w:val="1"/>
@@ -404,7 +584,7 @@
     </w:p>
     <w:p>
       <w:pPr>
-        <w:pStyle w:val="674"/>
+        <w:pStyle w:val="847"/>
         <w:numPr>
           <w:ilvl w:val="0"/>
           <w:numId w:val="1"/>
@@ -430,7 +610,7 @@
     </w:p>
     <w:p>
       <w:pPr>
-        <w:pStyle w:val="674"/>
+        <w:pStyle w:val="847"/>
         <w:numPr>
           <w:ilvl w:val="0"/>
           <w:numId w:val="1"/>
@@ -536,6 +716,7 @@
       <w:r>
         <w:t xml:space="preserve">. Gebruik geen </w:t>
       </w:r>
+      <w:r/>
       <w:r>
         <w:t xml:space="preserve">atoi</w:t>
       </w:r>
@@ -543,10 +724,13 @@
         <w:t xml:space="preserve">.</w:t>
       </w:r>
       <w:r/>
+      <w:r/>
+      <w:r/>
+      <w:r/>
     </w:p>
     <w:p>
       <w:pPr>
-        <w:pStyle w:val="674"/>
+        <w:pStyle w:val="847"/>
         <w:numPr>
           <w:ilvl w:val="0"/>
           <w:numId w:val="1"/>
@@ -578,7 +762,7 @@
     </w:p>
     <w:p>
       <w:pPr>
-        <w:pStyle w:val="674"/>
+        <w:pStyle w:val="847"/>
         <w:numPr>
           <w:ilvl w:val="0"/>
           <w:numId w:val="1"/>
@@ -685,9 +869,447 @@
         <w:ind/>
         <w:rPr/>
       </w:pPr>
+      <w:r/>
+      <w:r>
+        <mc:AlternateContent>
+          <mc:Choice Requires="wpg">
+            <w:drawing>
+              <wp:inline xmlns:wp="http://schemas.openxmlformats.org/drawingml/2006/wordprocessingDrawing" distT="0" distB="0" distL="0" distR="0">
+                <wp:extent cx="4457700" cy="4152900"/>
+                <wp:effectExtent l="0" t="0" r="0" b="0"/>
+                <wp:docPr id="5" name=""/>
+                <wp:cNvGraphicFramePr>
+                  <a:graphicFrameLocks xmlns:a="http://schemas.openxmlformats.org/drawingml/2006/main" noChangeAspect="1"/>
+                </wp:cNvGraphicFramePr>
+                <a:graphic xmlns:a="http://schemas.openxmlformats.org/drawingml/2006/main">
+                  <a:graphicData uri="http://schemas.openxmlformats.org/drawingml/2006/picture">
+                    <pic:pic xmlns:pic="http://schemas.openxmlformats.org/drawingml/2006/picture">
+                      <pic:nvPicPr>
+                        <pic:cNvPr id="1913536853" name=""/>
+                        <pic:cNvPicPr>
+                          <a:picLocks noChangeAspect="1"/>
+                        </pic:cNvPicPr>
+                        <pic:nvPr/>
+                      </pic:nvPicPr>
+                      <pic:blipFill>
+                        <a:blip r:embed="rId13"/>
+                        <a:stretch/>
+                      </pic:blipFill>
+                      <pic:spPr bwMode="auto">
+                        <a:xfrm>
+                          <a:off x="0" y="0"/>
+                          <a:ext cx="4457700" cy="4152899"/>
+                        </a:xfrm>
+                        <a:prstGeom prst="rect">
+                          <a:avLst/>
+                        </a:prstGeom>
+                      </pic:spPr>
+                    </pic:pic>
+                  </a:graphicData>
+                </a:graphic>
+              </wp:inline>
+            </w:drawing>
+          </mc:Choice>
+          <mc:Fallback>
+            <w:pict>
+              <v:shapetype id="_x0000_t75" coordsize="21600,21600" o:spt="75" o:preferrelative="t" path="m@4@5l@4@11@9@11@9@5xe" filled="f" stroked="f">
+                <v:stroke joinstyle="miter"/>
+                <v:formulas>
+                  <v:f eqn="if lineDrawn pixelLineWidth 0"/>
+                  <v:f eqn="sum @0 1 0"/>
+                  <v:f eqn="sum 0 0 @1"/>
+                  <v:f eqn="prod @2 1 2"/>
+                  <v:f eqn="prod @3 21600 pixelWidth"/>
+                  <v:f eqn="prod @3 21600 pixelHeight"/>
+                  <v:f eqn="sum @0 0 1"/>
+                  <v:f eqn="prod @6 1 2"/>
+                  <v:f eqn="prod @7 21600 pixelWidth"/>
+                  <v:f eqn="sum @8 21600 0"/>
+                  <v:f eqn="prod @7 21600 pixelHeight"/>
+                  <v:f eqn="sum @10 21600 0"/>
+                </v:formulas>
+                <v:path o:extrusionok="f" gradientshapeok="t" o:connecttype="rect"/>
+                <o:lock v:ext="edit" aspectratio="t"/>
+              </v:shapetype>
+              <v:shape id="_x0000_i4" o:spid="_x0000_s4" type="#_x0000_t75" style="width:351.00pt;height:327.00pt;mso-wrap-distance-left:0.00pt;mso-wrap-distance-top:0.00pt;mso-wrap-distance-right:0.00pt;mso-wrap-distance-bottom:0.00pt;z-index:1;" stroked="false">
+                <v:imagedata r:id="rId13" o:title=""/>
+                <o:lock v:ext="edit" rotation="t"/>
+              </v:shape>
+            </w:pict>
+          </mc:Fallback>
+        </mc:AlternateContent>
+      </w:r>
+      <w:r/>
+    </w:p>
+    <w:p>
+      <w:pPr>
+        <w:pBdr/>
+        <w:spacing/>
+        <w:ind/>
+        <w:rPr/>
+      </w:pPr>
+      <w:r>
+        <w:rPr>
+          <w:highlight w:val="none"/>
+        </w:rPr>
+      </w:r>
+      <w:r>
+        <w:rPr>
+          <w:highlight w:val="none"/>
+        </w:rPr>
+      </w:r>
+    </w:p>
+    <w:p>
+      <w:pPr>
+        <w:pBdr/>
+        <w:spacing/>
+        <w:ind/>
+        <w:rPr>
+          <w:highlight w:val="none"/>
+        </w:rPr>
+      </w:pPr>
+      <w:r>
+        <w:rPr>
+          <w:highlight w:val="none"/>
+        </w:rPr>
+      </w:r>
+      <w:r>
+        <w:rPr>
+          <w:highlight w:val="none"/>
+        </w:rPr>
+      </w:r>
+    </w:p>
+    <w:p>
+      <w:pPr>
+        <w:pBdr/>
+        <w:spacing/>
+        <w:ind/>
+        <w:rPr/>
+      </w:pPr>
+      <w:r/>
+      <w:r>
+        <mc:AlternateContent>
+          <mc:Choice Requires="wpg">
+            <w:drawing>
+              <wp:anchor xmlns:wp="http://schemas.openxmlformats.org/drawingml/2006/wordprocessingDrawing" xmlns:wp14="http://schemas.microsoft.com/office/word/2010/wordprocessingDrawing" distT="0" distB="0" distL="115200" distR="115200" simplePos="0" relativeHeight="9216" behindDoc="0" locked="0" layoutInCell="1" allowOverlap="1">
+                <wp:simplePos x="0" y="0"/>
+                <wp:positionH relativeFrom="column">
+                  <wp:posOffset>0</wp:posOffset>
+                </wp:positionH>
+                <wp:positionV relativeFrom="paragraph">
+                  <wp:posOffset>5353050</wp:posOffset>
+                </wp:positionV>
+                <wp:extent cx="5153025" cy="3562350"/>
+                <wp:effectExtent l="0" t="0" r="0" b="0"/>
+                <wp:wrapThrough wrapText="bothSides">
+                  <wp:wrapPolygon edited="1">
+                    <wp:start x="0" y="0"/>
+                    <wp:lineTo x="21600" y="0"/>
+                    <wp:lineTo x="21600" y="21600"/>
+                    <wp:lineTo x="0" y="21600"/>
+                  </wp:wrapPolygon>
+                </wp:wrapThrough>
+                <wp:docPr id="6" name=""/>
+                <wp:cNvGraphicFramePr>
+                  <a:graphicFrameLocks xmlns:a="http://schemas.openxmlformats.org/drawingml/2006/main" noChangeAspect="1"/>
+                </wp:cNvGraphicFramePr>
+                <a:graphic xmlns:a="http://schemas.openxmlformats.org/drawingml/2006/main">
+                  <a:graphicData uri="http://schemas.openxmlformats.org/drawingml/2006/picture">
+                    <pic:pic xmlns:pic="http://schemas.openxmlformats.org/drawingml/2006/picture">
+                      <pic:nvPicPr>
+                        <pic:cNvPr id="914451872" name=""/>
+                        <pic:cNvPicPr>
+                          <a:picLocks noChangeAspect="1"/>
+                        </pic:cNvPicPr>
+                        <pic:nvPr/>
+                      </pic:nvPicPr>
+                      <pic:blipFill>
+                        <a:blip r:embed="rId14"/>
+                        <a:stretch/>
+                      </pic:blipFill>
+                      <pic:spPr bwMode="auto">
+                        <a:xfrm>
+                          <a:off x="0" y="0"/>
+                          <a:ext cx="5153024" cy="3562349"/>
+                        </a:xfrm>
+                        <a:prstGeom prst="rect">
+                          <a:avLst/>
+                        </a:prstGeom>
+                      </pic:spPr>
+                    </pic:pic>
+                  </a:graphicData>
+                </a:graphic>
+              </wp:anchor>
+            </w:drawing>
+          </mc:Choice>
+          <mc:Fallback>
+            <w:pict>
+              <v:shapetype id="_x0000_t75" coordsize="21600,21600" o:spt="75" o:preferrelative="t" path="m@4@5l@4@11@9@11@9@5xe" filled="f" stroked="f">
+                <v:stroke joinstyle="miter"/>
+                <v:formulas>
+                  <v:f eqn="if lineDrawn pixelLineWidth 0"/>
+                  <v:f eqn="sum @0 1 0"/>
+                  <v:f eqn="sum 0 0 @1"/>
+                  <v:f eqn="prod @2 1 2"/>
+                  <v:f eqn="prod @3 21600 pixelWidth"/>
+                  <v:f eqn="prod @3 21600 pixelHeight"/>
+                  <v:f eqn="sum @0 0 1"/>
+                  <v:f eqn="prod @6 1 2"/>
+                  <v:f eqn="prod @7 21600 pixelWidth"/>
+                  <v:f eqn="sum @8 21600 0"/>
+                  <v:f eqn="prod @7 21600 pixelHeight"/>
+                  <v:f eqn="sum @10 21600 0"/>
+                </v:formulas>
+                <v:path o:extrusionok="f" gradientshapeok="t" o:connecttype="rect"/>
+                <o:lock v:ext="edit" aspectratio="t"/>
+              </v:shapetype>
+              <v:shape id="_x0000_i5" o:spid="_x0000_s5" type="#_x0000_t75" style="position:absolute;z-index:9216;o:allowoverlap:true;o:allowincell:true;mso-position-horizontal-relative:text;margin-left:0.00pt;mso-position-horizontal:absolute;mso-position-vertical-relative:text;margin-top:421.50pt;mso-position-vertical:absolute;width:405.75pt;height:280.50pt;mso-wrap-distance-left:9.07pt;mso-wrap-distance-top:0.00pt;mso-wrap-distance-right:9.07pt;mso-wrap-distance-bottom:0.00pt;z-index:1;" wrapcoords="0 0 100000 0 100000 100000 0 100000" stroked="false">
+                <w10:wrap type="through"/>
+                <v:imagedata r:id="rId14" o:title=""/>
+                <o:lock v:ext="edit" rotation="t"/>
+              </v:shape>
+            </w:pict>
+          </mc:Fallback>
+        </mc:AlternateContent>
+      </w:r>
+      <w:r/>
+      <w:r/>
+      <w:r>
+        <mc:AlternateContent>
+          <mc:Choice Requires="wpg">
+            <w:drawing>
+              <wp:inline xmlns:wp="http://schemas.openxmlformats.org/drawingml/2006/wordprocessingDrawing" distT="0" distB="0" distL="0" distR="0">
+                <wp:extent cx="5731510" cy="5334277"/>
+                <wp:effectExtent l="0" t="0" r="0" b="0"/>
+                <wp:docPr id="7" name=""/>
+                <wp:cNvGraphicFramePr>
+                  <a:graphicFrameLocks xmlns:a="http://schemas.openxmlformats.org/drawingml/2006/main" noChangeAspect="1"/>
+                </wp:cNvGraphicFramePr>
+                <a:graphic xmlns:a="http://schemas.openxmlformats.org/drawingml/2006/main">
+                  <a:graphicData uri="http://schemas.openxmlformats.org/drawingml/2006/picture">
+                    <pic:pic xmlns:pic="http://schemas.openxmlformats.org/drawingml/2006/picture">
+                      <pic:nvPicPr>
+                        <pic:cNvPr id="593128968" name=""/>
+                        <pic:cNvPicPr>
+                          <a:picLocks noChangeAspect="1"/>
+                        </pic:cNvPicPr>
+                        <pic:nvPr/>
+                      </pic:nvPicPr>
+                      <pic:blipFill>
+                        <a:blip r:embed="rId15"/>
+                        <a:stretch/>
+                      </pic:blipFill>
+                      <pic:spPr bwMode="auto">
+                        <a:xfrm>
+                          <a:off x="0" y="0"/>
+                          <a:ext cx="5731509" cy="5334276"/>
+                        </a:xfrm>
+                        <a:prstGeom prst="rect">
+                          <a:avLst/>
+                        </a:prstGeom>
+                      </pic:spPr>
+                    </pic:pic>
+                  </a:graphicData>
+                </a:graphic>
+              </wp:inline>
+            </w:drawing>
+          </mc:Choice>
+          <mc:Fallback>
+            <w:pict>
+              <v:shapetype id="_x0000_t75" coordsize="21600,21600" o:spt="75" o:preferrelative="t" path="m@4@5l@4@11@9@11@9@5xe" filled="f" stroked="f">
+                <v:stroke joinstyle="miter"/>
+                <v:formulas>
+                  <v:f eqn="if lineDrawn pixelLineWidth 0"/>
+                  <v:f eqn="sum @0 1 0"/>
+                  <v:f eqn="sum 0 0 @1"/>
+                  <v:f eqn="prod @2 1 2"/>
+                  <v:f eqn="prod @3 21600 pixelWidth"/>
+                  <v:f eqn="prod @3 21600 pixelHeight"/>
+                  <v:f eqn="sum @0 0 1"/>
+                  <v:f eqn="prod @6 1 2"/>
+                  <v:f eqn="prod @7 21600 pixelWidth"/>
+                  <v:f eqn="sum @8 21600 0"/>
+                  <v:f eqn="prod @7 21600 pixelHeight"/>
+                  <v:f eqn="sum @10 21600 0"/>
+                </v:formulas>
+                <v:path o:extrusionok="f" gradientshapeok="t" o:connecttype="rect"/>
+                <o:lock v:ext="edit" aspectratio="t"/>
+              </v:shapetype>
+              <v:shape id="_x0000_i6" o:spid="_x0000_s6" type="#_x0000_t75" style="width:451.30pt;height:420.02pt;mso-wrap-distance-left:0.00pt;mso-wrap-distance-top:0.00pt;mso-wrap-distance-right:0.00pt;mso-wrap-distance-bottom:0.00pt;z-index:1;" stroked="false">
+                <v:imagedata r:id="rId15" o:title=""/>
+                <o:lock v:ext="edit" rotation="t"/>
+              </v:shape>
+            </w:pict>
+          </mc:Fallback>
+        </mc:AlternateContent>
+      </w:r>
+      <w:r>
+        <w:rPr>
+          <w:highlight w:val="none"/>
+        </w:rPr>
+      </w:r>
+    </w:p>
+    <w:p>
+      <w:pPr>
+        <w:pBdr/>
+        <w:spacing/>
+        <w:ind/>
+        <w:rPr>
+          <w:highlight w:val="none"/>
+        </w:rPr>
+      </w:pPr>
+      <w:r/>
+      <w:r/>
+      <w:r/>
+      <w:r/>
+      <w:r>
+        <w:br/>
+      </w:r>
+      <w:r/>
+      <w:r>
+        <mc:AlternateContent>
+          <mc:Choice Requires="wpg">
+            <w:drawing>
+              <wp:inline xmlns:wp="http://schemas.openxmlformats.org/drawingml/2006/wordprocessingDrawing" distT="0" distB="0" distL="0" distR="0">
+                <wp:extent cx="5629275" cy="5695950"/>
+                <wp:effectExtent l="0" t="0" r="0" b="0"/>
+                <wp:docPr id="8" name=""/>
+                <wp:cNvGraphicFramePr>
+                  <a:graphicFrameLocks xmlns:a="http://schemas.openxmlformats.org/drawingml/2006/main" noChangeAspect="1"/>
+                </wp:cNvGraphicFramePr>
+                <a:graphic xmlns:a="http://schemas.openxmlformats.org/drawingml/2006/main">
+                  <a:graphicData uri="http://schemas.openxmlformats.org/drawingml/2006/picture">
+                    <pic:pic xmlns:pic="http://schemas.openxmlformats.org/drawingml/2006/picture">
+                      <pic:nvPicPr>
+                        <pic:cNvPr id="51395128" name=""/>
+                        <pic:cNvPicPr>
+                          <a:picLocks noChangeAspect="1"/>
+                        </pic:cNvPicPr>
+                        <pic:nvPr/>
+                      </pic:nvPicPr>
+                      <pic:blipFill>
+                        <a:blip r:embed="rId16"/>
+                        <a:stretch/>
+                      </pic:blipFill>
+                      <pic:spPr bwMode="auto">
+                        <a:xfrm>
+                          <a:off x="0" y="0"/>
+                          <a:ext cx="5629275" cy="5695949"/>
+                        </a:xfrm>
+                        <a:prstGeom prst="rect">
+                          <a:avLst/>
+                        </a:prstGeom>
+                      </pic:spPr>
+                    </pic:pic>
+                  </a:graphicData>
+                </a:graphic>
+              </wp:inline>
+            </w:drawing>
+          </mc:Choice>
+          <mc:Fallback>
+            <w:pict>
+              <v:shapetype id="_x0000_t75" coordsize="21600,21600" o:spt="75" o:preferrelative="t" path="m@4@5l@4@11@9@11@9@5xe" filled="f" stroked="f">
+                <v:stroke joinstyle="miter"/>
+                <v:formulas>
+                  <v:f eqn="if lineDrawn pixelLineWidth 0"/>
+                  <v:f eqn="sum @0 1 0"/>
+                  <v:f eqn="sum 0 0 @1"/>
+                  <v:f eqn="prod @2 1 2"/>
+                  <v:f eqn="prod @3 21600 pixelWidth"/>
+                  <v:f eqn="prod @3 21600 pixelHeight"/>
+                  <v:f eqn="sum @0 0 1"/>
+                  <v:f eqn="prod @6 1 2"/>
+                  <v:f eqn="prod @7 21600 pixelWidth"/>
+                  <v:f eqn="sum @8 21600 0"/>
+                  <v:f eqn="prod @7 21600 pixelHeight"/>
+                  <v:f eqn="sum @10 21600 0"/>
+                </v:formulas>
+                <v:path o:extrusionok="f" gradientshapeok="t" o:connecttype="rect"/>
+                <o:lock v:ext="edit" aspectratio="t"/>
+              </v:shapetype>
+              <v:shape id="_x0000_i7" o:spid="_x0000_s7" type="#_x0000_t75" style="width:443.25pt;height:448.50pt;mso-wrap-distance-left:0.00pt;mso-wrap-distance-top:0.00pt;mso-wrap-distance-right:0.00pt;mso-wrap-distance-bottom:0.00pt;z-index:1;" stroked="false">
+                <v:imagedata r:id="rId16" o:title=""/>
+                <o:lock v:ext="edit" rotation="t"/>
+              </v:shape>
+            </w:pict>
+          </mc:Fallback>
+        </mc:AlternateContent>
+        <w:br/>
+      </w:r>
+      <w:r/>
+      <w:r>
+        <mc:AlternateContent>
+          <mc:Choice Requires="wpg">
+            <w:drawing>
+              <wp:inline xmlns:wp="http://schemas.openxmlformats.org/drawingml/2006/wordprocessingDrawing" distT="0" distB="0" distL="0" distR="0">
+                <wp:extent cx="5731510" cy="1718156"/>
+                <wp:effectExtent l="0" t="0" r="0" b="0"/>
+                <wp:docPr id="9" name=""/>
+                <wp:cNvGraphicFramePr>
+                  <a:graphicFrameLocks xmlns:a="http://schemas.openxmlformats.org/drawingml/2006/main" noChangeAspect="1"/>
+                </wp:cNvGraphicFramePr>
+                <a:graphic xmlns:a="http://schemas.openxmlformats.org/drawingml/2006/main">
+                  <a:graphicData uri="http://schemas.openxmlformats.org/drawingml/2006/picture">
+                    <pic:pic xmlns:pic="http://schemas.openxmlformats.org/drawingml/2006/picture">
+                      <pic:nvPicPr>
+                        <pic:cNvPr id="552007340" name=""/>
+                        <pic:cNvPicPr>
+                          <a:picLocks noChangeAspect="1"/>
+                        </pic:cNvPicPr>
+                        <pic:nvPr/>
+                      </pic:nvPicPr>
+                      <pic:blipFill>
+                        <a:blip r:embed="rId17"/>
+                        <a:stretch/>
+                      </pic:blipFill>
+                      <pic:spPr bwMode="auto">
+                        <a:xfrm>
+                          <a:off x="0" y="0"/>
+                          <a:ext cx="5731509" cy="1718156"/>
+                        </a:xfrm>
+                        <a:prstGeom prst="rect">
+                          <a:avLst/>
+                        </a:prstGeom>
+                      </pic:spPr>
+                    </pic:pic>
+                  </a:graphicData>
+                </a:graphic>
+              </wp:inline>
+            </w:drawing>
+          </mc:Choice>
+          <mc:Fallback>
+            <w:pict>
+              <v:shapetype id="_x0000_t75" coordsize="21600,21600" o:spt="75" o:preferrelative="t" path="m@4@5l@4@11@9@11@9@5xe" filled="f" stroked="f">
+                <v:stroke joinstyle="miter"/>
+                <v:formulas>
+                  <v:f eqn="if lineDrawn pixelLineWidth 0"/>
+                  <v:f eqn="sum @0 1 0"/>
+                  <v:f eqn="sum 0 0 @1"/>
+                  <v:f eqn="prod @2 1 2"/>
+                  <v:f eqn="prod @3 21600 pixelWidth"/>
+                  <v:f eqn="prod @3 21600 pixelHeight"/>
+                  <v:f eqn="sum @0 0 1"/>
+                  <v:f eqn="prod @6 1 2"/>
+                  <v:f eqn="prod @7 21600 pixelWidth"/>
+                  <v:f eqn="sum @8 21600 0"/>
+                  <v:f eqn="prod @7 21600 pixelHeight"/>
+                  <v:f eqn="sum @10 21600 0"/>
+                </v:formulas>
+                <v:path o:extrusionok="f" gradientshapeok="t" o:connecttype="rect"/>
+                <o:lock v:ext="edit" aspectratio="t"/>
+              </v:shapetype>
+              <v:shape id="_x0000_i8" o:spid="_x0000_s8" type="#_x0000_t75" style="width:451.30pt;height:135.29pt;mso-wrap-distance-left:0.00pt;mso-wrap-distance-top:0.00pt;mso-wrap-distance-right:0.00pt;mso-wrap-distance-bottom:0.00pt;z-index:1;" stroked="false">
+                <v:imagedata r:id="rId17" o:title=""/>
+                <o:lock v:ext="edit" rotation="t"/>
+              </v:shape>
+            </w:pict>
+          </mc:Fallback>
+        </mc:AlternateContent>
+      </w:r>
       <w:r>
         <w:br w:type="page" w:clear="all"/>
       </w:r>
+      <w:r/>
       <w:r/>
     </w:p>
     <w:p>
@@ -767,7 +1389,7 @@
     </w:p>
     <w:tbl>
       <w:tblPr>
-        <w:tblStyle w:val="675"/>
+        <w:tblStyle w:val="848"/>
         <w:tblW w:w="0" w:type="auto"/>
         <w:tblBorders/>
         <w:tblLook w:val="04A0" w:firstRow="1" w:lastRow="0" w:firstColumn="1" w:lastColumn="0" w:noHBand="0" w:noVBand="1"/>
@@ -871,7 +1493,7 @@
     </w:p>
     <w:p>
       <w:pPr>
-        <w:pStyle w:val="674"/>
+        <w:pStyle w:val="847"/>
         <w:numPr>
           <w:ilvl w:val="0"/>
           <w:numId w:val="2"/>
@@ -900,7 +1522,7 @@
     </w:p>
     <w:p>
       <w:pPr>
-        <w:pStyle w:val="674"/>
+        <w:pStyle w:val="847"/>
         <w:numPr>
           <w:ilvl w:val="0"/>
           <w:numId w:val="2"/>
@@ -917,7 +1539,7 @@
     </w:p>
     <w:p>
       <w:pPr>
-        <w:pStyle w:val="674"/>
+        <w:pStyle w:val="847"/>
         <w:numPr>
           <w:ilvl w:val="0"/>
           <w:numId w:val="2"/>
@@ -958,7 +1580,7 @@
     </w:p>
     <w:p>
       <w:pPr>
-        <w:pStyle w:val="674"/>
+        <w:pStyle w:val="847"/>
         <w:numPr>
           <w:ilvl w:val="0"/>
           <w:numId w:val="2"/>
@@ -1002,7 +1624,7 @@
     </w:p>
     <w:p>
       <w:pPr>
-        <w:pStyle w:val="674"/>
+        <w:pStyle w:val="847"/>
         <w:numPr>
           <w:ilvl w:val="0"/>
           <w:numId w:val="2"/>
@@ -1037,7 +1659,7 @@
       <w:footnotePr/>
       <w:endnotePr/>
       <w:type w:val="nextPage"/>
-      <w:pgSz w:h="16838" w:orient="portrait" w:w="11906"/>
+      <w:pgSz w:h="16838" w:orient="landscape" w:w="11906"/>
       <w:pgMar w:top="1440" w:right="1440" w:bottom="1440" w:left="1440" w:header="708" w:footer="708" w:gutter="0"/>
       <w:cols w:num="1" w:sep="0" w:space="708" w:equalWidth="1"/>
     </w:sectPr>
@@ -1055,7 +1677,6 @@
         <w:ind/>
         <w:rPr/>
       </w:pPr>
-      <w:r/>
       <w:r>
         <w:separator/>
       </w:r>
@@ -1070,7 +1691,6 @@
         <w:ind/>
         <w:rPr/>
       </w:pPr>
-      <w:r/>
       <w:r>
         <w:continuationSeparator/>
       </w:r>
@@ -1090,7 +1710,6 @@
         <w:ind/>
         <w:rPr/>
       </w:pPr>
-      <w:r/>
       <w:r>
         <w:separator/>
       </w:r>
@@ -1105,7 +1724,6 @@
         <w:ind/>
         <w:rPr/>
       </w:pPr>
-      <w:r/>
       <w:r>
         <w:continuationSeparator/>
       </w:r>
@@ -1118,7 +1736,6 @@
 <file path=word/numbering.xml><?xml version="1.0" encoding="utf-8"?>
 <w:numbering xmlns:wpc="http://schemas.microsoft.com/office/word/2010/wordprocessingCanvas" xmlns:mc="http://schemas.openxmlformats.org/markup-compatibility/2006" xmlns:o="urn:schemas-microsoft-com:office:office" xmlns:r="http://schemas.openxmlformats.org/officeDocument/2006/relationships" xmlns:m="http://schemas.openxmlformats.org/officeDocument/2006/math" xmlns:v="urn:schemas-microsoft-com:vml" xmlns:wp14="http://schemas.microsoft.com/office/word/2010/wordprocessingDrawing" xmlns:wp="http://schemas.openxmlformats.org/drawingml/2006/wordprocessingDrawing" xmlns:w10="urn:schemas-microsoft-com:office:word" xmlns:w="http://schemas.openxmlformats.org/wordprocessingml/2006/main" xmlns:w14="http://schemas.microsoft.com/office/word/2010/wordml" xmlns:w15="http://schemas.microsoft.com/office/word/2012/wordml" xmlns:wpg="http://schemas.microsoft.com/office/word/2010/wordprocessingGroup" xmlns:wpi="http://schemas.microsoft.com/office/word/2010/wordprocessingInk" xmlns:wne="http://schemas.microsoft.com/office/word/2006/wordml" xmlns:wps="http://schemas.microsoft.com/office/word/2010/wordprocessingShape" mc:Ignorable="w14 w15 wp14">
   <w:abstractNum w:abstractNumId="0">
-    <w:nsid w:val="1DF90C3B"/>
     <w:lvl w:ilvl="0">
       <w:isLgl w:val="false"/>
       <w:lvlJc w:val="left"/>
@@ -1249,7 +1866,136 @@
     </w:lvl>
   </w:abstractNum>
   <w:abstractNum w:abstractNumId="1">
-    <w:nsid w:val="3797615F"/>
+    <w:lvl w:ilvl="0">
+      <w:isLgl w:val="false"/>
+      <w:lvlJc w:val="left"/>
+      <w:lvlText w:val="%1)"/>
+      <w:numFmt w:val="lowerLetter"/>
+      <w:pPr>
+        <w:pBdr/>
+        <w:spacing/>
+        <w:ind w:hanging="360" w:left="720"/>
+      </w:pPr>
+      <w:rPr>
+        <w:rFonts w:hint="default"/>
+      </w:rPr>
+      <w:start w:val="1"/>
+      <w:suff w:val="tab"/>
+    </w:lvl>
+    <w:lvl w:ilvl="1">
+      <w:isLgl w:val="false"/>
+      <w:lvlJc w:val="left"/>
+      <w:lvlText w:val="%2."/>
+      <w:numFmt w:val="lowerLetter"/>
+      <w:pPr>
+        <w:pBdr/>
+        <w:spacing/>
+        <w:ind w:hanging="360" w:left="1440"/>
+      </w:pPr>
+      <w:rPr/>
+      <w:start w:val="1"/>
+      <w:suff w:val="tab"/>
+    </w:lvl>
+    <w:lvl w:ilvl="2">
+      <w:isLgl w:val="false"/>
+      <w:lvlJc w:val="right"/>
+      <w:lvlText w:val="%3."/>
+      <w:numFmt w:val="lowerRoman"/>
+      <w:pPr>
+        <w:pBdr/>
+        <w:spacing/>
+        <w:ind w:hanging="180" w:left="2160"/>
+      </w:pPr>
+      <w:rPr/>
+      <w:start w:val="1"/>
+      <w:suff w:val="tab"/>
+    </w:lvl>
+    <w:lvl w:ilvl="3">
+      <w:isLgl w:val="false"/>
+      <w:lvlJc w:val="left"/>
+      <w:lvlText w:val="%4."/>
+      <w:numFmt w:val="decimal"/>
+      <w:pPr>
+        <w:pBdr/>
+        <w:spacing/>
+        <w:ind w:hanging="360" w:left="2880"/>
+      </w:pPr>
+      <w:rPr/>
+      <w:start w:val="1"/>
+      <w:suff w:val="tab"/>
+    </w:lvl>
+    <w:lvl w:ilvl="4">
+      <w:isLgl w:val="false"/>
+      <w:lvlJc w:val="left"/>
+      <w:lvlText w:val="%5."/>
+      <w:numFmt w:val="lowerLetter"/>
+      <w:pPr>
+        <w:pBdr/>
+        <w:spacing/>
+        <w:ind w:hanging="360" w:left="3600"/>
+      </w:pPr>
+      <w:rPr/>
+      <w:start w:val="1"/>
+      <w:suff w:val="tab"/>
+    </w:lvl>
+    <w:lvl w:ilvl="5">
+      <w:isLgl w:val="false"/>
+      <w:lvlJc w:val="right"/>
+      <w:lvlText w:val="%6."/>
+      <w:numFmt w:val="lowerRoman"/>
+      <w:pPr>
+        <w:pBdr/>
+        <w:spacing/>
+        <w:ind w:hanging="180" w:left="4320"/>
+      </w:pPr>
+      <w:rPr/>
+      <w:start w:val="1"/>
+      <w:suff w:val="tab"/>
+    </w:lvl>
+    <w:lvl w:ilvl="6">
+      <w:isLgl w:val="false"/>
+      <w:lvlJc w:val="left"/>
+      <w:lvlText w:val="%7."/>
+      <w:numFmt w:val="decimal"/>
+      <w:pPr>
+        <w:pBdr/>
+        <w:spacing/>
+        <w:ind w:hanging="360" w:left="5040"/>
+      </w:pPr>
+      <w:rPr/>
+      <w:start w:val="1"/>
+      <w:suff w:val="tab"/>
+    </w:lvl>
+    <w:lvl w:ilvl="7">
+      <w:isLgl w:val="false"/>
+      <w:lvlJc w:val="left"/>
+      <w:lvlText w:val="%8."/>
+      <w:numFmt w:val="lowerLetter"/>
+      <w:pPr>
+        <w:pBdr/>
+        <w:spacing/>
+        <w:ind w:hanging="360" w:left="5760"/>
+      </w:pPr>
+      <w:rPr/>
+      <w:start w:val="1"/>
+      <w:suff w:val="tab"/>
+    </w:lvl>
+    <w:lvl w:ilvl="8">
+      <w:isLgl w:val="false"/>
+      <w:lvlJc w:val="right"/>
+      <w:lvlText w:val="%9."/>
+      <w:numFmt w:val="lowerRoman"/>
+      <w:pPr>
+        <w:pBdr/>
+        <w:spacing/>
+        <w:ind w:hanging="180" w:left="6480"/>
+      </w:pPr>
+      <w:rPr/>
+      <w:start w:val="1"/>
+      <w:suff w:val="tab"/>
+    </w:lvl>
+  </w:abstractNum>
+  <w:abstractNum w:abstractNumId="2">
     <w:lvl w:ilvl="0">
       <w:isLgl w:val="false"/>
       <w:lvlJc w:val="left"/>
@@ -1384,6 +2130,9 @@
   </w:num>
   <w:num w:numId="2">
     <w:abstractNumId w:val="1"/>
+  </w:num>
+  <w:num w:numId="3">
+    <w:abstractNumId w:val="2"/>
   </w:num>
 </w:numbering>
 </file>
@@ -1547,9 +2296,20 @@
     <w:lsdException w:name="Bibliography" w:uiPriority="37"/>
     <w:lsdException w:name="TOC Heading" w:uiPriority="39" w:qFormat="1"/>
   </w:latentStyles>
-  <w:style w:type="table" w:styleId="13">
+  <w:style w:type="character" w:styleId="47">
+    <w:name w:val="Caption Char"/>
+    <w:basedOn w:val="820"/>
+    <w:link w:val="818"/>
+    <w:uiPriority w:val="99"/>
+    <w:pPr>
+      <w:pBdr/>
+      <w:spacing/>
+      <w:ind/>
+    </w:pPr>
+  </w:style>
+  <w:style w:type="table" w:styleId="658">
     <w:name w:val="Table Grid Light"/>
-    <w:basedOn w:val="671"/>
+    <w:basedOn w:val="844"/>
     <w:uiPriority w:val="59"/>
     <w:pPr>
       <w:pBdr/>
@@ -1558,12 +2318,6 @@
     </w:pPr>
     <w:tblPr>
       <w:tblInd w:w="0" w:type="dxa"/>
-      <w:tblCellMar>
-        <w:left w:w="108" w:type="dxa"/>
-        <w:top w:w="0" w:type="dxa"/>
-        <w:right w:w="108" w:type="dxa"/>
-        <w:bottom w:w="0" w:type="dxa"/>
-      </w:tblCellMar>
       <w:tblBorders>
         <w:top w:val="single" w:color="000000" w:themeColor="text1" w:themeTint="50" w:sz="4" w:space="0"/>
         <w:left w:val="single" w:color="000000" w:themeColor="text1" w:themeTint="50" w:sz="4" w:space="0"/>
@@ -1572,6 +2326,12 @@
         <w:insideH w:val="single" w:color="000000" w:themeColor="text1" w:themeTint="50" w:sz="4" w:space="0"/>
         <w:insideV w:val="single" w:color="000000" w:themeColor="text1" w:themeTint="50" w:sz="4" w:space="0"/>
       </w:tblBorders>
+      <w:tblCellMar>
+        <w:left w:w="108" w:type="dxa"/>
+        <w:top w:w="0" w:type="dxa"/>
+        <w:right w:w="108" w:type="dxa"/>
+        <w:bottom w:w="0" w:type="dxa"/>
+      </w:tblCellMar>
     </w:tblPr>
     <w:tcPr>
       <w:tcBorders/>
@@ -1746,9 +2506,9 @@
       </w:tcPr>
     </w:tblStylePr>
   </w:style>
-  <w:style w:type="table" w:styleId="14">
+  <w:style w:type="table" w:styleId="659">
     <w:name w:val="Plain Table 1"/>
-    <w:basedOn w:val="671"/>
+    <w:basedOn w:val="844"/>
     <w:uiPriority w:val="59"/>
     <w:pPr>
       <w:pBdr/>
@@ -1757,12 +2517,6 @@
     </w:pPr>
     <w:tblPr>
       <w:tblInd w:w="0" w:type="dxa"/>
-      <w:tblCellMar>
-        <w:left w:w="108" w:type="dxa"/>
-        <w:top w:w="0" w:type="dxa"/>
-        <w:right w:w="108" w:type="dxa"/>
-        <w:bottom w:w="0" w:type="dxa"/>
-      </w:tblCellMar>
       <w:tblBorders>
         <w:top w:val="single" w:color="000000" w:themeColor="text1" w:themeTint="50" w:sz="4" w:space="0"/>
         <w:left w:val="single" w:color="000000" w:themeColor="text1" w:themeTint="50" w:sz="4" w:space="0"/>
@@ -1771,6 +2525,12 @@
         <w:insideH w:val="single" w:color="000000" w:themeColor="text1" w:themeTint="50" w:sz="4" w:space="0"/>
         <w:insideV w:val="single" w:color="000000" w:themeColor="text1" w:themeTint="50" w:sz="4" w:space="0"/>
       </w:tblBorders>
+      <w:tblCellMar>
+        <w:left w:w="108" w:type="dxa"/>
+        <w:top w:w="0" w:type="dxa"/>
+        <w:right w:w="108" w:type="dxa"/>
+        <w:bottom w:w="0" w:type="dxa"/>
+      </w:tblCellMar>
     </w:tblPr>
     <w:tcPr>
       <w:tcBorders/>
@@ -1971,9 +2731,9 @@
       </w:tcPr>
     </w:tblStylePr>
   </w:style>
-  <w:style w:type="table" w:styleId="15">
+  <w:style w:type="table" w:styleId="660">
     <w:name w:val="Plain Table 2"/>
-    <w:basedOn w:val="671"/>
+    <w:basedOn w:val="844"/>
     <w:uiPriority w:val="59"/>
     <w:pPr>
       <w:pBdr/>
@@ -1982,18 +2742,18 @@
     </w:pPr>
     <w:tblPr>
       <w:tblInd w:w="0" w:type="dxa"/>
+      <w:tblBorders>
+        <w:top w:val="single" w:color="000000" w:themeColor="text1" w:sz="4" w:space="0"/>
+        <w:left w:val="none" w:color="000000" w:themeColor="text1" w:sz="4" w:space="0"/>
+        <w:bottom w:val="single" w:color="000000" w:themeColor="text1" w:sz="4" w:space="0"/>
+        <w:right w:val="none" w:color="000000" w:themeColor="text1" w:sz="4" w:space="0"/>
+      </w:tblBorders>
       <w:tblCellMar>
         <w:left w:w="108" w:type="dxa"/>
         <w:top w:w="0" w:type="dxa"/>
         <w:right w:w="108" w:type="dxa"/>
         <w:bottom w:w="0" w:type="dxa"/>
       </w:tblCellMar>
-      <w:tblBorders>
-        <w:top w:val="single" w:color="000000" w:themeColor="text1" w:sz="4" w:space="0"/>
-        <w:left w:val="none" w:color="000000" w:themeColor="text1" w:sz="4" w:space="0"/>
-        <w:bottom w:val="single" w:color="000000" w:themeColor="text1" w:sz="4" w:space="0"/>
-        <w:right w:val="none" w:color="000000" w:themeColor="text1" w:sz="4" w:space="0"/>
-      </w:tblBorders>
     </w:tblPr>
     <w:tcPr>
       <w:tcBorders/>
@@ -2204,9 +2964,9 @@
       </w:tcPr>
     </w:tblStylePr>
   </w:style>
-  <w:style w:type="table" w:styleId="16">
+  <w:style w:type="table" w:styleId="661">
     <w:name w:val="Plain Table 3"/>
-    <w:basedOn w:val="671"/>
+    <w:basedOn w:val="844"/>
     <w:uiPriority w:val="99"/>
     <w:pPr>
       <w:pBdr/>
@@ -2434,9 +3194,9 @@
       </w:tcPr>
     </w:tblStylePr>
   </w:style>
-  <w:style w:type="table" w:styleId="17">
+  <w:style w:type="table" w:styleId="662">
     <w:name w:val="Plain Table 4"/>
-    <w:basedOn w:val="671"/>
+    <w:basedOn w:val="844"/>
     <w:uiPriority w:val="99"/>
     <w:pPr>
       <w:pBdr/>
@@ -2650,9 +3410,9 @@
       </w:tcPr>
     </w:tblStylePr>
   </w:style>
-  <w:style w:type="table" w:styleId="18">
+  <w:style w:type="table" w:styleId="663">
     <w:name w:val="Plain Table 5"/>
-    <w:basedOn w:val="671"/>
+    <w:basedOn w:val="844"/>
     <w:uiPriority w:val="99"/>
     <w:pPr>
       <w:pBdr/>
@@ -2883,9 +3643,9 @@
       </w:tcPr>
     </w:tblStylePr>
   </w:style>
-  <w:style w:type="table" w:styleId="19">
+  <w:style w:type="table" w:styleId="664">
     <w:name w:val="Grid Table 1 Light"/>
-    <w:basedOn w:val="671"/>
+    <w:basedOn w:val="844"/>
     <w:uiPriority w:val="99"/>
     <w:pPr>
       <w:pBdr/>
@@ -3106,9 +3866,9 @@
       </w:tcPr>
     </w:tblStylePr>
   </w:style>
-  <w:style w:type="table" w:styleId="20">
+  <w:style w:type="table" w:styleId="665">
     <w:name w:val="Grid Table 1 Light - Accent 1"/>
-    <w:basedOn w:val="671"/>
+    <w:basedOn w:val="844"/>
     <w:uiPriority w:val="99"/>
     <w:pPr>
       <w:pBdr/>
@@ -3329,9 +4089,9 @@
       </w:tcPr>
     </w:tblStylePr>
   </w:style>
-  <w:style w:type="table" w:styleId="21">
+  <w:style w:type="table" w:styleId="666">
     <w:name w:val="Grid Table 1 Light - Accent 2"/>
-    <w:basedOn w:val="671"/>
+    <w:basedOn w:val="844"/>
     <w:uiPriority w:val="99"/>
     <w:pPr>
       <w:pBdr/>
@@ -3552,9 +4312,9 @@
       </w:tcPr>
     </w:tblStylePr>
   </w:style>
-  <w:style w:type="table" w:styleId="22">
+  <w:style w:type="table" w:styleId="667">
     <w:name w:val="Grid Table 1 Light - Accent 3"/>
-    <w:basedOn w:val="671"/>
+    <w:basedOn w:val="844"/>
     <w:uiPriority w:val="99"/>
     <w:pPr>
       <w:pBdr/>
@@ -3775,9 +4535,9 @@
       </w:tcPr>
     </w:tblStylePr>
   </w:style>
-  <w:style w:type="table" w:styleId="23">
+  <w:style w:type="table" w:styleId="668">
     <w:name w:val="Grid Table 1 Light - Accent 4"/>
-    <w:basedOn w:val="671"/>
+    <w:basedOn w:val="844"/>
     <w:uiPriority w:val="99"/>
     <w:pPr>
       <w:pBdr/>
@@ -3998,9 +4758,9 @@
       </w:tcPr>
     </w:tblStylePr>
   </w:style>
-  <w:style w:type="table" w:styleId="24">
+  <w:style w:type="table" w:styleId="669">
     <w:name w:val="Grid Table 1 Light - Accent 5"/>
-    <w:basedOn w:val="671"/>
+    <w:basedOn w:val="844"/>
     <w:uiPriority w:val="99"/>
     <w:pPr>
       <w:pBdr/>
@@ -4221,9 +4981,9 @@
       </w:tcPr>
     </w:tblStylePr>
   </w:style>
-  <w:style w:type="table" w:styleId="25">
+  <w:style w:type="table" w:styleId="670">
     <w:name w:val="Grid Table 1 Light - Accent 6"/>
-    <w:basedOn w:val="671"/>
+    <w:basedOn w:val="844"/>
     <w:uiPriority w:val="99"/>
     <w:pPr>
       <w:pBdr/>
@@ -4444,9 +5204,9 @@
       </w:tcPr>
     </w:tblStylePr>
   </w:style>
-  <w:style w:type="table" w:styleId="26">
+  <w:style w:type="table" w:styleId="671">
     <w:name w:val="Grid Table 2"/>
-    <w:basedOn w:val="671"/>
+    <w:basedOn w:val="844"/>
     <w:uiPriority w:val="99"/>
     <w:pPr>
       <w:pBdr/>
@@ -4676,9 +5436,9 @@
       </w:tcPr>
     </w:tblStylePr>
   </w:style>
-  <w:style w:type="table" w:styleId="27">
+  <w:style w:type="table" w:styleId="672">
     <w:name w:val="Grid Table 2 - Accent 1"/>
-    <w:basedOn w:val="671"/>
+    <w:basedOn w:val="844"/>
     <w:uiPriority w:val="99"/>
     <w:pPr>
       <w:pBdr/>
@@ -4908,9 +5668,9 @@
       </w:tcPr>
     </w:tblStylePr>
   </w:style>
-  <w:style w:type="table" w:styleId="28">
+  <w:style w:type="table" w:styleId="673">
     <w:name w:val="Grid Table 2 - Accent 2"/>
-    <w:basedOn w:val="671"/>
+    <w:basedOn w:val="844"/>
     <w:uiPriority w:val="99"/>
     <w:pPr>
       <w:pBdr/>
@@ -5140,9 +5900,9 @@
       </w:tcPr>
     </w:tblStylePr>
   </w:style>
-  <w:style w:type="table" w:styleId="29">
+  <w:style w:type="table" w:styleId="674">
     <w:name w:val="Grid Table 2 - Accent 3"/>
-    <w:basedOn w:val="671"/>
+    <w:basedOn w:val="844"/>
     <w:uiPriority w:val="99"/>
     <w:pPr>
       <w:pBdr/>
@@ -5372,9 +6132,9 @@
       </w:tcPr>
     </w:tblStylePr>
   </w:style>
-  <w:style w:type="table" w:styleId="30">
+  <w:style w:type="table" w:styleId="675">
     <w:name w:val="Grid Table 2 - Accent 4"/>
-    <w:basedOn w:val="671"/>
+    <w:basedOn w:val="844"/>
     <w:uiPriority w:val="99"/>
     <w:pPr>
       <w:pBdr/>
@@ -5604,9 +6364,9 @@
       </w:tcPr>
     </w:tblStylePr>
   </w:style>
-  <w:style w:type="table" w:styleId="31">
+  <w:style w:type="table" w:styleId="676">
     <w:name w:val="Grid Table 2 - Accent 5"/>
-    <w:basedOn w:val="671"/>
+    <w:basedOn w:val="844"/>
     <w:uiPriority w:val="99"/>
     <w:pPr>
       <w:pBdr/>
@@ -5836,9 +6596,9 @@
       </w:tcPr>
     </w:tblStylePr>
   </w:style>
-  <w:style w:type="table" w:styleId="32">
+  <w:style w:type="table" w:styleId="677">
     <w:name w:val="Grid Table 2 - Accent 6"/>
-    <w:basedOn w:val="671"/>
+    <w:basedOn w:val="844"/>
     <w:uiPriority w:val="99"/>
     <w:pPr>
       <w:pBdr/>
@@ -6068,9 +6828,9 @@
       </w:tcPr>
     </w:tblStylePr>
   </w:style>
-  <w:style w:type="table" w:styleId="33">
+  <w:style w:type="table" w:styleId="678">
     <w:name w:val="Grid Table 3"/>
-    <w:basedOn w:val="671"/>
+    <w:basedOn w:val="844"/>
     <w:uiPriority w:val="99"/>
     <w:pPr>
       <w:pBdr/>
@@ -6169,29 +6929,6 @@
         <w:tblBorders/>
       </w:tblPr>
       <w:tcPr>
-        <w:shd w:color="ffffff"/>
-        <w:tcBorders>
-          <w:top w:val="none" w:color="000000" w:sz="4" w:space="0"/>
-          <w:left w:val="none" w:color="000000" w:sz="4" w:space="0"/>
-          <w:bottom w:val="none" w:color="000000" w:sz="4" w:space="0"/>
-          <w:right w:val="none" w:color="000000" w:sz="4" w:space="0"/>
-        </w:tcBorders>
-      </w:tcPr>
-    </w:tblStylePr>
-    <w:tblStylePr w:type="firstRow">
-      <w:rPr>
-        <w:b/>
-        <w:color w:val="404040"/>
-      </w:rPr>
-      <w:pPr>
-        <w:pBdr/>
-        <w:spacing/>
-        <w:ind/>
-      </w:pPr>
-      <w:tblPr>
-        <w:tblBorders/>
-      </w:tblPr>
-      <w:tcPr>
         <w:shd w:val="clear" w:color="ffffff"/>
         <w:tcBorders>
           <w:top w:val="none" w:color="000000" w:sz="4" w:space="0"/>
@@ -6201,30 +6938,7 @@
         </w:tcBorders>
       </w:tcPr>
     </w:tblStylePr>
-    <w:tblStylePr w:type="lastCol">
-      <w:rPr>
-        <w:i/>
-        <w:color w:val="404040"/>
-      </w:rPr>
-      <w:pPr>
-        <w:pBdr/>
-        <w:spacing/>
-        <w:ind/>
-      </w:pPr>
-      <w:tblPr>
-        <w:tblBorders/>
-      </w:tblPr>
-      <w:tcPr>
-        <w:shd w:color="ffffff"/>
-        <w:tcBorders>
-          <w:top w:val="none" w:color="000000" w:sz="4" w:space="0"/>
-          <w:left w:val="none" w:color="000000" w:sz="4" w:space="0"/>
-          <w:bottom w:val="none" w:color="000000" w:sz="4" w:space="0"/>
-          <w:right w:val="none" w:color="000000" w:sz="4" w:space="0"/>
-        </w:tcBorders>
-      </w:tcPr>
-    </w:tblStylePr>
-    <w:tblStylePr w:type="lastRow">
+    <w:tblStylePr w:type="firstRow">
       <w:rPr>
         <w:b/>
         <w:color w:val="404040"/>
@@ -6247,6 +6961,52 @@
         </w:tcBorders>
       </w:tcPr>
     </w:tblStylePr>
+    <w:tblStylePr w:type="lastCol">
+      <w:rPr>
+        <w:i/>
+        <w:color w:val="404040"/>
+      </w:rPr>
+      <w:pPr>
+        <w:pBdr/>
+        <w:spacing/>
+        <w:ind/>
+      </w:pPr>
+      <w:tblPr>
+        <w:tblBorders/>
+      </w:tblPr>
+      <w:tcPr>
+        <w:shd w:val="clear" w:color="ffffff"/>
+        <w:tcBorders>
+          <w:top w:val="none" w:color="000000" w:sz="4" w:space="0"/>
+          <w:left w:val="none" w:color="000000" w:sz="4" w:space="0"/>
+          <w:bottom w:val="none" w:color="000000" w:sz="4" w:space="0"/>
+          <w:right w:val="none" w:color="000000" w:sz="4" w:space="0"/>
+        </w:tcBorders>
+      </w:tcPr>
+    </w:tblStylePr>
+    <w:tblStylePr w:type="lastRow">
+      <w:rPr>
+        <w:b/>
+        <w:color w:val="404040"/>
+      </w:rPr>
+      <w:pPr>
+        <w:pBdr/>
+        <w:spacing/>
+        <w:ind/>
+      </w:pPr>
+      <w:tblPr>
+        <w:tblBorders/>
+      </w:tblPr>
+      <w:tcPr>
+        <w:shd w:val="clear" w:color="ffffff"/>
+        <w:tcBorders>
+          <w:top w:val="none" w:color="000000" w:sz="4" w:space="0"/>
+          <w:left w:val="none" w:color="000000" w:sz="4" w:space="0"/>
+          <w:bottom w:val="none" w:color="000000" w:sz="4" w:space="0"/>
+          <w:right w:val="none" w:color="000000" w:sz="4" w:space="0"/>
+        </w:tcBorders>
+      </w:tcPr>
+    </w:tblStylePr>
     <w:tblStylePr w:type="nwCell">
       <w:pPr>
         <w:pBdr/>
@@ -6313,9 +7073,9 @@
       </w:tcPr>
     </w:tblStylePr>
   </w:style>
-  <w:style w:type="table" w:styleId="34">
+  <w:style w:type="table" w:styleId="679">
     <w:name w:val="Grid Table 3 - Accent 1"/>
-    <w:basedOn w:val="671"/>
+    <w:basedOn w:val="844"/>
     <w:uiPriority w:val="99"/>
     <w:pPr>
       <w:pBdr/>
@@ -6414,29 +7174,6 @@
         <w:tblBorders/>
       </w:tblPr>
       <w:tcPr>
-        <w:shd w:color="ffffff"/>
-        <w:tcBorders>
-          <w:top w:val="none" w:color="000000" w:sz="4" w:space="0"/>
-          <w:left w:val="none" w:color="000000" w:sz="4" w:space="0"/>
-          <w:bottom w:val="none" w:color="000000" w:sz="4" w:space="0"/>
-          <w:right w:val="none" w:color="000000" w:sz="4" w:space="0"/>
-        </w:tcBorders>
-      </w:tcPr>
-    </w:tblStylePr>
-    <w:tblStylePr w:type="firstRow">
-      <w:rPr>
-        <w:b/>
-        <w:color w:val="404040"/>
-      </w:rPr>
-      <w:pPr>
-        <w:pBdr/>
-        <w:spacing/>
-        <w:ind/>
-      </w:pPr>
-      <w:tblPr>
-        <w:tblBorders/>
-      </w:tblPr>
-      <w:tcPr>
         <w:shd w:val="clear" w:color="ffffff"/>
         <w:tcBorders>
           <w:top w:val="none" w:color="000000" w:sz="4" w:space="0"/>
@@ -6446,30 +7183,7 @@
         </w:tcBorders>
       </w:tcPr>
     </w:tblStylePr>
-    <w:tblStylePr w:type="lastCol">
-      <w:rPr>
-        <w:i/>
-        <w:color w:val="404040"/>
-      </w:rPr>
-      <w:pPr>
-        <w:pBdr/>
-        <w:spacing/>
-        <w:ind/>
-      </w:pPr>
-      <w:tblPr>
-        <w:tblBorders/>
-      </w:tblPr>
-      <w:tcPr>
-        <w:shd w:color="ffffff"/>
-        <w:tcBorders>
-          <w:top w:val="none" w:color="000000" w:sz="4" w:space="0"/>
-          <w:left w:val="none" w:color="000000" w:sz="4" w:space="0"/>
-          <w:bottom w:val="none" w:color="000000" w:sz="4" w:space="0"/>
-          <w:right w:val="none" w:color="000000" w:sz="4" w:space="0"/>
-        </w:tcBorders>
-      </w:tcPr>
-    </w:tblStylePr>
-    <w:tblStylePr w:type="lastRow">
+    <w:tblStylePr w:type="firstRow">
       <w:rPr>
         <w:b/>
         <w:color w:val="404040"/>
@@ -6492,6 +7206,52 @@
         </w:tcBorders>
       </w:tcPr>
     </w:tblStylePr>
+    <w:tblStylePr w:type="lastCol">
+      <w:rPr>
+        <w:i/>
+        <w:color w:val="404040"/>
+      </w:rPr>
+      <w:pPr>
+        <w:pBdr/>
+        <w:spacing/>
+        <w:ind/>
+      </w:pPr>
+      <w:tblPr>
+        <w:tblBorders/>
+      </w:tblPr>
+      <w:tcPr>
+        <w:shd w:val="clear" w:color="ffffff"/>
+        <w:tcBorders>
+          <w:top w:val="none" w:color="000000" w:sz="4" w:space="0"/>
+          <w:left w:val="none" w:color="000000" w:sz="4" w:space="0"/>
+          <w:bottom w:val="none" w:color="000000" w:sz="4" w:space="0"/>
+          <w:right w:val="none" w:color="000000" w:sz="4" w:space="0"/>
+        </w:tcBorders>
+      </w:tcPr>
+    </w:tblStylePr>
+    <w:tblStylePr w:type="lastRow">
+      <w:rPr>
+        <w:b/>
+        <w:color w:val="404040"/>
+      </w:rPr>
+      <w:pPr>
+        <w:pBdr/>
+        <w:spacing/>
+        <w:ind/>
+      </w:pPr>
+      <w:tblPr>
+        <w:tblBorders/>
+      </w:tblPr>
+      <w:tcPr>
+        <w:shd w:val="clear" w:color="ffffff"/>
+        <w:tcBorders>
+          <w:top w:val="none" w:color="000000" w:sz="4" w:space="0"/>
+          <w:left w:val="none" w:color="000000" w:sz="4" w:space="0"/>
+          <w:bottom w:val="none" w:color="000000" w:sz="4" w:space="0"/>
+          <w:right w:val="none" w:color="000000" w:sz="4" w:space="0"/>
+        </w:tcBorders>
+      </w:tcPr>
+    </w:tblStylePr>
     <w:tblStylePr w:type="nwCell">
       <w:pPr>
         <w:pBdr/>
@@ -6558,9 +7318,9 @@
       </w:tcPr>
     </w:tblStylePr>
   </w:style>
-  <w:style w:type="table" w:styleId="35">
+  <w:style w:type="table" w:styleId="680">
     <w:name w:val="Grid Table 3 - Accent 2"/>
-    <w:basedOn w:val="671"/>
+    <w:basedOn w:val="844"/>
     <w:uiPriority w:val="99"/>
     <w:pPr>
       <w:pBdr/>
@@ -6659,29 +7419,6 @@
         <w:tblBorders/>
       </w:tblPr>
       <w:tcPr>
-        <w:shd w:color="ffffff"/>
-        <w:tcBorders>
-          <w:top w:val="none" w:color="000000" w:sz="4" w:space="0"/>
-          <w:left w:val="none" w:color="000000" w:sz="4" w:space="0"/>
-          <w:bottom w:val="none" w:color="000000" w:sz="4" w:space="0"/>
-          <w:right w:val="none" w:color="000000" w:sz="4" w:space="0"/>
-        </w:tcBorders>
-      </w:tcPr>
-    </w:tblStylePr>
-    <w:tblStylePr w:type="firstRow">
-      <w:rPr>
-        <w:b/>
-        <w:color w:val="404040"/>
-      </w:rPr>
-      <w:pPr>
-        <w:pBdr/>
-        <w:spacing/>
-        <w:ind/>
-      </w:pPr>
-      <w:tblPr>
-        <w:tblBorders/>
-      </w:tblPr>
-      <w:tcPr>
         <w:shd w:val="clear" w:color="ffffff"/>
         <w:tcBorders>
           <w:top w:val="none" w:color="000000" w:sz="4" w:space="0"/>
@@ -6691,30 +7428,7 @@
         </w:tcBorders>
       </w:tcPr>
     </w:tblStylePr>
-    <w:tblStylePr w:type="lastCol">
-      <w:rPr>
-        <w:i/>
-        <w:color w:val="404040"/>
-      </w:rPr>
-      <w:pPr>
-        <w:pBdr/>
-        <w:spacing/>
-        <w:ind/>
-      </w:pPr>
-      <w:tblPr>
-        <w:tblBorders/>
-      </w:tblPr>
-      <w:tcPr>
-        <w:shd w:color="ffffff"/>
-        <w:tcBorders>
-          <w:top w:val="none" w:color="000000" w:sz="4" w:space="0"/>
-          <w:left w:val="none" w:color="000000" w:sz="4" w:space="0"/>
-          <w:bottom w:val="none" w:color="000000" w:sz="4" w:space="0"/>
-          <w:right w:val="none" w:color="000000" w:sz="4" w:space="0"/>
-        </w:tcBorders>
-      </w:tcPr>
-    </w:tblStylePr>
-    <w:tblStylePr w:type="lastRow">
+    <w:tblStylePr w:type="firstRow">
       <w:rPr>
         <w:b/>
         <w:color w:val="404040"/>
@@ -6737,6 +7451,52 @@
         </w:tcBorders>
       </w:tcPr>
     </w:tblStylePr>
+    <w:tblStylePr w:type="lastCol">
+      <w:rPr>
+        <w:i/>
+        <w:color w:val="404040"/>
+      </w:rPr>
+      <w:pPr>
+        <w:pBdr/>
+        <w:spacing/>
+        <w:ind/>
+      </w:pPr>
+      <w:tblPr>
+        <w:tblBorders/>
+      </w:tblPr>
+      <w:tcPr>
+        <w:shd w:val="clear" w:color="ffffff"/>
+        <w:tcBorders>
+          <w:top w:val="none" w:color="000000" w:sz="4" w:space="0"/>
+          <w:left w:val="none" w:color="000000" w:sz="4" w:space="0"/>
+          <w:bottom w:val="none" w:color="000000" w:sz="4" w:space="0"/>
+          <w:right w:val="none" w:color="000000" w:sz="4" w:space="0"/>
+        </w:tcBorders>
+      </w:tcPr>
+    </w:tblStylePr>
+    <w:tblStylePr w:type="lastRow">
+      <w:rPr>
+        <w:b/>
+        <w:color w:val="404040"/>
+      </w:rPr>
+      <w:pPr>
+        <w:pBdr/>
+        <w:spacing/>
+        <w:ind/>
+      </w:pPr>
+      <w:tblPr>
+        <w:tblBorders/>
+      </w:tblPr>
+      <w:tcPr>
+        <w:shd w:val="clear" w:color="ffffff"/>
+        <w:tcBorders>
+          <w:top w:val="none" w:color="000000" w:sz="4" w:space="0"/>
+          <w:left w:val="none" w:color="000000" w:sz="4" w:space="0"/>
+          <w:bottom w:val="none" w:color="000000" w:sz="4" w:space="0"/>
+          <w:right w:val="none" w:color="000000" w:sz="4" w:space="0"/>
+        </w:tcBorders>
+      </w:tcPr>
+    </w:tblStylePr>
     <w:tblStylePr w:type="nwCell">
       <w:pPr>
         <w:pBdr/>
@@ -6803,9 +7563,9 @@
       </w:tcPr>
     </w:tblStylePr>
   </w:style>
-  <w:style w:type="table" w:styleId="36">
+  <w:style w:type="table" w:styleId="681">
     <w:name w:val="Grid Table 3 - Accent 3"/>
-    <w:basedOn w:val="671"/>
+    <w:basedOn w:val="844"/>
     <w:uiPriority w:val="99"/>
     <w:pPr>
       <w:pBdr/>
@@ -6904,29 +7664,6 @@
         <w:tblBorders/>
       </w:tblPr>
       <w:tcPr>
-        <w:shd w:color="ffffff"/>
-        <w:tcBorders>
-          <w:top w:val="none" w:color="000000" w:sz="4" w:space="0"/>
-          <w:left w:val="none" w:color="000000" w:sz="4" w:space="0"/>
-          <w:bottom w:val="none" w:color="000000" w:sz="4" w:space="0"/>
-          <w:right w:val="none" w:color="000000" w:sz="4" w:space="0"/>
-        </w:tcBorders>
-      </w:tcPr>
-    </w:tblStylePr>
-    <w:tblStylePr w:type="firstRow">
-      <w:rPr>
-        <w:b/>
-        <w:color w:val="404040"/>
-      </w:rPr>
-      <w:pPr>
-        <w:pBdr/>
-        <w:spacing/>
-        <w:ind/>
-      </w:pPr>
-      <w:tblPr>
-        <w:tblBorders/>
-      </w:tblPr>
-      <w:tcPr>
         <w:shd w:val="clear" w:color="ffffff"/>
         <w:tcBorders>
           <w:top w:val="none" w:color="000000" w:sz="4" w:space="0"/>
@@ -6936,30 +7673,7 @@
         </w:tcBorders>
       </w:tcPr>
     </w:tblStylePr>
-    <w:tblStylePr w:type="lastCol">
-      <w:rPr>
-        <w:i/>
-        <w:color w:val="404040"/>
-      </w:rPr>
-      <w:pPr>
-        <w:pBdr/>
-        <w:spacing/>
-        <w:ind/>
-      </w:pPr>
-      <w:tblPr>
-        <w:tblBorders/>
-      </w:tblPr>
-      <w:tcPr>
-        <w:shd w:color="ffffff"/>
-        <w:tcBorders>
-          <w:top w:val="none" w:color="000000" w:sz="4" w:space="0"/>
-          <w:left w:val="none" w:color="000000" w:sz="4" w:space="0"/>
-          <w:bottom w:val="none" w:color="000000" w:sz="4" w:space="0"/>
-          <w:right w:val="none" w:color="000000" w:sz="4" w:space="0"/>
-        </w:tcBorders>
-      </w:tcPr>
-    </w:tblStylePr>
-    <w:tblStylePr w:type="lastRow">
+    <w:tblStylePr w:type="firstRow">
       <w:rPr>
         <w:b/>
         <w:color w:val="404040"/>
@@ -6982,6 +7696,52 @@
         </w:tcBorders>
       </w:tcPr>
     </w:tblStylePr>
+    <w:tblStylePr w:type="lastCol">
+      <w:rPr>
+        <w:i/>
+        <w:color w:val="404040"/>
+      </w:rPr>
+      <w:pPr>
+        <w:pBdr/>
+        <w:spacing/>
+        <w:ind/>
+      </w:pPr>
+      <w:tblPr>
+        <w:tblBorders/>
+      </w:tblPr>
+      <w:tcPr>
+        <w:shd w:val="clear" w:color="ffffff"/>
+        <w:tcBorders>
+          <w:top w:val="none" w:color="000000" w:sz="4" w:space="0"/>
+          <w:left w:val="none" w:color="000000" w:sz="4" w:space="0"/>
+          <w:bottom w:val="none" w:color="000000" w:sz="4" w:space="0"/>
+          <w:right w:val="none" w:color="000000" w:sz="4" w:space="0"/>
+        </w:tcBorders>
+      </w:tcPr>
+    </w:tblStylePr>
+    <w:tblStylePr w:type="lastRow">
+      <w:rPr>
+        <w:b/>
+        <w:color w:val="404040"/>
+      </w:rPr>
+      <w:pPr>
+        <w:pBdr/>
+        <w:spacing/>
+        <w:ind/>
+      </w:pPr>
+      <w:tblPr>
+        <w:tblBorders/>
+      </w:tblPr>
+      <w:tcPr>
+        <w:shd w:val="clear" w:color="ffffff"/>
+        <w:tcBorders>
+          <w:top w:val="none" w:color="000000" w:sz="4" w:space="0"/>
+          <w:left w:val="none" w:color="000000" w:sz="4" w:space="0"/>
+          <w:bottom w:val="none" w:color="000000" w:sz="4" w:space="0"/>
+          <w:right w:val="none" w:color="000000" w:sz="4" w:space="0"/>
+        </w:tcBorders>
+      </w:tcPr>
+    </w:tblStylePr>
     <w:tblStylePr w:type="nwCell">
       <w:pPr>
         <w:pBdr/>
@@ -7048,9 +7808,9 @@
       </w:tcPr>
     </w:tblStylePr>
   </w:style>
-  <w:style w:type="table" w:styleId="37">
+  <w:style w:type="table" w:styleId="682">
     <w:name w:val="Grid Table 3 - Accent 4"/>
-    <w:basedOn w:val="671"/>
+    <w:basedOn w:val="844"/>
     <w:uiPriority w:val="99"/>
     <w:pPr>
       <w:pBdr/>
@@ -7149,29 +7909,6 @@
         <w:tblBorders/>
       </w:tblPr>
       <w:tcPr>
-        <w:shd w:color="ffffff"/>
-        <w:tcBorders>
-          <w:top w:val="none" w:color="000000" w:sz="4" w:space="0"/>
-          <w:left w:val="none" w:color="000000" w:sz="4" w:space="0"/>
-          <w:bottom w:val="none" w:color="000000" w:sz="4" w:space="0"/>
-          <w:right w:val="none" w:color="000000" w:sz="4" w:space="0"/>
-        </w:tcBorders>
-      </w:tcPr>
-    </w:tblStylePr>
-    <w:tblStylePr w:type="firstRow">
-      <w:rPr>
-        <w:b/>
-        <w:color w:val="404040"/>
-      </w:rPr>
-      <w:pPr>
-        <w:pBdr/>
-        <w:spacing/>
-        <w:ind/>
-      </w:pPr>
-      <w:tblPr>
-        <w:tblBorders/>
-      </w:tblPr>
-      <w:tcPr>
         <w:shd w:val="clear" w:color="ffffff"/>
         <w:tcBorders>
           <w:top w:val="none" w:color="000000" w:sz="4" w:space="0"/>
@@ -7181,30 +7918,7 @@
         </w:tcBorders>
       </w:tcPr>
     </w:tblStylePr>
-    <w:tblStylePr w:type="lastCol">
-      <w:rPr>
-        <w:i/>
-        <w:color w:val="404040"/>
-      </w:rPr>
-      <w:pPr>
-        <w:pBdr/>
-        <w:spacing/>
-        <w:ind/>
-      </w:pPr>
-      <w:tblPr>
-        <w:tblBorders/>
-      </w:tblPr>
-      <w:tcPr>
-        <w:shd w:color="ffffff"/>
-        <w:tcBorders>
-          <w:top w:val="none" w:color="000000" w:sz="4" w:space="0"/>
-          <w:left w:val="none" w:color="000000" w:sz="4" w:space="0"/>
-          <w:bottom w:val="none" w:color="000000" w:sz="4" w:space="0"/>
-          <w:right w:val="none" w:color="000000" w:sz="4" w:space="0"/>
-        </w:tcBorders>
-      </w:tcPr>
-    </w:tblStylePr>
-    <w:tblStylePr w:type="lastRow">
+    <w:tblStylePr w:type="firstRow">
       <w:rPr>
         <w:b/>
         <w:color w:val="404040"/>
@@ -7227,6 +7941,52 @@
         </w:tcBorders>
       </w:tcPr>
     </w:tblStylePr>
+    <w:tblStylePr w:type="lastCol">
+      <w:rPr>
+        <w:i/>
+        <w:color w:val="404040"/>
+      </w:rPr>
+      <w:pPr>
+        <w:pBdr/>
+        <w:spacing/>
+        <w:ind/>
+      </w:pPr>
+      <w:tblPr>
+        <w:tblBorders/>
+      </w:tblPr>
+      <w:tcPr>
+        <w:shd w:val="clear" w:color="ffffff"/>
+        <w:tcBorders>
+          <w:top w:val="none" w:color="000000" w:sz="4" w:space="0"/>
+          <w:left w:val="none" w:color="000000" w:sz="4" w:space="0"/>
+          <w:bottom w:val="none" w:color="000000" w:sz="4" w:space="0"/>
+          <w:right w:val="none" w:color="000000" w:sz="4" w:space="0"/>
+        </w:tcBorders>
+      </w:tcPr>
+    </w:tblStylePr>
+    <w:tblStylePr w:type="lastRow">
+      <w:rPr>
+        <w:b/>
+        <w:color w:val="404040"/>
+      </w:rPr>
+      <w:pPr>
+        <w:pBdr/>
+        <w:spacing/>
+        <w:ind/>
+      </w:pPr>
+      <w:tblPr>
+        <w:tblBorders/>
+      </w:tblPr>
+      <w:tcPr>
+        <w:shd w:val="clear" w:color="ffffff"/>
+        <w:tcBorders>
+          <w:top w:val="none" w:color="000000" w:sz="4" w:space="0"/>
+          <w:left w:val="none" w:color="000000" w:sz="4" w:space="0"/>
+          <w:bottom w:val="none" w:color="000000" w:sz="4" w:space="0"/>
+          <w:right w:val="none" w:color="000000" w:sz="4" w:space="0"/>
+        </w:tcBorders>
+      </w:tcPr>
+    </w:tblStylePr>
     <w:tblStylePr w:type="nwCell">
       <w:pPr>
         <w:pBdr/>
@@ -7293,9 +8053,9 @@
       </w:tcPr>
     </w:tblStylePr>
   </w:style>
-  <w:style w:type="table" w:styleId="38">
+  <w:style w:type="table" w:styleId="683">
     <w:name w:val="Grid Table 3 - Accent 5"/>
-    <w:basedOn w:val="671"/>
+    <w:basedOn w:val="844"/>
     <w:uiPriority w:val="99"/>
     <w:pPr>
       <w:pBdr/>
@@ -7394,29 +8154,6 @@
         <w:tblBorders/>
       </w:tblPr>
       <w:tcPr>
-        <w:shd w:color="ffffff"/>
-        <w:tcBorders>
-          <w:top w:val="none" w:color="000000" w:sz="4" w:space="0"/>
-          <w:left w:val="none" w:color="000000" w:sz="4" w:space="0"/>
-          <w:bottom w:val="none" w:color="000000" w:sz="4" w:space="0"/>
-          <w:right w:val="none" w:color="000000" w:sz="4" w:space="0"/>
-        </w:tcBorders>
-      </w:tcPr>
-    </w:tblStylePr>
-    <w:tblStylePr w:type="firstRow">
-      <w:rPr>
-        <w:b/>
-        <w:color w:val="404040"/>
-      </w:rPr>
-      <w:pPr>
-        <w:pBdr/>
-        <w:spacing/>
-        <w:ind/>
-      </w:pPr>
-      <w:tblPr>
-        <w:tblBorders/>
-      </w:tblPr>
-      <w:tcPr>
         <w:shd w:val="clear" w:color="ffffff"/>
         <w:tcBorders>
           <w:top w:val="none" w:color="000000" w:sz="4" w:space="0"/>
@@ -7426,30 +8163,7 @@
         </w:tcBorders>
       </w:tcPr>
     </w:tblStylePr>
-    <w:tblStylePr w:type="lastCol">
-      <w:rPr>
-        <w:i/>
-        <w:color w:val="404040"/>
-      </w:rPr>
-      <w:pPr>
-        <w:pBdr/>
-        <w:spacing/>
-        <w:ind/>
-      </w:pPr>
-      <w:tblPr>
-        <w:tblBorders/>
-      </w:tblPr>
-      <w:tcPr>
-        <w:shd w:color="ffffff"/>
-        <w:tcBorders>
-          <w:top w:val="none" w:color="000000" w:sz="4" w:space="0"/>
-          <w:left w:val="none" w:color="000000" w:sz="4" w:space="0"/>
-          <w:bottom w:val="none" w:color="000000" w:sz="4" w:space="0"/>
-          <w:right w:val="none" w:color="000000" w:sz="4" w:space="0"/>
-        </w:tcBorders>
-      </w:tcPr>
-    </w:tblStylePr>
-    <w:tblStylePr w:type="lastRow">
+    <w:tblStylePr w:type="firstRow">
       <w:rPr>
         <w:b/>
         <w:color w:val="404040"/>
@@ -7472,6 +8186,52 @@
         </w:tcBorders>
       </w:tcPr>
     </w:tblStylePr>
+    <w:tblStylePr w:type="lastCol">
+      <w:rPr>
+        <w:i/>
+        <w:color w:val="404040"/>
+      </w:rPr>
+      <w:pPr>
+        <w:pBdr/>
+        <w:spacing/>
+        <w:ind/>
+      </w:pPr>
+      <w:tblPr>
+        <w:tblBorders/>
+      </w:tblPr>
+      <w:tcPr>
+        <w:shd w:val="clear" w:color="ffffff"/>
+        <w:tcBorders>
+          <w:top w:val="none" w:color="000000" w:sz="4" w:space="0"/>
+          <w:left w:val="none" w:color="000000" w:sz="4" w:space="0"/>
+          <w:bottom w:val="none" w:color="000000" w:sz="4" w:space="0"/>
+          <w:right w:val="none" w:color="000000" w:sz="4" w:space="0"/>
+        </w:tcBorders>
+      </w:tcPr>
+    </w:tblStylePr>
+    <w:tblStylePr w:type="lastRow">
+      <w:rPr>
+        <w:b/>
+        <w:color w:val="404040"/>
+      </w:rPr>
+      <w:pPr>
+        <w:pBdr/>
+        <w:spacing/>
+        <w:ind/>
+      </w:pPr>
+      <w:tblPr>
+        <w:tblBorders/>
+      </w:tblPr>
+      <w:tcPr>
+        <w:shd w:val="clear" w:color="ffffff"/>
+        <w:tcBorders>
+          <w:top w:val="none" w:color="000000" w:sz="4" w:space="0"/>
+          <w:left w:val="none" w:color="000000" w:sz="4" w:space="0"/>
+          <w:bottom w:val="none" w:color="000000" w:sz="4" w:space="0"/>
+          <w:right w:val="none" w:color="000000" w:sz="4" w:space="0"/>
+        </w:tcBorders>
+      </w:tcPr>
+    </w:tblStylePr>
     <w:tblStylePr w:type="nwCell">
       <w:pPr>
         <w:pBdr/>
@@ -7538,9 +8298,9 @@
       </w:tcPr>
     </w:tblStylePr>
   </w:style>
-  <w:style w:type="table" w:styleId="39">
+  <w:style w:type="table" w:styleId="684">
     <w:name w:val="Grid Table 3 - Accent 6"/>
-    <w:basedOn w:val="671"/>
+    <w:basedOn w:val="844"/>
     <w:uiPriority w:val="99"/>
     <w:pPr>
       <w:pBdr/>
@@ -7639,29 +8399,6 @@
         <w:tblBorders/>
       </w:tblPr>
       <w:tcPr>
-        <w:shd w:color="ffffff"/>
-        <w:tcBorders>
-          <w:top w:val="none" w:color="000000" w:sz="4" w:space="0"/>
-          <w:left w:val="none" w:color="000000" w:sz="4" w:space="0"/>
-          <w:bottom w:val="none" w:color="000000" w:sz="4" w:space="0"/>
-          <w:right w:val="none" w:color="000000" w:sz="4" w:space="0"/>
-        </w:tcBorders>
-      </w:tcPr>
-    </w:tblStylePr>
-    <w:tblStylePr w:type="firstRow">
-      <w:rPr>
-        <w:b/>
-        <w:color w:val="404040"/>
-      </w:rPr>
-      <w:pPr>
-        <w:pBdr/>
-        <w:spacing/>
-        <w:ind/>
-      </w:pPr>
-      <w:tblPr>
-        <w:tblBorders/>
-      </w:tblPr>
-      <w:tcPr>
         <w:shd w:val="clear" w:color="ffffff"/>
         <w:tcBorders>
           <w:top w:val="none" w:color="000000" w:sz="4" w:space="0"/>
@@ -7671,30 +8408,7 @@
         </w:tcBorders>
       </w:tcPr>
     </w:tblStylePr>
-    <w:tblStylePr w:type="lastCol">
-      <w:rPr>
-        <w:i/>
-        <w:color w:val="404040"/>
-      </w:rPr>
-      <w:pPr>
-        <w:pBdr/>
-        <w:spacing/>
-        <w:ind/>
-      </w:pPr>
-      <w:tblPr>
-        <w:tblBorders/>
-      </w:tblPr>
-      <w:tcPr>
-        <w:shd w:color="ffffff"/>
-        <w:tcBorders>
-          <w:top w:val="none" w:color="000000" w:sz="4" w:space="0"/>
-          <w:left w:val="none" w:color="000000" w:sz="4" w:space="0"/>
-          <w:bottom w:val="none" w:color="000000" w:sz="4" w:space="0"/>
-          <w:right w:val="none" w:color="000000" w:sz="4" w:space="0"/>
-        </w:tcBorders>
-      </w:tcPr>
-    </w:tblStylePr>
-    <w:tblStylePr w:type="lastRow">
+    <w:tblStylePr w:type="firstRow">
       <w:rPr>
         <w:b/>
         <w:color w:val="404040"/>
@@ -7717,6 +8431,52 @@
         </w:tcBorders>
       </w:tcPr>
     </w:tblStylePr>
+    <w:tblStylePr w:type="lastCol">
+      <w:rPr>
+        <w:i/>
+        <w:color w:val="404040"/>
+      </w:rPr>
+      <w:pPr>
+        <w:pBdr/>
+        <w:spacing/>
+        <w:ind/>
+      </w:pPr>
+      <w:tblPr>
+        <w:tblBorders/>
+      </w:tblPr>
+      <w:tcPr>
+        <w:shd w:val="clear" w:color="ffffff"/>
+        <w:tcBorders>
+          <w:top w:val="none" w:color="000000" w:sz="4" w:space="0"/>
+          <w:left w:val="none" w:color="000000" w:sz="4" w:space="0"/>
+          <w:bottom w:val="none" w:color="000000" w:sz="4" w:space="0"/>
+          <w:right w:val="none" w:color="000000" w:sz="4" w:space="0"/>
+        </w:tcBorders>
+      </w:tcPr>
+    </w:tblStylePr>
+    <w:tblStylePr w:type="lastRow">
+      <w:rPr>
+        <w:b/>
+        <w:color w:val="404040"/>
+      </w:rPr>
+      <w:pPr>
+        <w:pBdr/>
+        <w:spacing/>
+        <w:ind/>
+      </w:pPr>
+      <w:tblPr>
+        <w:tblBorders/>
+      </w:tblPr>
+      <w:tcPr>
+        <w:shd w:val="clear" w:color="ffffff"/>
+        <w:tcBorders>
+          <w:top w:val="none" w:color="000000" w:sz="4" w:space="0"/>
+          <w:left w:val="none" w:color="000000" w:sz="4" w:space="0"/>
+          <w:bottom w:val="none" w:color="000000" w:sz="4" w:space="0"/>
+          <w:right w:val="none" w:color="000000" w:sz="4" w:space="0"/>
+        </w:tcBorders>
+      </w:tcPr>
+    </w:tblStylePr>
     <w:tblStylePr w:type="nwCell">
       <w:pPr>
         <w:pBdr/>
@@ -7783,9 +8543,9 @@
       </w:tcPr>
     </w:tblStylePr>
   </w:style>
-  <w:style w:type="table" w:styleId="40">
+  <w:style w:type="table" w:styleId="685">
     <w:name w:val="Grid Table 4"/>
-    <w:basedOn w:val="671"/>
+    <w:basedOn w:val="844"/>
     <w:uiPriority w:val="59"/>
     <w:pPr>
       <w:pBdr/>
@@ -8016,9 +8776,9 @@
       </w:tcPr>
     </w:tblStylePr>
   </w:style>
-  <w:style w:type="table" w:styleId="41">
+  <w:style w:type="table" w:styleId="686">
     <w:name w:val="Grid Table 4 - Accent 1"/>
-    <w:basedOn w:val="671"/>
+    <w:basedOn w:val="844"/>
     <w:uiPriority w:val="59"/>
     <w:pPr>
       <w:pBdr/>
@@ -8249,9 +9009,9 @@
       </w:tcPr>
     </w:tblStylePr>
   </w:style>
-  <w:style w:type="table" w:styleId="42">
+  <w:style w:type="table" w:styleId="687">
     <w:name w:val="Grid Table 4 - Accent 2"/>
-    <w:basedOn w:val="671"/>
+    <w:basedOn w:val="844"/>
     <w:uiPriority w:val="59"/>
     <w:pPr>
       <w:pBdr/>
@@ -8482,9 +9242,9 @@
       </w:tcPr>
     </w:tblStylePr>
   </w:style>
-  <w:style w:type="table" w:styleId="43">
+  <w:style w:type="table" w:styleId="688">
     <w:name w:val="Grid Table 4 - Accent 3"/>
-    <w:basedOn w:val="671"/>
+    <w:basedOn w:val="844"/>
     <w:uiPriority w:val="59"/>
     <w:pPr>
       <w:pBdr/>
@@ -8715,9 +9475,9 @@
       </w:tcPr>
     </w:tblStylePr>
   </w:style>
-  <w:style w:type="table" w:styleId="44">
+  <w:style w:type="table" w:styleId="689">
     <w:name w:val="Grid Table 4 - Accent 4"/>
-    <w:basedOn w:val="671"/>
+    <w:basedOn w:val="844"/>
     <w:uiPriority w:val="59"/>
     <w:pPr>
       <w:pBdr/>
@@ -8948,9 +9708,9 @@
       </w:tcPr>
     </w:tblStylePr>
   </w:style>
-  <w:style w:type="table" w:styleId="45">
+  <w:style w:type="table" w:styleId="690">
     <w:name w:val="Grid Table 4 - Accent 5"/>
-    <w:basedOn w:val="671"/>
+    <w:basedOn w:val="844"/>
     <w:uiPriority w:val="59"/>
     <w:pPr>
       <w:pBdr/>
@@ -9181,9 +9941,9 @@
       </w:tcPr>
     </w:tblStylePr>
   </w:style>
-  <w:style w:type="table" w:styleId="46">
+  <w:style w:type="table" w:styleId="691">
     <w:name w:val="Grid Table 4 - Accent 6"/>
-    <w:basedOn w:val="671"/>
+    <w:basedOn w:val="844"/>
     <w:uiPriority w:val="59"/>
     <w:pPr>
       <w:pBdr/>
@@ -9414,9 +10174,9 @@
       </w:tcPr>
     </w:tblStylePr>
   </w:style>
-  <w:style w:type="table" w:styleId="47">
+  <w:style w:type="table" w:styleId="692">
     <w:name w:val="Grid Table 5 Dark"/>
-    <w:basedOn w:val="671"/>
+    <w:basedOn w:val="844"/>
     <w:uiPriority w:val="99"/>
     <w:pPr>
       <w:pBdr/>
@@ -9642,9 +10402,9 @@
       </w:tcPr>
     </w:tblStylePr>
   </w:style>
-  <w:style w:type="table" w:styleId="48">
+  <w:style w:type="table" w:styleId="693">
     <w:name w:val="Grid Table 5 Dark- Accent 1"/>
-    <w:basedOn w:val="671"/>
+    <w:basedOn w:val="844"/>
     <w:uiPriority w:val="99"/>
     <w:pPr>
       <w:pBdr/>
@@ -9870,9 +10630,9 @@
       </w:tcPr>
     </w:tblStylePr>
   </w:style>
-  <w:style w:type="table" w:styleId="49">
+  <w:style w:type="table" w:styleId="694">
     <w:name w:val="Grid Table 5 Dark - Accent 2"/>
-    <w:basedOn w:val="671"/>
+    <w:basedOn w:val="844"/>
     <w:uiPriority w:val="99"/>
     <w:pPr>
       <w:pBdr/>
@@ -10098,9 +10858,9 @@
       </w:tcPr>
     </w:tblStylePr>
   </w:style>
-  <w:style w:type="table" w:styleId="50">
+  <w:style w:type="table" w:styleId="695">
     <w:name w:val="Grid Table 5 Dark - Accent 3"/>
-    <w:basedOn w:val="671"/>
+    <w:basedOn w:val="844"/>
     <w:uiPriority w:val="99"/>
     <w:pPr>
       <w:pBdr/>
@@ -10326,9 +11086,9 @@
       </w:tcPr>
     </w:tblStylePr>
   </w:style>
-  <w:style w:type="table" w:styleId="51">
+  <w:style w:type="table" w:styleId="696">
     <w:name w:val="Grid Table 5 Dark- Accent 4"/>
-    <w:basedOn w:val="671"/>
+    <w:basedOn w:val="844"/>
     <w:uiPriority w:val="99"/>
     <w:pPr>
       <w:pBdr/>
@@ -10554,9 +11314,9 @@
       </w:tcPr>
     </w:tblStylePr>
   </w:style>
-  <w:style w:type="table" w:styleId="52">
+  <w:style w:type="table" w:styleId="697">
     <w:name w:val="Grid Table 5 Dark - Accent 5"/>
-    <w:basedOn w:val="671"/>
+    <w:basedOn w:val="844"/>
     <w:uiPriority w:val="99"/>
     <w:pPr>
       <w:pBdr/>
@@ -10782,9 +11542,9 @@
       </w:tcPr>
     </w:tblStylePr>
   </w:style>
-  <w:style w:type="table" w:styleId="53">
+  <w:style w:type="table" w:styleId="698">
     <w:name w:val="Grid Table 5 Dark - Accent 6"/>
-    <w:basedOn w:val="671"/>
+    <w:basedOn w:val="844"/>
     <w:uiPriority w:val="99"/>
     <w:pPr>
       <w:pBdr/>
@@ -11010,9 +11770,9 @@
       </w:tcPr>
     </w:tblStylePr>
   </w:style>
-  <w:style w:type="table" w:styleId="54">
+  <w:style w:type="table" w:styleId="699">
     <w:name w:val="Grid Table 6 Colorful"/>
-    <w:basedOn w:val="671"/>
+    <w:basedOn w:val="844"/>
     <w:uiPriority w:val="99"/>
     <w:pPr>
       <w:pBdr/>
@@ -11240,9 +12000,9 @@
       </w:tcPr>
     </w:tblStylePr>
   </w:style>
-  <w:style w:type="table" w:styleId="55">
+  <w:style w:type="table" w:styleId="700">
     <w:name w:val="Grid Table 6 Colorful - Accent 1"/>
-    <w:basedOn w:val="671"/>
+    <w:basedOn w:val="844"/>
     <w:uiPriority w:val="99"/>
     <w:pPr>
       <w:pBdr/>
@@ -11470,9 +12230,9 @@
       </w:tcPr>
     </w:tblStylePr>
   </w:style>
-  <w:style w:type="table" w:styleId="56">
+  <w:style w:type="table" w:styleId="701">
     <w:name w:val="Grid Table 6 Colorful - Accent 2"/>
-    <w:basedOn w:val="671"/>
+    <w:basedOn w:val="844"/>
     <w:uiPriority w:val="99"/>
     <w:pPr>
       <w:pBdr/>
@@ -11700,9 +12460,9 @@
       </w:tcPr>
     </w:tblStylePr>
   </w:style>
-  <w:style w:type="table" w:styleId="57">
+  <w:style w:type="table" w:styleId="702">
     <w:name w:val="Grid Table 6 Colorful - Accent 3"/>
-    <w:basedOn w:val="671"/>
+    <w:basedOn w:val="844"/>
     <w:uiPriority w:val="99"/>
     <w:pPr>
       <w:pBdr/>
@@ -11930,9 +12690,9 @@
       </w:tcPr>
     </w:tblStylePr>
   </w:style>
-  <w:style w:type="table" w:styleId="58">
+  <w:style w:type="table" w:styleId="703">
     <w:name w:val="Grid Table 6 Colorful - Accent 4"/>
-    <w:basedOn w:val="671"/>
+    <w:basedOn w:val="844"/>
     <w:uiPriority w:val="99"/>
     <w:pPr>
       <w:pBdr/>
@@ -12160,9 +12920,9 @@
       </w:tcPr>
     </w:tblStylePr>
   </w:style>
-  <w:style w:type="table" w:styleId="59">
+  <w:style w:type="table" w:styleId="704">
     <w:name w:val="Grid Table 6 Colorful - Accent 5"/>
-    <w:basedOn w:val="671"/>
+    <w:basedOn w:val="844"/>
     <w:uiPriority w:val="99"/>
     <w:pPr>
       <w:pBdr/>
@@ -12390,9 +13150,9 @@
       </w:tcPr>
     </w:tblStylePr>
   </w:style>
-  <w:style w:type="table" w:styleId="60">
+  <w:style w:type="table" w:styleId="705">
     <w:name w:val="Grid Table 6 Colorful - Accent 6"/>
-    <w:basedOn w:val="671"/>
+    <w:basedOn w:val="844"/>
     <w:uiPriority w:val="99"/>
     <w:pPr>
       <w:pBdr/>
@@ -12620,9 +13380,9 @@
       </w:tcPr>
     </w:tblStylePr>
   </w:style>
-  <w:style w:type="table" w:styleId="61">
+  <w:style w:type="table" w:styleId="706">
     <w:name w:val="Grid Table 7 Colorful"/>
-    <w:basedOn w:val="671"/>
+    <w:basedOn w:val="844"/>
     <w:uiPriority w:val="99"/>
     <w:pPr>
       <w:pBdr/>
@@ -12724,11 +13484,11 @@
         <w:tblBorders/>
       </w:tblPr>
       <w:tcPr>
-        <w:shd w:color="ffffff"/>
+        <w:shd w:val="clear" w:color="ffffff"/>
         <w:tcBorders>
-          <w:top w:val="none"/>
-          <w:left w:val="none"/>
-          <w:bottom w:val="none"/>
+          <w:top w:val="none" w:color="000000" w:sz="4" w:space="0"/>
+          <w:left w:val="none" w:color="000000" w:sz="4" w:space="0"/>
+          <w:bottom w:val="none" w:color="000000" w:sz="4" w:space="0"/>
           <w:right w:val="single" w:color="000000" w:themeColor="text1" w:themeTint="80" w:sz="4" w:space="0"/>
         </w:tcBorders>
       </w:tcPr>
@@ -12751,10 +13511,10 @@
       <w:tcPr>
         <w:shd w:val="clear" w:color="ffffff" w:themeColor="light1" w:fill="ffffff" w:themeFill="light1"/>
         <w:tcBorders>
-          <w:top w:val="none"/>
-          <w:left w:val="none"/>
+          <w:top w:val="none" w:color="000000" w:sz="4" w:space="0"/>
+          <w:left w:val="none" w:color="000000" w:sz="4" w:space="0"/>
           <w:bottom w:val="single" w:color="000000" w:themeColor="text1" w:themeTint="80" w:sz="4" w:space="0"/>
-          <w:right w:val="none"/>
+          <w:right w:val="none" w:color="000000" w:sz="4" w:space="0"/>
         </w:tcBorders>
       </w:tcPr>
     </w:tblStylePr>
@@ -12774,12 +13534,12 @@
         <w:tblBorders/>
       </w:tblPr>
       <w:tcPr>
-        <w:shd w:color="ffffff"/>
+        <w:shd w:val="clear" w:color="ffffff"/>
         <w:tcBorders>
-          <w:top w:val="none"/>
+          <w:top w:val="none" w:color="000000" w:sz="4" w:space="0"/>
           <w:left w:val="single" w:color="000000" w:themeColor="text1" w:themeTint="80" w:sz="4" w:space="0"/>
-          <w:bottom w:val="none"/>
-          <w:right w:val="none"/>
+          <w:bottom w:val="none" w:color="000000" w:sz="4" w:space="0"/>
+          <w:right w:val="none" w:color="000000" w:sz="4" w:space="0"/>
         </w:tcBorders>
       </w:tcPr>
     </w:tblStylePr>
@@ -12802,9 +13562,9 @@
         <w:shd w:val="clear" w:color="ffffff" w:themeColor="light1" w:fill="ffffff" w:themeFill="light1"/>
         <w:tcBorders>
           <w:top w:val="single" w:color="000000" w:themeColor="text1" w:themeTint="80" w:sz="4" w:space="0"/>
-          <w:left w:val="none"/>
-          <w:bottom w:val="none"/>
-          <w:right w:val="none"/>
+          <w:left w:val="none" w:color="000000" w:sz="4" w:space="0"/>
+          <w:bottom w:val="none" w:color="000000" w:sz="4" w:space="0"/>
+          <w:right w:val="none" w:color="000000" w:sz="4" w:space="0"/>
         </w:tcBorders>
       </w:tcPr>
     </w:tblStylePr>
@@ -12874,9 +13634,9 @@
       </w:tcPr>
     </w:tblStylePr>
   </w:style>
-  <w:style w:type="table" w:styleId="62">
+  <w:style w:type="table" w:styleId="707">
     <w:name w:val="Grid Table 7 Colorful - Accent 1"/>
-    <w:basedOn w:val="671"/>
+    <w:basedOn w:val="844"/>
     <w:uiPriority w:val="99"/>
     <w:pPr>
       <w:pBdr/>
@@ -12978,11 +13738,11 @@
         <w:tblBorders/>
       </w:tblPr>
       <w:tcPr>
-        <w:shd w:color="ffffff"/>
+        <w:shd w:val="clear" w:color="ffffff"/>
         <w:tcBorders>
-          <w:top w:val="none"/>
-          <w:left w:val="none"/>
-          <w:bottom w:val="none"/>
+          <w:top w:val="none" w:color="000000" w:sz="4" w:space="0"/>
+          <w:left w:val="none" w:color="000000" w:sz="4" w:space="0"/>
+          <w:bottom w:val="none" w:color="000000" w:sz="4" w:space="0"/>
           <w:right w:val="single" w:color="000000" w:themeColor="accent1" w:themeTint="80" w:sz="4" w:space="0"/>
         </w:tcBorders>
       </w:tcPr>
@@ -13005,10 +13765,10 @@
       <w:tcPr>
         <w:shd w:val="clear" w:color="ffffff" w:themeColor="light1" w:fill="ffffff" w:themeFill="light1"/>
         <w:tcBorders>
-          <w:top w:val="none"/>
-          <w:left w:val="none"/>
+          <w:top w:val="none" w:color="000000" w:sz="4" w:space="0"/>
+          <w:left w:val="none" w:color="000000" w:sz="4" w:space="0"/>
           <w:bottom w:val="single" w:color="000000" w:themeColor="accent1" w:themeTint="80" w:sz="4" w:space="0"/>
-          <w:right w:val="none"/>
+          <w:right w:val="none" w:color="000000" w:sz="4" w:space="0"/>
         </w:tcBorders>
       </w:tcPr>
     </w:tblStylePr>
@@ -13028,12 +13788,12 @@
         <w:tblBorders/>
       </w:tblPr>
       <w:tcPr>
-        <w:shd w:color="ffffff"/>
+        <w:shd w:val="clear" w:color="ffffff"/>
         <w:tcBorders>
-          <w:top w:val="none"/>
+          <w:top w:val="none" w:color="000000" w:sz="4" w:space="0"/>
           <w:left w:val="single" w:color="000000" w:themeColor="accent1" w:themeTint="80" w:sz="4" w:space="0"/>
-          <w:bottom w:val="none"/>
-          <w:right w:val="none"/>
+          <w:bottom w:val="none" w:color="000000" w:sz="4" w:space="0"/>
+          <w:right w:val="none" w:color="000000" w:sz="4" w:space="0"/>
         </w:tcBorders>
       </w:tcPr>
     </w:tblStylePr>
@@ -13056,9 +13816,9 @@
         <w:shd w:val="clear" w:color="ffffff" w:themeColor="light1" w:fill="ffffff" w:themeFill="light1"/>
         <w:tcBorders>
           <w:top w:val="single" w:color="000000" w:themeColor="accent1" w:themeTint="80" w:sz="4" w:space="0"/>
-          <w:left w:val="none"/>
-          <w:bottom w:val="none"/>
-          <w:right w:val="none"/>
+          <w:left w:val="none" w:color="000000" w:sz="4" w:space="0"/>
+          <w:bottom w:val="none" w:color="000000" w:sz="4" w:space="0"/>
+          <w:right w:val="none" w:color="000000" w:sz="4" w:space="0"/>
         </w:tcBorders>
       </w:tcPr>
     </w:tblStylePr>
@@ -13128,9 +13888,9 @@
       </w:tcPr>
     </w:tblStylePr>
   </w:style>
-  <w:style w:type="table" w:styleId="63">
+  <w:style w:type="table" w:styleId="708">
     <w:name w:val="Grid Table 7 Colorful - Accent 2"/>
-    <w:basedOn w:val="671"/>
+    <w:basedOn w:val="844"/>
     <w:uiPriority w:val="99"/>
     <w:pPr>
       <w:pBdr/>
@@ -13232,11 +13992,11 @@
         <w:tblBorders/>
       </w:tblPr>
       <w:tcPr>
-        <w:shd w:color="ffffff"/>
+        <w:shd w:val="clear" w:color="ffffff"/>
         <w:tcBorders>
-          <w:top w:val="none"/>
-          <w:left w:val="none"/>
-          <w:bottom w:val="none"/>
+          <w:top w:val="none" w:color="000000" w:sz="4" w:space="0"/>
+          <w:left w:val="none" w:color="000000" w:sz="4" w:space="0"/>
+          <w:bottom w:val="none" w:color="000000" w:sz="4" w:space="0"/>
           <w:right w:val="single" w:color="000000" w:themeColor="accent2" w:themeTint="97" w:sz="4" w:space="0"/>
         </w:tcBorders>
       </w:tcPr>
@@ -13259,10 +14019,10 @@
       <w:tcPr>
         <w:shd w:val="clear" w:color="ffffff" w:themeColor="light1" w:fill="ffffff" w:themeFill="light1"/>
         <w:tcBorders>
-          <w:top w:val="none"/>
-          <w:left w:val="none"/>
+          <w:top w:val="none" w:color="000000" w:sz="4" w:space="0"/>
+          <w:left w:val="none" w:color="000000" w:sz="4" w:space="0"/>
           <w:bottom w:val="single" w:color="000000" w:themeColor="accent2" w:themeTint="97" w:sz="4" w:space="0"/>
-          <w:right w:val="none"/>
+          <w:right w:val="none" w:color="000000" w:sz="4" w:space="0"/>
         </w:tcBorders>
       </w:tcPr>
     </w:tblStylePr>
@@ -13282,12 +14042,12 @@
         <w:tblBorders/>
       </w:tblPr>
       <w:tcPr>
-        <w:shd w:color="ffffff"/>
+        <w:shd w:val="clear" w:color="ffffff"/>
         <w:tcBorders>
-          <w:top w:val="none"/>
+          <w:top w:val="none" w:color="000000" w:sz="4" w:space="0"/>
           <w:left w:val="single" w:color="000000" w:themeColor="accent2" w:themeTint="97" w:sz="4" w:space="0"/>
-          <w:bottom w:val="none"/>
-          <w:right w:val="none"/>
+          <w:bottom w:val="none" w:color="000000" w:sz="4" w:space="0"/>
+          <w:right w:val="none" w:color="000000" w:sz="4" w:space="0"/>
         </w:tcBorders>
       </w:tcPr>
     </w:tblStylePr>
@@ -13310,9 +14070,9 @@
         <w:shd w:val="clear" w:color="ffffff" w:themeColor="light1" w:fill="ffffff" w:themeFill="light1"/>
         <w:tcBorders>
           <w:top w:val="single" w:color="000000" w:themeColor="accent2" w:themeTint="97" w:sz="4" w:space="0"/>
-          <w:left w:val="none"/>
-          <w:bottom w:val="none"/>
-          <w:right w:val="none"/>
+          <w:left w:val="none" w:color="000000" w:sz="4" w:space="0"/>
+          <w:bottom w:val="none" w:color="000000" w:sz="4" w:space="0"/>
+          <w:right w:val="none" w:color="000000" w:sz="4" w:space="0"/>
         </w:tcBorders>
       </w:tcPr>
     </w:tblStylePr>
@@ -13382,9 +14142,9 @@
       </w:tcPr>
     </w:tblStylePr>
   </w:style>
-  <w:style w:type="table" w:styleId="64">
+  <w:style w:type="table" w:styleId="709">
     <w:name w:val="Grid Table 7 Colorful - Accent 3"/>
-    <w:basedOn w:val="671"/>
+    <w:basedOn w:val="844"/>
     <w:uiPriority w:val="99"/>
     <w:pPr>
       <w:pBdr/>
@@ -13486,11 +14246,11 @@
         <w:tblBorders/>
       </w:tblPr>
       <w:tcPr>
-        <w:shd w:color="ffffff"/>
+        <w:shd w:val="clear" w:color="ffffff"/>
         <w:tcBorders>
-          <w:top w:val="none"/>
-          <w:left w:val="none"/>
-          <w:bottom w:val="none"/>
+          <w:top w:val="none" w:color="000000" w:sz="4" w:space="0"/>
+          <w:left w:val="none" w:color="000000" w:sz="4" w:space="0"/>
+          <w:bottom w:val="none" w:color="000000" w:sz="4" w:space="0"/>
           <w:right w:val="single" w:color="000000" w:themeColor="accent3" w:themeTint="FE" w:sz="4" w:space="0"/>
         </w:tcBorders>
       </w:tcPr>
@@ -13513,10 +14273,10 @@
       <w:tcPr>
         <w:shd w:val="clear" w:color="ffffff" w:themeColor="light1" w:fill="ffffff" w:themeFill="light1"/>
         <w:tcBorders>
-          <w:top w:val="none"/>
-          <w:left w:val="none"/>
+          <w:top w:val="none" w:color="000000" w:sz="4" w:space="0"/>
+          <w:left w:val="none" w:color="000000" w:sz="4" w:space="0"/>
           <w:bottom w:val="single" w:color="000000" w:themeColor="accent3" w:themeTint="FE" w:sz="4" w:space="0"/>
-          <w:right w:val="none"/>
+          <w:right w:val="none" w:color="000000" w:sz="4" w:space="0"/>
         </w:tcBorders>
       </w:tcPr>
     </w:tblStylePr>
@@ -13536,12 +14296,12 @@
         <w:tblBorders/>
       </w:tblPr>
       <w:tcPr>
-        <w:shd w:color="ffffff"/>
+        <w:shd w:val="clear" w:color="ffffff"/>
         <w:tcBorders>
-          <w:top w:val="none"/>
+          <w:top w:val="none" w:color="000000" w:sz="4" w:space="0"/>
           <w:left w:val="single" w:color="000000" w:themeColor="accent3" w:themeTint="FE" w:sz="4" w:space="0"/>
-          <w:bottom w:val="none"/>
-          <w:right w:val="none"/>
+          <w:bottom w:val="none" w:color="000000" w:sz="4" w:space="0"/>
+          <w:right w:val="none" w:color="000000" w:sz="4" w:space="0"/>
         </w:tcBorders>
       </w:tcPr>
     </w:tblStylePr>
@@ -13564,9 +14324,9 @@
         <w:shd w:val="clear" w:color="ffffff" w:themeColor="light1" w:fill="ffffff" w:themeFill="light1"/>
         <w:tcBorders>
           <w:top w:val="single" w:color="000000" w:themeColor="accent3" w:themeTint="FE" w:sz="4" w:space="0"/>
-          <w:left w:val="none"/>
-          <w:bottom w:val="none"/>
-          <w:right w:val="none"/>
+          <w:left w:val="none" w:color="000000" w:sz="4" w:space="0"/>
+          <w:bottom w:val="none" w:color="000000" w:sz="4" w:space="0"/>
+          <w:right w:val="none" w:color="000000" w:sz="4" w:space="0"/>
         </w:tcBorders>
       </w:tcPr>
     </w:tblStylePr>
@@ -13636,9 +14396,9 @@
       </w:tcPr>
     </w:tblStylePr>
   </w:style>
-  <w:style w:type="table" w:styleId="65">
+  <w:style w:type="table" w:styleId="710">
     <w:name w:val="Grid Table 7 Colorful - Accent 4"/>
-    <w:basedOn w:val="671"/>
+    <w:basedOn w:val="844"/>
     <w:uiPriority w:val="99"/>
     <w:pPr>
       <w:pBdr/>
@@ -13740,11 +14500,11 @@
         <w:tblBorders/>
       </w:tblPr>
       <w:tcPr>
-        <w:shd w:color="ffffff"/>
+        <w:shd w:val="clear" w:color="ffffff"/>
         <w:tcBorders>
-          <w:top w:val="none"/>
-          <w:left w:val="none"/>
-          <w:bottom w:val="none"/>
+          <w:top w:val="none" w:color="000000" w:sz="4" w:space="0"/>
+          <w:left w:val="none" w:color="000000" w:sz="4" w:space="0"/>
+          <w:bottom w:val="none" w:color="000000" w:sz="4" w:space="0"/>
           <w:right w:val="single" w:color="000000" w:themeColor="accent4" w:themeTint="9A" w:sz="4" w:space="0"/>
         </w:tcBorders>
       </w:tcPr>
@@ -13767,10 +14527,10 @@
       <w:tcPr>
         <w:shd w:val="clear" w:color="ffffff" w:themeColor="light1" w:fill="ffffff" w:themeFill="light1"/>
         <w:tcBorders>
-          <w:top w:val="none"/>
-          <w:left w:val="none"/>
+          <w:top w:val="none" w:color="000000" w:sz="4" w:space="0"/>
+          <w:left w:val="none" w:color="000000" w:sz="4" w:space="0"/>
           <w:bottom w:val="single" w:color="000000" w:themeColor="accent4" w:themeTint="9A" w:sz="4" w:space="0"/>
-          <w:right w:val="none"/>
+          <w:right w:val="none" w:color="000000" w:sz="4" w:space="0"/>
         </w:tcBorders>
       </w:tcPr>
     </w:tblStylePr>
@@ -13790,12 +14550,12 @@
         <w:tblBorders/>
       </w:tblPr>
       <w:tcPr>
-        <w:shd w:color="ffffff"/>
+        <w:shd w:val="clear" w:color="ffffff"/>
         <w:tcBorders>
-          <w:top w:val="none"/>
+          <w:top w:val="none" w:color="000000" w:sz="4" w:space="0"/>
           <w:left w:val="single" w:color="000000" w:themeColor="accent4" w:themeTint="9A" w:sz="4" w:space="0"/>
-          <w:bottom w:val="none"/>
-          <w:right w:val="none"/>
+          <w:bottom w:val="none" w:color="000000" w:sz="4" w:space="0"/>
+          <w:right w:val="none" w:color="000000" w:sz="4" w:space="0"/>
         </w:tcBorders>
       </w:tcPr>
     </w:tblStylePr>
@@ -13818,9 +14578,9 @@
         <w:shd w:val="clear" w:color="ffffff" w:themeColor="light1" w:fill="ffffff" w:themeFill="light1"/>
         <w:tcBorders>
           <w:top w:val="single" w:color="000000" w:themeColor="accent4" w:themeTint="9A" w:sz="4" w:space="0"/>
-          <w:left w:val="none"/>
-          <w:bottom w:val="none"/>
-          <w:right w:val="none"/>
+          <w:left w:val="none" w:color="000000" w:sz="4" w:space="0"/>
+          <w:bottom w:val="none" w:color="000000" w:sz="4" w:space="0"/>
+          <w:right w:val="none" w:color="000000" w:sz="4" w:space="0"/>
         </w:tcBorders>
       </w:tcPr>
     </w:tblStylePr>
@@ -13890,9 +14650,9 @@
       </w:tcPr>
     </w:tblStylePr>
   </w:style>
-  <w:style w:type="table" w:styleId="66">
+  <w:style w:type="table" w:styleId="711">
     <w:name w:val="Grid Table 7 Colorful - Accent 5"/>
-    <w:basedOn w:val="671"/>
+    <w:basedOn w:val="844"/>
     <w:uiPriority w:val="99"/>
     <w:pPr>
       <w:pBdr/>
@@ -13994,11 +14754,11 @@
         <w:tblBorders/>
       </w:tblPr>
       <w:tcPr>
-        <w:shd w:color="ffffff"/>
+        <w:shd w:val="clear" w:color="ffffff"/>
         <w:tcBorders>
-          <w:top w:val="none"/>
-          <w:left w:val="none"/>
-          <w:bottom w:val="none"/>
+          <w:top w:val="none" w:color="000000" w:sz="4" w:space="0"/>
+          <w:left w:val="none" w:color="000000" w:sz="4" w:space="0"/>
+          <w:bottom w:val="none" w:color="000000" w:sz="4" w:space="0"/>
           <w:right w:val="single" w:color="000000" w:themeColor="accent5" w:themeTint="90" w:sz="4" w:space="0"/>
         </w:tcBorders>
       </w:tcPr>
@@ -14021,10 +14781,10 @@
       <w:tcPr>
         <w:shd w:val="clear" w:color="ffffff" w:themeColor="light1" w:fill="ffffff" w:themeFill="light1"/>
         <w:tcBorders>
-          <w:top w:val="none"/>
-          <w:left w:val="none"/>
+          <w:top w:val="none" w:color="000000" w:sz="4" w:space="0"/>
+          <w:left w:val="none" w:color="000000" w:sz="4" w:space="0"/>
           <w:bottom w:val="single" w:color="000000" w:themeColor="accent5" w:themeTint="90" w:sz="4" w:space="0"/>
-          <w:right w:val="none"/>
+          <w:right w:val="none" w:color="000000" w:sz="4" w:space="0"/>
         </w:tcBorders>
       </w:tcPr>
     </w:tblStylePr>
@@ -14044,12 +14804,12 @@
         <w:tblBorders/>
       </w:tblPr>
       <w:tcPr>
-        <w:shd w:color="ffffff"/>
+        <w:shd w:val="clear" w:color="ffffff"/>
         <w:tcBorders>
-          <w:top w:val="none"/>
+          <w:top w:val="none" w:color="000000" w:sz="4" w:space="0"/>
           <w:left w:val="single" w:color="000000" w:themeColor="accent5" w:themeTint="90" w:sz="4" w:space="0"/>
-          <w:bottom w:val="none"/>
-          <w:right w:val="none"/>
+          <w:bottom w:val="none" w:color="000000" w:sz="4" w:space="0"/>
+          <w:right w:val="none" w:color="000000" w:sz="4" w:space="0"/>
         </w:tcBorders>
       </w:tcPr>
     </w:tblStylePr>
@@ -14072,9 +14832,9 @@
         <w:shd w:val="clear" w:color="ffffff" w:themeColor="light1" w:fill="ffffff" w:themeFill="light1"/>
         <w:tcBorders>
           <w:top w:val="single" w:color="000000" w:themeColor="accent5" w:themeTint="90" w:sz="4" w:space="0"/>
-          <w:left w:val="none"/>
-          <w:bottom w:val="none"/>
-          <w:right w:val="none"/>
+          <w:left w:val="none" w:color="000000" w:sz="4" w:space="0"/>
+          <w:bottom w:val="none" w:color="000000" w:sz="4" w:space="0"/>
+          <w:right w:val="none" w:color="000000" w:sz="4" w:space="0"/>
         </w:tcBorders>
       </w:tcPr>
     </w:tblStylePr>
@@ -14144,9 +14904,9 @@
       </w:tcPr>
     </w:tblStylePr>
   </w:style>
-  <w:style w:type="table" w:styleId="67">
+  <w:style w:type="table" w:styleId="712">
     <w:name w:val="Grid Table 7 Colorful - Accent 6"/>
-    <w:basedOn w:val="671"/>
+    <w:basedOn w:val="844"/>
     <w:uiPriority w:val="99"/>
     <w:pPr>
       <w:pBdr/>
@@ -14248,11 +15008,11 @@
         <w:tblBorders/>
       </w:tblPr>
       <w:tcPr>
-        <w:shd w:color="ffffff"/>
+        <w:shd w:val="clear" w:color="ffffff"/>
         <w:tcBorders>
-          <w:top w:val="none"/>
-          <w:left w:val="none"/>
-          <w:bottom w:val="none"/>
+          <w:top w:val="none" w:color="000000" w:sz="4" w:space="0"/>
+          <w:left w:val="none" w:color="000000" w:sz="4" w:space="0"/>
+          <w:bottom w:val="none" w:color="000000" w:sz="4" w:space="0"/>
           <w:right w:val="single" w:color="000000" w:themeColor="accent6" w:themeTint="90" w:sz="4" w:space="0"/>
         </w:tcBorders>
       </w:tcPr>
@@ -14275,10 +15035,10 @@
       <w:tcPr>
         <w:shd w:val="clear" w:color="ffffff" w:themeColor="light1" w:fill="ffffff" w:themeFill="light1"/>
         <w:tcBorders>
-          <w:top w:val="none"/>
-          <w:left w:val="none"/>
+          <w:top w:val="none" w:color="000000" w:sz="4" w:space="0"/>
+          <w:left w:val="none" w:color="000000" w:sz="4" w:space="0"/>
           <w:bottom w:val="single" w:color="000000" w:themeColor="accent6" w:themeTint="90" w:sz="4" w:space="0"/>
-          <w:right w:val="none"/>
+          <w:right w:val="none" w:color="000000" w:sz="4" w:space="0"/>
         </w:tcBorders>
       </w:tcPr>
     </w:tblStylePr>
@@ -14298,12 +15058,12 @@
         <w:tblBorders/>
       </w:tblPr>
       <w:tcPr>
-        <w:shd w:color="ffffff"/>
+        <w:shd w:val="clear" w:color="ffffff"/>
         <w:tcBorders>
-          <w:top w:val="none"/>
+          <w:top w:val="none" w:color="000000" w:sz="4" w:space="0"/>
           <w:left w:val="single" w:color="000000" w:themeColor="accent6" w:themeTint="90" w:sz="4" w:space="0"/>
-          <w:bottom w:val="none"/>
-          <w:right w:val="none"/>
+          <w:bottom w:val="none" w:color="000000" w:sz="4" w:space="0"/>
+          <w:right w:val="none" w:color="000000" w:sz="4" w:space="0"/>
         </w:tcBorders>
       </w:tcPr>
     </w:tblStylePr>
@@ -14326,9 +15086,9 @@
         <w:shd w:val="clear" w:color="ffffff" w:themeColor="light1" w:fill="ffffff" w:themeFill="light1"/>
         <w:tcBorders>
           <w:top w:val="single" w:color="000000" w:themeColor="accent6" w:themeTint="90" w:sz="4" w:space="0"/>
-          <w:left w:val="none"/>
-          <w:bottom w:val="none"/>
-          <w:right w:val="none"/>
+          <w:left w:val="none" w:color="000000" w:sz="4" w:space="0"/>
+          <w:bottom w:val="none" w:color="000000" w:sz="4" w:space="0"/>
+          <w:right w:val="none" w:color="000000" w:sz="4" w:space="0"/>
         </w:tcBorders>
       </w:tcPr>
     </w:tblStylePr>
@@ -14398,9 +15158,9 @@
       </w:tcPr>
     </w:tblStylePr>
   </w:style>
-  <w:style w:type="table" w:styleId="68">
+  <w:style w:type="table" w:styleId="713">
     <w:name w:val="List Table 1 Light"/>
-    <w:basedOn w:val="671"/>
+    <w:basedOn w:val="844"/>
     <w:uiPriority w:val="99"/>
     <w:pPr>
       <w:pBdr/>
@@ -14614,9 +15374,9 @@
       </w:tcPr>
     </w:tblStylePr>
   </w:style>
-  <w:style w:type="table" w:styleId="69">
+  <w:style w:type="table" w:styleId="714">
     <w:name w:val="List Table 1 Light - Accent 1"/>
-    <w:basedOn w:val="671"/>
+    <w:basedOn w:val="844"/>
     <w:uiPriority w:val="99"/>
     <w:pPr>
       <w:pBdr/>
@@ -14830,9 +15590,9 @@
       </w:tcPr>
     </w:tblStylePr>
   </w:style>
-  <w:style w:type="table" w:styleId="70">
+  <w:style w:type="table" w:styleId="715">
     <w:name w:val="List Table 1 Light - Accent 2"/>
-    <w:basedOn w:val="671"/>
+    <w:basedOn w:val="844"/>
     <w:uiPriority w:val="99"/>
     <w:pPr>
       <w:pBdr/>
@@ -15046,9 +15806,9 @@
       </w:tcPr>
     </w:tblStylePr>
   </w:style>
-  <w:style w:type="table" w:styleId="71">
+  <w:style w:type="table" w:styleId="716">
     <w:name w:val="List Table 1 Light - Accent 3"/>
-    <w:basedOn w:val="671"/>
+    <w:basedOn w:val="844"/>
     <w:uiPriority w:val="99"/>
     <w:pPr>
       <w:pBdr/>
@@ -15262,9 +16022,9 @@
       </w:tcPr>
     </w:tblStylePr>
   </w:style>
-  <w:style w:type="table" w:styleId="72">
+  <w:style w:type="table" w:styleId="717">
     <w:name w:val="List Table 1 Light - Accent 4"/>
-    <w:basedOn w:val="671"/>
+    <w:basedOn w:val="844"/>
     <w:uiPriority w:val="99"/>
     <w:pPr>
       <w:pBdr/>
@@ -15478,9 +16238,9 @@
       </w:tcPr>
     </w:tblStylePr>
   </w:style>
-  <w:style w:type="table" w:styleId="73">
+  <w:style w:type="table" w:styleId="718">
     <w:name w:val="List Table 1 Light - Accent 5"/>
-    <w:basedOn w:val="671"/>
+    <w:basedOn w:val="844"/>
     <w:uiPriority w:val="99"/>
     <w:pPr>
       <w:pBdr/>
@@ -15694,9 +16454,9 @@
       </w:tcPr>
     </w:tblStylePr>
   </w:style>
-  <w:style w:type="table" w:styleId="74">
+  <w:style w:type="table" w:styleId="719">
     <w:name w:val="List Table 1 Light - Accent 6"/>
-    <w:basedOn w:val="671"/>
+    <w:basedOn w:val="844"/>
     <w:uiPriority w:val="99"/>
     <w:pPr>
       <w:pBdr/>
@@ -15910,9 +16670,9 @@
       </w:tcPr>
     </w:tblStylePr>
   </w:style>
-  <w:style w:type="table" w:styleId="75">
+  <w:style w:type="table" w:styleId="720">
     <w:name w:val="List Table 2"/>
-    <w:basedOn w:val="671"/>
+    <w:basedOn w:val="844"/>
     <w:uiPriority w:val="99"/>
     <w:pPr>
       <w:pBdr/>
@@ -16148,9 +16908,9 @@
       </w:tcPr>
     </w:tblStylePr>
   </w:style>
-  <w:style w:type="table" w:styleId="76">
+  <w:style w:type="table" w:styleId="721">
     <w:name w:val="List Table 2 - Accent 1"/>
-    <w:basedOn w:val="671"/>
+    <w:basedOn w:val="844"/>
     <w:uiPriority w:val="99"/>
     <w:pPr>
       <w:pBdr/>
@@ -16386,9 +17146,9 @@
       </w:tcPr>
     </w:tblStylePr>
   </w:style>
-  <w:style w:type="table" w:styleId="77">
+  <w:style w:type="table" w:styleId="722">
     <w:name w:val="List Table 2 - Accent 2"/>
-    <w:basedOn w:val="671"/>
+    <w:basedOn w:val="844"/>
     <w:uiPriority w:val="99"/>
     <w:pPr>
       <w:pBdr/>
@@ -16624,9 +17384,9 @@
       </w:tcPr>
     </w:tblStylePr>
   </w:style>
-  <w:style w:type="table" w:styleId="78">
+  <w:style w:type="table" w:styleId="723">
     <w:name w:val="List Table 2 - Accent 3"/>
-    <w:basedOn w:val="671"/>
+    <w:basedOn w:val="844"/>
     <w:uiPriority w:val="99"/>
     <w:pPr>
       <w:pBdr/>
@@ -16862,9 +17622,9 @@
       </w:tcPr>
     </w:tblStylePr>
   </w:style>
-  <w:style w:type="table" w:styleId="79">
+  <w:style w:type="table" w:styleId="724">
     <w:name w:val="List Table 2 - Accent 4"/>
-    <w:basedOn w:val="671"/>
+    <w:basedOn w:val="844"/>
     <w:uiPriority w:val="99"/>
     <w:pPr>
       <w:pBdr/>
@@ -17100,9 +17860,9 @@
       </w:tcPr>
     </w:tblStylePr>
   </w:style>
-  <w:style w:type="table" w:styleId="80">
+  <w:style w:type="table" w:styleId="725">
     <w:name w:val="List Table 2 - Accent 5"/>
-    <w:basedOn w:val="671"/>
+    <w:basedOn w:val="844"/>
     <w:uiPriority w:val="99"/>
     <w:pPr>
       <w:pBdr/>
@@ -17338,9 +18098,9 @@
       </w:tcPr>
     </w:tblStylePr>
   </w:style>
-  <w:style w:type="table" w:styleId="81">
+  <w:style w:type="table" w:styleId="726">
     <w:name w:val="List Table 2 - Accent 6"/>
-    <w:basedOn w:val="671"/>
+    <w:basedOn w:val="844"/>
     <w:uiPriority w:val="99"/>
     <w:pPr>
       <w:pBdr/>
@@ -17576,9 +18336,9 @@
       </w:tcPr>
     </w:tblStylePr>
   </w:style>
-  <w:style w:type="table" w:styleId="82">
+  <w:style w:type="table" w:styleId="727">
     <w:name w:val="List Table 3"/>
-    <w:basedOn w:val="671"/>
+    <w:basedOn w:val="844"/>
     <w:uiPriority w:val="99"/>
     <w:pPr>
       <w:pBdr/>
@@ -17804,9 +18564,9 @@
       </w:tcPr>
     </w:tblStylePr>
   </w:style>
-  <w:style w:type="table" w:styleId="83">
+  <w:style w:type="table" w:styleId="728">
     <w:name w:val="List Table 3 - Accent 1"/>
-    <w:basedOn w:val="671"/>
+    <w:basedOn w:val="844"/>
     <w:uiPriority w:val="99"/>
     <w:pPr>
       <w:pBdr/>
@@ -18032,9 +18792,9 @@
       </w:tcPr>
     </w:tblStylePr>
   </w:style>
-  <w:style w:type="table" w:styleId="84">
+  <w:style w:type="table" w:styleId="729">
     <w:name w:val="List Table 3 - Accent 2"/>
-    <w:basedOn w:val="671"/>
+    <w:basedOn w:val="844"/>
     <w:uiPriority w:val="99"/>
     <w:pPr>
       <w:pBdr/>
@@ -18260,9 +19020,9 @@
       </w:tcPr>
     </w:tblStylePr>
   </w:style>
-  <w:style w:type="table" w:styleId="85">
+  <w:style w:type="table" w:styleId="730">
     <w:name w:val="List Table 3 - Accent 3"/>
-    <w:basedOn w:val="671"/>
+    <w:basedOn w:val="844"/>
     <w:uiPriority w:val="99"/>
     <w:pPr>
       <w:pBdr/>
@@ -18488,9 +19248,9 @@
       </w:tcPr>
     </w:tblStylePr>
   </w:style>
-  <w:style w:type="table" w:styleId="86">
+  <w:style w:type="table" w:styleId="731">
     <w:name w:val="List Table 3 - Accent 4"/>
-    <w:basedOn w:val="671"/>
+    <w:basedOn w:val="844"/>
     <w:uiPriority w:val="99"/>
     <w:pPr>
       <w:pBdr/>
@@ -18716,9 +19476,9 @@
       </w:tcPr>
     </w:tblStylePr>
   </w:style>
-  <w:style w:type="table" w:styleId="87">
+  <w:style w:type="table" w:styleId="732">
     <w:name w:val="List Table 3 - Accent 5"/>
-    <w:basedOn w:val="671"/>
+    <w:basedOn w:val="844"/>
     <w:uiPriority w:val="99"/>
     <w:pPr>
       <w:pBdr/>
@@ -18944,9 +19704,9 @@
       </w:tcPr>
     </w:tblStylePr>
   </w:style>
-  <w:style w:type="table" w:styleId="88">
+  <w:style w:type="table" w:styleId="733">
     <w:name w:val="List Table 3 - Accent 6"/>
-    <w:basedOn w:val="671"/>
+    <w:basedOn w:val="844"/>
     <w:uiPriority w:val="99"/>
     <w:pPr>
       <w:pBdr/>
@@ -19172,9 +19932,9 @@
       </w:tcPr>
     </w:tblStylePr>
   </w:style>
-  <w:style w:type="table" w:styleId="89">
+  <w:style w:type="table" w:styleId="734">
     <w:name w:val="List Table 4"/>
-    <w:basedOn w:val="671"/>
+    <w:basedOn w:val="844"/>
     <w:uiPriority w:val="99"/>
     <w:pPr>
       <w:pBdr/>
@@ -19397,9 +20157,9 @@
       </w:tcPr>
     </w:tblStylePr>
   </w:style>
-  <w:style w:type="table" w:styleId="90">
+  <w:style w:type="table" w:styleId="735">
     <w:name w:val="List Table 4 - Accent 1"/>
-    <w:basedOn w:val="671"/>
+    <w:basedOn w:val="844"/>
     <w:uiPriority w:val="99"/>
     <w:pPr>
       <w:pBdr/>
@@ -19622,9 +20382,9 @@
       </w:tcPr>
     </w:tblStylePr>
   </w:style>
-  <w:style w:type="table" w:styleId="91">
+  <w:style w:type="table" w:styleId="736">
     <w:name w:val="List Table 4 - Accent 2"/>
-    <w:basedOn w:val="671"/>
+    <w:basedOn w:val="844"/>
     <w:uiPriority w:val="99"/>
     <w:pPr>
       <w:pBdr/>
@@ -19847,9 +20607,9 @@
       </w:tcPr>
     </w:tblStylePr>
   </w:style>
-  <w:style w:type="table" w:styleId="92">
+  <w:style w:type="table" w:styleId="737">
     <w:name w:val="List Table 4 - Accent 3"/>
-    <w:basedOn w:val="671"/>
+    <w:basedOn w:val="844"/>
     <w:uiPriority w:val="99"/>
     <w:pPr>
       <w:pBdr/>
@@ -20072,9 +20832,9 @@
       </w:tcPr>
     </w:tblStylePr>
   </w:style>
-  <w:style w:type="table" w:styleId="93">
+  <w:style w:type="table" w:styleId="738">
     <w:name w:val="List Table 4 - Accent 4"/>
-    <w:basedOn w:val="671"/>
+    <w:basedOn w:val="844"/>
     <w:uiPriority w:val="99"/>
     <w:pPr>
       <w:pBdr/>
@@ -20297,9 +21057,9 @@
       </w:tcPr>
     </w:tblStylePr>
   </w:style>
-  <w:style w:type="table" w:styleId="94">
+  <w:style w:type="table" w:styleId="739">
     <w:name w:val="List Table 4 - Accent 5"/>
-    <w:basedOn w:val="671"/>
+    <w:basedOn w:val="844"/>
     <w:uiPriority w:val="99"/>
     <w:pPr>
       <w:pBdr/>
@@ -20522,9 +21282,9 @@
       </w:tcPr>
     </w:tblStylePr>
   </w:style>
-  <w:style w:type="table" w:styleId="95">
+  <w:style w:type="table" w:styleId="740">
     <w:name w:val="List Table 4 - Accent 6"/>
-    <w:basedOn w:val="671"/>
+    <w:basedOn w:val="844"/>
     <w:uiPriority w:val="99"/>
     <w:pPr>
       <w:pBdr/>
@@ -20747,9 +21507,9 @@
       </w:tcPr>
     </w:tblStylePr>
   </w:style>
-  <w:style w:type="table" w:styleId="96">
+  <w:style w:type="table" w:styleId="741">
     <w:name w:val="List Table 5 Dark"/>
-    <w:basedOn w:val="671"/>
+    <w:basedOn w:val="844"/>
     <w:uiPriority w:val="99"/>
     <w:pPr>
       <w:pBdr/>
@@ -20989,9 +21749,9 @@
       </w:tcPr>
     </w:tblStylePr>
   </w:style>
-  <w:style w:type="table" w:styleId="97">
+  <w:style w:type="table" w:styleId="742">
     <w:name w:val="List Table 5 Dark - Accent 1"/>
-    <w:basedOn w:val="671"/>
+    <w:basedOn w:val="844"/>
     <w:uiPriority w:val="99"/>
     <w:pPr>
       <w:pBdr/>
@@ -21231,9 +21991,9 @@
       </w:tcPr>
     </w:tblStylePr>
   </w:style>
-  <w:style w:type="table" w:styleId="98">
+  <w:style w:type="table" w:styleId="743">
     <w:name w:val="List Table 5 Dark - Accent 2"/>
-    <w:basedOn w:val="671"/>
+    <w:basedOn w:val="844"/>
     <w:uiPriority w:val="99"/>
     <w:pPr>
       <w:pBdr/>
@@ -21473,9 +22233,9 @@
       </w:tcPr>
     </w:tblStylePr>
   </w:style>
-  <w:style w:type="table" w:styleId="99">
+  <w:style w:type="table" w:styleId="744">
     <w:name w:val="List Table 5 Dark - Accent 3"/>
-    <w:basedOn w:val="671"/>
+    <w:basedOn w:val="844"/>
     <w:uiPriority w:val="99"/>
     <w:pPr>
       <w:pBdr/>
@@ -21715,9 +22475,9 @@
       </w:tcPr>
     </w:tblStylePr>
   </w:style>
-  <w:style w:type="table" w:styleId="100">
+  <w:style w:type="table" w:styleId="745">
     <w:name w:val="List Table 5 Dark - Accent 4"/>
-    <w:basedOn w:val="671"/>
+    <w:basedOn w:val="844"/>
     <w:uiPriority w:val="99"/>
     <w:pPr>
       <w:pBdr/>
@@ -21957,9 +22717,9 @@
       </w:tcPr>
     </w:tblStylePr>
   </w:style>
-  <w:style w:type="table" w:styleId="101">
+  <w:style w:type="table" w:styleId="746">
     <w:name w:val="List Table 5 Dark - Accent 5"/>
-    <w:basedOn w:val="671"/>
+    <w:basedOn w:val="844"/>
     <w:uiPriority w:val="99"/>
     <w:pPr>
       <w:pBdr/>
@@ -22199,9 +22959,9 @@
       </w:tcPr>
     </w:tblStylePr>
   </w:style>
-  <w:style w:type="table" w:styleId="102">
+  <w:style w:type="table" w:styleId="747">
     <w:name w:val="List Table 5 Dark - Accent 6"/>
-    <w:basedOn w:val="671"/>
+    <w:basedOn w:val="844"/>
     <w:uiPriority w:val="99"/>
     <w:pPr>
       <w:pBdr/>
@@ -22441,9 +23201,9 @@
       </w:tcPr>
     </w:tblStylePr>
   </w:style>
-  <w:style w:type="table" w:styleId="103">
+  <w:style w:type="table" w:styleId="748">
     <w:name w:val="List Table 6 Colorful"/>
-    <w:basedOn w:val="671"/>
+    <w:basedOn w:val="844"/>
     <w:uiPriority w:val="99"/>
     <w:pPr>
       <w:pBdr/>
@@ -22664,9 +23424,9 @@
       </w:tcPr>
     </w:tblStylePr>
   </w:style>
-  <w:style w:type="table" w:styleId="104">
+  <w:style w:type="table" w:styleId="749">
     <w:name w:val="List Table 6 Colorful - Accent 1"/>
-    <w:basedOn w:val="671"/>
+    <w:basedOn w:val="844"/>
     <w:uiPriority w:val="99"/>
     <w:pPr>
       <w:pBdr/>
@@ -22887,9 +23647,9 @@
       </w:tcPr>
     </w:tblStylePr>
   </w:style>
-  <w:style w:type="table" w:styleId="105">
+  <w:style w:type="table" w:styleId="750">
     <w:name w:val="List Table 6 Colorful - Accent 2"/>
-    <w:basedOn w:val="671"/>
+    <w:basedOn w:val="844"/>
     <w:uiPriority w:val="99"/>
     <w:pPr>
       <w:pBdr/>
@@ -23110,9 +23870,9 @@
       </w:tcPr>
     </w:tblStylePr>
   </w:style>
-  <w:style w:type="table" w:styleId="106">
+  <w:style w:type="table" w:styleId="751">
     <w:name w:val="List Table 6 Colorful - Accent 3"/>
-    <w:basedOn w:val="671"/>
+    <w:basedOn w:val="844"/>
     <w:uiPriority w:val="99"/>
     <w:pPr>
       <w:pBdr/>
@@ -23333,9 +24093,9 @@
       </w:tcPr>
     </w:tblStylePr>
   </w:style>
-  <w:style w:type="table" w:styleId="107">
+  <w:style w:type="table" w:styleId="752">
     <w:name w:val="List Table 6 Colorful - Accent 4"/>
-    <w:basedOn w:val="671"/>
+    <w:basedOn w:val="844"/>
     <w:uiPriority w:val="99"/>
     <w:pPr>
       <w:pBdr/>
@@ -23556,9 +24316,9 @@
       </w:tcPr>
     </w:tblStylePr>
   </w:style>
-  <w:style w:type="table" w:styleId="108">
+  <w:style w:type="table" w:styleId="753">
     <w:name w:val="List Table 6 Colorful - Accent 5"/>
-    <w:basedOn w:val="671"/>
+    <w:basedOn w:val="844"/>
     <w:uiPriority w:val="99"/>
     <w:pPr>
       <w:pBdr/>
@@ -23779,9 +24539,9 @@
       </w:tcPr>
     </w:tblStylePr>
   </w:style>
-  <w:style w:type="table" w:styleId="109">
+  <w:style w:type="table" w:styleId="754">
     <w:name w:val="List Table 6 Colorful - Accent 6"/>
-    <w:basedOn w:val="671"/>
+    <w:basedOn w:val="844"/>
     <w:uiPriority w:val="99"/>
     <w:pPr>
       <w:pBdr/>
@@ -24002,9 +24762,9 @@
       </w:tcPr>
     </w:tblStylePr>
   </w:style>
-  <w:style w:type="table" w:styleId="110">
+  <w:style w:type="table" w:styleId="755">
     <w:name w:val="List Table 7 Colorful"/>
-    <w:basedOn w:val="671"/>
+    <w:basedOn w:val="844"/>
     <w:uiPriority w:val="99"/>
     <w:pPr>
       <w:pBdr/>
@@ -24103,11 +24863,11 @@
         <w:tblBorders/>
       </w:tblPr>
       <w:tcPr>
-        <w:shd w:color="ffffff"/>
+        <w:shd w:val="clear" w:color="ffffff"/>
         <w:tcBorders>
-          <w:top w:val="none"/>
-          <w:left w:val="none"/>
-          <w:bottom w:val="none"/>
+          <w:top w:val="none" w:color="000000" w:sz="4" w:space="0"/>
+          <w:left w:val="none" w:color="000000" w:sz="4" w:space="0"/>
+          <w:bottom w:val="none" w:color="000000" w:sz="4" w:space="0"/>
           <w:right w:val="single" w:color="000000" w:themeColor="text1" w:themeTint="80" w:sz="4" w:space="0"/>
         </w:tcBorders>
       </w:tcPr>
@@ -24130,10 +24890,10 @@
       <w:tcPr>
         <w:shd w:val="clear" w:color="ffffff" w:themeColor="light1" w:fill="ffffff" w:themeFill="light1"/>
         <w:tcBorders>
-          <w:top w:val="none"/>
-          <w:left w:val="none"/>
+          <w:top w:val="none" w:color="000000" w:sz="4" w:space="0"/>
+          <w:left w:val="none" w:color="000000" w:sz="4" w:space="0"/>
           <w:bottom w:val="single" w:color="000000" w:themeColor="text1" w:themeTint="80" w:sz="4" w:space="0"/>
-          <w:right w:val="none"/>
+          <w:right w:val="none" w:color="000000" w:sz="4" w:space="0"/>
         </w:tcBorders>
       </w:tcPr>
     </w:tblStylePr>
@@ -24153,12 +24913,12 @@
         <w:tblBorders/>
       </w:tblPr>
       <w:tcPr>
-        <w:shd w:color="ffffff"/>
+        <w:shd w:val="clear" w:color="ffffff"/>
         <w:tcBorders>
-          <w:top w:val="none"/>
+          <w:top w:val="none" w:color="000000" w:sz="4" w:space="0"/>
           <w:left w:val="single" w:color="000000" w:themeColor="text1" w:themeTint="80" w:sz="4" w:space="0"/>
-          <w:bottom w:val="none"/>
-          <w:right w:val="none"/>
+          <w:bottom w:val="none" w:color="000000" w:sz="4" w:space="0"/>
+          <w:right w:val="none" w:color="000000" w:sz="4" w:space="0"/>
         </w:tcBorders>
       </w:tcPr>
     </w:tblStylePr>
@@ -24181,9 +24941,9 @@
         <w:shd w:val="clear" w:color="ffffff" w:themeColor="light1" w:fill="ffffff" w:themeFill="light1"/>
         <w:tcBorders>
           <w:top w:val="single" w:color="000000" w:themeColor="text1" w:themeTint="80" w:sz="4" w:space="0"/>
-          <w:left w:val="none"/>
-          <w:bottom w:val="none"/>
-          <w:right w:val="none"/>
+          <w:left w:val="none" w:color="000000" w:sz="4" w:space="0"/>
+          <w:bottom w:val="none" w:color="000000" w:sz="4" w:space="0"/>
+          <w:right w:val="none" w:color="000000" w:sz="4" w:space="0"/>
         </w:tcBorders>
       </w:tcPr>
     </w:tblStylePr>
@@ -24258,9 +25018,9 @@
       </w:tcPr>
     </w:tblStylePr>
   </w:style>
-  <w:style w:type="table" w:styleId="111">
+  <w:style w:type="table" w:styleId="756">
     <w:name w:val="List Table 7 Colorful - Accent 1"/>
-    <w:basedOn w:val="671"/>
+    <w:basedOn w:val="844"/>
     <w:uiPriority w:val="99"/>
     <w:pPr>
       <w:pBdr/>
@@ -24359,11 +25119,11 @@
         <w:tblBorders/>
       </w:tblPr>
       <w:tcPr>
-        <w:shd w:color="ffffff"/>
+        <w:shd w:val="clear" w:color="ffffff"/>
         <w:tcBorders>
-          <w:top w:val="none"/>
-          <w:left w:val="none"/>
-          <w:bottom w:val="none"/>
+          <w:top w:val="none" w:color="000000" w:sz="4" w:space="0"/>
+          <w:left w:val="none" w:color="000000" w:sz="4" w:space="0"/>
+          <w:bottom w:val="none" w:color="000000" w:sz="4" w:space="0"/>
           <w:right w:val="single" w:color="000000" w:themeColor="accent1" w:sz="4" w:space="0"/>
         </w:tcBorders>
       </w:tcPr>
@@ -24386,10 +25146,10 @@
       <w:tcPr>
         <w:shd w:val="clear" w:color="ffffff" w:themeColor="light1" w:fill="ffffff" w:themeFill="light1"/>
         <w:tcBorders>
-          <w:top w:val="none"/>
-          <w:left w:val="none"/>
+          <w:top w:val="none" w:color="000000" w:sz="4" w:space="0"/>
+          <w:left w:val="none" w:color="000000" w:sz="4" w:space="0"/>
           <w:bottom w:val="single" w:color="000000" w:themeColor="accent1" w:sz="4" w:space="0"/>
-          <w:right w:val="none"/>
+          <w:right w:val="none" w:color="000000" w:sz="4" w:space="0"/>
         </w:tcBorders>
       </w:tcPr>
     </w:tblStylePr>
@@ -24409,12 +25169,12 @@
         <w:tblBorders/>
       </w:tblPr>
       <w:tcPr>
-        <w:shd w:color="ffffff"/>
+        <w:shd w:val="clear" w:color="ffffff"/>
         <w:tcBorders>
-          <w:top w:val="none"/>
+          <w:top w:val="none" w:color="000000" w:sz="4" w:space="0"/>
           <w:left w:val="single" w:color="000000" w:themeColor="accent1" w:sz="4" w:space="0"/>
-          <w:bottom w:val="none"/>
-          <w:right w:val="none"/>
+          <w:bottom w:val="none" w:color="000000" w:sz="4" w:space="0"/>
+          <w:right w:val="none" w:color="000000" w:sz="4" w:space="0"/>
         </w:tcBorders>
       </w:tcPr>
     </w:tblStylePr>
@@ -24437,9 +25197,9 @@
         <w:shd w:val="clear" w:color="ffffff" w:themeColor="light1" w:fill="ffffff" w:themeFill="light1"/>
         <w:tcBorders>
           <w:top w:val="single" w:color="000000" w:themeColor="accent1" w:sz="4" w:space="0"/>
-          <w:left w:val="none"/>
-          <w:bottom w:val="none"/>
-          <w:right w:val="none"/>
+          <w:left w:val="none" w:color="000000" w:sz="4" w:space="0"/>
+          <w:bottom w:val="none" w:color="000000" w:sz="4" w:space="0"/>
+          <w:right w:val="none" w:color="000000" w:sz="4" w:space="0"/>
         </w:tcBorders>
       </w:tcPr>
     </w:tblStylePr>
@@ -24514,9 +25274,9 @@
       </w:tcPr>
     </w:tblStylePr>
   </w:style>
-  <w:style w:type="table" w:styleId="112">
+  <w:style w:type="table" w:styleId="757">
     <w:name w:val="List Table 7 Colorful - Accent 2"/>
-    <w:basedOn w:val="671"/>
+    <w:basedOn w:val="844"/>
     <w:uiPriority w:val="99"/>
     <w:pPr>
       <w:pBdr/>
@@ -24615,11 +25375,11 @@
         <w:tblBorders/>
       </w:tblPr>
       <w:tcPr>
-        <w:shd w:color="ffffff"/>
+        <w:shd w:val="clear" w:color="ffffff"/>
         <w:tcBorders>
-          <w:top w:val="none"/>
-          <w:left w:val="none"/>
-          <w:bottom w:val="none"/>
+          <w:top w:val="none" w:color="000000" w:sz="4" w:space="0"/>
+          <w:left w:val="none" w:color="000000" w:sz="4" w:space="0"/>
+          <w:bottom w:val="none" w:color="000000" w:sz="4" w:space="0"/>
           <w:right w:val="single" w:color="000000" w:themeColor="accent2" w:themeTint="97" w:sz="4" w:space="0"/>
         </w:tcBorders>
       </w:tcPr>
@@ -24642,10 +25402,10 @@
       <w:tcPr>
         <w:shd w:val="clear" w:color="ffffff" w:themeColor="light1" w:fill="ffffff" w:themeFill="light1"/>
         <w:tcBorders>
-          <w:top w:val="none"/>
-          <w:left w:val="none"/>
+          <w:top w:val="none" w:color="000000" w:sz="4" w:space="0"/>
+          <w:left w:val="none" w:color="000000" w:sz="4" w:space="0"/>
           <w:bottom w:val="single" w:color="000000" w:themeColor="accent2" w:themeTint="97" w:sz="4" w:space="0"/>
-          <w:right w:val="none"/>
+          <w:right w:val="none" w:color="000000" w:sz="4" w:space="0"/>
         </w:tcBorders>
       </w:tcPr>
     </w:tblStylePr>
@@ -24665,12 +25425,12 @@
         <w:tblBorders/>
       </w:tblPr>
       <w:tcPr>
-        <w:shd w:color="ffffff"/>
+        <w:shd w:val="clear" w:color="ffffff"/>
         <w:tcBorders>
-          <w:top w:val="none"/>
+          <w:top w:val="none" w:color="000000" w:sz="4" w:space="0"/>
           <w:left w:val="single" w:color="000000" w:themeColor="accent2" w:themeTint="97" w:sz="4" w:space="0"/>
-          <w:bottom w:val="none"/>
-          <w:right w:val="none"/>
+          <w:bottom w:val="none" w:color="000000" w:sz="4" w:space="0"/>
+          <w:right w:val="none" w:color="000000" w:sz="4" w:space="0"/>
         </w:tcBorders>
       </w:tcPr>
     </w:tblStylePr>
@@ -24693,9 +25453,9 @@
         <w:shd w:val="clear" w:color="ffffff" w:themeColor="light1" w:fill="ffffff" w:themeFill="light1"/>
         <w:tcBorders>
           <w:top w:val="single" w:color="000000" w:themeColor="accent2" w:themeTint="97" w:sz="4" w:space="0"/>
-          <w:left w:val="none"/>
-          <w:bottom w:val="none"/>
-          <w:right w:val="none"/>
+          <w:left w:val="none" w:color="000000" w:sz="4" w:space="0"/>
+          <w:bottom w:val="none" w:color="000000" w:sz="4" w:space="0"/>
+          <w:right w:val="none" w:color="000000" w:sz="4" w:space="0"/>
         </w:tcBorders>
       </w:tcPr>
     </w:tblStylePr>
@@ -24770,9 +25530,9 @@
       </w:tcPr>
     </w:tblStylePr>
   </w:style>
-  <w:style w:type="table" w:styleId="113">
+  <w:style w:type="table" w:styleId="758">
     <w:name w:val="List Table 7 Colorful - Accent 3"/>
-    <w:basedOn w:val="671"/>
+    <w:basedOn w:val="844"/>
     <w:uiPriority w:val="99"/>
     <w:pPr>
       <w:pBdr/>
@@ -24871,11 +25631,11 @@
         <w:tblBorders/>
       </w:tblPr>
       <w:tcPr>
-        <w:shd w:color="ffffff"/>
+        <w:shd w:val="clear" w:color="ffffff"/>
         <w:tcBorders>
-          <w:top w:val="none"/>
-          <w:left w:val="none"/>
-          <w:bottom w:val="none"/>
+          <w:top w:val="none" w:color="000000" w:sz="4" w:space="0"/>
+          <w:left w:val="none" w:color="000000" w:sz="4" w:space="0"/>
+          <w:bottom w:val="none" w:color="000000" w:sz="4" w:space="0"/>
           <w:right w:val="single" w:color="000000" w:themeColor="accent3" w:themeTint="98" w:sz="4" w:space="0"/>
         </w:tcBorders>
       </w:tcPr>
@@ -24898,10 +25658,10 @@
       <w:tcPr>
         <w:shd w:val="clear" w:color="ffffff" w:themeColor="light1" w:fill="ffffff" w:themeFill="light1"/>
         <w:tcBorders>
-          <w:top w:val="none"/>
-          <w:left w:val="none"/>
+          <w:top w:val="none" w:color="000000" w:sz="4" w:space="0"/>
+          <w:left w:val="none" w:color="000000" w:sz="4" w:space="0"/>
           <w:bottom w:val="single" w:color="000000" w:themeColor="accent3" w:themeTint="98" w:sz="4" w:space="0"/>
-          <w:right w:val="none"/>
+          <w:right w:val="none" w:color="000000" w:sz="4" w:space="0"/>
         </w:tcBorders>
       </w:tcPr>
     </w:tblStylePr>
@@ -24921,12 +25681,12 @@
         <w:tblBorders/>
       </w:tblPr>
       <w:tcPr>
-        <w:shd w:color="ffffff"/>
+        <w:shd w:val="clear" w:color="ffffff"/>
         <w:tcBorders>
-          <w:top w:val="none"/>
+          <w:top w:val="none" w:color="000000" w:sz="4" w:space="0"/>
           <w:left w:val="single" w:color="000000" w:themeColor="accent3" w:themeTint="98" w:sz="4" w:space="0"/>
-          <w:bottom w:val="none"/>
-          <w:right w:val="none"/>
+          <w:bottom w:val="none" w:color="000000" w:sz="4" w:space="0"/>
+          <w:right w:val="none" w:color="000000" w:sz="4" w:space="0"/>
         </w:tcBorders>
       </w:tcPr>
     </w:tblStylePr>
@@ -24949,9 +25709,9 @@
         <w:shd w:val="clear" w:color="ffffff" w:themeColor="light1" w:fill="ffffff" w:themeFill="light1"/>
         <w:tcBorders>
           <w:top w:val="single" w:color="000000" w:themeColor="accent3" w:themeTint="98" w:sz="4" w:space="0"/>
-          <w:left w:val="none"/>
-          <w:bottom w:val="none"/>
-          <w:right w:val="none"/>
+          <w:left w:val="none" w:color="000000" w:sz="4" w:space="0"/>
+          <w:bottom w:val="none" w:color="000000" w:sz="4" w:space="0"/>
+          <w:right w:val="none" w:color="000000" w:sz="4" w:space="0"/>
         </w:tcBorders>
       </w:tcPr>
     </w:tblStylePr>
@@ -25026,9 +25786,9 @@
       </w:tcPr>
     </w:tblStylePr>
   </w:style>
-  <w:style w:type="table" w:styleId="114">
+  <w:style w:type="table" w:styleId="759">
     <w:name w:val="List Table 7 Colorful - Accent 4"/>
-    <w:basedOn w:val="671"/>
+    <w:basedOn w:val="844"/>
     <w:uiPriority w:val="99"/>
     <w:pPr>
       <w:pBdr/>
@@ -25127,11 +25887,11 @@
         <w:tblBorders/>
       </w:tblPr>
       <w:tcPr>
-        <w:shd w:color="ffffff"/>
+        <w:shd w:val="clear" w:color="ffffff"/>
         <w:tcBorders>
-          <w:top w:val="none"/>
-          <w:left w:val="none"/>
-          <w:bottom w:val="none"/>
+          <w:top w:val="none" w:color="000000" w:sz="4" w:space="0"/>
+          <w:left w:val="none" w:color="000000" w:sz="4" w:space="0"/>
+          <w:bottom w:val="none" w:color="000000" w:sz="4" w:space="0"/>
           <w:right w:val="single" w:color="000000" w:themeColor="accent4" w:themeTint="9A" w:sz="4" w:space="0"/>
         </w:tcBorders>
       </w:tcPr>
@@ -25154,10 +25914,10 @@
       <w:tcPr>
         <w:shd w:val="clear" w:color="ffffff" w:themeColor="light1" w:fill="ffffff" w:themeFill="light1"/>
         <w:tcBorders>
-          <w:top w:val="none"/>
-          <w:left w:val="none"/>
+          <w:top w:val="none" w:color="000000" w:sz="4" w:space="0"/>
+          <w:left w:val="none" w:color="000000" w:sz="4" w:space="0"/>
           <w:bottom w:val="single" w:color="000000" w:themeColor="accent4" w:themeTint="9A" w:sz="4" w:space="0"/>
-          <w:right w:val="none"/>
+          <w:right w:val="none" w:color="000000" w:sz="4" w:space="0"/>
         </w:tcBorders>
       </w:tcPr>
     </w:tblStylePr>
@@ -25177,12 +25937,12 @@
         <w:tblBorders/>
       </w:tblPr>
       <w:tcPr>
-        <w:shd w:color="ffffff"/>
+        <w:shd w:val="clear" w:color="ffffff"/>
         <w:tcBorders>
-          <w:top w:val="none"/>
+          <w:top w:val="none" w:color="000000" w:sz="4" w:space="0"/>
           <w:left w:val="single" w:color="000000" w:themeColor="accent4" w:themeTint="9A" w:sz="4" w:space="0"/>
-          <w:bottom w:val="none"/>
-          <w:right w:val="none"/>
+          <w:bottom w:val="none" w:color="000000" w:sz="4" w:space="0"/>
+          <w:right w:val="none" w:color="000000" w:sz="4" w:space="0"/>
         </w:tcBorders>
       </w:tcPr>
     </w:tblStylePr>
@@ -25205,9 +25965,9 @@
         <w:shd w:val="clear" w:color="ffffff" w:themeColor="light1" w:fill="ffffff" w:themeFill="light1"/>
         <w:tcBorders>
           <w:top w:val="single" w:color="000000" w:themeColor="accent4" w:themeTint="9A" w:sz="4" w:space="0"/>
-          <w:left w:val="none"/>
-          <w:bottom w:val="none"/>
-          <w:right w:val="none"/>
+          <w:left w:val="none" w:color="000000" w:sz="4" w:space="0"/>
+          <w:bottom w:val="none" w:color="000000" w:sz="4" w:space="0"/>
+          <w:right w:val="none" w:color="000000" w:sz="4" w:space="0"/>
         </w:tcBorders>
       </w:tcPr>
     </w:tblStylePr>
@@ -25282,9 +26042,9 @@
       </w:tcPr>
     </w:tblStylePr>
   </w:style>
-  <w:style w:type="table" w:styleId="115">
+  <w:style w:type="table" w:styleId="760">
     <w:name w:val="List Table 7 Colorful - Accent 5"/>
-    <w:basedOn w:val="671"/>
+    <w:basedOn w:val="844"/>
     <w:uiPriority w:val="99"/>
     <w:pPr>
       <w:pBdr/>
@@ -25383,11 +26143,11 @@
         <w:tblBorders/>
       </w:tblPr>
       <w:tcPr>
-        <w:shd w:color="ffffff"/>
+        <w:shd w:val="clear" w:color="ffffff"/>
         <w:tcBorders>
-          <w:top w:val="none"/>
-          <w:left w:val="none"/>
-          <w:bottom w:val="none"/>
+          <w:top w:val="none" w:color="000000" w:sz="4" w:space="0"/>
+          <w:left w:val="none" w:color="000000" w:sz="4" w:space="0"/>
+          <w:bottom w:val="none" w:color="000000" w:sz="4" w:space="0"/>
           <w:right w:val="single" w:color="000000" w:themeColor="accent5" w:themeTint="9A" w:sz="4" w:space="0"/>
         </w:tcBorders>
       </w:tcPr>
@@ -25410,10 +26170,10 @@
       <w:tcPr>
         <w:shd w:val="clear" w:color="ffffff" w:themeColor="light1" w:fill="ffffff" w:themeFill="light1"/>
         <w:tcBorders>
-          <w:top w:val="none"/>
-          <w:left w:val="none"/>
+          <w:top w:val="none" w:color="000000" w:sz="4" w:space="0"/>
+          <w:left w:val="none" w:color="000000" w:sz="4" w:space="0"/>
           <w:bottom w:val="single" w:color="000000" w:themeColor="accent5" w:themeTint="9A" w:sz="4" w:space="0"/>
-          <w:right w:val="none"/>
+          <w:right w:val="none" w:color="000000" w:sz="4" w:space="0"/>
         </w:tcBorders>
       </w:tcPr>
     </w:tblStylePr>
@@ -25433,12 +26193,12 @@
         <w:tblBorders/>
       </w:tblPr>
       <w:tcPr>
-        <w:shd w:color="ffffff"/>
+        <w:shd w:val="clear" w:color="ffffff"/>
         <w:tcBorders>
-          <w:top w:val="none"/>
+          <w:top w:val="none" w:color="000000" w:sz="4" w:space="0"/>
           <w:left w:val="single" w:color="000000" w:themeColor="accent5" w:themeTint="9A" w:sz="4" w:space="0"/>
-          <w:bottom w:val="none"/>
-          <w:right w:val="none"/>
+          <w:bottom w:val="none" w:color="000000" w:sz="4" w:space="0"/>
+          <w:right w:val="none" w:color="000000" w:sz="4" w:space="0"/>
         </w:tcBorders>
       </w:tcPr>
     </w:tblStylePr>
@@ -25461,9 +26221,9 @@
         <w:shd w:val="clear" w:color="ffffff" w:themeColor="light1" w:fill="ffffff" w:themeFill="light1"/>
         <w:tcBorders>
           <w:top w:val="single" w:color="000000" w:themeColor="accent5" w:themeTint="9A" w:sz="4" w:space="0"/>
-          <w:left w:val="none"/>
-          <w:bottom w:val="none"/>
-          <w:right w:val="none"/>
+          <w:left w:val="none" w:color="000000" w:sz="4" w:space="0"/>
+          <w:bottom w:val="none" w:color="000000" w:sz="4" w:space="0"/>
+          <w:right w:val="none" w:color="000000" w:sz="4" w:space="0"/>
         </w:tcBorders>
       </w:tcPr>
     </w:tblStylePr>
@@ -25538,9 +26298,9 @@
       </w:tcPr>
     </w:tblStylePr>
   </w:style>
-  <w:style w:type="table" w:styleId="116">
+  <w:style w:type="table" w:styleId="761">
     <w:name w:val="List Table 7 Colorful - Accent 6"/>
-    <w:basedOn w:val="671"/>
+    <w:basedOn w:val="844"/>
     <w:uiPriority w:val="99"/>
     <w:pPr>
       <w:pBdr/>
@@ -25639,11 +26399,11 @@
         <w:tblBorders/>
       </w:tblPr>
       <w:tcPr>
-        <w:shd w:color="ffffff"/>
+        <w:shd w:val="clear" w:color="ffffff"/>
         <w:tcBorders>
-          <w:top w:val="none"/>
-          <w:left w:val="none"/>
-          <w:bottom w:val="none"/>
+          <w:top w:val="none" w:color="000000" w:sz="4" w:space="0"/>
+          <w:left w:val="none" w:color="000000" w:sz="4" w:space="0"/>
+          <w:bottom w:val="none" w:color="000000" w:sz="4" w:space="0"/>
           <w:right w:val="single" w:color="000000" w:themeColor="accent6" w:themeTint="98" w:sz="4" w:space="0"/>
         </w:tcBorders>
       </w:tcPr>
@@ -25666,10 +26426,10 @@
       <w:tcPr>
         <w:shd w:val="clear" w:color="ffffff" w:themeColor="light1" w:fill="ffffff" w:themeFill="light1"/>
         <w:tcBorders>
-          <w:top w:val="none"/>
-          <w:left w:val="none"/>
+          <w:top w:val="none" w:color="000000" w:sz="4" w:space="0"/>
+          <w:left w:val="none" w:color="000000" w:sz="4" w:space="0"/>
           <w:bottom w:val="single" w:color="000000" w:themeColor="accent6" w:themeTint="98" w:sz="4" w:space="0"/>
-          <w:right w:val="none"/>
+          <w:right w:val="none" w:color="000000" w:sz="4" w:space="0"/>
         </w:tcBorders>
       </w:tcPr>
     </w:tblStylePr>
@@ -25689,12 +26449,12 @@
         <w:tblBorders/>
       </w:tblPr>
       <w:tcPr>
-        <w:shd w:color="ffffff"/>
+        <w:shd w:val="clear" w:color="ffffff"/>
         <w:tcBorders>
-          <w:top w:val="none"/>
+          <w:top w:val="none" w:color="000000" w:sz="4" w:space="0"/>
           <w:left w:val="single" w:color="000000" w:themeColor="accent6" w:themeTint="98" w:sz="4" w:space="0"/>
-          <w:bottom w:val="none"/>
-          <w:right w:val="none"/>
+          <w:bottom w:val="none" w:color="000000" w:sz="4" w:space="0"/>
+          <w:right w:val="none" w:color="000000" w:sz="4" w:space="0"/>
         </w:tcBorders>
       </w:tcPr>
     </w:tblStylePr>
@@ -25717,9 +26477,9 @@
         <w:shd w:val="clear" w:color="ffffff" w:themeColor="light1" w:fill="ffffff" w:themeFill="light1"/>
         <w:tcBorders>
           <w:top w:val="single" w:color="000000" w:themeColor="accent6" w:themeTint="98" w:sz="4" w:space="0"/>
-          <w:left w:val="none"/>
-          <w:bottom w:val="none"/>
-          <w:right w:val="none"/>
+          <w:left w:val="none" w:color="000000" w:sz="4" w:space="0"/>
+          <w:bottom w:val="none" w:color="000000" w:sz="4" w:space="0"/>
+          <w:right w:val="none" w:color="000000" w:sz="4" w:space="0"/>
         </w:tcBorders>
       </w:tcPr>
     </w:tblStylePr>
@@ -25794,9 +26554,9 @@
       </w:tcPr>
     </w:tblStylePr>
   </w:style>
-  <w:style w:type="table" w:styleId="117">
+  <w:style w:type="table" w:styleId="762">
     <w:name w:val="Lined - Accent"/>
-    <w:basedOn w:val="671"/>
+    <w:basedOn w:val="844"/>
     <w:uiPriority w:val="99"/>
     <w:pPr>
       <w:pBdr/>
@@ -26031,9 +26791,9 @@
       </w:tcPr>
     </w:tblStylePr>
   </w:style>
-  <w:style w:type="table" w:styleId="118">
+  <w:style w:type="table" w:styleId="763">
     <w:name w:val="Lined - Accent 1"/>
-    <w:basedOn w:val="671"/>
+    <w:basedOn w:val="844"/>
     <w:uiPriority w:val="99"/>
     <w:pPr>
       <w:pBdr/>
@@ -26268,9 +27028,9 @@
       </w:tcPr>
     </w:tblStylePr>
   </w:style>
-  <w:style w:type="table" w:styleId="119">
+  <w:style w:type="table" w:styleId="764">
     <w:name w:val="Lined - Accent 2"/>
-    <w:basedOn w:val="671"/>
+    <w:basedOn w:val="844"/>
     <w:uiPriority w:val="99"/>
     <w:pPr>
       <w:pBdr/>
@@ -26505,9 +27265,9 @@
       </w:tcPr>
     </w:tblStylePr>
   </w:style>
-  <w:style w:type="table" w:styleId="120">
+  <w:style w:type="table" w:styleId="765">
     <w:name w:val="Lined - Accent 3"/>
-    <w:basedOn w:val="671"/>
+    <w:basedOn w:val="844"/>
     <w:uiPriority w:val="99"/>
     <w:pPr>
       <w:pBdr/>
@@ -26742,9 +27502,9 @@
       </w:tcPr>
     </w:tblStylePr>
   </w:style>
-  <w:style w:type="table" w:styleId="121">
+  <w:style w:type="table" w:styleId="766">
     <w:name w:val="Lined - Accent 4"/>
-    <w:basedOn w:val="671"/>
+    <w:basedOn w:val="844"/>
     <w:uiPriority w:val="99"/>
     <w:pPr>
       <w:pBdr/>
@@ -26979,9 +27739,9 @@
       </w:tcPr>
     </w:tblStylePr>
   </w:style>
-  <w:style w:type="table" w:styleId="122">
+  <w:style w:type="table" w:styleId="767">
     <w:name w:val="Lined - Accent 5"/>
-    <w:basedOn w:val="671"/>
+    <w:basedOn w:val="844"/>
     <w:uiPriority w:val="99"/>
     <w:pPr>
       <w:pBdr/>
@@ -27216,9 +27976,9 @@
       </w:tcPr>
     </w:tblStylePr>
   </w:style>
-  <w:style w:type="table" w:styleId="123">
+  <w:style w:type="table" w:styleId="768">
     <w:name w:val="Lined - Accent 6"/>
-    <w:basedOn w:val="671"/>
+    <w:basedOn w:val="844"/>
     <w:uiPriority w:val="99"/>
     <w:pPr>
       <w:pBdr/>
@@ -27453,9 +28213,9 @@
       </w:tcPr>
     </w:tblStylePr>
   </w:style>
-  <w:style w:type="table" w:styleId="124">
+  <w:style w:type="table" w:styleId="769">
     <w:name w:val="Bordered &amp; Lined - Accent"/>
-    <w:basedOn w:val="671"/>
+    <w:basedOn w:val="844"/>
     <w:uiPriority w:val="99"/>
     <w:pPr>
       <w:pBdr/>
@@ -27697,9 +28457,9 @@
       </w:tcPr>
     </w:tblStylePr>
   </w:style>
-  <w:style w:type="table" w:styleId="125">
+  <w:style w:type="table" w:styleId="770">
     <w:name w:val="Bordered &amp; Lined - Accent 1"/>
-    <w:basedOn w:val="671"/>
+    <w:basedOn w:val="844"/>
     <w:uiPriority w:val="99"/>
     <w:pPr>
       <w:pBdr/>
@@ -27941,9 +28701,9 @@
       </w:tcPr>
     </w:tblStylePr>
   </w:style>
-  <w:style w:type="table" w:styleId="126">
+  <w:style w:type="table" w:styleId="771">
     <w:name w:val="Bordered &amp; Lined - Accent 2"/>
-    <w:basedOn w:val="671"/>
+    <w:basedOn w:val="844"/>
     <w:uiPriority w:val="99"/>
     <w:pPr>
       <w:pBdr/>
@@ -28185,9 +28945,9 @@
       </w:tcPr>
     </w:tblStylePr>
   </w:style>
-  <w:style w:type="table" w:styleId="127">
+  <w:style w:type="table" w:styleId="772">
     <w:name w:val="Bordered &amp; Lined - Accent 3"/>
-    <w:basedOn w:val="671"/>
+    <w:basedOn w:val="844"/>
     <w:uiPriority w:val="99"/>
     <w:pPr>
       <w:pBdr/>
@@ -28429,9 +29189,9 @@
       </w:tcPr>
     </w:tblStylePr>
   </w:style>
-  <w:style w:type="table" w:styleId="128">
+  <w:style w:type="table" w:styleId="773">
     <w:name w:val="Bordered &amp; Lined - Accent 4"/>
-    <w:basedOn w:val="671"/>
+    <w:basedOn w:val="844"/>
     <w:uiPriority w:val="99"/>
     <w:pPr>
       <w:pBdr/>
@@ -28673,9 +29433,9 @@
       </w:tcPr>
     </w:tblStylePr>
   </w:style>
-  <w:style w:type="table" w:styleId="129">
+  <w:style w:type="table" w:styleId="774">
     <w:name w:val="Bordered &amp; Lined - Accent 5"/>
-    <w:basedOn w:val="671"/>
+    <w:basedOn w:val="844"/>
     <w:uiPriority w:val="99"/>
     <w:pPr>
       <w:pBdr/>
@@ -28917,9 +29677,9 @@
       </w:tcPr>
     </w:tblStylePr>
   </w:style>
-  <w:style w:type="table" w:styleId="130">
+  <w:style w:type="table" w:styleId="775">
     <w:name w:val="Bordered &amp; Lined - Accent 6"/>
-    <w:basedOn w:val="671"/>
+    <w:basedOn w:val="844"/>
     <w:uiPriority w:val="99"/>
     <w:pPr>
       <w:pBdr/>
@@ -29161,9 +29921,9 @@
       </w:tcPr>
     </w:tblStylePr>
   </w:style>
-  <w:style w:type="table" w:styleId="131">
+  <w:style w:type="table" w:styleId="776">
     <w:name w:val="Bordered"/>
-    <w:basedOn w:val="671"/>
+    <w:basedOn w:val="844"/>
     <w:uiPriority w:val="99"/>
     <w:pPr>
       <w:pBdr/>
@@ -29392,9 +30152,9 @@
       </w:tcPr>
     </w:tblStylePr>
   </w:style>
-  <w:style w:type="table" w:styleId="132">
+  <w:style w:type="table" w:styleId="777">
     <w:name w:val="Bordered - Accent 1"/>
-    <w:basedOn w:val="671"/>
+    <w:basedOn w:val="844"/>
     <w:uiPriority w:val="99"/>
     <w:pPr>
       <w:pBdr/>
@@ -29623,9 +30383,9 @@
       </w:tcPr>
     </w:tblStylePr>
   </w:style>
-  <w:style w:type="table" w:styleId="133">
+  <w:style w:type="table" w:styleId="778">
     <w:name w:val="Bordered - Accent 2"/>
-    <w:basedOn w:val="671"/>
+    <w:basedOn w:val="844"/>
     <w:uiPriority w:val="99"/>
     <w:pPr>
       <w:pBdr/>
@@ -29854,9 +30614,9 @@
       </w:tcPr>
     </w:tblStylePr>
   </w:style>
-  <w:style w:type="table" w:styleId="134">
+  <w:style w:type="table" w:styleId="779">
     <w:name w:val="Bordered - Accent 3"/>
-    <w:basedOn w:val="671"/>
+    <w:basedOn w:val="844"/>
     <w:uiPriority w:val="99"/>
     <w:pPr>
       <w:pBdr/>
@@ -30085,9 +30845,9 @@
       </w:tcPr>
     </w:tblStylePr>
   </w:style>
-  <w:style w:type="table" w:styleId="135">
+  <w:style w:type="table" w:styleId="780">
     <w:name w:val="Bordered - Accent 4"/>
-    <w:basedOn w:val="671"/>
+    <w:basedOn w:val="844"/>
     <w:uiPriority w:val="99"/>
     <w:pPr>
       <w:pBdr/>
@@ -30316,9 +31076,9 @@
       </w:tcPr>
     </w:tblStylePr>
   </w:style>
-  <w:style w:type="table" w:styleId="136">
+  <w:style w:type="table" w:styleId="781">
     <w:name w:val="Bordered - Accent 5"/>
-    <w:basedOn w:val="671"/>
+    <w:basedOn w:val="844"/>
     <w:uiPriority w:val="99"/>
     <w:pPr>
       <w:pBdr/>
@@ -30547,9 +31307,9 @@
       </w:tcPr>
     </w:tblStylePr>
   </w:style>
-  <w:style w:type="table" w:styleId="137">
+  <w:style w:type="table" w:styleId="782">
     <w:name w:val="Bordered - Accent 6"/>
-    <w:basedOn w:val="671"/>
+    <w:basedOn w:val="844"/>
     <w:uiPriority w:val="99"/>
     <w:pPr>
       <w:pBdr/>
@@ -30778,11 +31538,11 @@
       </w:tcPr>
     </w:tblStylePr>
   </w:style>
-  <w:style w:type="paragraph" w:styleId="140">
+  <w:style w:type="paragraph" w:styleId="783">
     <w:name w:val="Heading 2"/>
-    <w:basedOn w:val="668"/>
-    <w:next w:val="668"/>
-    <w:link w:val="151"/>
+    <w:basedOn w:val="841"/>
+    <w:next w:val="841"/>
+    <w:link w:val="792"/>
     <w:uiPriority w:val="9"/>
     <w:unhideWhenUsed/>
     <w:qFormat/>
@@ -30801,11 +31561,11 @@
       <w:szCs w:val="32"/>
     </w:rPr>
   </w:style>
-  <w:style w:type="paragraph" w:styleId="141">
+  <w:style w:type="paragraph" w:styleId="784">
     <w:name w:val="Heading 3"/>
-    <w:basedOn w:val="668"/>
-    <w:next w:val="668"/>
-    <w:link w:val="152"/>
+    <w:basedOn w:val="841"/>
+    <w:next w:val="841"/>
+    <w:link w:val="793"/>
     <w:uiPriority w:val="9"/>
     <w:unhideWhenUsed/>
     <w:qFormat/>
@@ -30824,11 +31584,11 @@
       <w:szCs w:val="28"/>
     </w:rPr>
   </w:style>
-  <w:style w:type="paragraph" w:styleId="142">
+  <w:style w:type="paragraph" w:styleId="785">
     <w:name w:val="Heading 4"/>
-    <w:basedOn w:val="668"/>
-    <w:next w:val="668"/>
-    <w:link w:val="153"/>
+    <w:basedOn w:val="841"/>
+    <w:next w:val="841"/>
+    <w:link w:val="794"/>
     <w:uiPriority w:val="9"/>
     <w:unhideWhenUsed/>
     <w:qFormat/>
@@ -30847,11 +31607,11 @@
       <w:color w:val="0f4761" w:themeColor="accent1" w:themeShade="BF"/>
     </w:rPr>
   </w:style>
-  <w:style w:type="paragraph" w:styleId="143">
+  <w:style w:type="paragraph" w:styleId="786">
     <w:name w:val="Heading 5"/>
-    <w:basedOn w:val="668"/>
-    <w:next w:val="668"/>
-    <w:link w:val="154"/>
+    <w:basedOn w:val="841"/>
+    <w:next w:val="841"/>
+    <w:link w:val="795"/>
     <w:uiPriority w:val="9"/>
     <w:unhideWhenUsed/>
     <w:qFormat/>
@@ -30868,11 +31628,11 @@
       <w:color w:val="0f4761" w:themeColor="accent1" w:themeShade="BF"/>
     </w:rPr>
   </w:style>
-  <w:style w:type="paragraph" w:styleId="144">
+  <w:style w:type="paragraph" w:styleId="787">
     <w:name w:val="Heading 6"/>
-    <w:basedOn w:val="668"/>
-    <w:next w:val="668"/>
-    <w:link w:val="155"/>
+    <w:basedOn w:val="841"/>
+    <w:next w:val="841"/>
+    <w:link w:val="796"/>
     <w:uiPriority w:val="9"/>
     <w:unhideWhenUsed/>
     <w:qFormat/>
@@ -30891,11 +31651,11 @@
       <w:color w:val="595959" w:themeColor="text1" w:themeTint="A6"/>
     </w:rPr>
   </w:style>
-  <w:style w:type="paragraph" w:styleId="145">
+  <w:style w:type="paragraph" w:styleId="788">
     <w:name w:val="Heading 7"/>
-    <w:basedOn w:val="668"/>
-    <w:next w:val="668"/>
-    <w:link w:val="156"/>
+    <w:basedOn w:val="841"/>
+    <w:next w:val="841"/>
+    <w:link w:val="797"/>
     <w:uiPriority w:val="9"/>
     <w:unhideWhenUsed/>
     <w:qFormat/>
@@ -30912,11 +31672,11 @@
       <w:color w:val="595959" w:themeColor="text1" w:themeTint="A6"/>
     </w:rPr>
   </w:style>
-  <w:style w:type="paragraph" w:styleId="146">
+  <w:style w:type="paragraph" w:styleId="789">
     <w:name w:val="Heading 8"/>
-    <w:basedOn w:val="668"/>
-    <w:next w:val="668"/>
-    <w:link w:val="157"/>
+    <w:basedOn w:val="841"/>
+    <w:next w:val="841"/>
+    <w:link w:val="798"/>
     <w:uiPriority w:val="9"/>
     <w:unhideWhenUsed/>
     <w:qFormat/>
@@ -30935,11 +31695,11 @@
       <w:color w:val="272727" w:themeColor="text1" w:themeTint="D8"/>
     </w:rPr>
   </w:style>
-  <w:style w:type="paragraph" w:styleId="147">
+  <w:style w:type="paragraph" w:styleId="790">
     <w:name w:val="Heading 9"/>
-    <w:basedOn w:val="668"/>
-    <w:next w:val="668"/>
-    <w:link w:val="158"/>
+    <w:basedOn w:val="841"/>
+    <w:next w:val="841"/>
+    <w:link w:val="799"/>
     <w:uiPriority w:val="9"/>
     <w:unhideWhenUsed/>
     <w:qFormat/>
@@ -30958,10 +31718,10 @@
       <w:color w:val="272727" w:themeColor="text1" w:themeTint="D8"/>
     </w:rPr>
   </w:style>
-  <w:style w:type="character" w:styleId="150">
+  <w:style w:type="character" w:styleId="791">
     <w:name w:val="Heading 1 Char"/>
-    <w:basedOn w:val="670"/>
-    <w:link w:val="669"/>
+    <w:basedOn w:val="843"/>
+    <w:link w:val="842"/>
     <w:uiPriority w:val="9"/>
     <w:pPr>
       <w:pBdr/>
@@ -30975,10 +31735,10 @@
       <w:szCs w:val="40"/>
     </w:rPr>
   </w:style>
-  <w:style w:type="character" w:styleId="151">
+  <w:style w:type="character" w:styleId="792">
     <w:name w:val="Heading 2 Char"/>
-    <w:basedOn w:val="670"/>
-    <w:link w:val="140"/>
+    <w:basedOn w:val="843"/>
+    <w:link w:val="783"/>
     <w:uiPriority w:val="9"/>
     <w:pPr>
       <w:pBdr/>
@@ -30992,10 +31752,10 @@
       <w:szCs w:val="32"/>
     </w:rPr>
   </w:style>
-  <w:style w:type="character" w:styleId="152">
+  <w:style w:type="character" w:styleId="793">
     <w:name w:val="Heading 3 Char"/>
-    <w:basedOn w:val="670"/>
-    <w:link w:val="141"/>
+    <w:basedOn w:val="843"/>
+    <w:link w:val="784"/>
     <w:uiPriority w:val="9"/>
     <w:pPr>
       <w:pBdr/>
@@ -31009,10 +31769,10 @@
       <w:szCs w:val="28"/>
     </w:rPr>
   </w:style>
-  <w:style w:type="character" w:styleId="153">
+  <w:style w:type="character" w:styleId="794">
     <w:name w:val="Heading 4 Char"/>
-    <w:basedOn w:val="670"/>
-    <w:link w:val="142"/>
+    <w:basedOn w:val="843"/>
+    <w:link w:val="785"/>
     <w:uiPriority w:val="9"/>
     <w:pPr>
       <w:pBdr/>
@@ -31026,10 +31786,10 @@
       <w:color w:val="0f4761" w:themeColor="accent1" w:themeShade="BF"/>
     </w:rPr>
   </w:style>
-  <w:style w:type="character" w:styleId="154">
+  <w:style w:type="character" w:styleId="795">
     <w:name w:val="Heading 5 Char"/>
-    <w:basedOn w:val="670"/>
-    <w:link w:val="143"/>
+    <w:basedOn w:val="843"/>
+    <w:link w:val="786"/>
     <w:uiPriority w:val="9"/>
     <w:pPr>
       <w:pBdr/>
@@ -31041,10 +31801,10 @@
       <w:color w:val="0f4761" w:themeColor="accent1" w:themeShade="BF"/>
     </w:rPr>
   </w:style>
-  <w:style w:type="character" w:styleId="155">
+  <w:style w:type="character" w:styleId="796">
     <w:name w:val="Heading 6 Char"/>
-    <w:basedOn w:val="670"/>
-    <w:link w:val="144"/>
+    <w:basedOn w:val="843"/>
+    <w:link w:val="787"/>
     <w:uiPriority w:val="9"/>
     <w:pPr>
       <w:pBdr/>
@@ -31058,10 +31818,10 @@
       <w:color w:val="595959" w:themeColor="text1" w:themeTint="A6"/>
     </w:rPr>
   </w:style>
-  <w:style w:type="character" w:styleId="156">
+  <w:style w:type="character" w:styleId="797">
     <w:name w:val="Heading 7 Char"/>
-    <w:basedOn w:val="670"/>
-    <w:link w:val="145"/>
+    <w:basedOn w:val="843"/>
+    <w:link w:val="788"/>
     <w:uiPriority w:val="9"/>
     <w:pPr>
       <w:pBdr/>
@@ -31073,10 +31833,10 @@
       <w:color w:val="595959" w:themeColor="text1" w:themeTint="A6"/>
     </w:rPr>
   </w:style>
-  <w:style w:type="character" w:styleId="157">
+  <w:style w:type="character" w:styleId="798">
     <w:name w:val="Heading 8 Char"/>
-    <w:basedOn w:val="670"/>
-    <w:link w:val="146"/>
+    <w:basedOn w:val="843"/>
+    <w:link w:val="789"/>
     <w:uiPriority w:val="9"/>
     <w:pPr>
       <w:pBdr/>
@@ -31090,10 +31850,10 @@
       <w:color w:val="272727" w:themeColor="text1" w:themeTint="D8"/>
     </w:rPr>
   </w:style>
-  <w:style w:type="character" w:styleId="158">
+  <w:style w:type="character" w:styleId="799">
     <w:name w:val="Heading 9 Char"/>
-    <w:basedOn w:val="670"/>
-    <w:link w:val="147"/>
+    <w:basedOn w:val="843"/>
+    <w:link w:val="790"/>
     <w:uiPriority w:val="9"/>
     <w:pPr>
       <w:pBdr/>
@@ -31107,11 +31867,11 @@
       <w:color w:val="272727" w:themeColor="text1" w:themeTint="D8"/>
     </w:rPr>
   </w:style>
-  <w:style w:type="paragraph" w:styleId="159">
+  <w:style w:type="paragraph" w:styleId="800">
     <w:name w:val="Title"/>
-    <w:basedOn w:val="668"/>
-    <w:next w:val="668"/>
-    <w:link w:val="160"/>
+    <w:basedOn w:val="841"/>
+    <w:next w:val="841"/>
+    <w:link w:val="801"/>
     <w:uiPriority w:val="10"/>
     <w:qFormat/>
     <w:pPr>
@@ -31127,10 +31887,10 @@
       <w:szCs w:val="56"/>
     </w:rPr>
   </w:style>
-  <w:style w:type="character" w:styleId="160">
+  <w:style w:type="character" w:styleId="801">
     <w:name w:val="Title Char"/>
-    <w:basedOn w:val="670"/>
-    <w:link w:val="159"/>
+    <w:basedOn w:val="843"/>
+    <w:link w:val="800"/>
     <w:uiPriority w:val="10"/>
     <w:pPr>
       <w:pBdr/>
@@ -31144,11 +31904,11 @@
       <w:szCs w:val="56"/>
     </w:rPr>
   </w:style>
-  <w:style w:type="paragraph" w:styleId="161">
+  <w:style w:type="paragraph" w:styleId="802">
     <w:name w:val="Subtitle"/>
-    <w:basedOn w:val="668"/>
-    <w:next w:val="668"/>
-    <w:link w:val="162"/>
+    <w:basedOn w:val="841"/>
+    <w:next w:val="841"/>
+    <w:link w:val="803"/>
     <w:uiPriority w:val="11"/>
     <w:qFormat/>
     <w:pPr>
@@ -31166,10 +31926,10 @@
       <w:szCs w:val="28"/>
     </w:rPr>
   </w:style>
-  <w:style w:type="character" w:styleId="162">
+  <w:style w:type="character" w:styleId="803">
     <w:name w:val="Subtitle Char"/>
-    <w:basedOn w:val="670"/>
-    <w:link w:val="161"/>
+    <w:basedOn w:val="843"/>
+    <w:link w:val="802"/>
     <w:uiPriority w:val="11"/>
     <w:pPr>
       <w:pBdr/>
@@ -31183,11 +31943,11 @@
       <w:szCs w:val="28"/>
     </w:rPr>
   </w:style>
-  <w:style w:type="paragraph" w:styleId="163">
+  <w:style w:type="paragraph" w:styleId="804">
     <w:name w:val="Quote"/>
-    <w:basedOn w:val="668"/>
-    <w:next w:val="668"/>
-    <w:link w:val="164"/>
+    <w:basedOn w:val="841"/>
+    <w:next w:val="841"/>
+    <w:link w:val="805"/>
     <w:uiPriority w:val="29"/>
     <w:qFormat/>
     <w:pPr>
@@ -31202,10 +31962,10 @@
       <w:color w:val="404040" w:themeColor="text1" w:themeTint="BF"/>
     </w:rPr>
   </w:style>
-  <w:style w:type="character" w:styleId="164">
+  <w:style w:type="character" w:styleId="805">
     <w:name w:val="Quote Char"/>
-    <w:basedOn w:val="670"/>
-    <w:link w:val="163"/>
+    <w:basedOn w:val="843"/>
+    <w:link w:val="804"/>
     <w:uiPriority w:val="29"/>
     <w:pPr>
       <w:pBdr/>
@@ -31218,9 +31978,9 @@
       <w:color w:val="404040" w:themeColor="text1" w:themeTint="BF"/>
     </w:rPr>
   </w:style>
-  <w:style w:type="character" w:styleId="166">
+  <w:style w:type="character" w:styleId="806">
     <w:name w:val="Intense Emphasis"/>
-    <w:basedOn w:val="670"/>
+    <w:basedOn w:val="843"/>
     <w:uiPriority w:val="21"/>
     <w:qFormat/>
     <w:pPr>
@@ -31234,11 +31994,11 @@
       <w:color w:val="0f4761" w:themeColor="accent1" w:themeShade="BF"/>
     </w:rPr>
   </w:style>
-  <w:style w:type="paragraph" w:styleId="167">
+  <w:style w:type="paragraph" w:styleId="807">
     <w:name w:val="Intense Quote"/>
-    <w:basedOn w:val="668"/>
-    <w:next w:val="668"/>
-    <w:link w:val="168"/>
+    <w:basedOn w:val="841"/>
+    <w:next w:val="841"/>
+    <w:link w:val="808"/>
     <w:uiPriority w:val="30"/>
     <w:qFormat/>
     <w:pPr>
@@ -31256,10 +32016,10 @@
       <w:color w:val="0f4761" w:themeColor="accent1" w:themeShade="BF"/>
     </w:rPr>
   </w:style>
-  <w:style w:type="character" w:styleId="168">
+  <w:style w:type="character" w:styleId="808">
     <w:name w:val="Intense Quote Char"/>
-    <w:basedOn w:val="670"/>
-    <w:link w:val="167"/>
+    <w:basedOn w:val="843"/>
+    <w:link w:val="807"/>
     <w:uiPriority w:val="30"/>
     <w:pPr>
       <w:pBdr/>
@@ -31272,9 +32032,9 @@
       <w:color w:val="0f4761" w:themeColor="accent1" w:themeShade="BF"/>
     </w:rPr>
   </w:style>
-  <w:style w:type="character" w:styleId="169">
+  <w:style w:type="character" w:styleId="809">
     <w:name w:val="Intense Reference"/>
-    <w:basedOn w:val="670"/>
+    <w:basedOn w:val="843"/>
     <w:uiPriority w:val="32"/>
     <w:qFormat/>
     <w:pPr>
@@ -31290,9 +32050,9 @@
       <w:spacing w:val="5"/>
     </w:rPr>
   </w:style>
-  <w:style w:type="paragraph" w:styleId="170">
+  <w:style w:type="paragraph" w:styleId="810">
     <w:name w:val="No Spacing"/>
-    <w:basedOn w:val="668"/>
+    <w:basedOn w:val="841"/>
     <w:uiPriority w:val="1"/>
     <w:qFormat/>
     <w:pPr>
@@ -31301,9 +32061,9 @@
       <w:ind/>
     </w:pPr>
   </w:style>
-  <w:style w:type="character" w:styleId="171">
+  <w:style w:type="character" w:styleId="811">
     <w:name w:val="Subtle Emphasis"/>
-    <w:basedOn w:val="670"/>
+    <w:basedOn w:val="843"/>
     <w:uiPriority w:val="19"/>
     <w:qFormat/>
     <w:pPr>
@@ -31317,9 +32077,9 @@
       <w:color w:val="404040" w:themeColor="text1" w:themeTint="BF"/>
     </w:rPr>
   </w:style>
-  <w:style w:type="character" w:styleId="172">
+  <w:style w:type="character" w:styleId="812">
     <w:name w:val="Emphasis"/>
-    <w:basedOn w:val="670"/>
+    <w:basedOn w:val="843"/>
     <w:uiPriority w:val="20"/>
     <w:qFormat/>
     <w:pPr>
@@ -31332,9 +32092,9 @@
       <w:iCs/>
     </w:rPr>
   </w:style>
-  <w:style w:type="character" w:styleId="173">
+  <w:style w:type="character" w:styleId="813">
     <w:name w:val="Strong"/>
-    <w:basedOn w:val="670"/>
+    <w:basedOn w:val="843"/>
     <w:uiPriority w:val="22"/>
     <w:qFormat/>
     <w:pPr>
@@ -31347,9 +32107,9 @@
       <w:bCs/>
     </w:rPr>
   </w:style>
-  <w:style w:type="character" w:styleId="174">
+  <w:style w:type="character" w:styleId="814">
     <w:name w:val="Subtle Reference"/>
-    <w:basedOn w:val="670"/>
+    <w:basedOn w:val="843"/>
     <w:uiPriority w:val="31"/>
     <w:qFormat/>
     <w:pPr>
@@ -31362,9 +32122,9 @@
       <w:color w:val="5a5a5a" w:themeColor="text1" w:themeTint="A5"/>
     </w:rPr>
   </w:style>
-  <w:style w:type="character" w:styleId="175">
+  <w:style w:type="character" w:styleId="815">
     <w:name w:val="Book Title"/>
-    <w:basedOn w:val="670"/>
+    <w:basedOn w:val="843"/>
     <w:uiPriority w:val="33"/>
     <w:qFormat/>
     <w:pPr>
@@ -31380,10 +32140,10 @@
       <w:spacing w:val="5"/>
     </w:rPr>
   </w:style>
-  <w:style w:type="paragraph" w:styleId="176">
+  <w:style w:type="paragraph" w:styleId="816">
     <w:name w:val="Header"/>
-    <w:basedOn w:val="668"/>
-    <w:link w:val="177"/>
+    <w:basedOn w:val="841"/>
+    <w:link w:val="817"/>
     <w:uiPriority w:val="99"/>
     <w:unhideWhenUsed/>
     <w:pPr>
@@ -31396,10 +32156,10 @@
       <w:ind/>
     </w:pPr>
   </w:style>
-  <w:style w:type="character" w:styleId="177">
+  <w:style w:type="character" w:styleId="817">
     <w:name w:val="Header Char"/>
-    <w:basedOn w:val="670"/>
-    <w:link w:val="176"/>
+    <w:basedOn w:val="843"/>
+    <w:link w:val="816"/>
     <w:uiPriority w:val="99"/>
     <w:pPr>
       <w:pBdr/>
@@ -31407,10 +32167,10 @@
       <w:ind/>
     </w:pPr>
   </w:style>
-  <w:style w:type="paragraph" w:styleId="178">
+  <w:style w:type="paragraph" w:styleId="818">
     <w:name w:val="Footer"/>
-    <w:basedOn w:val="668"/>
-    <w:link w:val="179"/>
+    <w:basedOn w:val="841"/>
+    <w:link w:val="819"/>
     <w:uiPriority w:val="99"/>
     <w:unhideWhenUsed/>
     <w:pPr>
@@ -31423,10 +32183,10 @@
       <w:ind/>
     </w:pPr>
   </w:style>
-  <w:style w:type="character" w:styleId="179">
+  <w:style w:type="character" w:styleId="819">
     <w:name w:val="Footer Char"/>
-    <w:basedOn w:val="670"/>
-    <w:link w:val="178"/>
+    <w:basedOn w:val="843"/>
+    <w:link w:val="818"/>
     <w:uiPriority w:val="99"/>
     <w:pPr>
       <w:pBdr/>
@@ -31434,10 +32194,10 @@
       <w:ind/>
     </w:pPr>
   </w:style>
-  <w:style w:type="paragraph" w:styleId="180">
+  <w:style w:type="paragraph" w:styleId="820">
     <w:name w:val="Caption"/>
-    <w:basedOn w:val="668"/>
-    <w:next w:val="668"/>
+    <w:basedOn w:val="841"/>
+    <w:next w:val="841"/>
     <w:uiPriority w:val="35"/>
     <w:unhideWhenUsed/>
     <w:qFormat/>
@@ -31454,10 +32214,10 @@
       <w:szCs w:val="18"/>
     </w:rPr>
   </w:style>
-  <w:style w:type="paragraph" w:styleId="181">
+  <w:style w:type="paragraph" w:styleId="821">
     <w:name w:val="footnote text"/>
-    <w:basedOn w:val="668"/>
-    <w:link w:val="182"/>
+    <w:basedOn w:val="841"/>
+    <w:link w:val="822"/>
     <w:uiPriority w:val="99"/>
     <w:semiHidden/>
     <w:unhideWhenUsed/>
@@ -31471,10 +32231,10 @@
       <w:szCs w:val="20"/>
     </w:rPr>
   </w:style>
-  <w:style w:type="character" w:styleId="182">
+  <w:style w:type="character" w:styleId="822">
     <w:name w:val="Footnote Text Char"/>
-    <w:basedOn w:val="670"/>
-    <w:link w:val="181"/>
+    <w:basedOn w:val="843"/>
+    <w:link w:val="821"/>
     <w:uiPriority w:val="99"/>
     <w:semiHidden/>
     <w:pPr>
@@ -31487,9 +32247,9 @@
       <w:szCs w:val="20"/>
     </w:rPr>
   </w:style>
-  <w:style w:type="character" w:styleId="183">
+  <w:style w:type="character" w:styleId="823">
     <w:name w:val="footnote reference"/>
-    <w:basedOn w:val="670"/>
+    <w:basedOn w:val="843"/>
     <w:uiPriority w:val="99"/>
     <w:semiHidden/>
     <w:unhideWhenUsed/>
@@ -31502,10 +32262,10 @@
       <w:vertAlign w:val="superscript"/>
     </w:rPr>
   </w:style>
-  <w:style w:type="paragraph" w:styleId="184">
+  <w:style w:type="paragraph" w:styleId="824">
     <w:name w:val="endnote text"/>
-    <w:basedOn w:val="668"/>
-    <w:link w:val="185"/>
+    <w:basedOn w:val="841"/>
+    <w:link w:val="825"/>
     <w:uiPriority w:val="99"/>
     <w:semiHidden/>
     <w:unhideWhenUsed/>
@@ -31519,10 +32279,10 @@
       <w:szCs w:val="20"/>
     </w:rPr>
   </w:style>
-  <w:style w:type="character" w:styleId="185">
+  <w:style w:type="character" w:styleId="825">
     <w:name w:val="Endnote Text Char"/>
-    <w:basedOn w:val="670"/>
-    <w:link w:val="184"/>
+    <w:basedOn w:val="843"/>
+    <w:link w:val="824"/>
     <w:uiPriority w:val="99"/>
     <w:semiHidden/>
     <w:pPr>
@@ -31535,9 +32295,9 @@
       <w:szCs w:val="20"/>
     </w:rPr>
   </w:style>
-  <w:style w:type="character" w:styleId="186">
+  <w:style w:type="character" w:styleId="826">
     <w:name w:val="endnote reference"/>
-    <w:basedOn w:val="670"/>
+    <w:basedOn w:val="843"/>
     <w:uiPriority w:val="99"/>
     <w:semiHidden/>
     <w:unhideWhenUsed/>
@@ -31550,9 +32310,9 @@
       <w:vertAlign w:val="superscript"/>
     </w:rPr>
   </w:style>
-  <w:style w:type="character" w:styleId="187">
+  <w:style w:type="character" w:styleId="827">
     <w:name w:val="Hyperlink"/>
-    <w:basedOn w:val="670"/>
+    <w:basedOn w:val="843"/>
     <w:uiPriority w:val="99"/>
     <w:unhideWhenUsed/>
     <w:pPr>
@@ -31565,9 +32325,9 @@
       <w:u w:val="single"/>
     </w:rPr>
   </w:style>
-  <w:style w:type="character" w:styleId="188">
+  <w:style w:type="character" w:styleId="828">
     <w:name w:val="FollowedHyperlink"/>
-    <w:basedOn w:val="670"/>
+    <w:basedOn w:val="843"/>
     <w:uiPriority w:val="99"/>
     <w:semiHidden/>
     <w:unhideWhenUsed/>
@@ -31581,10 +32341,10 @@
       <w:u w:val="single"/>
     </w:rPr>
   </w:style>
-  <w:style w:type="paragraph" w:styleId="189">
+  <w:style w:type="paragraph" w:styleId="829">
     <w:name w:val="toc 1"/>
-    <w:basedOn w:val="668"/>
-    <w:next w:val="668"/>
+    <w:basedOn w:val="841"/>
+    <w:next w:val="841"/>
     <w:uiPriority w:val="39"/>
     <w:unhideWhenUsed/>
     <w:pPr>
@@ -31593,10 +32353,10 @@
       <w:ind/>
     </w:pPr>
   </w:style>
-  <w:style w:type="paragraph" w:styleId="190">
+  <w:style w:type="paragraph" w:styleId="830">
     <w:name w:val="toc 2"/>
-    <w:basedOn w:val="668"/>
-    <w:next w:val="668"/>
+    <w:basedOn w:val="841"/>
+    <w:next w:val="841"/>
     <w:uiPriority w:val="39"/>
     <w:unhideWhenUsed/>
     <w:pPr>
@@ -31605,10 +32365,10 @@
       <w:ind w:left="220"/>
     </w:pPr>
   </w:style>
-  <w:style w:type="paragraph" w:styleId="191">
+  <w:style w:type="paragraph" w:styleId="831">
     <w:name w:val="toc 3"/>
-    <w:basedOn w:val="668"/>
-    <w:next w:val="668"/>
+    <w:basedOn w:val="841"/>
+    <w:next w:val="841"/>
     <w:uiPriority w:val="39"/>
     <w:unhideWhenUsed/>
     <w:pPr>
@@ -31617,10 +32377,10 @@
       <w:ind w:left="440"/>
     </w:pPr>
   </w:style>
-  <w:style w:type="paragraph" w:styleId="192">
+  <w:style w:type="paragraph" w:styleId="832">
     <w:name w:val="toc 4"/>
-    <w:basedOn w:val="668"/>
-    <w:next w:val="668"/>
+    <w:basedOn w:val="841"/>
+    <w:next w:val="841"/>
     <w:uiPriority w:val="39"/>
     <w:unhideWhenUsed/>
     <w:pPr>
@@ -31629,10 +32389,10 @@
       <w:ind w:left="660"/>
     </w:pPr>
   </w:style>
-  <w:style w:type="paragraph" w:styleId="193">
+  <w:style w:type="paragraph" w:styleId="833">
     <w:name w:val="toc 5"/>
-    <w:basedOn w:val="668"/>
-    <w:next w:val="668"/>
+    <w:basedOn w:val="841"/>
+    <w:next w:val="841"/>
     <w:uiPriority w:val="39"/>
     <w:unhideWhenUsed/>
     <w:pPr>
@@ -31641,10 +32401,10 @@
       <w:ind w:left="880"/>
     </w:pPr>
   </w:style>
-  <w:style w:type="paragraph" w:styleId="194">
+  <w:style w:type="paragraph" w:styleId="834">
     <w:name w:val="toc 6"/>
-    <w:basedOn w:val="668"/>
-    <w:next w:val="668"/>
+    <w:basedOn w:val="841"/>
+    <w:next w:val="841"/>
     <w:uiPriority w:val="39"/>
     <w:unhideWhenUsed/>
     <w:pPr>
@@ -31653,10 +32413,10 @@
       <w:ind w:left="1100"/>
     </w:pPr>
   </w:style>
-  <w:style w:type="paragraph" w:styleId="195">
+  <w:style w:type="paragraph" w:styleId="835">
     <w:name w:val="toc 7"/>
-    <w:basedOn w:val="668"/>
-    <w:next w:val="668"/>
+    <w:basedOn w:val="841"/>
+    <w:next w:val="841"/>
     <w:uiPriority w:val="39"/>
     <w:unhideWhenUsed/>
     <w:pPr>
@@ -31665,10 +32425,10 @@
       <w:ind w:left="1320"/>
     </w:pPr>
   </w:style>
-  <w:style w:type="paragraph" w:styleId="196">
+  <w:style w:type="paragraph" w:styleId="836">
     <w:name w:val="toc 8"/>
-    <w:basedOn w:val="668"/>
-    <w:next w:val="668"/>
+    <w:basedOn w:val="841"/>
+    <w:next w:val="841"/>
     <w:uiPriority w:val="39"/>
     <w:unhideWhenUsed/>
     <w:pPr>
@@ -31677,10 +32437,10 @@
       <w:ind w:left="1540"/>
     </w:pPr>
   </w:style>
-  <w:style w:type="paragraph" w:styleId="197">
+  <w:style w:type="paragraph" w:styleId="837">
     <w:name w:val="toc 9"/>
-    <w:basedOn w:val="668"/>
-    <w:next w:val="668"/>
+    <w:basedOn w:val="841"/>
+    <w:next w:val="841"/>
     <w:uiPriority w:val="39"/>
     <w:unhideWhenUsed/>
     <w:pPr>
@@ -31689,9 +32449,9 @@
       <w:ind w:left="1760"/>
     </w:pPr>
   </w:style>
-  <w:style w:type="character" w:styleId="198">
+  <w:style w:type="character" w:styleId="838">
     <w:name w:val="Placeholder Text"/>
-    <w:basedOn w:val="670"/>
+    <w:basedOn w:val="843"/>
     <w:uiPriority w:val="99"/>
     <w:semiHidden/>
     <w:pPr>
@@ -31703,7 +32463,7 @@
       <w:color w:val="666666"/>
     </w:rPr>
   </w:style>
-  <w:style w:type="paragraph" w:styleId="208">
+  <w:style w:type="paragraph" w:styleId="839">
     <w:name w:val="TOC Heading"/>
     <w:uiPriority w:val="39"/>
     <w:unhideWhenUsed/>
@@ -31713,10 +32473,10 @@
       <w:ind/>
     </w:pPr>
   </w:style>
-  <w:style w:type="paragraph" w:styleId="209">
+  <w:style w:type="paragraph" w:styleId="840">
     <w:name w:val="table of figures"/>
-    <w:basedOn w:val="668"/>
-    <w:next w:val="668"/>
+    <w:basedOn w:val="841"/>
+    <w:next w:val="841"/>
     <w:uiPriority w:val="99"/>
     <w:unhideWhenUsed/>
     <w:pPr>
@@ -31725,7 +32485,7 @@
       <w:ind/>
     </w:pPr>
   </w:style>
-  <w:style w:type="paragraph" w:styleId="668" w:default="1">
+  <w:style w:type="paragraph" w:styleId="841" w:default="1">
     <w:name w:val="Normal"/>
     <w:qFormat/>
     <w:pPr>
@@ -31734,11 +32494,11 @@
       <w:ind/>
     </w:pPr>
   </w:style>
-  <w:style w:type="paragraph" w:styleId="669">
+  <w:style w:type="paragraph" w:styleId="842">
     <w:name w:val="Heading 1"/>
-    <w:basedOn w:val="668"/>
-    <w:next w:val="668"/>
-    <w:link w:val="673"/>
+    <w:basedOn w:val="841"/>
+    <w:next w:val="841"/>
+    <w:link w:val="846"/>
     <w:uiPriority w:val="9"/>
     <w:qFormat/>
     <w:pPr>
@@ -31756,7 +32516,7 @@
       <w:szCs w:val="32"/>
     </w:rPr>
   </w:style>
-  <w:style w:type="character" w:styleId="670" w:default="1">
+  <w:style w:type="character" w:styleId="843" w:default="1">
     <w:name w:val="Default Paragraph Font"/>
     <w:uiPriority w:val="1"/>
     <w:semiHidden/>
@@ -31767,7 +32527,7 @@
       <w:ind/>
     </w:pPr>
   </w:style>
-  <w:style w:type="table" w:styleId="671" w:default="1">
+  <w:style w:type="table" w:styleId="844" w:default="1">
     <w:name w:val="Normal Table"/>
     <w:uiPriority w:val="99"/>
     <w:semiHidden/>
@@ -31779,13 +32539,13 @@
     </w:pPr>
     <w:tblPr>
       <w:tblInd w:w="0" w:type="dxa"/>
+      <w:tblBorders/>
       <w:tblCellMar>
         <w:left w:w="108" w:type="dxa"/>
         <w:top w:w="0" w:type="dxa"/>
         <w:right w:w="108" w:type="dxa"/>
         <w:bottom w:w="0" w:type="dxa"/>
       </w:tblCellMar>
-      <w:tblBorders/>
     </w:tblPr>
     <w:tcPr>
       <w:tcBorders/>
@@ -31960,7 +32720,7 @@
       </w:tcPr>
     </w:tblStylePr>
   </w:style>
-  <w:style w:type="numbering" w:styleId="672" w:default="1">
+  <w:style w:type="numbering" w:styleId="845" w:default="1">
     <w:name w:val="No List"/>
     <w:uiPriority w:val="99"/>
     <w:semiHidden/>
@@ -31971,10 +32731,10 @@
       <w:ind/>
     </w:pPr>
   </w:style>
-  <w:style w:type="character" w:styleId="673" w:customStyle="1">
+  <w:style w:type="character" w:styleId="846" w:customStyle="1">
     <w:name w:val="Kop 1 Char"/>
-    <w:basedOn w:val="670"/>
-    <w:link w:val="669"/>
+    <w:basedOn w:val="843"/>
+    <w:link w:val="842"/>
     <w:uiPriority w:val="9"/>
     <w:pPr>
       <w:pBdr/>
@@ -31988,9 +32748,9 @@
       <w:szCs w:val="32"/>
     </w:rPr>
   </w:style>
-  <w:style w:type="paragraph" w:styleId="674">
+  <w:style w:type="paragraph" w:styleId="847">
     <w:name w:val="List Paragraph"/>
-    <w:basedOn w:val="668"/>
+    <w:basedOn w:val="841"/>
     <w:uiPriority w:val="34"/>
     <w:qFormat/>
     <w:pPr>
@@ -32000,9 +32760,9 @@
       <w:contextualSpacing w:val="true"/>
     </w:pPr>
   </w:style>
-  <w:style w:type="table" w:styleId="675">
+  <w:style w:type="table" w:styleId="848">
     <w:name w:val="Table Grid"/>
-    <w:basedOn w:val="671"/>
+    <w:basedOn w:val="844"/>
     <w:uiPriority w:val="39"/>
     <w:pPr>
       <w:pBdr/>
@@ -32331,16 +33091,28 @@
       </a:lnStyleLst>
       <a:effectStyleLst>
         <a:effectStyle>
-          <a:effectLst/>
-        </a:effectStyle>
-        <a:effectStyle>
-          <a:effectLst/>
+          <a:effectLst>
+            <a:outerShdw blurRad="40000" dist="20000" dir="5400000" rotWithShape="0">
+              <a:srgbClr val="000000">
+                <a:alpha val="38000"/>
+              </a:srgbClr>
+            </a:outerShdw>
+          </a:effectLst>
         </a:effectStyle>
         <a:effectStyle>
           <a:effectLst>
-            <a:outerShdw blurRad="57150" dist="19050" dir="5400000" algn="ctr" rotWithShape="0">
+            <a:outerShdw blurRad="40000" dist="23000" dir="5400000" rotWithShape="0">
               <a:srgbClr val="000000">
-                <a:alpha val="63000"/>
+                <a:alpha val="35000"/>
+              </a:srgbClr>
+            </a:outerShdw>
+          </a:effectLst>
+        </a:effectStyle>
+        <a:effectStyle>
+          <a:effectLst>
+            <a:outerShdw blurRad="40000" dist="23000" dir="5400000" rotWithShape="0">
+              <a:srgbClr val="000000">
+                <a:alpha val="35000"/>
               </a:srgbClr>
             </a:outerShdw>
           </a:effectLst>

--- a/Les-2/C practicum les 2.docx
+++ b/Les-2/C practicum les 2.docx
@@ -4,7 +4,7 @@
   <w:body>
     <w:p>
       <w:pPr>
-        <w:pStyle w:val="842"/>
+        <w:pStyle w:val="892"/>
         <w:pBdr/>
         <w:spacing/>
         <w:ind/>
@@ -131,7 +131,7 @@
                         </pic:cNvPicPr>
                         <pic:nvPr/>
                       </pic:nvPicPr>
-                      <pic:blipFill>
+                      <pic:blipFill rotWithShape="1">
                         <a:blip r:embed="rId9"/>
                         <a:stretch/>
                       </pic:blipFill>
@@ -211,7 +211,7 @@
                         </pic:cNvPicPr>
                         <pic:nvPr/>
                       </pic:nvPicPr>
-                      <pic:blipFill>
+                      <pic:blipFill rotWithShape="1">
                         <a:blip r:embed="rId10"/>
                         <a:stretch/>
                       </pic:blipFill>
@@ -267,6 +267,11 @@
           <w:highlight w:val="none"/>
         </w:rPr>
       </w:r>
+      <w:r>
+        <w:rPr>
+          <w:highlight w:val="none"/>
+        </w:rPr>
+      </w:r>
     </w:p>
     <w:p>
       <w:pPr>
@@ -367,7 +372,7 @@
                         </pic:cNvPicPr>
                         <pic:nvPr/>
                       </pic:nvPicPr>
-                      <pic:blipFill>
+                      <pic:blipFill rotWithShape="1">
                         <a:blip r:embed="rId11"/>
                         <a:stretch/>
                       </pic:blipFill>
@@ -417,7 +422,6 @@
         <w:br/>
       </w:r>
       <w:r/>
-      <w:r/>
     </w:p>
     <w:p>
       <w:pPr>
@@ -426,7 +430,6 @@
         <w:ind/>
         <w:rPr/>
       </w:pPr>
-      <w:r/>
       <w:r>
         <mc:AlternateContent>
           <mc:Choice Requires="wpg">
@@ -448,7 +451,7 @@
                         </pic:cNvPicPr>
                         <pic:nvPr/>
                       </pic:nvPicPr>
-                      <pic:blipFill>
+                      <pic:blipFill rotWithShape="1">
                         <a:blip r:embed="rId12"/>
                         <a:stretch/>
                       </pic:blipFill>
@@ -497,12 +500,11 @@
         </mc:AlternateContent>
       </w:r>
       <w:r/>
-      <w:r/>
     </w:p>
     <w:p>
       <w:pPr>
         <w:pBdr/>
-        <w:shd w:val="nil"/>
+        <w:shd w:val="nil" w:color="auto"/>
         <w:spacing/>
         <w:ind/>
         <w:rPr/>
@@ -518,11 +520,12 @@
           <w:highlight w:val="none"/>
         </w:rPr>
       </w:r>
+      <w:r/>
     </w:p>
     <w:p>
       <w:pPr>
         <w:pBdr/>
-        <w:shd w:val="nil"/>
+        <w:shd w:val="nil" w:color="auto"/>
         <w:spacing/>
         <w:ind/>
         <w:rPr>
@@ -537,13 +540,15 @@
       <w:r>
         <w:t xml:space="preserve">Opdracht 3:</w:t>
       </w:r>
-      <w:r/>
-      <w:r/>
-      <w:r/>
+      <w:r>
+        <w:rPr>
+          <w:highlight w:val="none"/>
+        </w:rPr>
+      </w:r>
     </w:p>
     <w:p>
       <w:pPr>
-        <w:pStyle w:val="847"/>
+        <w:pStyle w:val="897"/>
         <w:numPr>
           <w:ilvl w:val="0"/>
           <w:numId w:val="1"/>
@@ -584,7 +589,7 @@
     </w:p>
     <w:p>
       <w:pPr>
-        <w:pStyle w:val="847"/>
+        <w:pStyle w:val="897"/>
         <w:numPr>
           <w:ilvl w:val="0"/>
           <w:numId w:val="1"/>
@@ -610,7 +615,7 @@
     </w:p>
     <w:p>
       <w:pPr>
-        <w:pStyle w:val="847"/>
+        <w:pStyle w:val="897"/>
         <w:numPr>
           <w:ilvl w:val="0"/>
           <w:numId w:val="1"/>
@@ -716,7 +721,6 @@
       <w:r>
         <w:t xml:space="preserve">. Gebruik geen </w:t>
       </w:r>
-      <w:r/>
       <w:r>
         <w:t xml:space="preserve">atoi</w:t>
       </w:r>
@@ -724,13 +728,10 @@
         <w:t xml:space="preserve">.</w:t>
       </w:r>
       <w:r/>
-      <w:r/>
-      <w:r/>
-      <w:r/>
     </w:p>
     <w:p>
       <w:pPr>
-        <w:pStyle w:val="847"/>
+        <w:pStyle w:val="897"/>
         <w:numPr>
           <w:ilvl w:val="0"/>
           <w:numId w:val="1"/>
@@ -762,7 +763,7 @@
     </w:p>
     <w:p>
       <w:pPr>
-        <w:pStyle w:val="847"/>
+        <w:pStyle w:val="897"/>
         <w:numPr>
           <w:ilvl w:val="0"/>
           <w:numId w:val="1"/>
@@ -869,7 +870,6 @@
         <w:ind/>
         <w:rPr/>
       </w:pPr>
-      <w:r/>
       <w:r>
         <mc:AlternateContent>
           <mc:Choice Requires="wpg">
@@ -891,7 +891,7 @@
                         </pic:cNvPicPr>
                         <pic:nvPr/>
                       </pic:nvPicPr>
-                      <pic:blipFill>
+                      <pic:blipFill rotWithShape="1">
                         <a:blip r:embed="rId13"/>
                         <a:stretch/>
                       </pic:blipFill>
@@ -958,6 +958,7 @@
           <w:highlight w:val="none"/>
         </w:rPr>
       </w:r>
+      <w:r/>
     </w:p>
     <w:p>
       <w:pPr>
@@ -968,6 +969,11 @@
           <w:highlight w:val="none"/>
         </w:rPr>
       </w:pPr>
+      <w:r>
+        <w:rPr>
+          <w:highlight w:val="none"/>
+        </w:rPr>
+      </w:r>
       <w:r>
         <w:rPr>
           <w:highlight w:val="none"/>
@@ -986,7 +992,6 @@
         <w:ind/>
         <w:rPr/>
       </w:pPr>
-      <w:r/>
       <w:r>
         <mc:AlternateContent>
           <mc:Choice Requires="wpg">
@@ -1023,7 +1028,7 @@
                         </pic:cNvPicPr>
                         <pic:nvPr/>
                       </pic:nvPicPr>
-                      <pic:blipFill>
+                      <pic:blipFill rotWithShape="1">
                         <a:blip r:embed="rId14"/>
                         <a:stretch/>
                       </pic:blipFill>
@@ -1072,8 +1077,6 @@
           </mc:Fallback>
         </mc:AlternateContent>
       </w:r>
-      <w:r/>
-      <w:r/>
       <w:r>
         <mc:AlternateContent>
           <mc:Choice Requires="wpg">
@@ -1095,7 +1098,7 @@
                         </pic:cNvPicPr>
                         <pic:nvPr/>
                       </pic:nvPicPr>
-                      <pic:blipFill>
+                      <pic:blipFill rotWithShape="1">
                         <a:blip r:embed="rId15"/>
                         <a:stretch/>
                       </pic:blipFill>
@@ -1148,6 +1151,7 @@
           <w:highlight w:val="none"/>
         </w:rPr>
       </w:r>
+      <w:r/>
     </w:p>
     <w:p>
       <w:pPr>
@@ -1158,14 +1162,9 @@
           <w:highlight w:val="none"/>
         </w:rPr>
       </w:pPr>
-      <w:r/>
-      <w:r/>
-      <w:r/>
-      <w:r/>
       <w:r>
         <w:br/>
       </w:r>
-      <w:r/>
       <w:r>
         <mc:AlternateContent>
           <mc:Choice Requires="wpg">
@@ -1187,7 +1186,7 @@
                         </pic:cNvPicPr>
                         <pic:nvPr/>
                       </pic:nvPicPr>
-                      <pic:blipFill>
+                      <pic:blipFill rotWithShape="1">
                         <a:blip r:embed="rId16"/>
                         <a:stretch/>
                       </pic:blipFill>
@@ -1236,7 +1235,6 @@
         </mc:AlternateContent>
         <w:br/>
       </w:r>
-      <w:r/>
       <w:r>
         <mc:AlternateContent>
           <mc:Choice Requires="wpg">
@@ -1258,7 +1256,7 @@
                         </pic:cNvPicPr>
                         <pic:nvPr/>
                       </pic:nvPicPr>
-                      <pic:blipFill>
+                      <pic:blipFill rotWithShape="1">
                         <a:blip r:embed="rId17"/>
                         <a:stretch/>
                       </pic:blipFill>
@@ -1309,8 +1307,11 @@
       <w:r>
         <w:br w:type="page" w:clear="all"/>
       </w:r>
-      <w:r/>
-      <w:r/>
+      <w:r>
+        <w:rPr>
+          <w:highlight w:val="none"/>
+        </w:rPr>
+      </w:r>
     </w:p>
     <w:p>
       <w:pPr>
@@ -1389,7 +1390,7 @@
     </w:p>
     <w:tbl>
       <w:tblPr>
-        <w:tblStyle w:val="848"/>
+        <w:tblStyle w:val="898"/>
         <w:tblW w:w="0" w:type="auto"/>
         <w:tblBorders/>
         <w:tblLook w:val="04A0" w:firstRow="1" w:lastRow="0" w:firstColumn="1" w:lastColumn="0" w:noHBand="0" w:noVBand="1"/>
@@ -1493,7 +1494,7 @@
     </w:p>
     <w:p>
       <w:pPr>
-        <w:pStyle w:val="847"/>
+        <w:pStyle w:val="897"/>
         <w:numPr>
           <w:ilvl w:val="0"/>
           <w:numId w:val="2"/>
@@ -1522,7 +1523,7 @@
     </w:p>
     <w:p>
       <w:pPr>
-        <w:pStyle w:val="847"/>
+        <w:pStyle w:val="897"/>
         <w:numPr>
           <w:ilvl w:val="0"/>
           <w:numId w:val="2"/>
@@ -1539,7 +1540,7 @@
     </w:p>
     <w:p>
       <w:pPr>
-        <w:pStyle w:val="847"/>
+        <w:pStyle w:val="897"/>
         <w:numPr>
           <w:ilvl w:val="0"/>
           <w:numId w:val="2"/>
@@ -1580,7 +1581,7 @@
     </w:p>
     <w:p>
       <w:pPr>
-        <w:pStyle w:val="847"/>
+        <w:pStyle w:val="897"/>
         <w:numPr>
           <w:ilvl w:val="0"/>
           <w:numId w:val="2"/>
@@ -1624,7 +1625,7 @@
     </w:p>
     <w:p>
       <w:pPr>
-        <w:pStyle w:val="847"/>
+        <w:pStyle w:val="897"/>
         <w:numPr>
           <w:ilvl w:val="0"/>
           <w:numId w:val="2"/>
@@ -1634,6 +1635,937 @@
         <w:ind/>
         <w:rPr/>
       </w:pPr>
+      <w:r/>
+      <w:r>
+        <mc:AlternateContent>
+          <mc:Choice Requires="wpg">
+            <w:drawing>
+              <wp:anchor xmlns:wp="http://schemas.openxmlformats.org/drawingml/2006/wordprocessingDrawing" xmlns:wp14="http://schemas.microsoft.com/office/word/2010/wordprocessingDrawing" distT="0" distB="0" distL="115200" distR="115200" simplePos="0" relativeHeight="14336" behindDoc="0" locked="0" layoutInCell="1" allowOverlap="1">
+                <wp:simplePos x="0" y="0"/>
+                <wp:positionH relativeFrom="column">
+                  <wp:posOffset>-303825</wp:posOffset>
+                </wp:positionH>
+                <wp:positionV relativeFrom="paragraph">
+                  <wp:posOffset>355257</wp:posOffset>
+                </wp:positionV>
+                <wp:extent cx="6238875" cy="6324600"/>
+                <wp:effectExtent l="3175" t="3175" r="3175" b="3175"/>
+                <wp:wrapNone/>
+                <wp:docPr id="10" name=""/>
+                <wp:cNvGraphicFramePr/>
+                <a:graphic xmlns:a="http://schemas.openxmlformats.org/drawingml/2006/main">
+                  <a:graphicData uri="http://schemas.microsoft.com/office/word/2010/wordprocessingShape">
+                    <wps:wsp>
+                      <wps:cNvPr id="1090350689" name=""/>
+                      <wps:cNvSpPr txBox="1"/>
+                      <wps:spPr bwMode="auto">
+                        <a:xfrm rot="0" flipH="0" flipV="0">
+                          <a:off x="0" y="0"/>
+                          <a:ext cx="6238874" cy="6324599"/>
+                        </a:xfrm>
+                        <a:prstGeom prst="rect">
+                          <a:avLst/>
+                        </a:prstGeom>
+                        <a:solidFill>
+                          <a:schemeClr val="lt1"/>
+                        </a:solidFill>
+                        <a:ln w="6350">
+                          <a:solidFill>
+                            <a:prstClr val="black"/>
+                          </a:solidFill>
+                        </a:ln>
+                      </wps:spPr>
+                      <wps:txbx>
+                        <w:txbxContent>
+                          <w:p>
+                            <w:pPr>
+                              <w:pBdr/>
+                              <w:spacing/>
+                              <w:ind/>
+                              <w:rPr/>
+                            </w:pPr>
+                            <w:r>
+                              <w:t xml:space="preserve">Thuis 1 - 0 PSV</w:t>
+                            </w:r>
+                            <w:r/>
+                          </w:p>
+                          <w:p>
+                            <w:pPr>
+                              <w:pBdr/>
+                              <w:spacing/>
+                              <w:ind/>
+                              <w:rPr/>
+                            </w:pPr>
+                            <w:r>
+                              <w:t xml:space="preserve">Uit 0 - 3 ADO</w:t>
+                            </w:r>
+                            <w:r/>
+                          </w:p>
+                          <w:p>
+                            <w:pPr>
+                              <w:pBdr/>
+                              <w:spacing/>
+                              <w:ind/>
+                              <w:rPr/>
+                            </w:pPr>
+                            <w:r>
+                              <w:t xml:space="preserve">Uit 2 - 0 Sparta</w:t>
+                            </w:r>
+                            <w:r/>
+                          </w:p>
+                          <w:p>
+                            <w:pPr>
+                              <w:pBdr/>
+                              <w:spacing/>
+                              <w:ind/>
+                              <w:rPr/>
+                            </w:pPr>
+                            <w:r>
+                              <w:t xml:space="preserve">Thuis 2 - 2 Ajax</w:t>
+                            </w:r>
+                            <w:r/>
+                          </w:p>
+                          <w:p>
+                            <w:pPr>
+                              <w:pBdr/>
+                              <w:spacing/>
+                              <w:ind/>
+                              <w:rPr/>
+                            </w:pPr>
+                            <w:r>
+                              <w:t xml:space="preserve">Uit 1 - 1 Feyenoord</w:t>
+                            </w:r>
+                            <w:r/>
+                          </w:p>
+                          <w:p>
+                            <w:pPr>
+                              <w:pBdr/>
+                              <w:spacing/>
+                              <w:ind/>
+                              <w:rPr/>
+                            </w:pPr>
+                            <w:r>
+                              <w:t xml:space="preserve">Thuis 3 - 1 AZ</w:t>
+                            </w:r>
+                            <w:r/>
+                          </w:p>
+                          <w:p>
+                            <w:pPr>
+                              <w:pBdr/>
+                              <w:spacing/>
+                              <w:ind/>
+                              <w:rPr/>
+                            </w:pPr>
+                            <w:r>
+                              <w:t xml:space="preserve">Uit 1 - 2 Vitesse</w:t>
+                            </w:r>
+                            <w:r/>
+                          </w:p>
+                          <w:p>
+                            <w:pPr>
+                              <w:pBdr/>
+                              <w:spacing/>
+                              <w:ind/>
+                              <w:rPr/>
+                            </w:pPr>
+                            <w:r>
+                              <w:t xml:space="preserve">Thuis 2 - 0 Utrecht</w:t>
+                            </w:r>
+                            <w:r/>
+                          </w:p>
+                          <w:p>
+                            <w:pPr>
+                              <w:pBdr/>
+                              <w:spacing/>
+                              <w:ind/>
+                              <w:rPr/>
+                            </w:pPr>
+                            <w:r>
+                              <w:t xml:space="preserve">Uit 0 - 0 Twente</w:t>
+                            </w:r>
+                            <w:r/>
+                          </w:p>
+                          <w:p>
+                            <w:pPr>
+                              <w:pBdr/>
+                              <w:spacing/>
+                              <w:ind/>
+                              <w:rPr/>
+                            </w:pPr>
+                            <w:r>
+                              <w:t xml:space="preserve">Thuis 4 - 1 Groningen</w:t>
+                            </w:r>
+                            <w:r/>
+                          </w:p>
+                          <w:p>
+                            <w:pPr>
+                              <w:pBdr/>
+                              <w:spacing/>
+                              <w:ind/>
+                              <w:rPr/>
+                            </w:pPr>
+                            <w:r>
+                              <w:t xml:space="preserve">Uit 1 - 3 PSV</w:t>
+                            </w:r>
+                            <w:r/>
+                          </w:p>
+                          <w:p>
+                            <w:pPr>
+                              <w:pBdr/>
+                              <w:spacing/>
+                              <w:ind/>
+                              <w:rPr/>
+                            </w:pPr>
+                            <w:r>
+                              <w:t xml:space="preserve">Thuis 1 - 1 Ajax</w:t>
+                            </w:r>
+                            <w:r/>
+                          </w:p>
+                          <w:p>
+                            <w:pPr>
+                              <w:pBdr/>
+                              <w:spacing/>
+                              <w:ind/>
+                              <w:rPr/>
+                            </w:pPr>
+                            <w:r>
+                              <w:t xml:space="preserve">Uit 2 - 1 Heerenveen</w:t>
+                            </w:r>
+                            <w:r/>
+                          </w:p>
+                          <w:p>
+                            <w:pPr>
+                              <w:pBdr/>
+                              <w:spacing/>
+                              <w:ind/>
+                              <w:rPr/>
+                            </w:pPr>
+                            <w:r>
+                              <w:t xml:space="preserve">Thuis 3 - 0 Cambuur</w:t>
+                            </w:r>
+                            <w:r/>
+                          </w:p>
+                          <w:p>
+                            <w:pPr>
+                              <w:pBdr/>
+                              <w:spacing/>
+                              <w:ind/>
+                              <w:rPr/>
+                            </w:pPr>
+                            <w:r>
+                              <w:t xml:space="preserve">Uit 0 - 1 Feyenoord</w:t>
+                            </w:r>
+                            <w:r/>
+                          </w:p>
+                          <w:p>
+                            <w:pPr>
+                              <w:pBdr/>
+                              <w:spacing/>
+                              <w:ind/>
+                              <w:rPr/>
+                            </w:pPr>
+                            <w:r>
+                              <w:t xml:space="preserve">Thuis 2 - 1 Sparta</w:t>
+                            </w:r>
+                            <w:r/>
+                          </w:p>
+                          <w:p>
+                            <w:pPr>
+                              <w:pBdr/>
+                              <w:spacing/>
+                              <w:ind/>
+                              <w:rPr/>
+                            </w:pPr>
+                            <w:r>
+                              <w:t xml:space="preserve">Uit 1 - 0 AZ</w:t>
+                            </w:r>
+                            <w:r/>
+                          </w:p>
+                          <w:p>
+                            <w:pPr>
+                              <w:pBdr/>
+                              <w:spacing/>
+                              <w:ind/>
+                              <w:rPr/>
+                            </w:pPr>
+                            <w:r>
+                              <w:t xml:space="preserve">Thuis 0 - 2 ADO</w:t>
+                            </w:r>
+                            <w:r/>
+                          </w:p>
+                          <w:p>
+                            <w:pPr>
+                              <w:pBdr/>
+                              <w:spacing/>
+                              <w:ind/>
+                              <w:rPr/>
+                            </w:pPr>
+                            <w:r>
+                              <w:t xml:space="preserve">Uit 3 - 3 Utrecht</w:t>
+                            </w:r>
+                            <w:r/>
+                          </w:p>
+                          <w:p>
+                            <w:pPr>
+                              <w:pBdr/>
+                              <w:spacing/>
+                              <w:ind/>
+                              <w:rPr/>
+                            </w:pPr>
+                            <w:r>
+                              <w:t xml:space="preserve">Thuis 1 - 0 Twente</w:t>
+                            </w:r>
+                            <w:r/>
+                          </w:p>
+                          <w:p>
+                            <w:pPr>
+                              <w:pBdr/>
+                              <w:spacing/>
+                              <w:ind/>
+                              <w:rPr/>
+                            </w:pPr>
+                            <w:r>
+                              <w:t xml:space="preserve">Uit 2 - 2 Groningen</w:t>
+                            </w:r>
+                            <w:r/>
+                          </w:p>
+                          <w:p>
+                            <w:pPr>
+                              <w:pBdr/>
+                              <w:spacing/>
+                              <w:ind/>
+                              <w:rPr/>
+                            </w:pPr>
+                            <w:r>
+                              <w:t xml:space="preserve">Thuis 3 - 1 Vitesse</w:t>
+                            </w:r>
+                            <w:r/>
+                          </w:p>
+                          <w:p>
+                            <w:pPr>
+                              <w:pBdr/>
+                              <w:spacing/>
+                              <w:ind/>
+                              <w:rPr/>
+                            </w:pPr>
+                            <w:r>
+                              <w:t xml:space="preserve">Uit 0 - 1 PSV</w:t>
+                            </w:r>
+                            <w:r/>
+                          </w:p>
+                          <w:p>
+                            <w:pPr>
+                              <w:pBdr/>
+                              <w:spacing/>
+                              <w:ind/>
+                              <w:rPr/>
+                            </w:pPr>
+                            <w:r>
+                              <w:t xml:space="preserve">Thuis 2 - 0 Heerenveen</w:t>
+                            </w:r>
+                            <w:r/>
+                          </w:p>
+                          <w:p>
+                            <w:pPr>
+                              <w:pBdr/>
+                              <w:spacing/>
+                              <w:ind/>
+                              <w:rPr/>
+                            </w:pPr>
+                            <w:r>
+                              <w:t xml:space="preserve">Uit 1 - 2 Ajax</w:t>
+                            </w:r>
+                            <w:r/>
+                          </w:p>
+                          <w:p>
+                            <w:pPr>
+                              <w:pBdr/>
+                              <w:spacing/>
+                              <w:ind/>
+                              <w:rPr/>
+                            </w:pPr>
+                            <w:r>
+                              <w:t xml:space="preserve">Thuis 4 - 0 Cambuur</w:t>
+                            </w:r>
+                            <w:r/>
+                          </w:p>
+                          <w:p>
+                            <w:pPr>
+                              <w:pBdr/>
+                              <w:spacing/>
+                              <w:ind/>
+                              <w:rPr/>
+                            </w:pPr>
+                            <w:r>
+                              <w:t xml:space="preserve">Uit 1 - 1 Sparta</w:t>
+                            </w:r>
+                            <w:r/>
+                          </w:p>
+                          <w:p>
+                            <w:pPr>
+                              <w:pBdr/>
+                              <w:spacing/>
+                              <w:ind/>
+                              <w:rPr/>
+                            </w:pPr>
+                            <w:r>
+                              <w:t xml:space="preserve">Thuis 2 - 1 AZ</w:t>
+                            </w:r>
+                            <w:r/>
+                          </w:p>
+                          <w:p>
+                            <w:pPr>
+                              <w:pBdr/>
+                              <w:spacing/>
+                              <w:ind/>
+                              <w:rPr/>
+                            </w:pPr>
+                            <w:r>
+                              <w:t xml:space="preserve">Uit 0 - 3 Feyenoord</w:t>
+                            </w:r>
+                            <w:r/>
+                          </w:p>
+                          <w:p>
+                            <w:pPr>
+                              <w:pBdr/>
+                              <w:spacing/>
+                              <w:ind/>
+                              <w:rPr/>
+                            </w:pPr>
+                            <w:r>
+                              <w:t xml:space="preserve">Thuis 3 - 2 Utrecht</w:t>
+                            </w:r>
+                            <w:r/>
+                          </w:p>
+                          <w:p>
+                            <w:pPr>
+                              <w:pBdr/>
+                              <w:spacing/>
+                              <w:ind/>
+                              <w:rPr/>
+                            </w:pPr>
+                            <w:r>
+                              <w:t xml:space="preserve">Uit 2 - 0 ADO</w:t>
+                            </w:r>
+                            <w:r/>
+                          </w:p>
+                          <w:p>
+                            <w:pPr>
+                              <w:pBdr/>
+                              <w:spacing/>
+                              <w:ind/>
+                              <w:rPr/>
+                            </w:pPr>
+                            <w:r>
+                              <w:t xml:space="preserve">Thuis 1 - 1 Vitesse</w:t>
+                            </w:r>
+                            <w:r/>
+                          </w:p>
+                          <w:p>
+                            <w:pPr>
+                              <w:pBdr/>
+                              <w:spacing/>
+                              <w:ind/>
+                              <w:rPr/>
+                            </w:pPr>
+                            <w:r>
+                              <w:t xml:space="preserve">Uit 3 - 1 Twente</w:t>
+                            </w:r>
+                            <w:r/>
+                          </w:p>
+                          <w:p>
+                            <w:pPr>
+                              <w:pBdr/>
+                              <w:spacing/>
+                              <w:ind/>
+                              <w:rPr/>
+                            </w:pPr>
+                            <w:r>
+                              <w:t xml:space="preserve">Thuis 2 - 2 Groningen</w:t>
+                            </w:r>
+                            <w:r/>
+                          </w:p>
+                          <w:p>
+                            <w:pPr>
+                              <w:pBdr/>
+                              <w:spacing/>
+                              <w:ind/>
+                              <w:rPr/>
+                            </w:pPr>
+                            <w:r>
+                              <w:t xml:space="preserve">Uit 1 - 0 Heerenveen</w:t>
+                            </w:r>
+                            <w:r/>
+                          </w:p>
+                          <w:p>
+                            <w:pPr>
+                              <w:pBdr/>
+                              <w:spacing/>
+                              <w:ind/>
+                              <w:rPr/>
+                            </w:pPr>
+                            <w:r>
+                              <w:t xml:space="preserve">Thuis 5 - 1 Cambuur</w:t>
+                            </w:r>
+                            <w:r/>
+                            <w:r/>
+                            <w:r/>
+                          </w:p>
+                        </w:txbxContent>
+                      </wps:txbx>
+                      <wps:bodyPr vertOverflow="overflow" horzOverflow="overflow" vert="horz" wrap="square" lIns="91440" tIns="45720" rIns="91440" bIns="45720" numCol="1" spcCol="0" rtlCol="0" fromWordArt="0" anchor="t" anchorCtr="0" forceAA="0" upright="0" compatLnSpc="0"/>
+                    </wps:wsp>
+                  </a:graphicData>
+                </a:graphic>
+              </wp:anchor>
+            </w:drawing>
+          </mc:Choice>
+          <mc:Fallback>
+            <w:pict>
+              <v:shape id="shape 9" o:spid="_x0000_s9" o:spt="202" type="#_x0000_t202" style="position:absolute;z-index:14336;o:allowoverlap:true;o:allowincell:true;mso-position-horizontal-relative:text;margin-left:-23.92pt;mso-position-horizontal:absolute;mso-position-vertical-relative:text;margin-top:27.97pt;mso-position-vertical:absolute;width:491.25pt;height:498.00pt;mso-wrap-distance-left:9.07pt;mso-wrap-distance-top:0.00pt;mso-wrap-distance-right:9.07pt;mso-wrap-distance-bottom:0.00pt;rotation:0;v-text-anchor:top;visibility:visible;" fillcolor="#FFFFFF" strokecolor="#000000" strokeweight="0.50pt">
+                <v:textbox inset="0,0,0,0">
+                  <w:txbxContent>
+                    <w:p>
+                      <w:pPr>
+                        <w:pBdr/>
+                        <w:spacing/>
+                        <w:ind/>
+                        <w:rPr/>
+                      </w:pPr>
+                      <w:r>
+                        <w:t xml:space="preserve">Thuis 1 - 0 PSV</w:t>
+                      </w:r>
+                      <w:r/>
+                    </w:p>
+                    <w:p>
+                      <w:pPr>
+                        <w:pBdr/>
+                        <w:spacing/>
+                        <w:ind/>
+                        <w:rPr/>
+                      </w:pPr>
+                      <w:r>
+                        <w:t xml:space="preserve">Uit 0 - 3 ADO</w:t>
+                      </w:r>
+                      <w:r/>
+                    </w:p>
+                    <w:p>
+                      <w:pPr>
+                        <w:pBdr/>
+                        <w:spacing/>
+                        <w:ind/>
+                        <w:rPr/>
+                      </w:pPr>
+                      <w:r>
+                        <w:t xml:space="preserve">Uit 2 - 0 Sparta</w:t>
+                      </w:r>
+                      <w:r/>
+                    </w:p>
+                    <w:p>
+                      <w:pPr>
+                        <w:pBdr/>
+                        <w:spacing/>
+                        <w:ind/>
+                        <w:rPr/>
+                      </w:pPr>
+                      <w:r>
+                        <w:t xml:space="preserve">Thuis 2 - 2 Ajax</w:t>
+                      </w:r>
+                      <w:r/>
+                    </w:p>
+                    <w:p>
+                      <w:pPr>
+                        <w:pBdr/>
+                        <w:spacing/>
+                        <w:ind/>
+                        <w:rPr/>
+                      </w:pPr>
+                      <w:r>
+                        <w:t xml:space="preserve">Uit 1 - 1 Feyenoord</w:t>
+                      </w:r>
+                      <w:r/>
+                    </w:p>
+                    <w:p>
+                      <w:pPr>
+                        <w:pBdr/>
+                        <w:spacing/>
+                        <w:ind/>
+                        <w:rPr/>
+                      </w:pPr>
+                      <w:r>
+                        <w:t xml:space="preserve">Thuis 3 - 1 AZ</w:t>
+                      </w:r>
+                      <w:r/>
+                    </w:p>
+                    <w:p>
+                      <w:pPr>
+                        <w:pBdr/>
+                        <w:spacing/>
+                        <w:ind/>
+                        <w:rPr/>
+                      </w:pPr>
+                      <w:r>
+                        <w:t xml:space="preserve">Uit 1 - 2 Vitesse</w:t>
+                      </w:r>
+                      <w:r/>
+                    </w:p>
+                    <w:p>
+                      <w:pPr>
+                        <w:pBdr/>
+                        <w:spacing/>
+                        <w:ind/>
+                        <w:rPr/>
+                      </w:pPr>
+                      <w:r>
+                        <w:t xml:space="preserve">Thuis 2 - 0 Utrecht</w:t>
+                      </w:r>
+                      <w:r/>
+                    </w:p>
+                    <w:p>
+                      <w:pPr>
+                        <w:pBdr/>
+                        <w:spacing/>
+                        <w:ind/>
+                        <w:rPr/>
+                      </w:pPr>
+                      <w:r>
+                        <w:t xml:space="preserve">Uit 0 - 0 Twente</w:t>
+                      </w:r>
+                      <w:r/>
+                    </w:p>
+                    <w:p>
+                      <w:pPr>
+                        <w:pBdr/>
+                        <w:spacing/>
+                        <w:ind/>
+                        <w:rPr/>
+                      </w:pPr>
+                      <w:r>
+                        <w:t xml:space="preserve">Thuis 4 - 1 Groningen</w:t>
+                      </w:r>
+                      <w:r/>
+                    </w:p>
+                    <w:p>
+                      <w:pPr>
+                        <w:pBdr/>
+                        <w:spacing/>
+                        <w:ind/>
+                        <w:rPr/>
+                      </w:pPr>
+                      <w:r>
+                        <w:t xml:space="preserve">Uit 1 - 3 PSV</w:t>
+                      </w:r>
+                      <w:r/>
+                    </w:p>
+                    <w:p>
+                      <w:pPr>
+                        <w:pBdr/>
+                        <w:spacing/>
+                        <w:ind/>
+                        <w:rPr/>
+                      </w:pPr>
+                      <w:r>
+                        <w:t xml:space="preserve">Thuis 1 - 1 Ajax</w:t>
+                      </w:r>
+                      <w:r/>
+                    </w:p>
+                    <w:p>
+                      <w:pPr>
+                        <w:pBdr/>
+                        <w:spacing/>
+                        <w:ind/>
+                        <w:rPr/>
+                      </w:pPr>
+                      <w:r>
+                        <w:t xml:space="preserve">Uit 2 - 1 Heerenveen</w:t>
+                      </w:r>
+                      <w:r/>
+                    </w:p>
+                    <w:p>
+                      <w:pPr>
+                        <w:pBdr/>
+                        <w:spacing/>
+                        <w:ind/>
+                        <w:rPr/>
+                      </w:pPr>
+                      <w:r>
+                        <w:t xml:space="preserve">Thuis 3 - 0 Cambuur</w:t>
+                      </w:r>
+                      <w:r/>
+                    </w:p>
+                    <w:p>
+                      <w:pPr>
+                        <w:pBdr/>
+                        <w:spacing/>
+                        <w:ind/>
+                        <w:rPr/>
+                      </w:pPr>
+                      <w:r>
+                        <w:t xml:space="preserve">Uit 0 - 1 Feyenoord</w:t>
+                      </w:r>
+                      <w:r/>
+                    </w:p>
+                    <w:p>
+                      <w:pPr>
+                        <w:pBdr/>
+                        <w:spacing/>
+                        <w:ind/>
+                        <w:rPr/>
+                      </w:pPr>
+                      <w:r>
+                        <w:t xml:space="preserve">Thuis 2 - 1 Sparta</w:t>
+                      </w:r>
+                      <w:r/>
+                    </w:p>
+                    <w:p>
+                      <w:pPr>
+                        <w:pBdr/>
+                        <w:spacing/>
+                        <w:ind/>
+                        <w:rPr/>
+                      </w:pPr>
+                      <w:r>
+                        <w:t xml:space="preserve">Uit 1 - 0 AZ</w:t>
+                      </w:r>
+                      <w:r/>
+                    </w:p>
+                    <w:p>
+                      <w:pPr>
+                        <w:pBdr/>
+                        <w:spacing/>
+                        <w:ind/>
+                        <w:rPr/>
+                      </w:pPr>
+                      <w:r>
+                        <w:t xml:space="preserve">Thuis 0 - 2 ADO</w:t>
+                      </w:r>
+                      <w:r/>
+                    </w:p>
+                    <w:p>
+                      <w:pPr>
+                        <w:pBdr/>
+                        <w:spacing/>
+                        <w:ind/>
+                        <w:rPr/>
+                      </w:pPr>
+                      <w:r>
+                        <w:t xml:space="preserve">Uit 3 - 3 Utrecht</w:t>
+                      </w:r>
+                      <w:r/>
+                    </w:p>
+                    <w:p>
+                      <w:pPr>
+                        <w:pBdr/>
+                        <w:spacing/>
+                        <w:ind/>
+                        <w:rPr/>
+                      </w:pPr>
+                      <w:r>
+                        <w:t xml:space="preserve">Thuis 1 - 0 Twente</w:t>
+                      </w:r>
+                      <w:r/>
+                    </w:p>
+                    <w:p>
+                      <w:pPr>
+                        <w:pBdr/>
+                        <w:spacing/>
+                        <w:ind/>
+                        <w:rPr/>
+                      </w:pPr>
+                      <w:r>
+                        <w:t xml:space="preserve">Uit 2 - 2 Groningen</w:t>
+                      </w:r>
+                      <w:r/>
+                    </w:p>
+                    <w:p>
+                      <w:pPr>
+                        <w:pBdr/>
+                        <w:spacing/>
+                        <w:ind/>
+                        <w:rPr/>
+                      </w:pPr>
+                      <w:r>
+                        <w:t xml:space="preserve">Thuis 3 - 1 Vitesse</w:t>
+                      </w:r>
+                      <w:r/>
+                    </w:p>
+                    <w:p>
+                      <w:pPr>
+                        <w:pBdr/>
+                        <w:spacing/>
+                        <w:ind/>
+                        <w:rPr/>
+                      </w:pPr>
+                      <w:r>
+                        <w:t xml:space="preserve">Uit 0 - 1 PSV</w:t>
+                      </w:r>
+                      <w:r/>
+                    </w:p>
+                    <w:p>
+                      <w:pPr>
+                        <w:pBdr/>
+                        <w:spacing/>
+                        <w:ind/>
+                        <w:rPr/>
+                      </w:pPr>
+                      <w:r>
+                        <w:t xml:space="preserve">Thuis 2 - 0 Heerenveen</w:t>
+                      </w:r>
+                      <w:r/>
+                    </w:p>
+                    <w:p>
+                      <w:pPr>
+                        <w:pBdr/>
+                        <w:spacing/>
+                        <w:ind/>
+                        <w:rPr/>
+                      </w:pPr>
+                      <w:r>
+                        <w:t xml:space="preserve">Uit 1 - 2 Ajax</w:t>
+                      </w:r>
+                      <w:r/>
+                    </w:p>
+                    <w:p>
+                      <w:pPr>
+                        <w:pBdr/>
+                        <w:spacing/>
+                        <w:ind/>
+                        <w:rPr/>
+                      </w:pPr>
+                      <w:r>
+                        <w:t xml:space="preserve">Thuis 4 - 0 Cambuur</w:t>
+                      </w:r>
+                      <w:r/>
+                    </w:p>
+                    <w:p>
+                      <w:pPr>
+                        <w:pBdr/>
+                        <w:spacing/>
+                        <w:ind/>
+                        <w:rPr/>
+                      </w:pPr>
+                      <w:r>
+                        <w:t xml:space="preserve">Uit 1 - 1 Sparta</w:t>
+                      </w:r>
+                      <w:r/>
+                    </w:p>
+                    <w:p>
+                      <w:pPr>
+                        <w:pBdr/>
+                        <w:spacing/>
+                        <w:ind/>
+                        <w:rPr/>
+                      </w:pPr>
+                      <w:r>
+                        <w:t xml:space="preserve">Thuis 2 - 1 AZ</w:t>
+                      </w:r>
+                      <w:r/>
+                    </w:p>
+                    <w:p>
+                      <w:pPr>
+                        <w:pBdr/>
+                        <w:spacing/>
+                        <w:ind/>
+                        <w:rPr/>
+                      </w:pPr>
+                      <w:r>
+                        <w:t xml:space="preserve">Uit 0 - 3 Feyenoord</w:t>
+                      </w:r>
+                      <w:r/>
+                    </w:p>
+                    <w:p>
+                      <w:pPr>
+                        <w:pBdr/>
+                        <w:spacing/>
+                        <w:ind/>
+                        <w:rPr/>
+                      </w:pPr>
+                      <w:r>
+                        <w:t xml:space="preserve">Thuis 3 - 2 Utrecht</w:t>
+                      </w:r>
+                      <w:r/>
+                    </w:p>
+                    <w:p>
+                      <w:pPr>
+                        <w:pBdr/>
+                        <w:spacing/>
+                        <w:ind/>
+                        <w:rPr/>
+                      </w:pPr>
+                      <w:r>
+                        <w:t xml:space="preserve">Uit 2 - 0 ADO</w:t>
+                      </w:r>
+                      <w:r/>
+                    </w:p>
+                    <w:p>
+                      <w:pPr>
+                        <w:pBdr/>
+                        <w:spacing/>
+                        <w:ind/>
+                        <w:rPr/>
+                      </w:pPr>
+                      <w:r>
+                        <w:t xml:space="preserve">Thuis 1 - 1 Vitesse</w:t>
+                      </w:r>
+                      <w:r/>
+                    </w:p>
+                    <w:p>
+                      <w:pPr>
+                        <w:pBdr/>
+                        <w:spacing/>
+                        <w:ind/>
+                        <w:rPr/>
+                      </w:pPr>
+                      <w:r>
+                        <w:t xml:space="preserve">Uit 3 - 1 Twente</w:t>
+                      </w:r>
+                      <w:r/>
+                    </w:p>
+                    <w:p>
+                      <w:pPr>
+                        <w:pBdr/>
+                        <w:spacing/>
+                        <w:ind/>
+                        <w:rPr/>
+                      </w:pPr>
+                      <w:r>
+                        <w:t xml:space="preserve">Thuis 2 - 2 Groningen</w:t>
+                      </w:r>
+                      <w:r/>
+                    </w:p>
+                    <w:p>
+                      <w:pPr>
+                        <w:pBdr/>
+                        <w:spacing/>
+                        <w:ind/>
+                        <w:rPr/>
+                      </w:pPr>
+                      <w:r>
+                        <w:t xml:space="preserve">Uit 1 - 0 Heerenveen</w:t>
+                      </w:r>
+                      <w:r/>
+                    </w:p>
+                    <w:p>
+                      <w:pPr>
+                        <w:pBdr/>
+                        <w:spacing/>
+                        <w:ind/>
+                        <w:rPr/>
+                      </w:pPr>
+                      <w:r>
+                        <w:t xml:space="preserve">Thuis 5 - 1 Cambuur</w:t>
+                      </w:r>
+                      <w:r/>
+                      <w:r/>
+                      <w:r/>
+                    </w:p>
+                  </w:txbxContent>
+                </v:textbox>
+              </v:shape>
+            </w:pict>
+          </mc:Fallback>
+        </mc:AlternateContent>
+      </w:r>
       <w:r>
         <w:t xml:space="preserve">Geef de gebruiker de mogelijkheid om de naam van een tegenstander in te typen en geef aan of</w:t>
       </w:r>
@@ -1642,16 +2574,1877 @@
       </w:r>
       <w:r>
         <w:t xml:space="preserve"> </w:t>
+        <w:br/>
+        <w:br/>
       </w:r>
       <w:r/>
     </w:p>
     <w:p>
       <w:pPr>
         <w:pBdr/>
+        <w:shd w:val="nil"/>
         <w:spacing/>
         <w:ind/>
         <w:rPr/>
       </w:pPr>
+      <w:r>
+        <w:br w:type="page" w:clear="all"/>
+      </w:r>
+      <w:r/>
+      <w:r/>
+      <w:r/>
+      <w:r/>
+      <w:r/>
+      <w:r>
+        <w:t xml:space="preserve">#include &lt;stdio.h&gt;</w:t>
+      </w:r>
+      <w:r/>
+      <w:r/>
+    </w:p>
+    <w:p>
+      <w:pPr>
+        <w:pStyle w:val="860"/>
+        <w:pBdr/>
+        <w:spacing/>
+        <w:ind/>
+        <w:rPr/>
+      </w:pPr>
+      <w:r>
+        <w:t xml:space="preserve">#include &lt;string.h&gt;</w:t>
+      </w:r>
+      <w:r/>
+    </w:p>
+    <w:p>
+      <w:pPr>
+        <w:pStyle w:val="860"/>
+        <w:pBdr/>
+        <w:spacing/>
+        <w:ind/>
+        <w:rPr/>
+      </w:pPr>
+      <w:r/>
+      <w:r/>
+    </w:p>
+    <w:p>
+      <w:pPr>
+        <w:pStyle w:val="860"/>
+        <w:pBdr/>
+        <w:spacing/>
+        <w:ind/>
+        <w:rPr/>
+      </w:pPr>
+      <w:r>
+        <w:t xml:space="preserve">#define MAX_WEDSTRIJDEN 36</w:t>
+      </w:r>
+      <w:r/>
+    </w:p>
+    <w:p>
+      <w:pPr>
+        <w:pStyle w:val="860"/>
+        <w:pBdr/>
+        <w:spacing/>
+        <w:ind/>
+        <w:rPr/>
+      </w:pPr>
+      <w:r>
+        <w:t xml:space="preserve">#define MAX_TEAMNAAM 50</w:t>
+      </w:r>
+      <w:r/>
+    </w:p>
+    <w:p>
+      <w:pPr>
+        <w:pStyle w:val="860"/>
+        <w:pBdr/>
+        <w:spacing/>
+        <w:ind/>
+        <w:rPr/>
+      </w:pPr>
+      <w:r/>
+      <w:r/>
+    </w:p>
+    <w:p>
+      <w:pPr>
+        <w:pStyle w:val="860"/>
+        <w:pBdr/>
+        <w:spacing/>
+        <w:ind/>
+        <w:rPr/>
+      </w:pPr>
+      <w:r>
+        <w:t xml:space="preserve">/* Struct om een wedstrijd op te slaan */</w:t>
+      </w:r>
+      <w:r/>
+    </w:p>
+    <w:p>
+      <w:pPr>
+        <w:pStyle w:val="860"/>
+        <w:pBdr/>
+        <w:spacing/>
+        <w:ind/>
+        <w:rPr/>
+      </w:pPr>
+      <w:r>
+        <w:t xml:space="preserve">struct Wedstrijd {</w:t>
+      </w:r>
+      <w:r/>
+    </w:p>
+    <w:p>
+      <w:pPr>
+        <w:pStyle w:val="860"/>
+        <w:pBdr/>
+        <w:spacing/>
+        <w:ind/>
+        <w:rPr/>
+      </w:pPr>
+      <w:r>
+        <w:t xml:space="preserve">    char thuisOfUit[10];  /* "Thuis" of "Uit" */</w:t>
+      </w:r>
+      <w:r/>
+    </w:p>
+    <w:p>
+      <w:pPr>
+        <w:pStyle w:val="860"/>
+        <w:pBdr/>
+        <w:spacing/>
+        <w:ind/>
+        <w:rPr/>
+      </w:pPr>
+      <w:r>
+        <w:t xml:space="preserve">    int doelpuntenVoor;   /* Aantal doelpunten van ons team */</w:t>
+      </w:r>
+      <w:r/>
+    </w:p>
+    <w:p>
+      <w:pPr>
+        <w:pStyle w:val="860"/>
+        <w:pBdr/>
+        <w:spacing/>
+        <w:ind/>
+        <w:rPr/>
+      </w:pPr>
+      <w:r>
+        <w:t xml:space="preserve">    int doelpuntenTegen;  /* Aantal doelpunten van tegenstander */</w:t>
+      </w:r>
+      <w:r/>
+    </w:p>
+    <w:p>
+      <w:pPr>
+        <w:pStyle w:val="860"/>
+        <w:pBdr/>
+        <w:spacing/>
+        <w:ind/>
+        <w:rPr/>
+      </w:pPr>
+      <w:r>
+        <w:t xml:space="preserve">    char tegenstander[MAX_TEAMNAAM];  /* Naam van de tegenstander */</w:t>
+      </w:r>
+      <w:r/>
+    </w:p>
+    <w:p>
+      <w:pPr>
+        <w:pStyle w:val="860"/>
+        <w:pBdr/>
+        <w:spacing/>
+        <w:ind/>
+        <w:rPr/>
+      </w:pPr>
+      <w:r>
+        <w:t xml:space="preserve">};</w:t>
+      </w:r>
+      <w:r/>
+    </w:p>
+    <w:p>
+      <w:pPr>
+        <w:pStyle w:val="860"/>
+        <w:pBdr/>
+        <w:spacing/>
+        <w:ind/>
+        <w:rPr/>
+      </w:pPr>
+      <w:r/>
+      <w:r/>
+    </w:p>
+    <w:p>
+      <w:pPr>
+        <w:pStyle w:val="860"/>
+        <w:pBdr/>
+        <w:spacing/>
+        <w:ind/>
+        <w:rPr/>
+      </w:pPr>
+      <w:r>
+        <w:t xml:space="preserve">/* Struct om de totale statistieken op te slaan */</w:t>
+      </w:r>
+      <w:r/>
+    </w:p>
+    <w:p>
+      <w:pPr>
+        <w:pStyle w:val="860"/>
+        <w:pBdr/>
+        <w:spacing/>
+        <w:ind/>
+        <w:rPr/>
+      </w:pPr>
+      <w:r>
+        <w:t xml:space="preserve">struct Statistieken {</w:t>
+      </w:r>
+      <w:r/>
+    </w:p>
+    <w:p>
+      <w:pPr>
+        <w:pStyle w:val="860"/>
+        <w:pBdr/>
+        <w:spacing/>
+        <w:ind/>
+        <w:rPr/>
+      </w:pPr>
+      <w:r>
+        <w:t xml:space="preserve">    int aantalWedstrijden;</w:t>
+      </w:r>
+      <w:r/>
+    </w:p>
+    <w:p>
+      <w:pPr>
+        <w:pStyle w:val="860"/>
+        <w:pBdr/>
+        <w:spacing/>
+        <w:ind/>
+        <w:rPr/>
+      </w:pPr>
+      <w:r>
+        <w:t xml:space="preserve">    int totaalPunten;</w:t>
+      </w:r>
+      <w:r/>
+    </w:p>
+    <w:p>
+      <w:pPr>
+        <w:pStyle w:val="860"/>
+        <w:pBdr/>
+        <w:spacing/>
+        <w:ind/>
+        <w:rPr/>
+      </w:pPr>
+      <w:r>
+        <w:t xml:space="preserve">    int doelsaldoVoor;    /* Totaal aantal gemaakte doelpunten */</w:t>
+      </w:r>
+      <w:r/>
+    </w:p>
+    <w:p>
+      <w:pPr>
+        <w:pStyle w:val="860"/>
+        <w:pBdr/>
+        <w:spacing/>
+        <w:ind/>
+        <w:rPr/>
+      </w:pPr>
+      <w:r>
+        <w:t xml:space="preserve">    int doelsaldoTegen;   /* Totaal aantal gekregen doelpunten */</w:t>
+      </w:r>
+      <w:r/>
+    </w:p>
+    <w:p>
+      <w:pPr>
+        <w:pStyle w:val="860"/>
+        <w:pBdr/>
+        <w:spacing/>
+        <w:ind/>
+        <w:rPr/>
+      </w:pPr>
+      <w:r>
+        <w:t xml:space="preserve">};</w:t>
+      </w:r>
+      <w:r/>
+    </w:p>
+    <w:p>
+      <w:pPr>
+        <w:pStyle w:val="860"/>
+        <w:pBdr/>
+        <w:spacing/>
+        <w:ind/>
+        <w:rPr/>
+      </w:pPr>
+      <w:r/>
+      <w:r/>
+    </w:p>
+    <w:p>
+      <w:pPr>
+        <w:pStyle w:val="860"/>
+        <w:pBdr/>
+        <w:spacing/>
+        <w:ind/>
+        <w:rPr/>
+      </w:pPr>
+      <w:r>
+        <w:t xml:space="preserve">/* Functie om punten te berekenen voor een wedstrijd */</w:t>
+      </w:r>
+      <w:r/>
+    </w:p>
+    <w:p>
+      <w:pPr>
+        <w:pStyle w:val="860"/>
+        <w:pBdr/>
+        <w:spacing/>
+        <w:ind/>
+        <w:rPr/>
+      </w:pPr>
+      <w:r>
+        <w:t xml:space="preserve">int berekenPunten(int doelpuntenVoor, int doelpuntenTegen) {</w:t>
+      </w:r>
+      <w:r/>
+    </w:p>
+    <w:p>
+      <w:pPr>
+        <w:pStyle w:val="860"/>
+        <w:pBdr/>
+        <w:spacing/>
+        <w:ind/>
+        <w:rPr/>
+      </w:pPr>
+      <w:r>
+        <w:t xml:space="preserve">    if (doelpuntenVoor &gt; doelpuntenTegen) {</w:t>
+      </w:r>
+      <w:r/>
+    </w:p>
+    <w:p>
+      <w:pPr>
+        <w:pStyle w:val="860"/>
+        <w:pBdr/>
+        <w:spacing/>
+        <w:ind/>
+        <w:rPr/>
+      </w:pPr>
+      <w:r>
+        <w:t xml:space="preserve">        return 3;  /* Gewonnen */</w:t>
+      </w:r>
+      <w:r/>
+    </w:p>
+    <w:p>
+      <w:pPr>
+        <w:pStyle w:val="860"/>
+        <w:pBdr/>
+        <w:spacing/>
+        <w:ind/>
+        <w:rPr/>
+      </w:pPr>
+      <w:r>
+        <w:t xml:space="preserve">    } else if (doelpuntenVoor == doelpuntenTegen) {</w:t>
+      </w:r>
+      <w:r/>
+    </w:p>
+    <w:p>
+      <w:pPr>
+        <w:pStyle w:val="860"/>
+        <w:pBdr/>
+        <w:spacing/>
+        <w:ind/>
+        <w:rPr/>
+      </w:pPr>
+      <w:r>
+        <w:t xml:space="preserve">        return 1;  /* Gelijk gespeeld */</w:t>
+      </w:r>
+      <w:r/>
+    </w:p>
+    <w:p>
+      <w:pPr>
+        <w:pStyle w:val="860"/>
+        <w:pBdr/>
+        <w:spacing/>
+        <w:ind/>
+        <w:rPr/>
+      </w:pPr>
+      <w:r>
+        <w:t xml:space="preserve">    } else {</w:t>
+      </w:r>
+      <w:r/>
+    </w:p>
+    <w:p>
+      <w:pPr>
+        <w:pStyle w:val="860"/>
+        <w:pBdr/>
+        <w:spacing/>
+        <w:ind/>
+        <w:rPr/>
+      </w:pPr>
+      <w:r>
+        <w:t xml:space="preserve">        return 0;  /* Verloren */</w:t>
+      </w:r>
+      <w:r/>
+    </w:p>
+    <w:p>
+      <w:pPr>
+        <w:pStyle w:val="860"/>
+        <w:pBdr/>
+        <w:spacing/>
+        <w:ind/>
+        <w:rPr/>
+      </w:pPr>
+      <w:r>
+        <w:t xml:space="preserve">    }</w:t>
+      </w:r>
+      <w:r/>
+    </w:p>
+    <w:p>
+      <w:pPr>
+        <w:pStyle w:val="860"/>
+        <w:pBdr/>
+        <w:spacing/>
+        <w:ind/>
+        <w:rPr/>
+      </w:pPr>
+      <w:r>
+        <w:t xml:space="preserve">}</w:t>
+      </w:r>
+      <w:r/>
+    </w:p>
+    <w:p>
+      <w:pPr>
+        <w:pStyle w:val="860"/>
+        <w:pBdr/>
+        <w:spacing/>
+        <w:ind/>
+        <w:rPr/>
+      </w:pPr>
+      <w:r/>
+      <w:r/>
+    </w:p>
+    <w:p>
+      <w:pPr>
+        <w:pStyle w:val="860"/>
+        <w:pBdr/>
+        <w:spacing/>
+        <w:ind/>
+        <w:rPr/>
+      </w:pPr>
+      <w:r>
+        <w:t xml:space="preserve">/* Functie om statistieken te berekenen */</w:t>
+      </w:r>
+      <w:r/>
+    </w:p>
+    <w:p>
+      <w:pPr>
+        <w:pStyle w:val="860"/>
+        <w:pBdr/>
+        <w:spacing/>
+        <w:ind/>
+        <w:rPr/>
+      </w:pPr>
+      <w:r>
+        <w:t xml:space="preserve">struct Statistieken berekenStatistieken(struct Wedstrijd wedstrijden[], int aantal) {</w:t>
+      </w:r>
+      <w:r/>
+    </w:p>
+    <w:p>
+      <w:pPr>
+        <w:pStyle w:val="860"/>
+        <w:pBdr/>
+        <w:spacing/>
+        <w:ind/>
+        <w:rPr/>
+      </w:pPr>
+      <w:r>
+        <w:t xml:space="preserve">    struct Statistieken stats;</w:t>
+      </w:r>
+      <w:r/>
+    </w:p>
+    <w:p>
+      <w:pPr>
+        <w:pStyle w:val="860"/>
+        <w:pBdr/>
+        <w:spacing/>
+        <w:ind/>
+        <w:rPr/>
+      </w:pPr>
+      <w:r>
+        <w:t xml:space="preserve">    stats.aantalWedstrijden = aantal;</w:t>
+      </w:r>
+      <w:r/>
+    </w:p>
+    <w:p>
+      <w:pPr>
+        <w:pStyle w:val="860"/>
+        <w:pBdr/>
+        <w:spacing/>
+        <w:ind/>
+        <w:rPr/>
+      </w:pPr>
+      <w:r>
+        <w:t xml:space="preserve">    stats.totaalPunten = 0;</w:t>
+      </w:r>
+      <w:r/>
+    </w:p>
+    <w:p>
+      <w:pPr>
+        <w:pStyle w:val="860"/>
+        <w:pBdr/>
+        <w:spacing/>
+        <w:ind/>
+        <w:rPr/>
+      </w:pPr>
+      <w:r>
+        <w:t xml:space="preserve">    stats.doelsaldoVoor = 0;</w:t>
+      </w:r>
+      <w:r/>
+    </w:p>
+    <w:p>
+      <w:pPr>
+        <w:pStyle w:val="860"/>
+        <w:pBdr/>
+        <w:spacing/>
+        <w:ind/>
+        <w:rPr/>
+      </w:pPr>
+      <w:r>
+        <w:t xml:space="preserve">    stats.doelsaldoTegen = 0;</w:t>
+      </w:r>
+      <w:r/>
+    </w:p>
+    <w:p>
+      <w:pPr>
+        <w:pStyle w:val="860"/>
+        <w:pBdr/>
+        <w:spacing/>
+        <w:ind/>
+        <w:rPr/>
+      </w:pPr>
+      <w:r>
+        <w:t xml:space="preserve">    </w:t>
+      </w:r>
+      <w:r/>
+    </w:p>
+    <w:p>
+      <w:pPr>
+        <w:pStyle w:val="860"/>
+        <w:pBdr/>
+        <w:spacing/>
+        <w:ind/>
+        <w:rPr/>
+      </w:pPr>
+      <w:r>
+        <w:t xml:space="preserve">    /* Loop door alle wedstrijden */</w:t>
+      </w:r>
+      <w:r/>
+    </w:p>
+    <w:p>
+      <w:pPr>
+        <w:pStyle w:val="860"/>
+        <w:pBdr/>
+        <w:spacing/>
+        <w:ind/>
+        <w:rPr/>
+      </w:pPr>
+      <w:r>
+        <w:t xml:space="preserve">    for (int i = 0; i &lt; aantal; i++) {</w:t>
+      </w:r>
+      <w:r/>
+    </w:p>
+    <w:p>
+      <w:pPr>
+        <w:pStyle w:val="860"/>
+        <w:pBdr/>
+        <w:spacing/>
+        <w:ind/>
+        <w:rPr/>
+      </w:pPr>
+      <w:r>
+        <w:t xml:space="preserve">        stats.totaalPunten += berekenPunten(wedstrijden[i].doelpuntenVoor, </w:t>
+      </w:r>
+      <w:r/>
+    </w:p>
+    <w:p>
+      <w:pPr>
+        <w:pStyle w:val="860"/>
+        <w:pBdr/>
+        <w:spacing/>
+        <w:ind/>
+        <w:rPr/>
+      </w:pPr>
+      <w:r>
+        <w:t xml:space="preserve">                                            wedstrijden[i].doelpuntenTegen);</w:t>
+      </w:r>
+      <w:r/>
+    </w:p>
+    <w:p>
+      <w:pPr>
+        <w:pStyle w:val="860"/>
+        <w:pBdr/>
+        <w:spacing/>
+        <w:ind/>
+        <w:rPr/>
+      </w:pPr>
+      <w:r>
+        <w:t xml:space="preserve">        stats.doelsaldoVoor += wedstrijden[i].doelpuntenVoor;</w:t>
+      </w:r>
+      <w:r/>
+    </w:p>
+    <w:p>
+      <w:pPr>
+        <w:pStyle w:val="860"/>
+        <w:pBdr/>
+        <w:spacing/>
+        <w:ind/>
+        <w:rPr/>
+      </w:pPr>
+      <w:r>
+        <w:t xml:space="preserve">        stats.doelsaldoTegen += wedstrijden[i].doelpuntenTegen;</w:t>
+      </w:r>
+      <w:r/>
+    </w:p>
+    <w:p>
+      <w:pPr>
+        <w:pStyle w:val="860"/>
+        <w:pBdr/>
+        <w:spacing/>
+        <w:ind/>
+        <w:rPr/>
+      </w:pPr>
+      <w:r>
+        <w:t xml:space="preserve">    }</w:t>
+      </w:r>
+      <w:r/>
+    </w:p>
+    <w:p>
+      <w:pPr>
+        <w:pStyle w:val="860"/>
+        <w:pBdr/>
+        <w:spacing/>
+        <w:ind/>
+        <w:rPr/>
+      </w:pPr>
+      <w:r>
+        <w:t xml:space="preserve">    </w:t>
+      </w:r>
+      <w:r/>
+    </w:p>
+    <w:p>
+      <w:pPr>
+        <w:pStyle w:val="860"/>
+        <w:pBdr/>
+        <w:spacing/>
+        <w:ind/>
+        <w:rPr/>
+      </w:pPr>
+      <w:r>
+        <w:t xml:space="preserve">    return stats;</w:t>
+      </w:r>
+      <w:r/>
+    </w:p>
+    <w:p>
+      <w:pPr>
+        <w:pStyle w:val="860"/>
+        <w:pBdr/>
+        <w:spacing/>
+        <w:ind/>
+        <w:rPr/>
+      </w:pPr>
+      <w:r>
+        <w:t xml:space="preserve">}</w:t>
+      </w:r>
+      <w:r/>
+    </w:p>
+    <w:p>
+      <w:pPr>
+        <w:pStyle w:val="860"/>
+        <w:pBdr/>
+        <w:spacing/>
+        <w:ind/>
+        <w:rPr/>
+      </w:pPr>
+      <w:r/>
+      <w:r/>
+    </w:p>
+    <w:p>
+      <w:pPr>
+        <w:pStyle w:val="860"/>
+        <w:pBdr/>
+        <w:spacing/>
+        <w:ind/>
+        <w:rPr/>
+      </w:pPr>
+      <w:r>
+        <w:t xml:space="preserve">/* Functie om te zoeken of er van een tegenstander is gewonnen */</w:t>
+      </w:r>
+      <w:r/>
+    </w:p>
+    <w:p>
+      <w:pPr>
+        <w:pStyle w:val="860"/>
+        <w:pBdr/>
+        <w:spacing/>
+        <w:ind/>
+        <w:rPr/>
+      </w:pPr>
+      <w:r>
+        <w:t xml:space="preserve">void zoekTegenstander(struct Wedstrijd wedstrijden[], int aantal, char* teamnaam) {</w:t>
+      </w:r>
+      <w:r/>
+    </w:p>
+    <w:p>
+      <w:pPr>
+        <w:pStyle w:val="860"/>
+        <w:pBdr/>
+        <w:spacing/>
+        <w:ind/>
+        <w:rPr/>
+      </w:pPr>
+      <w:r>
+        <w:t xml:space="preserve">    int gevonden = 0;</w:t>
+      </w:r>
+      <w:r/>
+    </w:p>
+    <w:p>
+      <w:pPr>
+        <w:pStyle w:val="860"/>
+        <w:pBdr/>
+        <w:spacing/>
+        <w:ind/>
+        <w:rPr/>
+      </w:pPr>
+      <w:r>
+        <w:t xml:space="preserve">    </w:t>
+      </w:r>
+      <w:r/>
+    </w:p>
+    <w:p>
+      <w:pPr>
+        <w:pStyle w:val="860"/>
+        <w:pBdr/>
+        <w:spacing/>
+        <w:ind/>
+        <w:rPr/>
+      </w:pPr>
+      <w:r>
+        <w:t xml:space="preserve">    for (int i = 0; i &lt; aantal; i++) {</w:t>
+      </w:r>
+      <w:r/>
+    </w:p>
+    <w:p>
+      <w:pPr>
+        <w:pStyle w:val="860"/>
+        <w:pBdr/>
+        <w:spacing/>
+        <w:ind/>
+        <w:rPr/>
+      </w:pPr>
+      <w:r>
+        <w:t xml:space="preserve">        if (strcmp(wedstrijden[i].tegenstander, teamnaam) == 0) {</w:t>
+      </w:r>
+      <w:r/>
+    </w:p>
+    <w:p>
+      <w:pPr>
+        <w:pStyle w:val="860"/>
+        <w:pBdr/>
+        <w:spacing/>
+        <w:ind/>
+        <w:rPr/>
+      </w:pPr>
+      <w:r>
+        <w:t xml:space="preserve">            gevonden = 1;</w:t>
+      </w:r>
+      <w:r/>
+    </w:p>
+    <w:p>
+      <w:pPr>
+        <w:pStyle w:val="860"/>
+        <w:pBdr/>
+        <w:spacing/>
+        <w:ind/>
+        <w:rPr/>
+      </w:pPr>
+      <w:r>
+        <w:t xml:space="preserve">            int punten = berekenPunten(wedstrijden[i].doelpuntenVoor, </w:t>
+      </w:r>
+      <w:r/>
+    </w:p>
+    <w:p>
+      <w:pPr>
+        <w:pStyle w:val="860"/>
+        <w:pBdr/>
+        <w:spacing/>
+        <w:ind/>
+        <w:rPr/>
+      </w:pPr>
+      <w:r>
+        <w:t xml:space="preserve">                                       wedstrijden[i].doelpuntenTegen);</w:t>
+      </w:r>
+      <w:r/>
+    </w:p>
+    <w:p>
+      <w:pPr>
+        <w:pStyle w:val="860"/>
+        <w:pBdr/>
+        <w:spacing/>
+        <w:ind/>
+        <w:rPr/>
+      </w:pPr>
+      <w:r>
+        <w:t xml:space="preserve">            </w:t>
+      </w:r>
+      <w:r/>
+    </w:p>
+    <w:p>
+      <w:pPr>
+        <w:pStyle w:val="860"/>
+        <w:pBdr/>
+        <w:spacing/>
+        <w:ind/>
+        <w:rPr/>
+      </w:pPr>
+      <w:r>
+        <w:t xml:space="preserve">            printf("\nWedstrijd tegen %s (%s): %d - %d\n", </w:t>
+      </w:r>
+      <w:r/>
+    </w:p>
+    <w:p>
+      <w:pPr>
+        <w:pStyle w:val="860"/>
+        <w:pBdr/>
+        <w:spacing/>
+        <w:ind/>
+        <w:rPr/>
+      </w:pPr>
+      <w:r>
+        <w:t xml:space="preserve">                   wedstrijden[i].tegenstander,</w:t>
+      </w:r>
+      <w:r/>
+    </w:p>
+    <w:p>
+      <w:pPr>
+        <w:pStyle w:val="860"/>
+        <w:pBdr/>
+        <w:spacing/>
+        <w:ind/>
+        <w:rPr/>
+      </w:pPr>
+      <w:r>
+        <w:t xml:space="preserve">                   wedstrijden[i].thuisOfUit,</w:t>
+      </w:r>
+      <w:r/>
+    </w:p>
+    <w:p>
+      <w:pPr>
+        <w:pStyle w:val="860"/>
+        <w:pBdr/>
+        <w:spacing/>
+        <w:ind/>
+        <w:rPr/>
+      </w:pPr>
+      <w:r>
+        <w:t xml:space="preserve">                   wedstrijden[i].doelpuntenVoor,</w:t>
+      </w:r>
+      <w:r/>
+    </w:p>
+    <w:p>
+      <w:pPr>
+        <w:pStyle w:val="860"/>
+        <w:pBdr/>
+        <w:spacing/>
+        <w:ind/>
+        <w:rPr/>
+      </w:pPr>
+      <w:r>
+        <w:t xml:space="preserve">                   wedstrijden[i].doelpuntenTegen);</w:t>
+      </w:r>
+      <w:r/>
+    </w:p>
+    <w:p>
+      <w:pPr>
+        <w:pStyle w:val="860"/>
+        <w:pBdr/>
+        <w:spacing/>
+        <w:ind/>
+        <w:rPr/>
+      </w:pPr>
+      <w:r>
+        <w:t xml:space="preserve">            </w:t>
+      </w:r>
+      <w:r/>
+    </w:p>
+    <w:p>
+      <w:pPr>
+        <w:pStyle w:val="860"/>
+        <w:pBdr/>
+        <w:spacing/>
+        <w:ind/>
+        <w:rPr/>
+      </w:pPr>
+      <w:r>
+        <w:t xml:space="preserve">            if (punten == 3) {</w:t>
+      </w:r>
+      <w:r/>
+    </w:p>
+    <w:p>
+      <w:pPr>
+        <w:pStyle w:val="860"/>
+        <w:pBdr/>
+        <w:spacing/>
+        <w:ind/>
+        <w:rPr/>
+      </w:pPr>
+      <w:r>
+        <w:t xml:space="preserve">                printf("Resultaat: Gewonnen!\n");</w:t>
+      </w:r>
+      <w:r/>
+    </w:p>
+    <w:p>
+      <w:pPr>
+        <w:pStyle w:val="860"/>
+        <w:pBdr/>
+        <w:spacing/>
+        <w:ind/>
+        <w:rPr/>
+      </w:pPr>
+      <w:r>
+        <w:t xml:space="preserve">            } else if (punten == 1) {</w:t>
+      </w:r>
+      <w:r/>
+    </w:p>
+    <w:p>
+      <w:pPr>
+        <w:pStyle w:val="860"/>
+        <w:pBdr/>
+        <w:spacing/>
+        <w:ind/>
+        <w:rPr/>
+      </w:pPr>
+      <w:r>
+        <w:t xml:space="preserve">                printf("Resultaat: Gelijk gespeeld\n");</w:t>
+      </w:r>
+      <w:r/>
+    </w:p>
+    <w:p>
+      <w:pPr>
+        <w:pStyle w:val="860"/>
+        <w:pBdr/>
+        <w:spacing/>
+        <w:ind/>
+        <w:rPr/>
+      </w:pPr>
+      <w:r>
+        <w:t xml:space="preserve">            } else {</w:t>
+      </w:r>
+      <w:r/>
+    </w:p>
+    <w:p>
+      <w:pPr>
+        <w:pStyle w:val="860"/>
+        <w:pBdr/>
+        <w:spacing/>
+        <w:ind/>
+        <w:rPr/>
+      </w:pPr>
+      <w:r>
+        <w:t xml:space="preserve">                printf("Resultaat: Verloren\n");</w:t>
+      </w:r>
+      <w:r/>
+    </w:p>
+    <w:p>
+      <w:pPr>
+        <w:pStyle w:val="860"/>
+        <w:pBdr/>
+        <w:spacing/>
+        <w:ind/>
+        <w:rPr/>
+      </w:pPr>
+      <w:r>
+        <w:t xml:space="preserve">            }</w:t>
+      </w:r>
+      <w:r/>
+    </w:p>
+    <w:p>
+      <w:pPr>
+        <w:pStyle w:val="860"/>
+        <w:pBdr/>
+        <w:spacing/>
+        <w:ind/>
+        <w:rPr/>
+      </w:pPr>
+      <w:r>
+        <w:t xml:space="preserve">        }</w:t>
+      </w:r>
+      <w:r/>
+    </w:p>
+    <w:p>
+      <w:pPr>
+        <w:pStyle w:val="860"/>
+        <w:pBdr/>
+        <w:spacing/>
+        <w:ind/>
+        <w:rPr/>
+      </w:pPr>
+      <w:r>
+        <w:t xml:space="preserve">    }</w:t>
+      </w:r>
+      <w:r/>
+    </w:p>
+    <w:p>
+      <w:pPr>
+        <w:pStyle w:val="860"/>
+        <w:pBdr/>
+        <w:spacing/>
+        <w:ind/>
+        <w:rPr/>
+      </w:pPr>
+      <w:r>
+        <w:t xml:space="preserve">    </w:t>
+      </w:r>
+      <w:r/>
+    </w:p>
+    <w:p>
+      <w:pPr>
+        <w:pStyle w:val="860"/>
+        <w:pBdr/>
+        <w:spacing/>
+        <w:ind/>
+        <w:rPr/>
+      </w:pPr>
+      <w:r>
+        <w:t xml:space="preserve">    if (!gevonden) {</w:t>
+      </w:r>
+      <w:r/>
+    </w:p>
+    <w:p>
+      <w:pPr>
+        <w:pStyle w:val="860"/>
+        <w:pBdr/>
+        <w:spacing/>
+        <w:ind/>
+        <w:rPr/>
+      </w:pPr>
+      <w:r>
+        <w:t xml:space="preserve">        printf("\nTegenstander '%s' niet gevonden\n", teamnaam);</w:t>
+      </w:r>
+      <w:r/>
+    </w:p>
+    <w:p>
+      <w:pPr>
+        <w:pStyle w:val="860"/>
+        <w:pBdr/>
+        <w:spacing/>
+        <w:ind/>
+        <w:rPr/>
+      </w:pPr>
+      <w:r>
+        <w:t xml:space="preserve">    }</w:t>
+      </w:r>
+      <w:r/>
+    </w:p>
+    <w:p>
+      <w:pPr>
+        <w:pStyle w:val="860"/>
+        <w:pBdr/>
+        <w:spacing/>
+        <w:ind/>
+        <w:rPr/>
+      </w:pPr>
+      <w:r>
+        <w:t xml:space="preserve">}</w:t>
+      </w:r>
+      <w:r/>
+    </w:p>
+    <w:p>
+      <w:pPr>
+        <w:pStyle w:val="860"/>
+        <w:pBdr/>
+        <w:spacing/>
+        <w:ind/>
+        <w:rPr/>
+      </w:pPr>
+      <w:r/>
+      <w:r/>
+    </w:p>
+    <w:p>
+      <w:pPr>
+        <w:pStyle w:val="860"/>
+        <w:pBdr/>
+        <w:spacing/>
+        <w:ind/>
+        <w:rPr/>
+      </w:pPr>
+      <w:r>
+        <w:t xml:space="preserve">int main() {</w:t>
+      </w:r>
+      <w:r/>
+    </w:p>
+    <w:p>
+      <w:pPr>
+        <w:pStyle w:val="860"/>
+        <w:pBdr/>
+        <w:spacing/>
+        <w:ind/>
+        <w:rPr/>
+      </w:pPr>
+      <w:r>
+        <w:t xml:space="preserve">    FILE* fp;</w:t>
+      </w:r>
+      <w:r/>
+    </w:p>
+    <w:p>
+      <w:pPr>
+        <w:pStyle w:val="860"/>
+        <w:pBdr/>
+        <w:spacing/>
+        <w:ind/>
+        <w:rPr/>
+      </w:pPr>
+      <w:r>
+        <w:t xml:space="preserve">    struct Wedstrijd wedstrijden[MAX_WEDSTRIJDEN];</w:t>
+      </w:r>
+      <w:r/>
+    </w:p>
+    <w:p>
+      <w:pPr>
+        <w:pStyle w:val="860"/>
+        <w:pBdr/>
+        <w:spacing/>
+        <w:ind/>
+        <w:rPr/>
+      </w:pPr>
+      <w:r>
+        <w:t xml:space="preserve">    int aantalWedstrijden = 0;</w:t>
+      </w:r>
+      <w:r/>
+    </w:p>
+    <w:p>
+      <w:pPr>
+        <w:pStyle w:val="860"/>
+        <w:pBdr/>
+        <w:spacing/>
+        <w:ind/>
+        <w:rPr/>
+      </w:pPr>
+      <w:r>
+        <w:t xml:space="preserve">    char zoekNaam[MAX_TEAMNAAM];</w:t>
+      </w:r>
+      <w:r/>
+    </w:p>
+    <w:p>
+      <w:pPr>
+        <w:pStyle w:val="860"/>
+        <w:pBdr/>
+        <w:spacing/>
+        <w:ind/>
+        <w:rPr/>
+      </w:pPr>
+      <w:r>
+        <w:t xml:space="preserve">    </w:t>
+      </w:r>
+      <w:r/>
+    </w:p>
+    <w:p>
+      <w:pPr>
+        <w:pStyle w:val="860"/>
+        <w:pBdr/>
+        <w:spacing/>
+        <w:ind/>
+        <w:rPr/>
+      </w:pPr>
+      <w:r>
+        <w:t xml:space="preserve">    /* Open het bestand voor lezen */</w:t>
+      </w:r>
+      <w:r/>
+    </w:p>
+    <w:p>
+      <w:pPr>
+        <w:pStyle w:val="860"/>
+        <w:pBdr/>
+        <w:spacing/>
+        <w:ind/>
+        <w:rPr/>
+      </w:pPr>
+      <w:r>
+        <w:t xml:space="preserve">    fp = fopen("uitslagen.txt", "r");</w:t>
+      </w:r>
+      <w:r/>
+    </w:p>
+    <w:p>
+      <w:pPr>
+        <w:pStyle w:val="860"/>
+        <w:pBdr/>
+        <w:spacing/>
+        <w:ind/>
+        <w:rPr/>
+      </w:pPr>
+      <w:r>
+        <w:t xml:space="preserve">    </w:t>
+      </w:r>
+      <w:r/>
+    </w:p>
+    <w:p>
+      <w:pPr>
+        <w:pStyle w:val="860"/>
+        <w:pBdr/>
+        <w:spacing/>
+        <w:ind/>
+        <w:rPr/>
+      </w:pPr>
+      <w:r>
+        <w:t xml:space="preserve">    /* Controleer of het bestand geopend kon worden */</w:t>
+      </w:r>
+      <w:r/>
+    </w:p>
+    <w:p>
+      <w:pPr>
+        <w:pStyle w:val="860"/>
+        <w:pBdr/>
+        <w:spacing/>
+        <w:ind/>
+        <w:rPr/>
+      </w:pPr>
+      <w:r>
+        <w:t xml:space="preserve">    if (fp == NULL) {</w:t>
+      </w:r>
+      <w:r/>
+    </w:p>
+    <w:p>
+      <w:pPr>
+        <w:pStyle w:val="860"/>
+        <w:pBdr/>
+        <w:spacing/>
+        <w:ind/>
+        <w:rPr/>
+      </w:pPr>
+      <w:r>
+        <w:t xml:space="preserve">        printf("Bestand kan niet geopend worden\n");</w:t>
+      </w:r>
+      <w:r/>
+    </w:p>
+    <w:p>
+      <w:pPr>
+        <w:pStyle w:val="860"/>
+        <w:pBdr/>
+        <w:spacing/>
+        <w:ind/>
+        <w:rPr/>
+      </w:pPr>
+      <w:r>
+        <w:t xml:space="preserve">        return -1;</w:t>
+      </w:r>
+      <w:r/>
+    </w:p>
+    <w:p>
+      <w:pPr>
+        <w:pStyle w:val="860"/>
+        <w:pBdr/>
+        <w:spacing/>
+        <w:ind/>
+        <w:rPr/>
+      </w:pPr>
+      <w:r>
+        <w:t xml:space="preserve">    }</w:t>
+      </w:r>
+      <w:r/>
+    </w:p>
+    <w:p>
+      <w:pPr>
+        <w:pStyle w:val="860"/>
+        <w:pBdr/>
+        <w:spacing/>
+        <w:ind/>
+        <w:rPr/>
+      </w:pPr>
+      <w:r>
+        <w:t xml:space="preserve">    </w:t>
+      </w:r>
+      <w:r/>
+    </w:p>
+    <w:p>
+      <w:pPr>
+        <w:pStyle w:val="860"/>
+        <w:pBdr/>
+        <w:spacing/>
+        <w:ind/>
+        <w:rPr/>
+      </w:pPr>
+      <w:r>
+        <w:t xml:space="preserve">    /* Lees alle wedstrijden uit het bestand */</w:t>
+      </w:r>
+      <w:r/>
+    </w:p>
+    <w:p>
+      <w:pPr>
+        <w:pStyle w:val="860"/>
+        <w:pBdr/>
+        <w:spacing/>
+        <w:ind/>
+        <w:rPr/>
+      </w:pPr>
+      <w:r>
+        <w:t xml:space="preserve">    while (aantalWedstrijden &lt; MAX_WEDSTRIJDEN) {</w:t>
+      </w:r>
+      <w:r/>
+    </w:p>
+    <w:p>
+      <w:pPr>
+        <w:pStyle w:val="860"/>
+        <w:pBdr/>
+        <w:spacing/>
+        <w:ind/>
+        <w:rPr/>
+      </w:pPr>
+      <w:r>
+        <w:t xml:space="preserve">        int resultaat = fscanf(fp, "%s %d - %d %s", </w:t>
+      </w:r>
+      <w:r/>
+    </w:p>
+    <w:p>
+      <w:pPr>
+        <w:pStyle w:val="860"/>
+        <w:pBdr/>
+        <w:spacing/>
+        <w:ind/>
+        <w:rPr/>
+      </w:pPr>
+      <w:r>
+        <w:t xml:space="preserve">                               wedstrijden[aantalWedstrijden].thuisOfUit,</w:t>
+      </w:r>
+      <w:r/>
+    </w:p>
+    <w:p>
+      <w:pPr>
+        <w:pStyle w:val="860"/>
+        <w:pBdr/>
+        <w:spacing/>
+        <w:ind/>
+        <w:rPr/>
+      </w:pPr>
+      <w:r>
+        <w:t xml:space="preserve">                               &amp;wedstrijden[aantalWedstrijden].doelpuntenVoor,</w:t>
+      </w:r>
+      <w:r/>
+    </w:p>
+    <w:p>
+      <w:pPr>
+        <w:pStyle w:val="860"/>
+        <w:pBdr/>
+        <w:spacing/>
+        <w:ind/>
+        <w:rPr/>
+      </w:pPr>
+      <w:r>
+        <w:t xml:space="preserve">                               &amp;wedstrijden[aantalWedstrijden].doelpuntenTegen,</w:t>
+      </w:r>
+      <w:r/>
+    </w:p>
+    <w:p>
+      <w:pPr>
+        <w:pStyle w:val="860"/>
+        <w:pBdr/>
+        <w:spacing/>
+        <w:ind/>
+        <w:rPr/>
+      </w:pPr>
+      <w:r>
+        <w:t xml:space="preserve">                               wedstrijden[aantalWedstrijden].tegenstander);</w:t>
+      </w:r>
+      <w:r/>
+    </w:p>
+    <w:p>
+      <w:pPr>
+        <w:pStyle w:val="860"/>
+        <w:pBdr/>
+        <w:spacing/>
+        <w:ind/>
+        <w:rPr/>
+      </w:pPr>
+      <w:r>
+        <w:t xml:space="preserve">        </w:t>
+      </w:r>
+      <w:r/>
+    </w:p>
+    <w:p>
+      <w:pPr>
+        <w:pStyle w:val="860"/>
+        <w:pBdr/>
+        <w:spacing/>
+        <w:ind/>
+        <w:rPr/>
+      </w:pPr>
+      <w:r>
+        <w:t xml:space="preserve">        /* Stop als we het einde van het bestand bereiken */</w:t>
+      </w:r>
+      <w:r/>
+    </w:p>
+    <w:p>
+      <w:pPr>
+        <w:pStyle w:val="860"/>
+        <w:pBdr/>
+        <w:spacing/>
+        <w:ind/>
+        <w:rPr/>
+      </w:pPr>
+      <w:r>
+        <w:t xml:space="preserve">        if (resultaat != 4) {</w:t>
+      </w:r>
+      <w:r/>
+    </w:p>
+    <w:p>
+      <w:pPr>
+        <w:pStyle w:val="860"/>
+        <w:pBdr/>
+        <w:spacing/>
+        <w:ind/>
+        <w:rPr/>
+      </w:pPr>
+      <w:r>
+        <w:t xml:space="preserve">            break;</w:t>
+      </w:r>
+      <w:r/>
+    </w:p>
+    <w:p>
+      <w:pPr>
+        <w:pStyle w:val="860"/>
+        <w:pBdr/>
+        <w:spacing/>
+        <w:ind/>
+        <w:rPr/>
+      </w:pPr>
+      <w:r>
+        <w:t xml:space="preserve">        }</w:t>
+      </w:r>
+      <w:r/>
+    </w:p>
+    <w:p>
+      <w:pPr>
+        <w:pStyle w:val="860"/>
+        <w:pBdr/>
+        <w:spacing/>
+        <w:ind/>
+        <w:rPr/>
+      </w:pPr>
+      <w:r>
+        <w:t xml:space="preserve">        </w:t>
+      </w:r>
+      <w:r/>
+    </w:p>
+    <w:p>
+      <w:pPr>
+        <w:pStyle w:val="860"/>
+        <w:pBdr/>
+        <w:spacing/>
+        <w:ind/>
+        <w:rPr/>
+      </w:pPr>
+      <w:r>
+        <w:t xml:space="preserve">        aantalWedstrijden++;</w:t>
+      </w:r>
+      <w:r/>
+    </w:p>
+    <w:p>
+      <w:pPr>
+        <w:pStyle w:val="860"/>
+        <w:pBdr/>
+        <w:spacing/>
+        <w:ind/>
+        <w:rPr/>
+      </w:pPr>
+      <w:r>
+        <w:t xml:space="preserve">    }</w:t>
+      </w:r>
+      <w:r/>
+    </w:p>
+    <w:p>
+      <w:pPr>
+        <w:pStyle w:val="860"/>
+        <w:pBdr/>
+        <w:spacing/>
+        <w:ind/>
+        <w:rPr/>
+      </w:pPr>
+      <w:r>
+        <w:t xml:space="preserve">    </w:t>
+      </w:r>
+      <w:r/>
+    </w:p>
+    <w:p>
+      <w:pPr>
+        <w:pStyle w:val="860"/>
+        <w:pBdr/>
+        <w:spacing/>
+        <w:ind/>
+        <w:rPr/>
+      </w:pPr>
+      <w:r>
+        <w:t xml:space="preserve">    /* Sluit het bestand */</w:t>
+      </w:r>
+      <w:r/>
+    </w:p>
+    <w:p>
+      <w:pPr>
+        <w:pStyle w:val="860"/>
+        <w:pBdr/>
+        <w:spacing/>
+        <w:ind/>
+        <w:rPr/>
+      </w:pPr>
+      <w:r>
+        <w:t xml:space="preserve">    fclose(fp);</w:t>
+      </w:r>
+      <w:r/>
+    </w:p>
+    <w:p>
+      <w:pPr>
+        <w:pStyle w:val="860"/>
+        <w:pBdr/>
+        <w:spacing/>
+        <w:ind/>
+        <w:rPr/>
+      </w:pPr>
+      <w:r>
+        <w:t xml:space="preserve">    </w:t>
+      </w:r>
+      <w:r/>
+    </w:p>
+    <w:p>
+      <w:pPr>
+        <w:pStyle w:val="860"/>
+        <w:pBdr/>
+        <w:spacing/>
+        <w:ind/>
+        <w:rPr/>
+      </w:pPr>
+      <w:r>
+        <w:t xml:space="preserve">    printf("=== VOETBAL UITSLAGEN ===\n\n");</w:t>
+      </w:r>
+      <w:r/>
+    </w:p>
+    <w:p>
+      <w:pPr>
+        <w:pStyle w:val="860"/>
+        <w:pBdr/>
+        <w:spacing/>
+        <w:ind/>
+        <w:rPr/>
+      </w:pPr>
+      <w:r>
+        <w:t xml:space="preserve">    </w:t>
+      </w:r>
+      <w:r/>
+    </w:p>
+    <w:p>
+      <w:pPr>
+        <w:pStyle w:val="860"/>
+        <w:pBdr/>
+        <w:spacing/>
+        <w:ind/>
+        <w:rPr/>
+      </w:pPr>
+      <w:r>
+        <w:t xml:space="preserve">    /* b) Print alle tegenstanders */</w:t>
+      </w:r>
+      <w:r/>
+    </w:p>
+    <w:p>
+      <w:pPr>
+        <w:pStyle w:val="860"/>
+        <w:pBdr/>
+        <w:spacing/>
+        <w:ind/>
+        <w:rPr/>
+      </w:pPr>
+      <w:r>
+        <w:t xml:space="preserve">    printf("Alle tegenstanders:\n");</w:t>
+      </w:r>
+      <w:r/>
+    </w:p>
+    <w:p>
+      <w:pPr>
+        <w:pStyle w:val="860"/>
+        <w:pBdr/>
+        <w:spacing/>
+        <w:ind/>
+        <w:rPr/>
+      </w:pPr>
+      <w:r>
+        <w:t xml:space="preserve">    for (int i = 0; i &lt; aantalWedstrijden; i++) {</w:t>
+      </w:r>
+      <w:r/>
+    </w:p>
+    <w:p>
+      <w:pPr>
+        <w:pStyle w:val="860"/>
+        <w:pBdr/>
+        <w:spacing/>
+        <w:ind/>
+        <w:rPr/>
+      </w:pPr>
+      <w:r>
+        <w:t xml:space="preserve">        printf("- %s\n", wedstrijden[i].tegenstander);</w:t>
+      </w:r>
+      <w:r/>
+    </w:p>
+    <w:p>
+      <w:pPr>
+        <w:pStyle w:val="860"/>
+        <w:pBdr/>
+        <w:spacing/>
+        <w:ind/>
+        <w:rPr/>
+      </w:pPr>
+      <w:r>
+        <w:t xml:space="preserve">    }</w:t>
+      </w:r>
+      <w:r/>
+    </w:p>
+    <w:p>
+      <w:pPr>
+        <w:pStyle w:val="860"/>
+        <w:pBdr/>
+        <w:spacing/>
+        <w:ind/>
+        <w:rPr/>
+      </w:pPr>
+      <w:r>
+        <w:t xml:space="preserve">    </w:t>
+      </w:r>
+      <w:r/>
+    </w:p>
+    <w:p>
+      <w:pPr>
+        <w:pStyle w:val="860"/>
+        <w:pBdr/>
+        <w:spacing/>
+        <w:ind/>
+        <w:rPr/>
+      </w:pPr>
+      <w:r>
+        <w:t xml:space="preserve">    /* c) en d) Bereken en print statistieken */</w:t>
+      </w:r>
+      <w:r/>
+    </w:p>
+    <w:p>
+      <w:pPr>
+        <w:pStyle w:val="860"/>
+        <w:pBdr/>
+        <w:spacing/>
+        <w:ind/>
+        <w:rPr/>
+      </w:pPr>
+      <w:r>
+        <w:t xml:space="preserve">    struct Statistieken stats = berekenStatistieken(wedstrijden, aantalWedstrijden);</w:t>
+      </w:r>
+      <w:r/>
+    </w:p>
+    <w:p>
+      <w:pPr>
+        <w:pStyle w:val="860"/>
+        <w:pBdr/>
+        <w:spacing/>
+        <w:ind/>
+        <w:rPr/>
+      </w:pPr>
+      <w:r>
+        <w:t xml:space="preserve">    </w:t>
+      </w:r>
+      <w:r/>
+    </w:p>
+    <w:p>
+      <w:pPr>
+        <w:pStyle w:val="860"/>
+        <w:pBdr/>
+        <w:spacing/>
+        <w:ind/>
+        <w:rPr/>
+      </w:pPr>
+      <w:r>
+        <w:t xml:space="preserve">    printf("\n=== STATISTIEKEN ===\n");</w:t>
+      </w:r>
+      <w:r/>
+    </w:p>
+    <w:p>
+      <w:pPr>
+        <w:pStyle w:val="860"/>
+        <w:pBdr/>
+        <w:spacing/>
+        <w:ind/>
+        <w:rPr/>
+      </w:pPr>
+      <w:r>
+        <w:t xml:space="preserve">    printf("%d wedstrijden, %d punten en doelsaldo (%d-%d)\n", </w:t>
+      </w:r>
+      <w:r/>
+    </w:p>
+    <w:p>
+      <w:pPr>
+        <w:pStyle w:val="860"/>
+        <w:pBdr/>
+        <w:spacing/>
+        <w:ind/>
+        <w:rPr/>
+      </w:pPr>
+      <w:r>
+        <w:t xml:space="preserve">           stats.aantalWedstrijden,</w:t>
+      </w:r>
+      <w:r/>
+    </w:p>
+    <w:p>
+      <w:pPr>
+        <w:pStyle w:val="860"/>
+        <w:pBdr/>
+        <w:spacing/>
+        <w:ind/>
+        <w:rPr/>
+      </w:pPr>
+      <w:r>
+        <w:t xml:space="preserve">           stats.totaalPunten,</w:t>
+      </w:r>
+      <w:r/>
+    </w:p>
+    <w:p>
+      <w:pPr>
+        <w:pStyle w:val="860"/>
+        <w:pBdr/>
+        <w:spacing/>
+        <w:ind/>
+        <w:rPr/>
+      </w:pPr>
+      <w:r>
+        <w:t xml:space="preserve">           stats.doelsaldoVoor,</w:t>
+      </w:r>
+      <w:r/>
+    </w:p>
+    <w:p>
+      <w:pPr>
+        <w:pStyle w:val="860"/>
+        <w:pBdr/>
+        <w:spacing/>
+        <w:ind/>
+        <w:rPr/>
+      </w:pPr>
+      <w:r>
+        <w:t xml:space="preserve">           stats.doelsaldoTegen);</w:t>
+      </w:r>
+      <w:r/>
+    </w:p>
+    <w:p>
+      <w:pPr>
+        <w:pStyle w:val="860"/>
+        <w:pBdr/>
+        <w:spacing/>
+        <w:ind/>
+        <w:rPr/>
+      </w:pPr>
+      <w:r>
+        <w:t xml:space="preserve">    </w:t>
+      </w:r>
+      <w:r/>
+    </w:p>
+    <w:p>
+      <w:pPr>
+        <w:pStyle w:val="860"/>
+        <w:pBdr/>
+        <w:spacing/>
+        <w:ind/>
+        <w:rPr/>
+      </w:pPr>
+      <w:r>
+        <w:t xml:space="preserve">    /* e) Geef gebruiker mogelijkheid om tegenstander te zoeken */</w:t>
+      </w:r>
+      <w:r/>
+    </w:p>
+    <w:p>
+      <w:pPr>
+        <w:pStyle w:val="860"/>
+        <w:pBdr/>
+        <w:spacing/>
+        <w:ind/>
+        <w:rPr/>
+      </w:pPr>
+      <w:r>
+        <w:t xml:space="preserve">    printf("\n=== ZOEK TEGENSTANDER ===\n");</w:t>
+      </w:r>
+      <w:r/>
+    </w:p>
+    <w:p>
+      <w:pPr>
+        <w:pStyle w:val="860"/>
+        <w:pBdr/>
+        <w:spacing/>
+        <w:ind/>
+        <w:rPr/>
+      </w:pPr>
+      <w:r>
+        <w:t xml:space="preserve">    printf("Voer de naam van een tegenstander in: ");</w:t>
+      </w:r>
+      <w:r/>
+    </w:p>
+    <w:p>
+      <w:pPr>
+        <w:pStyle w:val="860"/>
+        <w:pBdr/>
+        <w:spacing/>
+        <w:ind/>
+        <w:rPr/>
+      </w:pPr>
+      <w:r>
+        <w:t xml:space="preserve">    scanf("%s", zoekNaam);</w:t>
+      </w:r>
+      <w:r/>
+    </w:p>
+    <w:p>
+      <w:pPr>
+        <w:pStyle w:val="860"/>
+        <w:pBdr/>
+        <w:spacing/>
+        <w:ind/>
+        <w:rPr/>
+      </w:pPr>
+      <w:r>
+        <w:t xml:space="preserve">    </w:t>
+      </w:r>
+      <w:r/>
+    </w:p>
+    <w:p>
+      <w:pPr>
+        <w:pStyle w:val="860"/>
+        <w:pBdr/>
+        <w:spacing/>
+        <w:ind/>
+        <w:rPr/>
+      </w:pPr>
+      <w:r>
+        <w:t xml:space="preserve">    zoekTegenstander(wedstrijden, aantalWedstrijden, zoekNaam);</w:t>
+      </w:r>
+      <w:r/>
+    </w:p>
+    <w:p>
+      <w:pPr>
+        <w:pStyle w:val="860"/>
+        <w:pBdr/>
+        <w:spacing/>
+        <w:ind/>
+        <w:rPr/>
+      </w:pPr>
+      <w:r>
+        <w:t xml:space="preserve">    </w:t>
+      </w:r>
+      <w:r/>
+    </w:p>
+    <w:p>
+      <w:pPr>
+        <w:pStyle w:val="860"/>
+        <w:pBdr/>
+        <w:spacing/>
+        <w:ind/>
+        <w:rPr/>
+      </w:pPr>
+      <w:r>
+        <w:t xml:space="preserve">    return 0;</w:t>
+      </w:r>
+      <w:r/>
+    </w:p>
+    <w:p>
+      <w:pPr>
+        <w:pStyle w:val="860"/>
+        <w:pBdr/>
+        <w:spacing/>
+        <w:ind/>
+        <w:rPr/>
+      </w:pPr>
+      <w:r>
+        <w:t xml:space="preserve">}</w:t>
+      </w:r>
+      <w:r/>
       <w:r/>
       <w:r/>
     </w:p>
@@ -1659,7 +4452,7 @@
       <w:footnotePr/>
       <w:endnotePr/>
       <w:type w:val="nextPage"/>
-      <w:pgSz w:h="16838" w:orient="landscape" w:w="11906"/>
+      <w:pgSz w:h="16838" w:orient="portrait" w:w="11906"/>
       <w:pgMar w:top="1440" w:right="1440" w:bottom="1440" w:left="1440" w:header="708" w:footer="708" w:gutter="0"/>
       <w:cols w:num="1" w:sep="0" w:space="708" w:equalWidth="1"/>
     </w:sectPr>
@@ -2296,10 +5089,10 @@
     <w:lsdException w:name="Bibliography" w:uiPriority="37"/>
     <w:lsdException w:name="TOC Heading" w:uiPriority="39" w:qFormat="1"/>
   </w:latentStyles>
-  <w:style w:type="character" w:styleId="47">
+  <w:style w:type="character" w:styleId="707">
     <w:name w:val="Caption Char"/>
-    <w:basedOn w:val="820"/>
-    <w:link w:val="818"/>
+    <w:basedOn w:val="870"/>
+    <w:link w:val="868"/>
     <w:uiPriority w:val="99"/>
     <w:pPr>
       <w:pBdr/>
@@ -2307,9 +5100,9 @@
       <w:ind/>
     </w:pPr>
   </w:style>
-  <w:style w:type="table" w:styleId="658">
+  <w:style w:type="table" w:styleId="708">
     <w:name w:val="Table Grid Light"/>
-    <w:basedOn w:val="844"/>
+    <w:basedOn w:val="894"/>
     <w:uiPriority w:val="59"/>
     <w:pPr>
       <w:pBdr/>
@@ -2318,6 +5111,12 @@
     </w:pPr>
     <w:tblPr>
       <w:tblInd w:w="0" w:type="dxa"/>
+      <w:tblCellMar>
+        <w:left w:w="108" w:type="dxa"/>
+        <w:top w:w="0" w:type="dxa"/>
+        <w:right w:w="108" w:type="dxa"/>
+        <w:bottom w:w="0" w:type="dxa"/>
+      </w:tblCellMar>
       <w:tblBorders>
         <w:top w:val="single" w:color="000000" w:themeColor="text1" w:themeTint="50" w:sz="4" w:space="0"/>
         <w:left w:val="single" w:color="000000" w:themeColor="text1" w:themeTint="50" w:sz="4" w:space="0"/>
@@ -2326,12 +5125,6 @@
         <w:insideH w:val="single" w:color="000000" w:themeColor="text1" w:themeTint="50" w:sz="4" w:space="0"/>
         <w:insideV w:val="single" w:color="000000" w:themeColor="text1" w:themeTint="50" w:sz="4" w:space="0"/>
       </w:tblBorders>
-      <w:tblCellMar>
-        <w:left w:w="108" w:type="dxa"/>
-        <w:top w:w="0" w:type="dxa"/>
-        <w:right w:w="108" w:type="dxa"/>
-        <w:bottom w:w="0" w:type="dxa"/>
-      </w:tblCellMar>
     </w:tblPr>
     <w:tcPr>
       <w:tcBorders/>
@@ -2506,9 +5299,9 @@
       </w:tcPr>
     </w:tblStylePr>
   </w:style>
-  <w:style w:type="table" w:styleId="659">
+  <w:style w:type="table" w:styleId="709">
     <w:name w:val="Plain Table 1"/>
-    <w:basedOn w:val="844"/>
+    <w:basedOn w:val="894"/>
     <w:uiPriority w:val="59"/>
     <w:pPr>
       <w:pBdr/>
@@ -2517,6 +5310,12 @@
     </w:pPr>
     <w:tblPr>
       <w:tblInd w:w="0" w:type="dxa"/>
+      <w:tblCellMar>
+        <w:left w:w="108" w:type="dxa"/>
+        <w:top w:w="0" w:type="dxa"/>
+        <w:right w:w="108" w:type="dxa"/>
+        <w:bottom w:w="0" w:type="dxa"/>
+      </w:tblCellMar>
       <w:tblBorders>
         <w:top w:val="single" w:color="000000" w:themeColor="text1" w:themeTint="50" w:sz="4" w:space="0"/>
         <w:left w:val="single" w:color="000000" w:themeColor="text1" w:themeTint="50" w:sz="4" w:space="0"/>
@@ -2525,12 +5324,6 @@
         <w:insideH w:val="single" w:color="000000" w:themeColor="text1" w:themeTint="50" w:sz="4" w:space="0"/>
         <w:insideV w:val="single" w:color="000000" w:themeColor="text1" w:themeTint="50" w:sz="4" w:space="0"/>
       </w:tblBorders>
-      <w:tblCellMar>
-        <w:left w:w="108" w:type="dxa"/>
-        <w:top w:w="0" w:type="dxa"/>
-        <w:right w:w="108" w:type="dxa"/>
-        <w:bottom w:w="0" w:type="dxa"/>
-      </w:tblCellMar>
     </w:tblPr>
     <w:tcPr>
       <w:tcBorders/>
@@ -2731,9 +5524,9 @@
       </w:tcPr>
     </w:tblStylePr>
   </w:style>
-  <w:style w:type="table" w:styleId="660">
+  <w:style w:type="table" w:styleId="710">
     <w:name w:val="Plain Table 2"/>
-    <w:basedOn w:val="844"/>
+    <w:basedOn w:val="894"/>
     <w:uiPriority w:val="59"/>
     <w:pPr>
       <w:pBdr/>
@@ -2742,18 +5535,18 @@
     </w:pPr>
     <w:tblPr>
       <w:tblInd w:w="0" w:type="dxa"/>
+      <w:tblCellMar>
+        <w:left w:w="108" w:type="dxa"/>
+        <w:top w:w="0" w:type="dxa"/>
+        <w:right w:w="108" w:type="dxa"/>
+        <w:bottom w:w="0" w:type="dxa"/>
+      </w:tblCellMar>
       <w:tblBorders>
         <w:top w:val="single" w:color="000000" w:themeColor="text1" w:sz="4" w:space="0"/>
         <w:left w:val="none" w:color="000000" w:themeColor="text1" w:sz="4" w:space="0"/>
         <w:bottom w:val="single" w:color="000000" w:themeColor="text1" w:sz="4" w:space="0"/>
         <w:right w:val="none" w:color="000000" w:themeColor="text1" w:sz="4" w:space="0"/>
       </w:tblBorders>
-      <w:tblCellMar>
-        <w:left w:w="108" w:type="dxa"/>
-        <w:top w:w="0" w:type="dxa"/>
-        <w:right w:w="108" w:type="dxa"/>
-        <w:bottom w:w="0" w:type="dxa"/>
-      </w:tblCellMar>
     </w:tblPr>
     <w:tcPr>
       <w:tcBorders/>
@@ -2964,9 +5757,9 @@
       </w:tcPr>
     </w:tblStylePr>
   </w:style>
-  <w:style w:type="table" w:styleId="661">
+  <w:style w:type="table" w:styleId="711">
     <w:name w:val="Plain Table 3"/>
-    <w:basedOn w:val="844"/>
+    <w:basedOn w:val="894"/>
     <w:uiPriority w:val="99"/>
     <w:pPr>
       <w:pBdr/>
@@ -3194,9 +5987,9 @@
       </w:tcPr>
     </w:tblStylePr>
   </w:style>
-  <w:style w:type="table" w:styleId="662">
+  <w:style w:type="table" w:styleId="712">
     <w:name w:val="Plain Table 4"/>
-    <w:basedOn w:val="844"/>
+    <w:basedOn w:val="894"/>
     <w:uiPriority w:val="99"/>
     <w:pPr>
       <w:pBdr/>
@@ -3410,9 +6203,9 @@
       </w:tcPr>
     </w:tblStylePr>
   </w:style>
-  <w:style w:type="table" w:styleId="663">
+  <w:style w:type="table" w:styleId="713">
     <w:name w:val="Plain Table 5"/>
-    <w:basedOn w:val="844"/>
+    <w:basedOn w:val="894"/>
     <w:uiPriority w:val="99"/>
     <w:pPr>
       <w:pBdr/>
@@ -3643,9 +6436,9 @@
       </w:tcPr>
     </w:tblStylePr>
   </w:style>
-  <w:style w:type="table" w:styleId="664">
+  <w:style w:type="table" w:styleId="714">
     <w:name w:val="Grid Table 1 Light"/>
-    <w:basedOn w:val="844"/>
+    <w:basedOn w:val="894"/>
     <w:uiPriority w:val="99"/>
     <w:pPr>
       <w:pBdr/>
@@ -3866,9 +6659,9 @@
       </w:tcPr>
     </w:tblStylePr>
   </w:style>
-  <w:style w:type="table" w:styleId="665">
+  <w:style w:type="table" w:styleId="715">
     <w:name w:val="Grid Table 1 Light - Accent 1"/>
-    <w:basedOn w:val="844"/>
+    <w:basedOn w:val="894"/>
     <w:uiPriority w:val="99"/>
     <w:pPr>
       <w:pBdr/>
@@ -4089,9 +6882,9 @@
       </w:tcPr>
     </w:tblStylePr>
   </w:style>
-  <w:style w:type="table" w:styleId="666">
+  <w:style w:type="table" w:styleId="716">
     <w:name w:val="Grid Table 1 Light - Accent 2"/>
-    <w:basedOn w:val="844"/>
+    <w:basedOn w:val="894"/>
     <w:uiPriority w:val="99"/>
     <w:pPr>
       <w:pBdr/>
@@ -4312,9 +7105,9 @@
       </w:tcPr>
     </w:tblStylePr>
   </w:style>
-  <w:style w:type="table" w:styleId="667">
+  <w:style w:type="table" w:styleId="717">
     <w:name w:val="Grid Table 1 Light - Accent 3"/>
-    <w:basedOn w:val="844"/>
+    <w:basedOn w:val="894"/>
     <w:uiPriority w:val="99"/>
     <w:pPr>
       <w:pBdr/>
@@ -4535,9 +7328,9 @@
       </w:tcPr>
     </w:tblStylePr>
   </w:style>
-  <w:style w:type="table" w:styleId="668">
+  <w:style w:type="table" w:styleId="718">
     <w:name w:val="Grid Table 1 Light - Accent 4"/>
-    <w:basedOn w:val="844"/>
+    <w:basedOn w:val="894"/>
     <w:uiPriority w:val="99"/>
     <w:pPr>
       <w:pBdr/>
@@ -4758,9 +7551,9 @@
       </w:tcPr>
     </w:tblStylePr>
   </w:style>
-  <w:style w:type="table" w:styleId="669">
+  <w:style w:type="table" w:styleId="719">
     <w:name w:val="Grid Table 1 Light - Accent 5"/>
-    <w:basedOn w:val="844"/>
+    <w:basedOn w:val="894"/>
     <w:uiPriority w:val="99"/>
     <w:pPr>
       <w:pBdr/>
@@ -4981,9 +7774,9 @@
       </w:tcPr>
     </w:tblStylePr>
   </w:style>
-  <w:style w:type="table" w:styleId="670">
+  <w:style w:type="table" w:styleId="720">
     <w:name w:val="Grid Table 1 Light - Accent 6"/>
-    <w:basedOn w:val="844"/>
+    <w:basedOn w:val="894"/>
     <w:uiPriority w:val="99"/>
     <w:pPr>
       <w:pBdr/>
@@ -5204,9 +7997,9 @@
       </w:tcPr>
     </w:tblStylePr>
   </w:style>
-  <w:style w:type="table" w:styleId="671">
+  <w:style w:type="table" w:styleId="721">
     <w:name w:val="Grid Table 2"/>
-    <w:basedOn w:val="844"/>
+    <w:basedOn w:val="894"/>
     <w:uiPriority w:val="99"/>
     <w:pPr>
       <w:pBdr/>
@@ -5436,9 +8229,9 @@
       </w:tcPr>
     </w:tblStylePr>
   </w:style>
-  <w:style w:type="table" w:styleId="672">
+  <w:style w:type="table" w:styleId="722">
     <w:name w:val="Grid Table 2 - Accent 1"/>
-    <w:basedOn w:val="844"/>
+    <w:basedOn w:val="894"/>
     <w:uiPriority w:val="99"/>
     <w:pPr>
       <w:pBdr/>
@@ -5668,9 +8461,9 @@
       </w:tcPr>
     </w:tblStylePr>
   </w:style>
-  <w:style w:type="table" w:styleId="673">
+  <w:style w:type="table" w:styleId="723">
     <w:name w:val="Grid Table 2 - Accent 2"/>
-    <w:basedOn w:val="844"/>
+    <w:basedOn w:val="894"/>
     <w:uiPriority w:val="99"/>
     <w:pPr>
       <w:pBdr/>
@@ -5900,9 +8693,9 @@
       </w:tcPr>
     </w:tblStylePr>
   </w:style>
-  <w:style w:type="table" w:styleId="674">
+  <w:style w:type="table" w:styleId="724">
     <w:name w:val="Grid Table 2 - Accent 3"/>
-    <w:basedOn w:val="844"/>
+    <w:basedOn w:val="894"/>
     <w:uiPriority w:val="99"/>
     <w:pPr>
       <w:pBdr/>
@@ -6132,9 +8925,9 @@
       </w:tcPr>
     </w:tblStylePr>
   </w:style>
-  <w:style w:type="table" w:styleId="675">
+  <w:style w:type="table" w:styleId="725">
     <w:name w:val="Grid Table 2 - Accent 4"/>
-    <w:basedOn w:val="844"/>
+    <w:basedOn w:val="894"/>
     <w:uiPriority w:val="99"/>
     <w:pPr>
       <w:pBdr/>
@@ -6364,9 +9157,9 @@
       </w:tcPr>
     </w:tblStylePr>
   </w:style>
-  <w:style w:type="table" w:styleId="676">
+  <w:style w:type="table" w:styleId="726">
     <w:name w:val="Grid Table 2 - Accent 5"/>
-    <w:basedOn w:val="844"/>
+    <w:basedOn w:val="894"/>
     <w:uiPriority w:val="99"/>
     <w:pPr>
       <w:pBdr/>
@@ -6596,9 +9389,9 @@
       </w:tcPr>
     </w:tblStylePr>
   </w:style>
-  <w:style w:type="table" w:styleId="677">
+  <w:style w:type="table" w:styleId="727">
     <w:name w:val="Grid Table 2 - Accent 6"/>
-    <w:basedOn w:val="844"/>
+    <w:basedOn w:val="894"/>
     <w:uiPriority w:val="99"/>
     <w:pPr>
       <w:pBdr/>
@@ -6828,9 +9621,9 @@
       </w:tcPr>
     </w:tblStylePr>
   </w:style>
-  <w:style w:type="table" w:styleId="678">
+  <w:style w:type="table" w:styleId="728">
     <w:name w:val="Grid Table 3"/>
-    <w:basedOn w:val="844"/>
+    <w:basedOn w:val="894"/>
     <w:uiPriority w:val="99"/>
     <w:pPr>
       <w:pBdr/>
@@ -7073,9 +9866,9 @@
       </w:tcPr>
     </w:tblStylePr>
   </w:style>
-  <w:style w:type="table" w:styleId="679">
+  <w:style w:type="table" w:styleId="729">
     <w:name w:val="Grid Table 3 - Accent 1"/>
-    <w:basedOn w:val="844"/>
+    <w:basedOn w:val="894"/>
     <w:uiPriority w:val="99"/>
     <w:pPr>
       <w:pBdr/>
@@ -7318,9 +10111,9 @@
       </w:tcPr>
     </w:tblStylePr>
   </w:style>
-  <w:style w:type="table" w:styleId="680">
+  <w:style w:type="table" w:styleId="730">
     <w:name w:val="Grid Table 3 - Accent 2"/>
-    <w:basedOn w:val="844"/>
+    <w:basedOn w:val="894"/>
     <w:uiPriority w:val="99"/>
     <w:pPr>
       <w:pBdr/>
@@ -7563,9 +10356,9 @@
       </w:tcPr>
     </w:tblStylePr>
   </w:style>
-  <w:style w:type="table" w:styleId="681">
+  <w:style w:type="table" w:styleId="731">
     <w:name w:val="Grid Table 3 - Accent 3"/>
-    <w:basedOn w:val="844"/>
+    <w:basedOn w:val="894"/>
     <w:uiPriority w:val="99"/>
     <w:pPr>
       <w:pBdr/>
@@ -7808,9 +10601,9 @@
       </w:tcPr>
     </w:tblStylePr>
   </w:style>
-  <w:style w:type="table" w:styleId="682">
+  <w:style w:type="table" w:styleId="732">
     <w:name w:val="Grid Table 3 - Accent 4"/>
-    <w:basedOn w:val="844"/>
+    <w:basedOn w:val="894"/>
     <w:uiPriority w:val="99"/>
     <w:pPr>
       <w:pBdr/>
@@ -8053,9 +10846,9 @@
       </w:tcPr>
     </w:tblStylePr>
   </w:style>
-  <w:style w:type="table" w:styleId="683">
+  <w:style w:type="table" w:styleId="733">
     <w:name w:val="Grid Table 3 - Accent 5"/>
-    <w:basedOn w:val="844"/>
+    <w:basedOn w:val="894"/>
     <w:uiPriority w:val="99"/>
     <w:pPr>
       <w:pBdr/>
@@ -8298,9 +11091,9 @@
       </w:tcPr>
     </w:tblStylePr>
   </w:style>
-  <w:style w:type="table" w:styleId="684">
+  <w:style w:type="table" w:styleId="734">
     <w:name w:val="Grid Table 3 - Accent 6"/>
-    <w:basedOn w:val="844"/>
+    <w:basedOn w:val="894"/>
     <w:uiPriority w:val="99"/>
     <w:pPr>
       <w:pBdr/>
@@ -8543,9 +11336,9 @@
       </w:tcPr>
     </w:tblStylePr>
   </w:style>
-  <w:style w:type="table" w:styleId="685">
+  <w:style w:type="table" w:styleId="735">
     <w:name w:val="Grid Table 4"/>
-    <w:basedOn w:val="844"/>
+    <w:basedOn w:val="894"/>
     <w:uiPriority w:val="59"/>
     <w:pPr>
       <w:pBdr/>
@@ -8776,9 +11569,9 @@
       </w:tcPr>
     </w:tblStylePr>
   </w:style>
-  <w:style w:type="table" w:styleId="686">
+  <w:style w:type="table" w:styleId="736">
     <w:name w:val="Grid Table 4 - Accent 1"/>
-    <w:basedOn w:val="844"/>
+    <w:basedOn w:val="894"/>
     <w:uiPriority w:val="59"/>
     <w:pPr>
       <w:pBdr/>
@@ -9009,9 +11802,9 @@
       </w:tcPr>
     </w:tblStylePr>
   </w:style>
-  <w:style w:type="table" w:styleId="687">
+  <w:style w:type="table" w:styleId="737">
     <w:name w:val="Grid Table 4 - Accent 2"/>
-    <w:basedOn w:val="844"/>
+    <w:basedOn w:val="894"/>
     <w:uiPriority w:val="59"/>
     <w:pPr>
       <w:pBdr/>
@@ -9242,9 +12035,9 @@
       </w:tcPr>
     </w:tblStylePr>
   </w:style>
-  <w:style w:type="table" w:styleId="688">
+  <w:style w:type="table" w:styleId="738">
     <w:name w:val="Grid Table 4 - Accent 3"/>
-    <w:basedOn w:val="844"/>
+    <w:basedOn w:val="894"/>
     <w:uiPriority w:val="59"/>
     <w:pPr>
       <w:pBdr/>
@@ -9475,9 +12268,9 @@
       </w:tcPr>
     </w:tblStylePr>
   </w:style>
-  <w:style w:type="table" w:styleId="689">
+  <w:style w:type="table" w:styleId="739">
     <w:name w:val="Grid Table 4 - Accent 4"/>
-    <w:basedOn w:val="844"/>
+    <w:basedOn w:val="894"/>
     <w:uiPriority w:val="59"/>
     <w:pPr>
       <w:pBdr/>
@@ -9708,9 +12501,9 @@
       </w:tcPr>
     </w:tblStylePr>
   </w:style>
-  <w:style w:type="table" w:styleId="690">
+  <w:style w:type="table" w:styleId="740">
     <w:name w:val="Grid Table 4 - Accent 5"/>
-    <w:basedOn w:val="844"/>
+    <w:basedOn w:val="894"/>
     <w:uiPriority w:val="59"/>
     <w:pPr>
       <w:pBdr/>
@@ -9941,9 +12734,9 @@
       </w:tcPr>
     </w:tblStylePr>
   </w:style>
-  <w:style w:type="table" w:styleId="691">
+  <w:style w:type="table" w:styleId="741">
     <w:name w:val="Grid Table 4 - Accent 6"/>
-    <w:basedOn w:val="844"/>
+    <w:basedOn w:val="894"/>
     <w:uiPriority w:val="59"/>
     <w:pPr>
       <w:pBdr/>
@@ -10174,9 +12967,9 @@
       </w:tcPr>
     </w:tblStylePr>
   </w:style>
-  <w:style w:type="table" w:styleId="692">
+  <w:style w:type="table" w:styleId="742">
     <w:name w:val="Grid Table 5 Dark"/>
-    <w:basedOn w:val="844"/>
+    <w:basedOn w:val="894"/>
     <w:uiPriority w:val="99"/>
     <w:pPr>
       <w:pBdr/>
@@ -10402,9 +13195,9 @@
       </w:tcPr>
     </w:tblStylePr>
   </w:style>
-  <w:style w:type="table" w:styleId="693">
+  <w:style w:type="table" w:styleId="743">
     <w:name w:val="Grid Table 5 Dark- Accent 1"/>
-    <w:basedOn w:val="844"/>
+    <w:basedOn w:val="894"/>
     <w:uiPriority w:val="99"/>
     <w:pPr>
       <w:pBdr/>
@@ -10630,9 +13423,9 @@
       </w:tcPr>
     </w:tblStylePr>
   </w:style>
-  <w:style w:type="table" w:styleId="694">
+  <w:style w:type="table" w:styleId="744">
     <w:name w:val="Grid Table 5 Dark - Accent 2"/>
-    <w:basedOn w:val="844"/>
+    <w:basedOn w:val="894"/>
     <w:uiPriority w:val="99"/>
     <w:pPr>
       <w:pBdr/>
@@ -10858,9 +13651,9 @@
       </w:tcPr>
     </w:tblStylePr>
   </w:style>
-  <w:style w:type="table" w:styleId="695">
+  <w:style w:type="table" w:styleId="745">
     <w:name w:val="Grid Table 5 Dark - Accent 3"/>
-    <w:basedOn w:val="844"/>
+    <w:basedOn w:val="894"/>
     <w:uiPriority w:val="99"/>
     <w:pPr>
       <w:pBdr/>
@@ -11086,9 +13879,9 @@
       </w:tcPr>
     </w:tblStylePr>
   </w:style>
-  <w:style w:type="table" w:styleId="696">
+  <w:style w:type="table" w:styleId="746">
     <w:name w:val="Grid Table 5 Dark- Accent 4"/>
-    <w:basedOn w:val="844"/>
+    <w:basedOn w:val="894"/>
     <w:uiPriority w:val="99"/>
     <w:pPr>
       <w:pBdr/>
@@ -11314,9 +14107,9 @@
       </w:tcPr>
     </w:tblStylePr>
   </w:style>
-  <w:style w:type="table" w:styleId="697">
+  <w:style w:type="table" w:styleId="747">
     <w:name w:val="Grid Table 5 Dark - Accent 5"/>
-    <w:basedOn w:val="844"/>
+    <w:basedOn w:val="894"/>
     <w:uiPriority w:val="99"/>
     <w:pPr>
       <w:pBdr/>
@@ -11542,9 +14335,9 @@
       </w:tcPr>
     </w:tblStylePr>
   </w:style>
-  <w:style w:type="table" w:styleId="698">
+  <w:style w:type="table" w:styleId="748">
     <w:name w:val="Grid Table 5 Dark - Accent 6"/>
-    <w:basedOn w:val="844"/>
+    <w:basedOn w:val="894"/>
     <w:uiPriority w:val="99"/>
     <w:pPr>
       <w:pBdr/>
@@ -11770,9 +14563,9 @@
       </w:tcPr>
     </w:tblStylePr>
   </w:style>
-  <w:style w:type="table" w:styleId="699">
+  <w:style w:type="table" w:styleId="749">
     <w:name w:val="Grid Table 6 Colorful"/>
-    <w:basedOn w:val="844"/>
+    <w:basedOn w:val="894"/>
     <w:uiPriority w:val="99"/>
     <w:pPr>
       <w:pBdr/>
@@ -12000,9 +14793,9 @@
       </w:tcPr>
     </w:tblStylePr>
   </w:style>
-  <w:style w:type="table" w:styleId="700">
+  <w:style w:type="table" w:styleId="750">
     <w:name w:val="Grid Table 6 Colorful - Accent 1"/>
-    <w:basedOn w:val="844"/>
+    <w:basedOn w:val="894"/>
     <w:uiPriority w:val="99"/>
     <w:pPr>
       <w:pBdr/>
@@ -12230,9 +15023,9 @@
       </w:tcPr>
     </w:tblStylePr>
   </w:style>
-  <w:style w:type="table" w:styleId="701">
+  <w:style w:type="table" w:styleId="751">
     <w:name w:val="Grid Table 6 Colorful - Accent 2"/>
-    <w:basedOn w:val="844"/>
+    <w:basedOn w:val="894"/>
     <w:uiPriority w:val="99"/>
     <w:pPr>
       <w:pBdr/>
@@ -12460,9 +15253,9 @@
       </w:tcPr>
     </w:tblStylePr>
   </w:style>
-  <w:style w:type="table" w:styleId="702">
+  <w:style w:type="table" w:styleId="752">
     <w:name w:val="Grid Table 6 Colorful - Accent 3"/>
-    <w:basedOn w:val="844"/>
+    <w:basedOn w:val="894"/>
     <w:uiPriority w:val="99"/>
     <w:pPr>
       <w:pBdr/>
@@ -12690,9 +15483,9 @@
       </w:tcPr>
     </w:tblStylePr>
   </w:style>
-  <w:style w:type="table" w:styleId="703">
+  <w:style w:type="table" w:styleId="753">
     <w:name w:val="Grid Table 6 Colorful - Accent 4"/>
-    <w:basedOn w:val="844"/>
+    <w:basedOn w:val="894"/>
     <w:uiPriority w:val="99"/>
     <w:pPr>
       <w:pBdr/>
@@ -12920,9 +15713,9 @@
       </w:tcPr>
     </w:tblStylePr>
   </w:style>
-  <w:style w:type="table" w:styleId="704">
+  <w:style w:type="table" w:styleId="754">
     <w:name w:val="Grid Table 6 Colorful - Accent 5"/>
-    <w:basedOn w:val="844"/>
+    <w:basedOn w:val="894"/>
     <w:uiPriority w:val="99"/>
     <w:pPr>
       <w:pBdr/>
@@ -13150,9 +15943,9 @@
       </w:tcPr>
     </w:tblStylePr>
   </w:style>
-  <w:style w:type="table" w:styleId="705">
+  <w:style w:type="table" w:styleId="755">
     <w:name w:val="Grid Table 6 Colorful - Accent 6"/>
-    <w:basedOn w:val="844"/>
+    <w:basedOn w:val="894"/>
     <w:uiPriority w:val="99"/>
     <w:pPr>
       <w:pBdr/>
@@ -13380,9 +16173,9 @@
       </w:tcPr>
     </w:tblStylePr>
   </w:style>
-  <w:style w:type="table" w:styleId="706">
+  <w:style w:type="table" w:styleId="756">
     <w:name w:val="Grid Table 7 Colorful"/>
-    <w:basedOn w:val="844"/>
+    <w:basedOn w:val="894"/>
     <w:uiPriority w:val="99"/>
     <w:pPr>
       <w:pBdr/>
@@ -13634,9 +16427,9 @@
       </w:tcPr>
     </w:tblStylePr>
   </w:style>
-  <w:style w:type="table" w:styleId="707">
+  <w:style w:type="table" w:styleId="757">
     <w:name w:val="Grid Table 7 Colorful - Accent 1"/>
-    <w:basedOn w:val="844"/>
+    <w:basedOn w:val="894"/>
     <w:uiPriority w:val="99"/>
     <w:pPr>
       <w:pBdr/>
@@ -13888,9 +16681,9 @@
       </w:tcPr>
     </w:tblStylePr>
   </w:style>
-  <w:style w:type="table" w:styleId="708">
+  <w:style w:type="table" w:styleId="758">
     <w:name w:val="Grid Table 7 Colorful - Accent 2"/>
-    <w:basedOn w:val="844"/>
+    <w:basedOn w:val="894"/>
     <w:uiPriority w:val="99"/>
     <w:pPr>
       <w:pBdr/>
@@ -14142,9 +16935,9 @@
       </w:tcPr>
     </w:tblStylePr>
   </w:style>
-  <w:style w:type="table" w:styleId="709">
+  <w:style w:type="table" w:styleId="759">
     <w:name w:val="Grid Table 7 Colorful - Accent 3"/>
-    <w:basedOn w:val="844"/>
+    <w:basedOn w:val="894"/>
     <w:uiPriority w:val="99"/>
     <w:pPr>
       <w:pBdr/>
@@ -14396,9 +17189,9 @@
       </w:tcPr>
     </w:tblStylePr>
   </w:style>
-  <w:style w:type="table" w:styleId="710">
+  <w:style w:type="table" w:styleId="760">
     <w:name w:val="Grid Table 7 Colorful - Accent 4"/>
-    <w:basedOn w:val="844"/>
+    <w:basedOn w:val="894"/>
     <w:uiPriority w:val="99"/>
     <w:pPr>
       <w:pBdr/>
@@ -14650,9 +17443,9 @@
       </w:tcPr>
     </w:tblStylePr>
   </w:style>
-  <w:style w:type="table" w:styleId="711">
+  <w:style w:type="table" w:styleId="761">
     <w:name w:val="Grid Table 7 Colorful - Accent 5"/>
-    <w:basedOn w:val="844"/>
+    <w:basedOn w:val="894"/>
     <w:uiPriority w:val="99"/>
     <w:pPr>
       <w:pBdr/>
@@ -14904,9 +17697,9 @@
       </w:tcPr>
     </w:tblStylePr>
   </w:style>
-  <w:style w:type="table" w:styleId="712">
+  <w:style w:type="table" w:styleId="762">
     <w:name w:val="Grid Table 7 Colorful - Accent 6"/>
-    <w:basedOn w:val="844"/>
+    <w:basedOn w:val="894"/>
     <w:uiPriority w:val="99"/>
     <w:pPr>
       <w:pBdr/>
@@ -15158,9 +17951,9 @@
       </w:tcPr>
     </w:tblStylePr>
   </w:style>
-  <w:style w:type="table" w:styleId="713">
+  <w:style w:type="table" w:styleId="763">
     <w:name w:val="List Table 1 Light"/>
-    <w:basedOn w:val="844"/>
+    <w:basedOn w:val="894"/>
     <w:uiPriority w:val="99"/>
     <w:pPr>
       <w:pBdr/>
@@ -15374,9 +18167,9 @@
       </w:tcPr>
     </w:tblStylePr>
   </w:style>
-  <w:style w:type="table" w:styleId="714">
+  <w:style w:type="table" w:styleId="764">
     <w:name w:val="List Table 1 Light - Accent 1"/>
-    <w:basedOn w:val="844"/>
+    <w:basedOn w:val="894"/>
     <w:uiPriority w:val="99"/>
     <w:pPr>
       <w:pBdr/>
@@ -15590,9 +18383,9 @@
       </w:tcPr>
     </w:tblStylePr>
   </w:style>
-  <w:style w:type="table" w:styleId="715">
+  <w:style w:type="table" w:styleId="765">
     <w:name w:val="List Table 1 Light - Accent 2"/>
-    <w:basedOn w:val="844"/>
+    <w:basedOn w:val="894"/>
     <w:uiPriority w:val="99"/>
     <w:pPr>
       <w:pBdr/>
@@ -15806,9 +18599,9 @@
       </w:tcPr>
     </w:tblStylePr>
   </w:style>
-  <w:style w:type="table" w:styleId="716">
+  <w:style w:type="table" w:styleId="766">
     <w:name w:val="List Table 1 Light - Accent 3"/>
-    <w:basedOn w:val="844"/>
+    <w:basedOn w:val="894"/>
     <w:uiPriority w:val="99"/>
     <w:pPr>
       <w:pBdr/>
@@ -16022,9 +18815,9 @@
       </w:tcPr>
     </w:tblStylePr>
   </w:style>
-  <w:style w:type="table" w:styleId="717">
+  <w:style w:type="table" w:styleId="767">
     <w:name w:val="List Table 1 Light - Accent 4"/>
-    <w:basedOn w:val="844"/>
+    <w:basedOn w:val="894"/>
     <w:uiPriority w:val="99"/>
     <w:pPr>
       <w:pBdr/>
@@ -16238,9 +19031,9 @@
       </w:tcPr>
     </w:tblStylePr>
   </w:style>
-  <w:style w:type="table" w:styleId="718">
+  <w:style w:type="table" w:styleId="768">
     <w:name w:val="List Table 1 Light - Accent 5"/>
-    <w:basedOn w:val="844"/>
+    <w:basedOn w:val="894"/>
     <w:uiPriority w:val="99"/>
     <w:pPr>
       <w:pBdr/>
@@ -16454,9 +19247,9 @@
       </w:tcPr>
     </w:tblStylePr>
   </w:style>
-  <w:style w:type="table" w:styleId="719">
+  <w:style w:type="table" w:styleId="769">
     <w:name w:val="List Table 1 Light - Accent 6"/>
-    <w:basedOn w:val="844"/>
+    <w:basedOn w:val="894"/>
     <w:uiPriority w:val="99"/>
     <w:pPr>
       <w:pBdr/>
@@ -16670,9 +19463,9 @@
       </w:tcPr>
     </w:tblStylePr>
   </w:style>
-  <w:style w:type="table" w:styleId="720">
+  <w:style w:type="table" w:styleId="770">
     <w:name w:val="List Table 2"/>
-    <w:basedOn w:val="844"/>
+    <w:basedOn w:val="894"/>
     <w:uiPriority w:val="99"/>
     <w:pPr>
       <w:pBdr/>
@@ -16908,9 +19701,9 @@
       </w:tcPr>
     </w:tblStylePr>
   </w:style>
-  <w:style w:type="table" w:styleId="721">
+  <w:style w:type="table" w:styleId="771">
     <w:name w:val="List Table 2 - Accent 1"/>
-    <w:basedOn w:val="844"/>
+    <w:basedOn w:val="894"/>
     <w:uiPriority w:val="99"/>
     <w:pPr>
       <w:pBdr/>
@@ -17146,9 +19939,9 @@
       </w:tcPr>
     </w:tblStylePr>
   </w:style>
-  <w:style w:type="table" w:styleId="722">
+  <w:style w:type="table" w:styleId="772">
     <w:name w:val="List Table 2 - Accent 2"/>
-    <w:basedOn w:val="844"/>
+    <w:basedOn w:val="894"/>
     <w:uiPriority w:val="99"/>
     <w:pPr>
       <w:pBdr/>
@@ -17384,9 +20177,9 @@
       </w:tcPr>
     </w:tblStylePr>
   </w:style>
-  <w:style w:type="table" w:styleId="723">
+  <w:style w:type="table" w:styleId="773">
     <w:name w:val="List Table 2 - Accent 3"/>
-    <w:basedOn w:val="844"/>
+    <w:basedOn w:val="894"/>
     <w:uiPriority w:val="99"/>
     <w:pPr>
       <w:pBdr/>
@@ -17622,9 +20415,9 @@
       </w:tcPr>
     </w:tblStylePr>
   </w:style>
-  <w:style w:type="table" w:styleId="724">
+  <w:style w:type="table" w:styleId="774">
     <w:name w:val="List Table 2 - Accent 4"/>
-    <w:basedOn w:val="844"/>
+    <w:basedOn w:val="894"/>
     <w:uiPriority w:val="99"/>
     <w:pPr>
       <w:pBdr/>
@@ -17860,9 +20653,9 @@
       </w:tcPr>
     </w:tblStylePr>
   </w:style>
-  <w:style w:type="table" w:styleId="725">
+  <w:style w:type="table" w:styleId="775">
     <w:name w:val="List Table 2 - Accent 5"/>
-    <w:basedOn w:val="844"/>
+    <w:basedOn w:val="894"/>
     <w:uiPriority w:val="99"/>
     <w:pPr>
       <w:pBdr/>
@@ -18098,9 +20891,9 @@
       </w:tcPr>
     </w:tblStylePr>
   </w:style>
-  <w:style w:type="table" w:styleId="726">
+  <w:style w:type="table" w:styleId="776">
     <w:name w:val="List Table 2 - Accent 6"/>
-    <w:basedOn w:val="844"/>
+    <w:basedOn w:val="894"/>
     <w:uiPriority w:val="99"/>
     <w:pPr>
       <w:pBdr/>
@@ -18336,9 +21129,9 @@
       </w:tcPr>
     </w:tblStylePr>
   </w:style>
-  <w:style w:type="table" w:styleId="727">
+  <w:style w:type="table" w:styleId="777">
     <w:name w:val="List Table 3"/>
-    <w:basedOn w:val="844"/>
+    <w:basedOn w:val="894"/>
     <w:uiPriority w:val="99"/>
     <w:pPr>
       <w:pBdr/>
@@ -18564,9 +21357,9 @@
       </w:tcPr>
     </w:tblStylePr>
   </w:style>
-  <w:style w:type="table" w:styleId="728">
+  <w:style w:type="table" w:styleId="778">
     <w:name w:val="List Table 3 - Accent 1"/>
-    <w:basedOn w:val="844"/>
+    <w:basedOn w:val="894"/>
     <w:uiPriority w:val="99"/>
     <w:pPr>
       <w:pBdr/>
@@ -18792,9 +21585,9 @@
       </w:tcPr>
     </w:tblStylePr>
   </w:style>
-  <w:style w:type="table" w:styleId="729">
+  <w:style w:type="table" w:styleId="779">
     <w:name w:val="List Table 3 - Accent 2"/>
-    <w:basedOn w:val="844"/>
+    <w:basedOn w:val="894"/>
     <w:uiPriority w:val="99"/>
     <w:pPr>
       <w:pBdr/>
@@ -19020,9 +21813,9 @@
       </w:tcPr>
     </w:tblStylePr>
   </w:style>
-  <w:style w:type="table" w:styleId="730">
+  <w:style w:type="table" w:styleId="780">
     <w:name w:val="List Table 3 - Accent 3"/>
-    <w:basedOn w:val="844"/>
+    <w:basedOn w:val="894"/>
     <w:uiPriority w:val="99"/>
     <w:pPr>
       <w:pBdr/>
@@ -19248,9 +22041,9 @@
       </w:tcPr>
     </w:tblStylePr>
   </w:style>
-  <w:style w:type="table" w:styleId="731">
+  <w:style w:type="table" w:styleId="781">
     <w:name w:val="List Table 3 - Accent 4"/>
-    <w:basedOn w:val="844"/>
+    <w:basedOn w:val="894"/>
     <w:uiPriority w:val="99"/>
     <w:pPr>
       <w:pBdr/>
@@ -19476,9 +22269,9 @@
       </w:tcPr>
     </w:tblStylePr>
   </w:style>
-  <w:style w:type="table" w:styleId="732">
+  <w:style w:type="table" w:styleId="782">
     <w:name w:val="List Table 3 - Accent 5"/>
-    <w:basedOn w:val="844"/>
+    <w:basedOn w:val="894"/>
     <w:uiPriority w:val="99"/>
     <w:pPr>
       <w:pBdr/>
@@ -19704,9 +22497,9 @@
       </w:tcPr>
     </w:tblStylePr>
   </w:style>
-  <w:style w:type="table" w:styleId="733">
+  <w:style w:type="table" w:styleId="783">
     <w:name w:val="List Table 3 - Accent 6"/>
-    <w:basedOn w:val="844"/>
+    <w:basedOn w:val="894"/>
     <w:uiPriority w:val="99"/>
     <w:pPr>
       <w:pBdr/>
@@ -19932,9 +22725,9 @@
       </w:tcPr>
     </w:tblStylePr>
   </w:style>
-  <w:style w:type="table" w:styleId="734">
+  <w:style w:type="table" w:styleId="784">
     <w:name w:val="List Table 4"/>
-    <w:basedOn w:val="844"/>
+    <w:basedOn w:val="894"/>
     <w:uiPriority w:val="99"/>
     <w:pPr>
       <w:pBdr/>
@@ -20157,9 +22950,9 @@
       </w:tcPr>
     </w:tblStylePr>
   </w:style>
-  <w:style w:type="table" w:styleId="735">
+  <w:style w:type="table" w:styleId="785">
     <w:name w:val="List Table 4 - Accent 1"/>
-    <w:basedOn w:val="844"/>
+    <w:basedOn w:val="894"/>
     <w:uiPriority w:val="99"/>
     <w:pPr>
       <w:pBdr/>
@@ -20382,9 +23175,9 @@
       </w:tcPr>
     </w:tblStylePr>
   </w:style>
-  <w:style w:type="table" w:styleId="736">
+  <w:style w:type="table" w:styleId="786">
     <w:name w:val="List Table 4 - Accent 2"/>
-    <w:basedOn w:val="844"/>
+    <w:basedOn w:val="894"/>
     <w:uiPriority w:val="99"/>
     <w:pPr>
       <w:pBdr/>
@@ -20607,9 +23400,9 @@
       </w:tcPr>
     </w:tblStylePr>
   </w:style>
-  <w:style w:type="table" w:styleId="737">
+  <w:style w:type="table" w:styleId="787">
     <w:name w:val="List Table 4 - Accent 3"/>
-    <w:basedOn w:val="844"/>
+    <w:basedOn w:val="894"/>
     <w:uiPriority w:val="99"/>
     <w:pPr>
       <w:pBdr/>
@@ -20832,9 +23625,9 @@
       </w:tcPr>
     </w:tblStylePr>
   </w:style>
-  <w:style w:type="table" w:styleId="738">
+  <w:style w:type="table" w:styleId="788">
     <w:name w:val="List Table 4 - Accent 4"/>
-    <w:basedOn w:val="844"/>
+    <w:basedOn w:val="894"/>
     <w:uiPriority w:val="99"/>
     <w:pPr>
       <w:pBdr/>
@@ -21057,9 +23850,9 @@
       </w:tcPr>
     </w:tblStylePr>
   </w:style>
-  <w:style w:type="table" w:styleId="739">
+  <w:style w:type="table" w:styleId="789">
     <w:name w:val="List Table 4 - Accent 5"/>
-    <w:basedOn w:val="844"/>
+    <w:basedOn w:val="894"/>
     <w:uiPriority w:val="99"/>
     <w:pPr>
       <w:pBdr/>
@@ -21282,9 +24075,9 @@
       </w:tcPr>
     </w:tblStylePr>
   </w:style>
-  <w:style w:type="table" w:styleId="740">
+  <w:style w:type="table" w:styleId="790">
     <w:name w:val="List Table 4 - Accent 6"/>
-    <w:basedOn w:val="844"/>
+    <w:basedOn w:val="894"/>
     <w:uiPriority w:val="99"/>
     <w:pPr>
       <w:pBdr/>
@@ -21507,9 +24300,9 @@
       </w:tcPr>
     </w:tblStylePr>
   </w:style>
-  <w:style w:type="table" w:styleId="741">
+  <w:style w:type="table" w:styleId="791">
     <w:name w:val="List Table 5 Dark"/>
-    <w:basedOn w:val="844"/>
+    <w:basedOn w:val="894"/>
     <w:uiPriority w:val="99"/>
     <w:pPr>
       <w:pBdr/>
@@ -21749,9 +24542,9 @@
       </w:tcPr>
     </w:tblStylePr>
   </w:style>
-  <w:style w:type="table" w:styleId="742">
+  <w:style w:type="table" w:styleId="792">
     <w:name w:val="List Table 5 Dark - Accent 1"/>
-    <w:basedOn w:val="844"/>
+    <w:basedOn w:val="894"/>
     <w:uiPriority w:val="99"/>
     <w:pPr>
       <w:pBdr/>
@@ -21991,9 +24784,9 @@
       </w:tcPr>
     </w:tblStylePr>
   </w:style>
-  <w:style w:type="table" w:styleId="743">
+  <w:style w:type="table" w:styleId="793">
     <w:name w:val="List Table 5 Dark - Accent 2"/>
-    <w:basedOn w:val="844"/>
+    <w:basedOn w:val="894"/>
     <w:uiPriority w:val="99"/>
     <w:pPr>
       <w:pBdr/>
@@ -22233,9 +25026,9 @@
       </w:tcPr>
     </w:tblStylePr>
   </w:style>
-  <w:style w:type="table" w:styleId="744">
+  <w:style w:type="table" w:styleId="794">
     <w:name w:val="List Table 5 Dark - Accent 3"/>
-    <w:basedOn w:val="844"/>
+    <w:basedOn w:val="894"/>
     <w:uiPriority w:val="99"/>
     <w:pPr>
       <w:pBdr/>
@@ -22475,9 +25268,9 @@
       </w:tcPr>
     </w:tblStylePr>
   </w:style>
-  <w:style w:type="table" w:styleId="745">
+  <w:style w:type="table" w:styleId="795">
     <w:name w:val="List Table 5 Dark - Accent 4"/>
-    <w:basedOn w:val="844"/>
+    <w:basedOn w:val="894"/>
     <w:uiPriority w:val="99"/>
     <w:pPr>
       <w:pBdr/>
@@ -22717,9 +25510,9 @@
       </w:tcPr>
     </w:tblStylePr>
   </w:style>
-  <w:style w:type="table" w:styleId="746">
+  <w:style w:type="table" w:styleId="796">
     <w:name w:val="List Table 5 Dark - Accent 5"/>
-    <w:basedOn w:val="844"/>
+    <w:basedOn w:val="894"/>
     <w:uiPriority w:val="99"/>
     <w:pPr>
       <w:pBdr/>
@@ -22959,9 +25752,9 @@
       </w:tcPr>
     </w:tblStylePr>
   </w:style>
-  <w:style w:type="table" w:styleId="747">
+  <w:style w:type="table" w:styleId="797">
     <w:name w:val="List Table 5 Dark - Accent 6"/>
-    <w:basedOn w:val="844"/>
+    <w:basedOn w:val="894"/>
     <w:uiPriority w:val="99"/>
     <w:pPr>
       <w:pBdr/>
@@ -23201,9 +25994,9 @@
       </w:tcPr>
     </w:tblStylePr>
   </w:style>
-  <w:style w:type="table" w:styleId="748">
+  <w:style w:type="table" w:styleId="798">
     <w:name w:val="List Table 6 Colorful"/>
-    <w:basedOn w:val="844"/>
+    <w:basedOn w:val="894"/>
     <w:uiPriority w:val="99"/>
     <w:pPr>
       <w:pBdr/>
@@ -23424,9 +26217,9 @@
       </w:tcPr>
     </w:tblStylePr>
   </w:style>
-  <w:style w:type="table" w:styleId="749">
+  <w:style w:type="table" w:styleId="799">
     <w:name w:val="List Table 6 Colorful - Accent 1"/>
-    <w:basedOn w:val="844"/>
+    <w:basedOn w:val="894"/>
     <w:uiPriority w:val="99"/>
     <w:pPr>
       <w:pBdr/>
@@ -23647,9 +26440,9 @@
       </w:tcPr>
     </w:tblStylePr>
   </w:style>
-  <w:style w:type="table" w:styleId="750">
+  <w:style w:type="table" w:styleId="800">
     <w:name w:val="List Table 6 Colorful - Accent 2"/>
-    <w:basedOn w:val="844"/>
+    <w:basedOn w:val="894"/>
     <w:uiPriority w:val="99"/>
     <w:pPr>
       <w:pBdr/>
@@ -23870,9 +26663,9 @@
       </w:tcPr>
     </w:tblStylePr>
   </w:style>
-  <w:style w:type="table" w:styleId="751">
+  <w:style w:type="table" w:styleId="801">
     <w:name w:val="List Table 6 Colorful - Accent 3"/>
-    <w:basedOn w:val="844"/>
+    <w:basedOn w:val="894"/>
     <w:uiPriority w:val="99"/>
     <w:pPr>
       <w:pBdr/>
@@ -24093,9 +26886,9 @@
       </w:tcPr>
     </w:tblStylePr>
   </w:style>
-  <w:style w:type="table" w:styleId="752">
+  <w:style w:type="table" w:styleId="802">
     <w:name w:val="List Table 6 Colorful - Accent 4"/>
-    <w:basedOn w:val="844"/>
+    <w:basedOn w:val="894"/>
     <w:uiPriority w:val="99"/>
     <w:pPr>
       <w:pBdr/>
@@ -24316,9 +27109,9 @@
       </w:tcPr>
     </w:tblStylePr>
   </w:style>
-  <w:style w:type="table" w:styleId="753">
+  <w:style w:type="table" w:styleId="803">
     <w:name w:val="List Table 6 Colorful - Accent 5"/>
-    <w:basedOn w:val="844"/>
+    <w:basedOn w:val="894"/>
     <w:uiPriority w:val="99"/>
     <w:pPr>
       <w:pBdr/>
@@ -24539,9 +27332,9 @@
       </w:tcPr>
     </w:tblStylePr>
   </w:style>
-  <w:style w:type="table" w:styleId="754">
+  <w:style w:type="table" w:styleId="804">
     <w:name w:val="List Table 6 Colorful - Accent 6"/>
-    <w:basedOn w:val="844"/>
+    <w:basedOn w:val="894"/>
     <w:uiPriority w:val="99"/>
     <w:pPr>
       <w:pBdr/>
@@ -24762,9 +27555,9 @@
       </w:tcPr>
     </w:tblStylePr>
   </w:style>
-  <w:style w:type="table" w:styleId="755">
+  <w:style w:type="table" w:styleId="805">
     <w:name w:val="List Table 7 Colorful"/>
-    <w:basedOn w:val="844"/>
+    <w:basedOn w:val="894"/>
     <w:uiPriority w:val="99"/>
     <w:pPr>
       <w:pBdr/>
@@ -25018,9 +27811,9 @@
       </w:tcPr>
     </w:tblStylePr>
   </w:style>
-  <w:style w:type="table" w:styleId="756">
+  <w:style w:type="table" w:styleId="806">
     <w:name w:val="List Table 7 Colorful - Accent 1"/>
-    <w:basedOn w:val="844"/>
+    <w:basedOn w:val="894"/>
     <w:uiPriority w:val="99"/>
     <w:pPr>
       <w:pBdr/>
@@ -25274,9 +28067,9 @@
       </w:tcPr>
     </w:tblStylePr>
   </w:style>
-  <w:style w:type="table" w:styleId="757">
+  <w:style w:type="table" w:styleId="807">
     <w:name w:val="List Table 7 Colorful - Accent 2"/>
-    <w:basedOn w:val="844"/>
+    <w:basedOn w:val="894"/>
     <w:uiPriority w:val="99"/>
     <w:pPr>
       <w:pBdr/>
@@ -25530,9 +28323,9 @@
       </w:tcPr>
     </w:tblStylePr>
   </w:style>
-  <w:style w:type="table" w:styleId="758">
+  <w:style w:type="table" w:styleId="808">
     <w:name w:val="List Table 7 Colorful - Accent 3"/>
-    <w:basedOn w:val="844"/>
+    <w:basedOn w:val="894"/>
     <w:uiPriority w:val="99"/>
     <w:pPr>
       <w:pBdr/>
@@ -25786,9 +28579,9 @@
       </w:tcPr>
     </w:tblStylePr>
   </w:style>
-  <w:style w:type="table" w:styleId="759">
+  <w:style w:type="table" w:styleId="809">
     <w:name w:val="List Table 7 Colorful - Accent 4"/>
-    <w:basedOn w:val="844"/>
+    <w:basedOn w:val="894"/>
     <w:uiPriority w:val="99"/>
     <w:pPr>
       <w:pBdr/>
@@ -26042,9 +28835,9 @@
       </w:tcPr>
     </w:tblStylePr>
   </w:style>
-  <w:style w:type="table" w:styleId="760">
+  <w:style w:type="table" w:styleId="810">
     <w:name w:val="List Table 7 Colorful - Accent 5"/>
-    <w:basedOn w:val="844"/>
+    <w:basedOn w:val="894"/>
     <w:uiPriority w:val="99"/>
     <w:pPr>
       <w:pBdr/>
@@ -26298,9 +29091,9 @@
       </w:tcPr>
     </w:tblStylePr>
   </w:style>
-  <w:style w:type="table" w:styleId="761">
+  <w:style w:type="table" w:styleId="811">
     <w:name w:val="List Table 7 Colorful - Accent 6"/>
-    <w:basedOn w:val="844"/>
+    <w:basedOn w:val="894"/>
     <w:uiPriority w:val="99"/>
     <w:pPr>
       <w:pBdr/>
@@ -26554,9 +29347,9 @@
       </w:tcPr>
     </w:tblStylePr>
   </w:style>
-  <w:style w:type="table" w:styleId="762">
+  <w:style w:type="table" w:styleId="812">
     <w:name w:val="Lined - Accent"/>
-    <w:basedOn w:val="844"/>
+    <w:basedOn w:val="894"/>
     <w:uiPriority w:val="99"/>
     <w:pPr>
       <w:pBdr/>
@@ -26791,9 +29584,9 @@
       </w:tcPr>
     </w:tblStylePr>
   </w:style>
-  <w:style w:type="table" w:styleId="763">
+  <w:style w:type="table" w:styleId="813">
     <w:name w:val="Lined - Accent 1"/>
-    <w:basedOn w:val="844"/>
+    <w:basedOn w:val="894"/>
     <w:uiPriority w:val="99"/>
     <w:pPr>
       <w:pBdr/>
@@ -27028,9 +29821,9 @@
       </w:tcPr>
     </w:tblStylePr>
   </w:style>
-  <w:style w:type="table" w:styleId="764">
+  <w:style w:type="table" w:styleId="814">
     <w:name w:val="Lined - Accent 2"/>
-    <w:basedOn w:val="844"/>
+    <w:basedOn w:val="894"/>
     <w:uiPriority w:val="99"/>
     <w:pPr>
       <w:pBdr/>
@@ -27265,9 +30058,9 @@
       </w:tcPr>
     </w:tblStylePr>
   </w:style>
-  <w:style w:type="table" w:styleId="765">
+  <w:style w:type="table" w:styleId="815">
     <w:name w:val="Lined - Accent 3"/>
-    <w:basedOn w:val="844"/>
+    <w:basedOn w:val="894"/>
     <w:uiPriority w:val="99"/>
     <w:pPr>
       <w:pBdr/>
@@ -27502,9 +30295,9 @@
       </w:tcPr>
     </w:tblStylePr>
   </w:style>
-  <w:style w:type="table" w:styleId="766">
+  <w:style w:type="table" w:styleId="816">
     <w:name w:val="Lined - Accent 4"/>
-    <w:basedOn w:val="844"/>
+    <w:basedOn w:val="894"/>
     <w:uiPriority w:val="99"/>
     <w:pPr>
       <w:pBdr/>
@@ -27739,9 +30532,9 @@
       </w:tcPr>
     </w:tblStylePr>
   </w:style>
-  <w:style w:type="table" w:styleId="767">
+  <w:style w:type="table" w:styleId="817">
     <w:name w:val="Lined - Accent 5"/>
-    <w:basedOn w:val="844"/>
+    <w:basedOn w:val="894"/>
     <w:uiPriority w:val="99"/>
     <w:pPr>
       <w:pBdr/>
@@ -27976,9 +30769,9 @@
       </w:tcPr>
     </w:tblStylePr>
   </w:style>
-  <w:style w:type="table" w:styleId="768">
+  <w:style w:type="table" w:styleId="818">
     <w:name w:val="Lined - Accent 6"/>
-    <w:basedOn w:val="844"/>
+    <w:basedOn w:val="894"/>
     <w:uiPriority w:val="99"/>
     <w:pPr>
       <w:pBdr/>
@@ -28213,9 +31006,9 @@
       </w:tcPr>
     </w:tblStylePr>
   </w:style>
-  <w:style w:type="table" w:styleId="769">
+  <w:style w:type="table" w:styleId="819">
     <w:name w:val="Bordered &amp; Lined - Accent"/>
-    <w:basedOn w:val="844"/>
+    <w:basedOn w:val="894"/>
     <w:uiPriority w:val="99"/>
     <w:pPr>
       <w:pBdr/>
@@ -28457,9 +31250,9 @@
       </w:tcPr>
     </w:tblStylePr>
   </w:style>
-  <w:style w:type="table" w:styleId="770">
+  <w:style w:type="table" w:styleId="820">
     <w:name w:val="Bordered &amp; Lined - Accent 1"/>
-    <w:basedOn w:val="844"/>
+    <w:basedOn w:val="894"/>
     <w:uiPriority w:val="99"/>
     <w:pPr>
       <w:pBdr/>
@@ -28701,9 +31494,9 @@
       </w:tcPr>
     </w:tblStylePr>
   </w:style>
-  <w:style w:type="table" w:styleId="771">
+  <w:style w:type="table" w:styleId="821">
     <w:name w:val="Bordered &amp; Lined - Accent 2"/>
-    <w:basedOn w:val="844"/>
+    <w:basedOn w:val="894"/>
     <w:uiPriority w:val="99"/>
     <w:pPr>
       <w:pBdr/>
@@ -28945,9 +31738,9 @@
       </w:tcPr>
     </w:tblStylePr>
   </w:style>
-  <w:style w:type="table" w:styleId="772">
+  <w:style w:type="table" w:styleId="822">
     <w:name w:val="Bordered &amp; Lined - Accent 3"/>
-    <w:basedOn w:val="844"/>
+    <w:basedOn w:val="894"/>
     <w:uiPriority w:val="99"/>
     <w:pPr>
       <w:pBdr/>
@@ -29189,9 +31982,9 @@
       </w:tcPr>
     </w:tblStylePr>
   </w:style>
-  <w:style w:type="table" w:styleId="773">
+  <w:style w:type="table" w:styleId="823">
     <w:name w:val="Bordered &amp; Lined - Accent 4"/>
-    <w:basedOn w:val="844"/>
+    <w:basedOn w:val="894"/>
     <w:uiPriority w:val="99"/>
     <w:pPr>
       <w:pBdr/>
@@ -29433,9 +32226,9 @@
       </w:tcPr>
     </w:tblStylePr>
   </w:style>
-  <w:style w:type="table" w:styleId="774">
+  <w:style w:type="table" w:styleId="824">
     <w:name w:val="Bordered &amp; Lined - Accent 5"/>
-    <w:basedOn w:val="844"/>
+    <w:basedOn w:val="894"/>
     <w:uiPriority w:val="99"/>
     <w:pPr>
       <w:pBdr/>
@@ -29677,9 +32470,9 @@
       </w:tcPr>
     </w:tblStylePr>
   </w:style>
-  <w:style w:type="table" w:styleId="775">
+  <w:style w:type="table" w:styleId="825">
     <w:name w:val="Bordered &amp; Lined - Accent 6"/>
-    <w:basedOn w:val="844"/>
+    <w:basedOn w:val="894"/>
     <w:uiPriority w:val="99"/>
     <w:pPr>
       <w:pBdr/>
@@ -29921,9 +32714,9 @@
       </w:tcPr>
     </w:tblStylePr>
   </w:style>
-  <w:style w:type="table" w:styleId="776">
+  <w:style w:type="table" w:styleId="826">
     <w:name w:val="Bordered"/>
-    <w:basedOn w:val="844"/>
+    <w:basedOn w:val="894"/>
     <w:uiPriority w:val="99"/>
     <w:pPr>
       <w:pBdr/>
@@ -30152,9 +32945,9 @@
       </w:tcPr>
     </w:tblStylePr>
   </w:style>
-  <w:style w:type="table" w:styleId="777">
+  <w:style w:type="table" w:styleId="827">
     <w:name w:val="Bordered - Accent 1"/>
-    <w:basedOn w:val="844"/>
+    <w:basedOn w:val="894"/>
     <w:uiPriority w:val="99"/>
     <w:pPr>
       <w:pBdr/>
@@ -30383,9 +33176,9 @@
       </w:tcPr>
     </w:tblStylePr>
   </w:style>
-  <w:style w:type="table" w:styleId="778">
+  <w:style w:type="table" w:styleId="828">
     <w:name w:val="Bordered - Accent 2"/>
-    <w:basedOn w:val="844"/>
+    <w:basedOn w:val="894"/>
     <w:uiPriority w:val="99"/>
     <w:pPr>
       <w:pBdr/>
@@ -30614,9 +33407,9 @@
       </w:tcPr>
     </w:tblStylePr>
   </w:style>
-  <w:style w:type="table" w:styleId="779">
+  <w:style w:type="table" w:styleId="829">
     <w:name w:val="Bordered - Accent 3"/>
-    <w:basedOn w:val="844"/>
+    <w:basedOn w:val="894"/>
     <w:uiPriority w:val="99"/>
     <w:pPr>
       <w:pBdr/>
@@ -30845,9 +33638,9 @@
       </w:tcPr>
     </w:tblStylePr>
   </w:style>
-  <w:style w:type="table" w:styleId="780">
+  <w:style w:type="table" w:styleId="830">
     <w:name w:val="Bordered - Accent 4"/>
-    <w:basedOn w:val="844"/>
+    <w:basedOn w:val="894"/>
     <w:uiPriority w:val="99"/>
     <w:pPr>
       <w:pBdr/>
@@ -31076,9 +33869,9 @@
       </w:tcPr>
     </w:tblStylePr>
   </w:style>
-  <w:style w:type="table" w:styleId="781">
+  <w:style w:type="table" w:styleId="831">
     <w:name w:val="Bordered - Accent 5"/>
-    <w:basedOn w:val="844"/>
+    <w:basedOn w:val="894"/>
     <w:uiPriority w:val="99"/>
     <w:pPr>
       <w:pBdr/>
@@ -31307,9 +34100,9 @@
       </w:tcPr>
     </w:tblStylePr>
   </w:style>
-  <w:style w:type="table" w:styleId="782">
+  <w:style w:type="table" w:styleId="832">
     <w:name w:val="Bordered - Accent 6"/>
-    <w:basedOn w:val="844"/>
+    <w:basedOn w:val="894"/>
     <w:uiPriority w:val="99"/>
     <w:pPr>
       <w:pBdr/>
@@ -31538,11 +34331,11 @@
       </w:tcPr>
     </w:tblStylePr>
   </w:style>
-  <w:style w:type="paragraph" w:styleId="783">
+  <w:style w:type="paragraph" w:styleId="833">
     <w:name w:val="Heading 2"/>
-    <w:basedOn w:val="841"/>
-    <w:next w:val="841"/>
-    <w:link w:val="792"/>
+    <w:basedOn w:val="891"/>
+    <w:next w:val="891"/>
+    <w:link w:val="842"/>
     <w:uiPriority w:val="9"/>
     <w:unhideWhenUsed/>
     <w:qFormat/>
@@ -31561,11 +34354,11 @@
       <w:szCs w:val="32"/>
     </w:rPr>
   </w:style>
-  <w:style w:type="paragraph" w:styleId="784">
+  <w:style w:type="paragraph" w:styleId="834">
     <w:name w:val="Heading 3"/>
-    <w:basedOn w:val="841"/>
-    <w:next w:val="841"/>
-    <w:link w:val="793"/>
+    <w:basedOn w:val="891"/>
+    <w:next w:val="891"/>
+    <w:link w:val="843"/>
     <w:uiPriority w:val="9"/>
     <w:unhideWhenUsed/>
     <w:qFormat/>
@@ -31584,11 +34377,11 @@
       <w:szCs w:val="28"/>
     </w:rPr>
   </w:style>
-  <w:style w:type="paragraph" w:styleId="785">
+  <w:style w:type="paragraph" w:styleId="835">
     <w:name w:val="Heading 4"/>
-    <w:basedOn w:val="841"/>
-    <w:next w:val="841"/>
-    <w:link w:val="794"/>
+    <w:basedOn w:val="891"/>
+    <w:next w:val="891"/>
+    <w:link w:val="844"/>
     <w:uiPriority w:val="9"/>
     <w:unhideWhenUsed/>
     <w:qFormat/>
@@ -31607,11 +34400,11 @@
       <w:color w:val="0f4761" w:themeColor="accent1" w:themeShade="BF"/>
     </w:rPr>
   </w:style>
-  <w:style w:type="paragraph" w:styleId="786">
+  <w:style w:type="paragraph" w:styleId="836">
     <w:name w:val="Heading 5"/>
-    <w:basedOn w:val="841"/>
-    <w:next w:val="841"/>
-    <w:link w:val="795"/>
+    <w:basedOn w:val="891"/>
+    <w:next w:val="891"/>
+    <w:link w:val="845"/>
     <w:uiPriority w:val="9"/>
     <w:unhideWhenUsed/>
     <w:qFormat/>
@@ -31628,11 +34421,11 @@
       <w:color w:val="0f4761" w:themeColor="accent1" w:themeShade="BF"/>
     </w:rPr>
   </w:style>
-  <w:style w:type="paragraph" w:styleId="787">
+  <w:style w:type="paragraph" w:styleId="837">
     <w:name w:val="Heading 6"/>
-    <w:basedOn w:val="841"/>
-    <w:next w:val="841"/>
-    <w:link w:val="796"/>
+    <w:basedOn w:val="891"/>
+    <w:next w:val="891"/>
+    <w:link w:val="846"/>
     <w:uiPriority w:val="9"/>
     <w:unhideWhenUsed/>
     <w:qFormat/>
@@ -31651,11 +34444,11 @@
       <w:color w:val="595959" w:themeColor="text1" w:themeTint="A6"/>
     </w:rPr>
   </w:style>
-  <w:style w:type="paragraph" w:styleId="788">
+  <w:style w:type="paragraph" w:styleId="838">
     <w:name w:val="Heading 7"/>
-    <w:basedOn w:val="841"/>
-    <w:next w:val="841"/>
-    <w:link w:val="797"/>
+    <w:basedOn w:val="891"/>
+    <w:next w:val="891"/>
+    <w:link w:val="847"/>
     <w:uiPriority w:val="9"/>
     <w:unhideWhenUsed/>
     <w:qFormat/>
@@ -31672,11 +34465,11 @@
       <w:color w:val="595959" w:themeColor="text1" w:themeTint="A6"/>
     </w:rPr>
   </w:style>
-  <w:style w:type="paragraph" w:styleId="789">
+  <w:style w:type="paragraph" w:styleId="839">
     <w:name w:val="Heading 8"/>
-    <w:basedOn w:val="841"/>
-    <w:next w:val="841"/>
-    <w:link w:val="798"/>
+    <w:basedOn w:val="891"/>
+    <w:next w:val="891"/>
+    <w:link w:val="848"/>
     <w:uiPriority w:val="9"/>
     <w:unhideWhenUsed/>
     <w:qFormat/>
@@ -31695,11 +34488,11 @@
       <w:color w:val="272727" w:themeColor="text1" w:themeTint="D8"/>
     </w:rPr>
   </w:style>
-  <w:style w:type="paragraph" w:styleId="790">
+  <w:style w:type="paragraph" w:styleId="840">
     <w:name w:val="Heading 9"/>
-    <w:basedOn w:val="841"/>
-    <w:next w:val="841"/>
-    <w:link w:val="799"/>
+    <w:basedOn w:val="891"/>
+    <w:next w:val="891"/>
+    <w:link w:val="849"/>
     <w:uiPriority w:val="9"/>
     <w:unhideWhenUsed/>
     <w:qFormat/>
@@ -31718,10 +34511,10 @@
       <w:color w:val="272727" w:themeColor="text1" w:themeTint="D8"/>
     </w:rPr>
   </w:style>
-  <w:style w:type="character" w:styleId="791">
+  <w:style w:type="character" w:styleId="841">
     <w:name w:val="Heading 1 Char"/>
-    <w:basedOn w:val="843"/>
-    <w:link w:val="842"/>
+    <w:basedOn w:val="893"/>
+    <w:link w:val="892"/>
     <w:uiPriority w:val="9"/>
     <w:pPr>
       <w:pBdr/>
@@ -31735,10 +34528,10 @@
       <w:szCs w:val="40"/>
     </w:rPr>
   </w:style>
-  <w:style w:type="character" w:styleId="792">
+  <w:style w:type="character" w:styleId="842">
     <w:name w:val="Heading 2 Char"/>
-    <w:basedOn w:val="843"/>
-    <w:link w:val="783"/>
+    <w:basedOn w:val="893"/>
+    <w:link w:val="833"/>
     <w:uiPriority w:val="9"/>
     <w:pPr>
       <w:pBdr/>
@@ -31752,10 +34545,10 @@
       <w:szCs w:val="32"/>
     </w:rPr>
   </w:style>
-  <w:style w:type="character" w:styleId="793">
+  <w:style w:type="character" w:styleId="843">
     <w:name w:val="Heading 3 Char"/>
-    <w:basedOn w:val="843"/>
-    <w:link w:val="784"/>
+    <w:basedOn w:val="893"/>
+    <w:link w:val="834"/>
     <w:uiPriority w:val="9"/>
     <w:pPr>
       <w:pBdr/>
@@ -31769,10 +34562,10 @@
       <w:szCs w:val="28"/>
     </w:rPr>
   </w:style>
-  <w:style w:type="character" w:styleId="794">
+  <w:style w:type="character" w:styleId="844">
     <w:name w:val="Heading 4 Char"/>
-    <w:basedOn w:val="843"/>
-    <w:link w:val="785"/>
+    <w:basedOn w:val="893"/>
+    <w:link w:val="835"/>
     <w:uiPriority w:val="9"/>
     <w:pPr>
       <w:pBdr/>
@@ -31786,10 +34579,10 @@
       <w:color w:val="0f4761" w:themeColor="accent1" w:themeShade="BF"/>
     </w:rPr>
   </w:style>
-  <w:style w:type="character" w:styleId="795">
+  <w:style w:type="character" w:styleId="845">
     <w:name w:val="Heading 5 Char"/>
-    <w:basedOn w:val="843"/>
-    <w:link w:val="786"/>
+    <w:basedOn w:val="893"/>
+    <w:link w:val="836"/>
     <w:uiPriority w:val="9"/>
     <w:pPr>
       <w:pBdr/>
@@ -31801,10 +34594,10 @@
       <w:color w:val="0f4761" w:themeColor="accent1" w:themeShade="BF"/>
     </w:rPr>
   </w:style>
-  <w:style w:type="character" w:styleId="796">
+  <w:style w:type="character" w:styleId="846">
     <w:name w:val="Heading 6 Char"/>
-    <w:basedOn w:val="843"/>
-    <w:link w:val="787"/>
+    <w:basedOn w:val="893"/>
+    <w:link w:val="837"/>
     <w:uiPriority w:val="9"/>
     <w:pPr>
       <w:pBdr/>
@@ -31818,10 +34611,10 @@
       <w:color w:val="595959" w:themeColor="text1" w:themeTint="A6"/>
     </w:rPr>
   </w:style>
-  <w:style w:type="character" w:styleId="797">
+  <w:style w:type="character" w:styleId="847">
     <w:name w:val="Heading 7 Char"/>
-    <w:basedOn w:val="843"/>
-    <w:link w:val="788"/>
+    <w:basedOn w:val="893"/>
+    <w:link w:val="838"/>
     <w:uiPriority w:val="9"/>
     <w:pPr>
       <w:pBdr/>
@@ -31833,10 +34626,10 @@
       <w:color w:val="595959" w:themeColor="text1" w:themeTint="A6"/>
     </w:rPr>
   </w:style>
-  <w:style w:type="character" w:styleId="798">
+  <w:style w:type="character" w:styleId="848">
     <w:name w:val="Heading 8 Char"/>
-    <w:basedOn w:val="843"/>
-    <w:link w:val="789"/>
+    <w:basedOn w:val="893"/>
+    <w:link w:val="839"/>
     <w:uiPriority w:val="9"/>
     <w:pPr>
       <w:pBdr/>
@@ -31850,10 +34643,10 @@
       <w:color w:val="272727" w:themeColor="text1" w:themeTint="D8"/>
     </w:rPr>
   </w:style>
-  <w:style w:type="character" w:styleId="799">
+  <w:style w:type="character" w:styleId="849">
     <w:name w:val="Heading 9 Char"/>
-    <w:basedOn w:val="843"/>
-    <w:link w:val="790"/>
+    <w:basedOn w:val="893"/>
+    <w:link w:val="840"/>
     <w:uiPriority w:val="9"/>
     <w:pPr>
       <w:pBdr/>
@@ -31867,11 +34660,11 @@
       <w:color w:val="272727" w:themeColor="text1" w:themeTint="D8"/>
     </w:rPr>
   </w:style>
-  <w:style w:type="paragraph" w:styleId="800">
+  <w:style w:type="paragraph" w:styleId="850">
     <w:name w:val="Title"/>
-    <w:basedOn w:val="841"/>
-    <w:next w:val="841"/>
-    <w:link w:val="801"/>
+    <w:basedOn w:val="891"/>
+    <w:next w:val="891"/>
+    <w:link w:val="851"/>
     <w:uiPriority w:val="10"/>
     <w:qFormat/>
     <w:pPr>
@@ -31887,10 +34680,10 @@
       <w:szCs w:val="56"/>
     </w:rPr>
   </w:style>
-  <w:style w:type="character" w:styleId="801">
+  <w:style w:type="character" w:styleId="851">
     <w:name w:val="Title Char"/>
-    <w:basedOn w:val="843"/>
-    <w:link w:val="800"/>
+    <w:basedOn w:val="893"/>
+    <w:link w:val="850"/>
     <w:uiPriority w:val="10"/>
     <w:pPr>
       <w:pBdr/>
@@ -31904,11 +34697,11 @@
       <w:szCs w:val="56"/>
     </w:rPr>
   </w:style>
-  <w:style w:type="paragraph" w:styleId="802">
+  <w:style w:type="paragraph" w:styleId="852">
     <w:name w:val="Subtitle"/>
-    <w:basedOn w:val="841"/>
-    <w:next w:val="841"/>
-    <w:link w:val="803"/>
+    <w:basedOn w:val="891"/>
+    <w:next w:val="891"/>
+    <w:link w:val="853"/>
     <w:uiPriority w:val="11"/>
     <w:qFormat/>
     <w:pPr>
@@ -31926,10 +34719,10 @@
       <w:szCs w:val="28"/>
     </w:rPr>
   </w:style>
-  <w:style w:type="character" w:styleId="803">
+  <w:style w:type="character" w:styleId="853">
     <w:name w:val="Subtitle Char"/>
-    <w:basedOn w:val="843"/>
-    <w:link w:val="802"/>
+    <w:basedOn w:val="893"/>
+    <w:link w:val="852"/>
     <w:uiPriority w:val="11"/>
     <w:pPr>
       <w:pBdr/>
@@ -31943,11 +34736,11 @@
       <w:szCs w:val="28"/>
     </w:rPr>
   </w:style>
-  <w:style w:type="paragraph" w:styleId="804">
+  <w:style w:type="paragraph" w:styleId="854">
     <w:name w:val="Quote"/>
-    <w:basedOn w:val="841"/>
-    <w:next w:val="841"/>
-    <w:link w:val="805"/>
+    <w:basedOn w:val="891"/>
+    <w:next w:val="891"/>
+    <w:link w:val="855"/>
     <w:uiPriority w:val="29"/>
     <w:qFormat/>
     <w:pPr>
@@ -31962,10 +34755,10 @@
       <w:color w:val="404040" w:themeColor="text1" w:themeTint="BF"/>
     </w:rPr>
   </w:style>
-  <w:style w:type="character" w:styleId="805">
+  <w:style w:type="character" w:styleId="855">
     <w:name w:val="Quote Char"/>
-    <w:basedOn w:val="843"/>
-    <w:link w:val="804"/>
+    <w:basedOn w:val="893"/>
+    <w:link w:val="854"/>
     <w:uiPriority w:val="29"/>
     <w:pPr>
       <w:pBdr/>
@@ -31978,9 +34771,9 @@
       <w:color w:val="404040" w:themeColor="text1" w:themeTint="BF"/>
     </w:rPr>
   </w:style>
-  <w:style w:type="character" w:styleId="806">
+  <w:style w:type="character" w:styleId="856">
     <w:name w:val="Intense Emphasis"/>
-    <w:basedOn w:val="843"/>
+    <w:basedOn w:val="893"/>
     <w:uiPriority w:val="21"/>
     <w:qFormat/>
     <w:pPr>
@@ -31994,11 +34787,11 @@
       <w:color w:val="0f4761" w:themeColor="accent1" w:themeShade="BF"/>
     </w:rPr>
   </w:style>
-  <w:style w:type="paragraph" w:styleId="807">
+  <w:style w:type="paragraph" w:styleId="857">
     <w:name w:val="Intense Quote"/>
-    <w:basedOn w:val="841"/>
-    <w:next w:val="841"/>
-    <w:link w:val="808"/>
+    <w:basedOn w:val="891"/>
+    <w:next w:val="891"/>
+    <w:link w:val="858"/>
     <w:uiPriority w:val="30"/>
     <w:qFormat/>
     <w:pPr>
@@ -32016,10 +34809,10 @@
       <w:color w:val="0f4761" w:themeColor="accent1" w:themeShade="BF"/>
     </w:rPr>
   </w:style>
-  <w:style w:type="character" w:styleId="808">
+  <w:style w:type="character" w:styleId="858">
     <w:name w:val="Intense Quote Char"/>
-    <w:basedOn w:val="843"/>
-    <w:link w:val="807"/>
+    <w:basedOn w:val="893"/>
+    <w:link w:val="857"/>
     <w:uiPriority w:val="30"/>
     <w:pPr>
       <w:pBdr/>
@@ -32032,9 +34825,9 @@
       <w:color w:val="0f4761" w:themeColor="accent1" w:themeShade="BF"/>
     </w:rPr>
   </w:style>
-  <w:style w:type="character" w:styleId="809">
+  <w:style w:type="character" w:styleId="859">
     <w:name w:val="Intense Reference"/>
-    <w:basedOn w:val="843"/>
+    <w:basedOn w:val="893"/>
     <w:uiPriority w:val="32"/>
     <w:qFormat/>
     <w:pPr>
@@ -32050,9 +34843,9 @@
       <w:spacing w:val="5"/>
     </w:rPr>
   </w:style>
-  <w:style w:type="paragraph" w:styleId="810">
+  <w:style w:type="paragraph" w:styleId="860">
     <w:name w:val="No Spacing"/>
-    <w:basedOn w:val="841"/>
+    <w:basedOn w:val="891"/>
     <w:uiPriority w:val="1"/>
     <w:qFormat/>
     <w:pPr>
@@ -32061,9 +34854,9 @@
       <w:ind/>
     </w:pPr>
   </w:style>
-  <w:style w:type="character" w:styleId="811">
+  <w:style w:type="character" w:styleId="861">
     <w:name w:val="Subtle Emphasis"/>
-    <w:basedOn w:val="843"/>
+    <w:basedOn w:val="893"/>
     <w:uiPriority w:val="19"/>
     <w:qFormat/>
     <w:pPr>
@@ -32077,9 +34870,9 @@
       <w:color w:val="404040" w:themeColor="text1" w:themeTint="BF"/>
     </w:rPr>
   </w:style>
-  <w:style w:type="character" w:styleId="812">
+  <w:style w:type="character" w:styleId="862">
     <w:name w:val="Emphasis"/>
-    <w:basedOn w:val="843"/>
+    <w:basedOn w:val="893"/>
     <w:uiPriority w:val="20"/>
     <w:qFormat/>
     <w:pPr>
@@ -32092,9 +34885,9 @@
       <w:iCs/>
     </w:rPr>
   </w:style>
-  <w:style w:type="character" w:styleId="813">
+  <w:style w:type="character" w:styleId="863">
     <w:name w:val="Strong"/>
-    <w:basedOn w:val="843"/>
+    <w:basedOn w:val="893"/>
     <w:uiPriority w:val="22"/>
     <w:qFormat/>
     <w:pPr>
@@ -32107,9 +34900,9 @@
       <w:bCs/>
     </w:rPr>
   </w:style>
-  <w:style w:type="character" w:styleId="814">
+  <w:style w:type="character" w:styleId="864">
     <w:name w:val="Subtle Reference"/>
-    <w:basedOn w:val="843"/>
+    <w:basedOn w:val="893"/>
     <w:uiPriority w:val="31"/>
     <w:qFormat/>
     <w:pPr>
@@ -32122,9 +34915,9 @@
       <w:color w:val="5a5a5a" w:themeColor="text1" w:themeTint="A5"/>
     </w:rPr>
   </w:style>
-  <w:style w:type="character" w:styleId="815">
+  <w:style w:type="character" w:styleId="865">
     <w:name w:val="Book Title"/>
-    <w:basedOn w:val="843"/>
+    <w:basedOn w:val="893"/>
     <w:uiPriority w:val="33"/>
     <w:qFormat/>
     <w:pPr>
@@ -32140,10 +34933,10 @@
       <w:spacing w:val="5"/>
     </w:rPr>
   </w:style>
-  <w:style w:type="paragraph" w:styleId="816">
+  <w:style w:type="paragraph" w:styleId="866">
     <w:name w:val="Header"/>
-    <w:basedOn w:val="841"/>
-    <w:link w:val="817"/>
+    <w:basedOn w:val="891"/>
+    <w:link w:val="867"/>
     <w:uiPriority w:val="99"/>
     <w:unhideWhenUsed/>
     <w:pPr>
@@ -32156,10 +34949,10 @@
       <w:ind/>
     </w:pPr>
   </w:style>
-  <w:style w:type="character" w:styleId="817">
+  <w:style w:type="character" w:styleId="867">
     <w:name w:val="Header Char"/>
-    <w:basedOn w:val="843"/>
-    <w:link w:val="816"/>
+    <w:basedOn w:val="893"/>
+    <w:link w:val="866"/>
     <w:uiPriority w:val="99"/>
     <w:pPr>
       <w:pBdr/>
@@ -32167,10 +34960,10 @@
       <w:ind/>
     </w:pPr>
   </w:style>
-  <w:style w:type="paragraph" w:styleId="818">
+  <w:style w:type="paragraph" w:styleId="868">
     <w:name w:val="Footer"/>
-    <w:basedOn w:val="841"/>
-    <w:link w:val="819"/>
+    <w:basedOn w:val="891"/>
+    <w:link w:val="869"/>
     <w:uiPriority w:val="99"/>
     <w:unhideWhenUsed/>
     <w:pPr>
@@ -32183,10 +34976,10 @@
       <w:ind/>
     </w:pPr>
   </w:style>
-  <w:style w:type="character" w:styleId="819">
+  <w:style w:type="character" w:styleId="869">
     <w:name w:val="Footer Char"/>
-    <w:basedOn w:val="843"/>
-    <w:link w:val="818"/>
+    <w:basedOn w:val="893"/>
+    <w:link w:val="868"/>
     <w:uiPriority w:val="99"/>
     <w:pPr>
       <w:pBdr/>
@@ -32194,10 +34987,10 @@
       <w:ind/>
     </w:pPr>
   </w:style>
-  <w:style w:type="paragraph" w:styleId="820">
+  <w:style w:type="paragraph" w:styleId="870">
     <w:name w:val="Caption"/>
-    <w:basedOn w:val="841"/>
-    <w:next w:val="841"/>
+    <w:basedOn w:val="891"/>
+    <w:next w:val="891"/>
     <w:uiPriority w:val="35"/>
     <w:unhideWhenUsed/>
     <w:qFormat/>
@@ -32214,10 +35007,10 @@
       <w:szCs w:val="18"/>
     </w:rPr>
   </w:style>
-  <w:style w:type="paragraph" w:styleId="821">
+  <w:style w:type="paragraph" w:styleId="871">
     <w:name w:val="footnote text"/>
-    <w:basedOn w:val="841"/>
-    <w:link w:val="822"/>
+    <w:basedOn w:val="891"/>
+    <w:link w:val="872"/>
     <w:uiPriority w:val="99"/>
     <w:semiHidden/>
     <w:unhideWhenUsed/>
@@ -32231,10 +35024,10 @@
       <w:szCs w:val="20"/>
     </w:rPr>
   </w:style>
-  <w:style w:type="character" w:styleId="822">
+  <w:style w:type="character" w:styleId="872">
     <w:name w:val="Footnote Text Char"/>
-    <w:basedOn w:val="843"/>
-    <w:link w:val="821"/>
+    <w:basedOn w:val="893"/>
+    <w:link w:val="871"/>
     <w:uiPriority w:val="99"/>
     <w:semiHidden/>
     <w:pPr>
@@ -32247,9 +35040,9 @@
       <w:szCs w:val="20"/>
     </w:rPr>
   </w:style>
-  <w:style w:type="character" w:styleId="823">
+  <w:style w:type="character" w:styleId="873">
     <w:name w:val="footnote reference"/>
-    <w:basedOn w:val="843"/>
+    <w:basedOn w:val="893"/>
     <w:uiPriority w:val="99"/>
     <w:semiHidden/>
     <w:unhideWhenUsed/>
@@ -32262,10 +35055,10 @@
       <w:vertAlign w:val="superscript"/>
     </w:rPr>
   </w:style>
-  <w:style w:type="paragraph" w:styleId="824">
+  <w:style w:type="paragraph" w:styleId="874">
     <w:name w:val="endnote text"/>
-    <w:basedOn w:val="841"/>
-    <w:link w:val="825"/>
+    <w:basedOn w:val="891"/>
+    <w:link w:val="875"/>
     <w:uiPriority w:val="99"/>
     <w:semiHidden/>
     <w:unhideWhenUsed/>
@@ -32279,10 +35072,10 @@
       <w:szCs w:val="20"/>
     </w:rPr>
   </w:style>
-  <w:style w:type="character" w:styleId="825">
+  <w:style w:type="character" w:styleId="875">
     <w:name w:val="Endnote Text Char"/>
-    <w:basedOn w:val="843"/>
-    <w:link w:val="824"/>
+    <w:basedOn w:val="893"/>
+    <w:link w:val="874"/>
     <w:uiPriority w:val="99"/>
     <w:semiHidden/>
     <w:pPr>
@@ -32295,9 +35088,9 @@
       <w:szCs w:val="20"/>
     </w:rPr>
   </w:style>
-  <w:style w:type="character" w:styleId="826">
+  <w:style w:type="character" w:styleId="876">
     <w:name w:val="endnote reference"/>
-    <w:basedOn w:val="843"/>
+    <w:basedOn w:val="893"/>
     <w:uiPriority w:val="99"/>
     <w:semiHidden/>
     <w:unhideWhenUsed/>
@@ -32310,9 +35103,9 @@
       <w:vertAlign w:val="superscript"/>
     </w:rPr>
   </w:style>
-  <w:style w:type="character" w:styleId="827">
+  <w:style w:type="character" w:styleId="877">
     <w:name w:val="Hyperlink"/>
-    <w:basedOn w:val="843"/>
+    <w:basedOn w:val="893"/>
     <w:uiPriority w:val="99"/>
     <w:unhideWhenUsed/>
     <w:pPr>
@@ -32325,9 +35118,9 @@
       <w:u w:val="single"/>
     </w:rPr>
   </w:style>
-  <w:style w:type="character" w:styleId="828">
+  <w:style w:type="character" w:styleId="878">
     <w:name w:val="FollowedHyperlink"/>
-    <w:basedOn w:val="843"/>
+    <w:basedOn w:val="893"/>
     <w:uiPriority w:val="99"/>
     <w:semiHidden/>
     <w:unhideWhenUsed/>
@@ -32341,10 +35134,10 @@
       <w:u w:val="single"/>
     </w:rPr>
   </w:style>
-  <w:style w:type="paragraph" w:styleId="829">
+  <w:style w:type="paragraph" w:styleId="879">
     <w:name w:val="toc 1"/>
-    <w:basedOn w:val="841"/>
-    <w:next w:val="841"/>
+    <w:basedOn w:val="891"/>
+    <w:next w:val="891"/>
     <w:uiPriority w:val="39"/>
     <w:unhideWhenUsed/>
     <w:pPr>
@@ -32353,10 +35146,10 @@
       <w:ind/>
     </w:pPr>
   </w:style>
-  <w:style w:type="paragraph" w:styleId="830">
+  <w:style w:type="paragraph" w:styleId="880">
     <w:name w:val="toc 2"/>
-    <w:basedOn w:val="841"/>
-    <w:next w:val="841"/>
+    <w:basedOn w:val="891"/>
+    <w:next w:val="891"/>
     <w:uiPriority w:val="39"/>
     <w:unhideWhenUsed/>
     <w:pPr>
@@ -32365,10 +35158,10 @@
       <w:ind w:left="220"/>
     </w:pPr>
   </w:style>
-  <w:style w:type="paragraph" w:styleId="831">
+  <w:style w:type="paragraph" w:styleId="881">
     <w:name w:val="toc 3"/>
-    <w:basedOn w:val="841"/>
-    <w:next w:val="841"/>
+    <w:basedOn w:val="891"/>
+    <w:next w:val="891"/>
     <w:uiPriority w:val="39"/>
     <w:unhideWhenUsed/>
     <w:pPr>
@@ -32377,10 +35170,10 @@
       <w:ind w:left="440"/>
     </w:pPr>
   </w:style>
-  <w:style w:type="paragraph" w:styleId="832">
+  <w:style w:type="paragraph" w:styleId="882">
     <w:name w:val="toc 4"/>
-    <w:basedOn w:val="841"/>
-    <w:next w:val="841"/>
+    <w:basedOn w:val="891"/>
+    <w:next w:val="891"/>
     <w:uiPriority w:val="39"/>
     <w:unhideWhenUsed/>
     <w:pPr>
@@ -32389,10 +35182,10 @@
       <w:ind w:left="660"/>
     </w:pPr>
   </w:style>
-  <w:style w:type="paragraph" w:styleId="833">
+  <w:style w:type="paragraph" w:styleId="883">
     <w:name w:val="toc 5"/>
-    <w:basedOn w:val="841"/>
-    <w:next w:val="841"/>
+    <w:basedOn w:val="891"/>
+    <w:next w:val="891"/>
     <w:uiPriority w:val="39"/>
     <w:unhideWhenUsed/>
     <w:pPr>
@@ -32401,10 +35194,10 @@
       <w:ind w:left="880"/>
     </w:pPr>
   </w:style>
-  <w:style w:type="paragraph" w:styleId="834">
+  <w:style w:type="paragraph" w:styleId="884">
     <w:name w:val="toc 6"/>
-    <w:basedOn w:val="841"/>
-    <w:next w:val="841"/>
+    <w:basedOn w:val="891"/>
+    <w:next w:val="891"/>
     <w:uiPriority w:val="39"/>
     <w:unhideWhenUsed/>
     <w:pPr>
@@ -32413,10 +35206,10 @@
       <w:ind w:left="1100"/>
     </w:pPr>
   </w:style>
-  <w:style w:type="paragraph" w:styleId="835">
+  <w:style w:type="paragraph" w:styleId="885">
     <w:name w:val="toc 7"/>
-    <w:basedOn w:val="841"/>
-    <w:next w:val="841"/>
+    <w:basedOn w:val="891"/>
+    <w:next w:val="891"/>
     <w:uiPriority w:val="39"/>
     <w:unhideWhenUsed/>
     <w:pPr>
@@ -32425,10 +35218,10 @@
       <w:ind w:left="1320"/>
     </w:pPr>
   </w:style>
-  <w:style w:type="paragraph" w:styleId="836">
+  <w:style w:type="paragraph" w:styleId="886">
     <w:name w:val="toc 8"/>
-    <w:basedOn w:val="841"/>
-    <w:next w:val="841"/>
+    <w:basedOn w:val="891"/>
+    <w:next w:val="891"/>
     <w:uiPriority w:val="39"/>
     <w:unhideWhenUsed/>
     <w:pPr>
@@ -32437,10 +35230,10 @@
       <w:ind w:left="1540"/>
     </w:pPr>
   </w:style>
-  <w:style w:type="paragraph" w:styleId="837">
+  <w:style w:type="paragraph" w:styleId="887">
     <w:name w:val="toc 9"/>
-    <w:basedOn w:val="841"/>
-    <w:next w:val="841"/>
+    <w:basedOn w:val="891"/>
+    <w:next w:val="891"/>
     <w:uiPriority w:val="39"/>
     <w:unhideWhenUsed/>
     <w:pPr>
@@ -32449,9 +35242,9 @@
       <w:ind w:left="1760"/>
     </w:pPr>
   </w:style>
-  <w:style w:type="character" w:styleId="838">
+  <w:style w:type="character" w:styleId="888">
     <w:name w:val="Placeholder Text"/>
-    <w:basedOn w:val="843"/>
+    <w:basedOn w:val="893"/>
     <w:uiPriority w:val="99"/>
     <w:semiHidden/>
     <w:pPr>
@@ -32463,7 +35256,7 @@
       <w:color w:val="666666"/>
     </w:rPr>
   </w:style>
-  <w:style w:type="paragraph" w:styleId="839">
+  <w:style w:type="paragraph" w:styleId="889">
     <w:name w:val="TOC Heading"/>
     <w:uiPriority w:val="39"/>
     <w:unhideWhenUsed/>
@@ -32473,10 +35266,10 @@
       <w:ind/>
     </w:pPr>
   </w:style>
-  <w:style w:type="paragraph" w:styleId="840">
+  <w:style w:type="paragraph" w:styleId="890">
     <w:name w:val="table of figures"/>
-    <w:basedOn w:val="841"/>
-    <w:next w:val="841"/>
+    <w:basedOn w:val="891"/>
+    <w:next w:val="891"/>
     <w:uiPriority w:val="99"/>
     <w:unhideWhenUsed/>
     <w:pPr>
@@ -32485,7 +35278,7 @@
       <w:ind/>
     </w:pPr>
   </w:style>
-  <w:style w:type="paragraph" w:styleId="841" w:default="1">
+  <w:style w:type="paragraph" w:styleId="891" w:default="1">
     <w:name w:val="Normal"/>
     <w:qFormat/>
     <w:pPr>
@@ -32494,11 +35287,11 @@
       <w:ind/>
     </w:pPr>
   </w:style>
-  <w:style w:type="paragraph" w:styleId="842">
+  <w:style w:type="paragraph" w:styleId="892">
     <w:name w:val="Heading 1"/>
-    <w:basedOn w:val="841"/>
-    <w:next w:val="841"/>
-    <w:link w:val="846"/>
+    <w:basedOn w:val="891"/>
+    <w:next w:val="891"/>
+    <w:link w:val="896"/>
     <w:uiPriority w:val="9"/>
     <w:qFormat/>
     <w:pPr>
@@ -32516,7 +35309,7 @@
       <w:szCs w:val="32"/>
     </w:rPr>
   </w:style>
-  <w:style w:type="character" w:styleId="843" w:default="1">
+  <w:style w:type="character" w:styleId="893" w:default="1">
     <w:name w:val="Default Paragraph Font"/>
     <w:uiPriority w:val="1"/>
     <w:semiHidden/>
@@ -32527,7 +35320,7 @@
       <w:ind/>
     </w:pPr>
   </w:style>
-  <w:style w:type="table" w:styleId="844" w:default="1">
+  <w:style w:type="table" w:styleId="894" w:default="1">
     <w:name w:val="Normal Table"/>
     <w:uiPriority w:val="99"/>
     <w:semiHidden/>
@@ -32539,13 +35332,13 @@
     </w:pPr>
     <w:tblPr>
       <w:tblInd w:w="0" w:type="dxa"/>
-      <w:tblBorders/>
       <w:tblCellMar>
         <w:left w:w="108" w:type="dxa"/>
         <w:top w:w="0" w:type="dxa"/>
         <w:right w:w="108" w:type="dxa"/>
         <w:bottom w:w="0" w:type="dxa"/>
       </w:tblCellMar>
+      <w:tblBorders/>
     </w:tblPr>
     <w:tcPr>
       <w:tcBorders/>
@@ -32720,7 +35513,7 @@
       </w:tcPr>
     </w:tblStylePr>
   </w:style>
-  <w:style w:type="numbering" w:styleId="845" w:default="1">
+  <w:style w:type="numbering" w:styleId="895" w:default="1">
     <w:name w:val="No List"/>
     <w:uiPriority w:val="99"/>
     <w:semiHidden/>
@@ -32731,10 +35524,10 @@
       <w:ind/>
     </w:pPr>
   </w:style>
-  <w:style w:type="character" w:styleId="846" w:customStyle="1">
+  <w:style w:type="character" w:styleId="896" w:customStyle="1">
     <w:name w:val="Kop 1 Char"/>
-    <w:basedOn w:val="843"/>
-    <w:link w:val="842"/>
+    <w:basedOn w:val="893"/>
+    <w:link w:val="892"/>
     <w:uiPriority w:val="9"/>
     <w:pPr>
       <w:pBdr/>
@@ -32748,9 +35541,9 @@
       <w:szCs w:val="32"/>
     </w:rPr>
   </w:style>
-  <w:style w:type="paragraph" w:styleId="847">
+  <w:style w:type="paragraph" w:styleId="897">
     <w:name w:val="List Paragraph"/>
-    <w:basedOn w:val="841"/>
+    <w:basedOn w:val="891"/>
     <w:uiPriority w:val="34"/>
     <w:qFormat/>
     <w:pPr>
@@ -32760,9 +35553,9 @@
       <w:contextualSpacing w:val="true"/>
     </w:pPr>
   </w:style>
-  <w:style w:type="table" w:styleId="848">
+  <w:style w:type="table" w:styleId="898">
     <w:name w:val="Table Grid"/>
-    <w:basedOn w:val="844"/>
+    <w:basedOn w:val="894"/>
     <w:uiPriority w:val="39"/>
     <w:pPr>
       <w:pBdr/>

--- a/Les-2/C practicum les 2.docx
+++ b/Les-2/C practicum les 2.docx
@@ -132,7 +132,7 @@
                         <pic:nvPr/>
                       </pic:nvPicPr>
                       <pic:blipFill rotWithShape="1">
-                        <a:blip r:embed="rId9"/>
+                        <a:blip r:embed="rId10"/>
                         <a:stretch/>
                       </pic:blipFill>
                       <pic:spPr bwMode="auto">
@@ -172,7 +172,7 @@
                 <o:lock v:ext="edit" aspectratio="t"/>
               </v:shapetype>
               <v:shape id="_x0000_i0" o:spid="_x0000_s0" type="#_x0000_t75" style="width:334.50pt;height:348.00pt;mso-wrap-distance-left:0.00pt;mso-wrap-distance-top:0.00pt;mso-wrap-distance-right:0.00pt;mso-wrap-distance-bottom:0.00pt;z-index:1;" stroked="false">
-                <v:imagedata r:id="rId9" o:title=""/>
+                <v:imagedata r:id="rId10" o:title=""/>
                 <o:lock v:ext="edit" rotation="t"/>
               </v:shape>
             </w:pict>
@@ -212,7 +212,7 @@
                         <pic:nvPr/>
                       </pic:nvPicPr>
                       <pic:blipFill rotWithShape="1">
-                        <a:blip r:embed="rId10"/>
+                        <a:blip r:embed="rId11"/>
                         <a:stretch/>
                       </pic:blipFill>
                       <pic:spPr bwMode="auto">
@@ -252,7 +252,7 @@
                 <o:lock v:ext="edit" aspectratio="t"/>
               </v:shapetype>
               <v:shape id="_x0000_i1" o:spid="_x0000_s1" type="#_x0000_t75" style="width:342.00pt;height:69.00pt;mso-wrap-distance-left:0.00pt;mso-wrap-distance-top:0.00pt;mso-wrap-distance-right:0.00pt;mso-wrap-distance-bottom:0.00pt;z-index:1;" stroked="false">
-                <v:imagedata r:id="rId10" o:title=""/>
+                <v:imagedata r:id="rId11" o:title=""/>
                 <o:lock v:ext="edit" rotation="t"/>
               </v:shape>
             </w:pict>
@@ -373,7 +373,7 @@
                         <pic:nvPr/>
                       </pic:nvPicPr>
                       <pic:blipFill rotWithShape="1">
-                        <a:blip r:embed="rId11"/>
+                        <a:blip r:embed="rId12"/>
                         <a:stretch/>
                       </pic:blipFill>
                       <pic:spPr bwMode="auto">
@@ -413,7 +413,7 @@
                 <o:lock v:ext="edit" aspectratio="t"/>
               </v:shapetype>
               <v:shape id="_x0000_i2" o:spid="_x0000_s2" type="#_x0000_t75" style="width:451.30pt;height:381.07pt;mso-wrap-distance-left:0.00pt;mso-wrap-distance-top:0.00pt;mso-wrap-distance-right:0.00pt;mso-wrap-distance-bottom:0.00pt;z-index:1;" stroked="false">
-                <v:imagedata r:id="rId11" o:title=""/>
+                <v:imagedata r:id="rId12" o:title=""/>
                 <o:lock v:ext="edit" rotation="t"/>
               </v:shape>
             </w:pict>
@@ -452,7 +452,7 @@
                         <pic:nvPr/>
                       </pic:nvPicPr>
                       <pic:blipFill rotWithShape="1">
-                        <a:blip r:embed="rId12"/>
+                        <a:blip r:embed="rId13"/>
                         <a:stretch/>
                       </pic:blipFill>
                       <pic:spPr bwMode="auto">
@@ -492,7 +492,7 @@
                 <o:lock v:ext="edit" aspectratio="t"/>
               </v:shapetype>
               <v:shape id="_x0000_i3" o:spid="_x0000_s3" type="#_x0000_t75" style="width:433.50pt;height:65.25pt;mso-wrap-distance-left:0.00pt;mso-wrap-distance-top:0.00pt;mso-wrap-distance-right:0.00pt;mso-wrap-distance-bottom:0.00pt;z-index:1;" stroked="false">
-                <v:imagedata r:id="rId12" o:title=""/>
+                <v:imagedata r:id="rId13" o:title=""/>
                 <o:lock v:ext="edit" rotation="t"/>
               </v:shape>
             </w:pict>
@@ -892,7 +892,7 @@
                         <pic:nvPr/>
                       </pic:nvPicPr>
                       <pic:blipFill rotWithShape="1">
-                        <a:blip r:embed="rId13"/>
+                        <a:blip r:embed="rId14"/>
                         <a:stretch/>
                       </pic:blipFill>
                       <pic:spPr bwMode="auto">
@@ -932,7 +932,7 @@
                 <o:lock v:ext="edit" aspectratio="t"/>
               </v:shapetype>
               <v:shape id="_x0000_i4" o:spid="_x0000_s4" type="#_x0000_t75" style="width:351.00pt;height:327.00pt;mso-wrap-distance-left:0.00pt;mso-wrap-distance-top:0.00pt;mso-wrap-distance-right:0.00pt;mso-wrap-distance-bottom:0.00pt;z-index:1;" stroked="false">
-                <v:imagedata r:id="rId13" o:title=""/>
+                <v:imagedata r:id="rId14" o:title=""/>
                 <o:lock v:ext="edit" rotation="t"/>
               </v:shape>
             </w:pict>
@@ -1029,7 +1029,7 @@
                         <pic:nvPr/>
                       </pic:nvPicPr>
                       <pic:blipFill rotWithShape="1">
-                        <a:blip r:embed="rId14"/>
+                        <a:blip r:embed="rId15"/>
                         <a:stretch/>
                       </pic:blipFill>
                       <pic:spPr bwMode="auto">
@@ -1070,7 +1070,7 @@
               </v:shapetype>
               <v:shape id="_x0000_i5" o:spid="_x0000_s5" type="#_x0000_t75" style="position:absolute;z-index:9216;o:allowoverlap:true;o:allowincell:true;mso-position-horizontal-relative:text;margin-left:0.00pt;mso-position-horizontal:absolute;mso-position-vertical-relative:text;margin-top:421.50pt;mso-position-vertical:absolute;width:405.75pt;height:280.50pt;mso-wrap-distance-left:9.07pt;mso-wrap-distance-top:0.00pt;mso-wrap-distance-right:9.07pt;mso-wrap-distance-bottom:0.00pt;z-index:1;" wrapcoords="0 0 100000 0 100000 100000 0 100000" stroked="false">
                 <w10:wrap type="through"/>
-                <v:imagedata r:id="rId14" o:title=""/>
+                <v:imagedata r:id="rId15" o:title=""/>
                 <o:lock v:ext="edit" rotation="t"/>
               </v:shape>
             </w:pict>
@@ -1099,7 +1099,7 @@
                         <pic:nvPr/>
                       </pic:nvPicPr>
                       <pic:blipFill rotWithShape="1">
-                        <a:blip r:embed="rId15"/>
+                        <a:blip r:embed="rId16"/>
                         <a:stretch/>
                       </pic:blipFill>
                       <pic:spPr bwMode="auto">
@@ -1139,7 +1139,7 @@
                 <o:lock v:ext="edit" aspectratio="t"/>
               </v:shapetype>
               <v:shape id="_x0000_i6" o:spid="_x0000_s6" type="#_x0000_t75" style="width:451.30pt;height:420.02pt;mso-wrap-distance-left:0.00pt;mso-wrap-distance-top:0.00pt;mso-wrap-distance-right:0.00pt;mso-wrap-distance-bottom:0.00pt;z-index:1;" stroked="false">
-                <v:imagedata r:id="rId15" o:title=""/>
+                <v:imagedata r:id="rId16" o:title=""/>
                 <o:lock v:ext="edit" rotation="t"/>
               </v:shape>
             </w:pict>
@@ -1187,7 +1187,7 @@
                         <pic:nvPr/>
                       </pic:nvPicPr>
                       <pic:blipFill rotWithShape="1">
-                        <a:blip r:embed="rId16"/>
+                        <a:blip r:embed="rId17"/>
                         <a:stretch/>
                       </pic:blipFill>
                       <pic:spPr bwMode="auto">
@@ -1227,7 +1227,7 @@
                 <o:lock v:ext="edit" aspectratio="t"/>
               </v:shapetype>
               <v:shape id="_x0000_i7" o:spid="_x0000_s7" type="#_x0000_t75" style="width:443.25pt;height:448.50pt;mso-wrap-distance-left:0.00pt;mso-wrap-distance-top:0.00pt;mso-wrap-distance-right:0.00pt;mso-wrap-distance-bottom:0.00pt;z-index:1;" stroked="false">
-                <v:imagedata r:id="rId16" o:title=""/>
+                <v:imagedata r:id="rId17" o:title=""/>
                 <o:lock v:ext="edit" rotation="t"/>
               </v:shape>
             </w:pict>
@@ -1257,7 +1257,7 @@
                         <pic:nvPr/>
                       </pic:nvPicPr>
                       <pic:blipFill rotWithShape="1">
-                        <a:blip r:embed="rId17"/>
+                        <a:blip r:embed="rId18"/>
                         <a:stretch/>
                       </pic:blipFill>
                       <pic:spPr bwMode="auto">
@@ -1297,7 +1297,7 @@
                 <o:lock v:ext="edit" aspectratio="t"/>
               </v:shapetype>
               <v:shape id="_x0000_i8" o:spid="_x0000_s8" type="#_x0000_t75" style="width:451.30pt;height:135.29pt;mso-wrap-distance-left:0.00pt;mso-wrap-distance-top:0.00pt;mso-wrap-distance-right:0.00pt;mso-wrap-distance-bottom:0.00pt;z-index:1;" stroked="false">
-                <v:imagedata r:id="rId17" o:title=""/>
+                <v:imagedata r:id="rId18" o:title=""/>
                 <o:lock v:ext="edit" rotation="t"/>
               </v:shape>
             </w:pict>
@@ -4449,6 +4449,7 @@
       <w:r/>
     </w:p>
     <w:sectPr>
+      <w:headerReference w:type="default" r:id="rId9"/>
       <w:footnotePr/>
       <w:endnotePr/>
       <w:type w:val="nextPage"/>
@@ -4524,6 +4525,58 @@
     </w:p>
   </w:footnote>
 </w:footnotes>
+</file>
+
+<file path=word/header1.xml><?xml version="1.0" encoding="utf-8"?>
+<w:hdr xmlns:wpc="http://schemas.microsoft.com/office/word/2010/wordprocessingCanvas" xmlns:mc="http://schemas.openxmlformats.org/markup-compatibility/2006" xmlns:o="urn:schemas-microsoft-com:office:office" xmlns:r="http://schemas.openxmlformats.org/officeDocument/2006/relationships" xmlns:m="http://schemas.openxmlformats.org/officeDocument/2006/math" xmlns:v="urn:schemas-microsoft-com:vml" xmlns:wp14="http://schemas.microsoft.com/office/word/2010/wordprocessingDrawing" xmlns:wp="http://schemas.openxmlformats.org/drawingml/2006/wordprocessingDrawing" xmlns:w10="urn:schemas-microsoft-com:office:word" xmlns:w="http://schemas.openxmlformats.org/wordprocessingml/2006/main" xmlns:w14="http://schemas.microsoft.com/office/word/2010/wordml" xmlns:w15="http://schemas.microsoft.com/office/word/2012/wordml" xmlns:wpg="http://schemas.microsoft.com/office/word/2010/wordprocessingGroup" xmlns:wpi="http://schemas.microsoft.com/office/word/2010/wordprocessingInk" xmlns:wne="http://schemas.microsoft.com/office/word/2006/wordml" xmlns:a="http://schemas.openxmlformats.org/drawingml/2006/main" xmlns:wps="http://schemas.microsoft.com/office/word/2010/wordprocessingShape" mc:Ignorable="w14 w15 wp14">
+  <w:p>
+    <w:pPr>
+      <w:pStyle w:val="866"/>
+      <w:pBdr/>
+      <w:spacing/>
+      <w:ind/>
+      <w:rPr>
+        <w:highlight w:val="none"/>
+        <w:lang w:val="en-US"/>
+      </w:rPr>
+    </w:pPr>
+    <w:r>
+      <w:rPr>
+        <w:lang w:val="en-US"/>
+      </w:rPr>
+      <w:t xml:space="preserve">Autor: Tom Steenvoorden</w:t>
+    </w:r>
+    <w:r/>
+  </w:p>
+  <w:p>
+    <w:pPr>
+      <w:pStyle w:val="866"/>
+      <w:pBdr/>
+      <w:spacing/>
+      <w:ind/>
+      <w:rPr/>
+    </w:pPr>
+    <w:r>
+      <w:rPr>
+        <w:highlight w:val="none"/>
+        <w:lang w:val="en-US"/>
+      </w:rPr>
+      <w:t xml:space="preserve">Date: 03-03-2026</w:t>
+    </w:r>
+    <w:r>
+      <w:rPr>
+        <w:highlight w:val="none"/>
+        <w:lang w:val="en-US"/>
+      </w:rPr>
+    </w:r>
+    <w:r>
+      <w:rPr>
+        <w:highlight w:val="none"/>
+        <w:lang w:val="en-US"/>
+      </w:rPr>
+    </w:r>
+  </w:p>
+</w:hdr>
 </file>
 
 <file path=word/numbering.xml><?xml version="1.0" encoding="utf-8"?>
